--- a/docs/SW-SRS-001_Software_Requirements_Specification.docx
+++ b/docs/SW-SRS-001_Software_Requirements_Specification.docx
@@ -465,7 +465,7 @@
       <w:pPr>
         <w:pStyle w:val="Heading1"/>
       </w:pPr>
-      <w:bookmarkStart w:id="1" w:name="_Toc241224786"/>
+      <w:bookmarkStart w:id="1" w:name="_Toc241225778"/>
       <w:r>
         <w:lastRenderedPageBreak/>
         <w:t>Document control</w:t>
@@ -1406,7 +1406,7 @@
       <w:r>
         <w:fldChar w:fldCharType="separate"/>
       </w:r>
-      <w:hyperlink w:anchor="_Toc241224786" w:history="1">
+      <w:hyperlink w:anchor="_Toc241225778" w:history="1">
         <w:r>
           <w:rPr>
             <w:rStyle w:val="Hyperlink"/>
@@ -1433,7 +1433,7 @@
             <w:noProof/>
             <w:webHidden/>
           </w:rPr>
-          <w:instrText xml:space="preserve"> PAGEREF _Toc241224786 \h </w:instrText>
+          <w:instrText xml:space="preserve"> PAGEREF _Toc241225778 \h </w:instrText>
         </w:r>
         <w:r>
           <w:rPr>
@@ -1477,7 +1477,7 @@
           <w:sz w:val="22"/>
         </w:rPr>
       </w:pPr>
-      <w:hyperlink w:anchor="_Toc241224787" w:history="1">
+      <w:hyperlink w:anchor="_Toc241225779" w:history="1">
         <w:r>
           <w:rPr>
             <w:rStyle w:val="Hyperlink"/>
@@ -1504,7 +1504,7 @@
             <w:noProof/>
             <w:webHidden/>
           </w:rPr>
-          <w:instrText xml:space="preserve"> PAGEREF _Toc241224787 \h </w:instrText>
+          <w:instrText xml:space="preserve"> PAGEREF _Toc241225779 \h </w:instrText>
         </w:r>
         <w:r>
           <w:rPr>
@@ -1548,7 +1548,7 @@
           <w:sz w:val="22"/>
         </w:rPr>
       </w:pPr>
-      <w:hyperlink w:anchor="_Toc241224788" w:history="1">
+      <w:hyperlink w:anchor="_Toc241225780" w:history="1">
         <w:r>
           <w:rPr>
             <w:rStyle w:val="Hyperlink"/>
@@ -1575,7 +1575,7 @@
             <w:noProof/>
             <w:webHidden/>
           </w:rPr>
-          <w:instrText xml:space="preserve"> PAGEREF _Toc241224788 \h </w:instrText>
+          <w:instrText xml:space="preserve"> PAGEREF _Toc241225780 \h </w:instrText>
         </w:r>
         <w:r>
           <w:rPr>
@@ -1619,7 +1619,7 @@
           <w:sz w:val="22"/>
         </w:rPr>
       </w:pPr>
-      <w:hyperlink w:anchor="_Toc241224789" w:history="1">
+      <w:hyperlink w:anchor="_Toc241225781" w:history="1">
         <w:r>
           <w:rPr>
             <w:rStyle w:val="Hyperlink"/>
@@ -1646,7 +1646,7 @@
             <w:noProof/>
             <w:webHidden/>
           </w:rPr>
-          <w:instrText xml:space="preserve"> PAGEREF _Toc241224789 \h </w:instrText>
+          <w:instrText xml:space="preserve"> PAGEREF _Toc241225781 \h </w:instrText>
         </w:r>
         <w:r>
           <w:rPr>
@@ -1690,7 +1690,7 @@
           <w:sz w:val="22"/>
         </w:rPr>
       </w:pPr>
-      <w:hyperlink w:anchor="_Toc241224790" w:history="1">
+      <w:hyperlink w:anchor="_Toc241225782" w:history="1">
         <w:r>
           <w:rPr>
             <w:rStyle w:val="Hyperlink"/>
@@ -1717,7 +1717,7 @@
             <w:noProof/>
             <w:webHidden/>
           </w:rPr>
-          <w:instrText xml:space="preserve"> PAGEREF _Toc241224790 \h </w:instrText>
+          <w:instrText xml:space="preserve"> PAGEREF _Toc241225782 \h </w:instrText>
         </w:r>
         <w:r>
           <w:rPr>
@@ -1761,7 +1761,7 @@
           <w:sz w:val="22"/>
         </w:rPr>
       </w:pPr>
-      <w:hyperlink w:anchor="_Toc241224791" w:history="1">
+      <w:hyperlink w:anchor="_Toc241225783" w:history="1">
         <w:r>
           <w:rPr>
             <w:rStyle w:val="Hyperlink"/>
@@ -1788,7 +1788,7 @@
             <w:noProof/>
             <w:webHidden/>
           </w:rPr>
-          <w:instrText xml:space="preserve"> PAGEREF _Toc241224791 \h </w:instrText>
+          <w:instrText xml:space="preserve"> PAGEREF _Toc241225783 \h </w:instrText>
         </w:r>
         <w:r>
           <w:rPr>
@@ -1832,7 +1832,7 @@
           <w:sz w:val="22"/>
         </w:rPr>
       </w:pPr>
-      <w:hyperlink w:anchor="_Toc241224792" w:history="1">
+      <w:hyperlink w:anchor="_Toc241225784" w:history="1">
         <w:r>
           <w:rPr>
             <w:rStyle w:val="Hyperlink"/>
@@ -1859,7 +1859,7 @@
             <w:noProof/>
             <w:webHidden/>
           </w:rPr>
-          <w:instrText xml:space="preserve"> PAGEREF _Toc241224792 \h </w:instrText>
+          <w:instrText xml:space="preserve"> PAGEREF _Toc241225784 \h </w:instrText>
         </w:r>
         <w:r>
           <w:rPr>
@@ -1903,7 +1903,7 @@
           <w:sz w:val="22"/>
         </w:rPr>
       </w:pPr>
-      <w:hyperlink w:anchor="_Toc241224793" w:history="1">
+      <w:hyperlink w:anchor="_Toc241225785" w:history="1">
         <w:r>
           <w:rPr>
             <w:rStyle w:val="Hyperlink"/>
@@ -1930,7 +1930,7 @@
             <w:noProof/>
             <w:webHidden/>
           </w:rPr>
-          <w:instrText xml:space="preserve"> PAGEREF _Toc241224793 \h </w:instrText>
+          <w:instrText xml:space="preserve"> PAGEREF _Toc241225785 \h </w:instrText>
         </w:r>
         <w:r>
           <w:rPr>
@@ -1974,7 +1974,7 @@
           <w:sz w:val="22"/>
         </w:rPr>
       </w:pPr>
-      <w:hyperlink w:anchor="_Toc241224794" w:history="1">
+      <w:hyperlink w:anchor="_Toc241225786" w:history="1">
         <w:r>
           <w:rPr>
             <w:rStyle w:val="Hyperlink"/>
@@ -2001,7 +2001,7 @@
             <w:noProof/>
             <w:webHidden/>
           </w:rPr>
-          <w:instrText xml:space="preserve"> PAGEREF _Toc241224794 \h </w:instrText>
+          <w:instrText xml:space="preserve"> PAGEREF _Toc241225786 \h </w:instrText>
         </w:r>
         <w:r>
           <w:rPr>
@@ -2045,7 +2045,7 @@
           <w:sz w:val="22"/>
         </w:rPr>
       </w:pPr>
-      <w:hyperlink w:anchor="_Toc241224795" w:history="1">
+      <w:hyperlink w:anchor="_Toc241225787" w:history="1">
         <w:r>
           <w:rPr>
             <w:rStyle w:val="Hyperlink"/>
@@ -2072,7 +2072,7 @@
             <w:noProof/>
             <w:webHidden/>
           </w:rPr>
-          <w:instrText xml:space="preserve"> PAGEREF _Toc241224795 \h </w:instrText>
+          <w:instrText xml:space="preserve"> PAGEREF _Toc241225787 \h </w:instrText>
         </w:r>
         <w:r>
           <w:rPr>
@@ -2116,7 +2116,7 @@
           <w:sz w:val="22"/>
         </w:rPr>
       </w:pPr>
-      <w:hyperlink w:anchor="_Toc241224796" w:history="1">
+      <w:hyperlink w:anchor="_Toc241225788" w:history="1">
         <w:r>
           <w:rPr>
             <w:rStyle w:val="Hyperlink"/>
@@ -2143,7 +2143,7 @@
             <w:noProof/>
             <w:webHidden/>
           </w:rPr>
-          <w:instrText xml:space="preserve"> PAGEREF _Toc241224796 \h </w:instrText>
+          <w:instrText xml:space="preserve"> PAGEREF _Toc241225788 \h </w:instrText>
         </w:r>
         <w:r>
           <w:rPr>
@@ -2187,7 +2187,7 @@
           <w:sz w:val="22"/>
         </w:rPr>
       </w:pPr>
-      <w:hyperlink w:anchor="_Toc241224797" w:history="1">
+      <w:hyperlink w:anchor="_Toc241225789" w:history="1">
         <w:r>
           <w:rPr>
             <w:rStyle w:val="Hyperlink"/>
@@ -2214,7 +2214,7 @@
             <w:noProof/>
             <w:webHidden/>
           </w:rPr>
-          <w:instrText xml:space="preserve"> PAGEREF _Toc241224797 \h </w:instrText>
+          <w:instrText xml:space="preserve"> PAGEREF _Toc241225789 \h </w:instrText>
         </w:r>
         <w:r>
           <w:rPr>
@@ -2258,7 +2258,7 @@
           <w:sz w:val="22"/>
         </w:rPr>
       </w:pPr>
-      <w:hyperlink w:anchor="_Toc241224798" w:history="1">
+      <w:hyperlink w:anchor="_Toc241225790" w:history="1">
         <w:r>
           <w:rPr>
             <w:rStyle w:val="Hyperlink"/>
@@ -2285,7 +2285,7 @@
             <w:noProof/>
             <w:webHidden/>
           </w:rPr>
-          <w:instrText xml:space="preserve"> PAGEREF _Toc241224798 \h </w:instrText>
+          <w:instrText xml:space="preserve"> PAGEREF _Toc241225790 \h </w:instrText>
         </w:r>
         <w:r>
           <w:rPr>
@@ -2329,7 +2329,7 @@
           <w:sz w:val="22"/>
         </w:rPr>
       </w:pPr>
-      <w:hyperlink w:anchor="_Toc241224799" w:history="1">
+      <w:hyperlink w:anchor="_Toc241225791" w:history="1">
         <w:r>
           <w:rPr>
             <w:rStyle w:val="Hyperlink"/>
@@ -2356,7 +2356,7 @@
             <w:noProof/>
             <w:webHidden/>
           </w:rPr>
-          <w:instrText xml:space="preserve"> PAGEREF _Toc241224799 \h </w:instrText>
+          <w:instrText xml:space="preserve"> PAGEREF _Toc241225791 \h </w:instrText>
         </w:r>
         <w:r>
           <w:rPr>
@@ -2400,7 +2400,7 @@
           <w:sz w:val="22"/>
         </w:rPr>
       </w:pPr>
-      <w:hyperlink w:anchor="_Toc241224800" w:history="1">
+      <w:hyperlink w:anchor="_Toc241225792" w:history="1">
         <w:r>
           <w:rPr>
             <w:rStyle w:val="Hyperlink"/>
@@ -2427,7 +2427,7 @@
             <w:noProof/>
             <w:webHidden/>
           </w:rPr>
-          <w:instrText xml:space="preserve"> PAGEREF _Toc241224800 \h </w:instrText>
+          <w:instrText xml:space="preserve"> PAGEREF _Toc241225792 \h </w:instrText>
         </w:r>
         <w:r>
           <w:rPr>
@@ -2471,7 +2471,7 @@
           <w:sz w:val="22"/>
         </w:rPr>
       </w:pPr>
-      <w:hyperlink w:anchor="_Toc241224801" w:history="1">
+      <w:hyperlink w:anchor="_Toc241225793" w:history="1">
         <w:r>
           <w:rPr>
             <w:rStyle w:val="Hyperlink"/>
@@ -2498,7 +2498,7 @@
             <w:noProof/>
             <w:webHidden/>
           </w:rPr>
-          <w:instrText xml:space="preserve"> PAGEREF _Toc241224801 \h </w:instrText>
+          <w:instrText xml:space="preserve"> PAGEREF _Toc241225793 \h </w:instrText>
         </w:r>
         <w:r>
           <w:rPr>
@@ -2542,7 +2542,7 @@
           <w:sz w:val="22"/>
         </w:rPr>
       </w:pPr>
-      <w:hyperlink w:anchor="_Toc241224802" w:history="1">
+      <w:hyperlink w:anchor="_Toc241225794" w:history="1">
         <w:r>
           <w:rPr>
             <w:rStyle w:val="Hyperlink"/>
@@ -2569,7 +2569,7 @@
             <w:noProof/>
             <w:webHidden/>
           </w:rPr>
-          <w:instrText xml:space="preserve"> PAGEREF _Toc241224802 \h </w:instrText>
+          <w:instrText xml:space="preserve"> PAGEREF _Toc241225794 \h </w:instrText>
         </w:r>
         <w:r>
           <w:rPr>
@@ -2613,7 +2613,7 @@
           <w:sz w:val="22"/>
         </w:rPr>
       </w:pPr>
-      <w:hyperlink w:anchor="_Toc241224803" w:history="1">
+      <w:hyperlink w:anchor="_Toc241225795" w:history="1">
         <w:r>
           <w:rPr>
             <w:rStyle w:val="Hyperlink"/>
@@ -2640,7 +2640,7 @@
             <w:noProof/>
             <w:webHidden/>
           </w:rPr>
-          <w:instrText xml:space="preserve"> PAGEREF _Toc241224803 \h </w:instrText>
+          <w:instrText xml:space="preserve"> PAGEREF _Toc241225795 \h </w:instrText>
         </w:r>
         <w:r>
           <w:rPr>
@@ -2684,7 +2684,7 @@
           <w:sz w:val="22"/>
         </w:rPr>
       </w:pPr>
-      <w:hyperlink w:anchor="_Toc241224804" w:history="1">
+      <w:hyperlink w:anchor="_Toc241225796" w:history="1">
         <w:r>
           <w:rPr>
             <w:rStyle w:val="Hyperlink"/>
@@ -2711,7 +2711,7 @@
             <w:noProof/>
             <w:webHidden/>
           </w:rPr>
-          <w:instrText xml:space="preserve"> PAGEREF _Toc241224804 \h </w:instrText>
+          <w:instrText xml:space="preserve"> PAGEREF _Toc241225796 \h </w:instrText>
         </w:r>
         <w:r>
           <w:rPr>
@@ -2755,7 +2755,7 @@
           <w:sz w:val="22"/>
         </w:rPr>
       </w:pPr>
-      <w:hyperlink w:anchor="_Toc241224805" w:history="1">
+      <w:hyperlink w:anchor="_Toc241225797" w:history="1">
         <w:r>
           <w:rPr>
             <w:rStyle w:val="Hyperlink"/>
@@ -2782,7 +2782,7 @@
             <w:noProof/>
             <w:webHidden/>
           </w:rPr>
-          <w:instrText xml:space="preserve"> PAGEREF _Toc241224805 \h </w:instrText>
+          <w:instrText xml:space="preserve"> PAGEREF _Toc241225797 \h </w:instrText>
         </w:r>
         <w:r>
           <w:rPr>
@@ -2826,7 +2826,7 @@
           <w:sz w:val="22"/>
         </w:rPr>
       </w:pPr>
-      <w:hyperlink w:anchor="_Toc241224806" w:history="1">
+      <w:hyperlink w:anchor="_Toc241225798" w:history="1">
         <w:r>
           <w:rPr>
             <w:rStyle w:val="Hyperlink"/>
@@ -2853,7 +2853,7 @@
             <w:noProof/>
             <w:webHidden/>
           </w:rPr>
-          <w:instrText xml:space="preserve"> PAGEREF _Toc241224806 \h </w:instrText>
+          <w:instrText xml:space="preserve"> PAGEREF _Toc241225798 \h </w:instrText>
         </w:r>
         <w:r>
           <w:rPr>
@@ -2897,7 +2897,7 @@
           <w:sz w:val="22"/>
         </w:rPr>
       </w:pPr>
-      <w:hyperlink w:anchor="_Toc241224807" w:history="1">
+      <w:hyperlink w:anchor="_Toc241225799" w:history="1">
         <w:r>
           <w:rPr>
             <w:rStyle w:val="Hyperlink"/>
@@ -2924,7 +2924,7 @@
             <w:noProof/>
             <w:webHidden/>
           </w:rPr>
-          <w:instrText xml:space="preserve"> PAGEREF _Toc241224807 \h </w:instrText>
+          <w:instrText xml:space="preserve"> PAGEREF _Toc241225799 \h </w:instrText>
         </w:r>
         <w:r>
           <w:rPr>
@@ -2968,7 +2968,7 @@
           <w:sz w:val="22"/>
         </w:rPr>
       </w:pPr>
-      <w:hyperlink w:anchor="_Toc241224808" w:history="1">
+      <w:hyperlink w:anchor="_Toc241225800" w:history="1">
         <w:r>
           <w:rPr>
             <w:rStyle w:val="Hyperlink"/>
@@ -2995,7 +2995,7 @@
             <w:noProof/>
             <w:webHidden/>
           </w:rPr>
-          <w:instrText xml:space="preserve"> PAGEREF _Toc241224808 \h </w:instrText>
+          <w:instrText xml:space="preserve"> PAGEREF _Toc241225800 \h </w:instrText>
         </w:r>
         <w:r>
           <w:rPr>
@@ -3039,7 +3039,7 @@
           <w:sz w:val="22"/>
         </w:rPr>
       </w:pPr>
-      <w:hyperlink w:anchor="_Toc241224809" w:history="1">
+      <w:hyperlink w:anchor="_Toc241225801" w:history="1">
         <w:r>
           <w:rPr>
             <w:rStyle w:val="Hyperlink"/>
@@ -3066,7 +3066,7 @@
             <w:noProof/>
             <w:webHidden/>
           </w:rPr>
-          <w:instrText xml:space="preserve"> PAGEREF _Toc241224809 \h </w:instrText>
+          <w:instrText xml:space="preserve"> PAGEREF _Toc241225801 \h </w:instrText>
         </w:r>
         <w:r>
           <w:rPr>
@@ -3110,7 +3110,7 @@
           <w:sz w:val="22"/>
         </w:rPr>
       </w:pPr>
-      <w:hyperlink w:anchor="_Toc241224810" w:history="1">
+      <w:hyperlink w:anchor="_Toc241225802" w:history="1">
         <w:r>
           <w:rPr>
             <w:rStyle w:val="Hyperlink"/>
@@ -3137,7 +3137,7 @@
             <w:noProof/>
             <w:webHidden/>
           </w:rPr>
-          <w:instrText xml:space="preserve"> PAGEREF _Toc241224810 \h </w:instrText>
+          <w:instrText xml:space="preserve"> PAGEREF _Toc241225802 \h </w:instrText>
         </w:r>
         <w:r>
           <w:rPr>
@@ -3181,7 +3181,7 @@
           <w:sz w:val="22"/>
         </w:rPr>
       </w:pPr>
-      <w:hyperlink w:anchor="_Toc241224811" w:history="1">
+      <w:hyperlink w:anchor="_Toc241225803" w:history="1">
         <w:r>
           <w:rPr>
             <w:rStyle w:val="Hyperlink"/>
@@ -3208,7 +3208,7 @@
             <w:noProof/>
             <w:webHidden/>
           </w:rPr>
-          <w:instrText xml:space="preserve"> PAGEREF _Toc241224811 \h </w:instrText>
+          <w:instrText xml:space="preserve"> PAGEREF _Toc241225803 \h </w:instrText>
         </w:r>
         <w:r>
           <w:rPr>
@@ -3252,7 +3252,7 @@
           <w:sz w:val="22"/>
         </w:rPr>
       </w:pPr>
-      <w:hyperlink w:anchor="_Toc241224812" w:history="1">
+      <w:hyperlink w:anchor="_Toc241225804" w:history="1">
         <w:r>
           <w:rPr>
             <w:rStyle w:val="Hyperlink"/>
@@ -3279,7 +3279,7 @@
             <w:noProof/>
             <w:webHidden/>
           </w:rPr>
-          <w:instrText xml:space="preserve"> PAGEREF _Toc241224812 \h </w:instrText>
+          <w:instrText xml:space="preserve"> PAGEREF _Toc241225804 \h </w:instrText>
         </w:r>
         <w:r>
           <w:rPr>
@@ -3323,7 +3323,7 @@
           <w:sz w:val="22"/>
         </w:rPr>
       </w:pPr>
-      <w:hyperlink w:anchor="_Toc241224813" w:history="1">
+      <w:hyperlink w:anchor="_Toc241225805" w:history="1">
         <w:r>
           <w:rPr>
             <w:rStyle w:val="Hyperlink"/>
@@ -3350,7 +3350,7 @@
             <w:noProof/>
             <w:webHidden/>
           </w:rPr>
-          <w:instrText xml:space="preserve"> PAGEREF _Toc241224813 \h </w:instrText>
+          <w:instrText xml:space="preserve"> PAGEREF _Toc241225805 \h </w:instrText>
         </w:r>
         <w:r>
           <w:rPr>
@@ -3395,7 +3395,7 @@
       <w:pPr>
         <w:pStyle w:val="Heading1"/>
       </w:pPr>
-      <w:bookmarkStart w:id="2" w:name="_Toc241224787"/>
+      <w:bookmarkStart w:id="2" w:name="_Toc241225779"/>
       <w:r>
         <w:lastRenderedPageBreak/>
         <w:t>1  Introduction</w:t>
@@ -3406,7 +3406,7 @@
       <w:pPr>
         <w:pStyle w:val="Heading2"/>
       </w:pPr>
-      <w:bookmarkStart w:id="3" w:name="_Toc241224788"/>
+      <w:bookmarkStart w:id="3" w:name="_Toc241225780"/>
       <w:r>
         <w:t>1.1  Purpose</w:t>
       </w:r>
@@ -3441,7 +3441,7 @@
       <w:pPr>
         <w:pStyle w:val="Heading2"/>
       </w:pPr>
-      <w:bookmarkStart w:id="4" w:name="_Toc241224789"/>
+      <w:bookmarkStart w:id="4" w:name="_Toc241225781"/>
       <w:r>
         <w:t>1.2  Scope</w:t>
       </w:r>
@@ -3459,7 +3459,7 @@
       <w:pPr>
         <w:pStyle w:val="Heading2"/>
       </w:pPr>
-      <w:bookmarkStart w:id="5" w:name="_Toc241224790"/>
+      <w:bookmarkStart w:id="5" w:name="_Toc241225782"/>
       <w:r>
         <w:t>1.3  Intende</w:t>
       </w:r>
@@ -3664,7 +3664,7 @@
       <w:pPr>
         <w:pStyle w:val="Heading2"/>
       </w:pPr>
-      <w:bookmarkStart w:id="6" w:name="_Toc241224791"/>
+      <w:bookmarkStart w:id="6" w:name="_Toc241225783"/>
       <w:r>
         <w:t>1.4  Conformance to standards</w:t>
       </w:r>
@@ -3915,7 +3915,7 @@
       <w:pPr>
         <w:pStyle w:val="Heading2"/>
       </w:pPr>
-      <w:bookmarkStart w:id="7" w:name="_Toc241224792"/>
+      <w:bookmarkStart w:id="7" w:name="_Toc241225784"/>
       <w:r>
         <w:t>1.5  Definitions</w:t>
       </w:r>
@@ -4469,7 +4469,7 @@
       <w:pPr>
         <w:pStyle w:val="Heading2"/>
       </w:pPr>
-      <w:bookmarkStart w:id="8" w:name="_Toc241224793"/>
+      <w:bookmarkStart w:id="8" w:name="_Toc241225785"/>
       <w:r>
         <w:t>1.6  References</w:t>
       </w:r>
@@ -4754,7 +4754,7 @@
       <w:pPr>
         <w:pStyle w:val="Heading1"/>
       </w:pPr>
-      <w:bookmarkStart w:id="9" w:name="_Toc241224794"/>
+      <w:bookmarkStart w:id="9" w:name="_Toc241225786"/>
       <w:r>
         <w:lastRenderedPageBreak/>
         <w:t>2  Overall description</w:t>
@@ -4765,7 +4765,7 @@
       <w:pPr>
         <w:pStyle w:val="Heading2"/>
       </w:pPr>
-      <w:bookmarkStart w:id="10" w:name="_Toc241224795"/>
+      <w:bookmarkStart w:id="10" w:name="_Toc241225787"/>
       <w:r>
         <w:t xml:space="preserve">2.1  Product </w:t>
       </w:r>
@@ -4841,7 +4841,7 @@
       <w:pPr>
         <w:pStyle w:val="Heading2"/>
       </w:pPr>
-      <w:bookmarkStart w:id="11" w:name="_Toc241224796"/>
+      <w:bookmarkStart w:id="11" w:name="_Toc241225788"/>
       <w:r>
         <w:t>2.2  Sta</w:t>
       </w:r>
@@ -5229,7 +5229,7 @@
       <w:pPr>
         <w:pStyle w:val="Heading2"/>
       </w:pPr>
-      <w:bookmarkStart w:id="12" w:name="_Toc241224797"/>
+      <w:bookmarkStart w:id="12" w:name="_Toc241225789"/>
       <w:r>
         <w:t>2.3  Product functions (summary)</w:t>
       </w:r>
@@ -5615,7 +5615,7 @@
       <w:pPr>
         <w:pStyle w:val="Heading2"/>
       </w:pPr>
-      <w:bookmarkStart w:id="13" w:name="_Toc241224798"/>
+      <w:bookmarkStart w:id="13" w:name="_Toc241225790"/>
       <w:r>
         <w:t>2.4  User classes and characteristics</w:t>
       </w:r>
@@ -6216,7 +6216,7 @@
       <w:pPr>
         <w:pStyle w:val="Heading2"/>
       </w:pPr>
-      <w:bookmarkStart w:id="14" w:name="_Toc241224799"/>
+      <w:bookmarkStart w:id="14" w:name="_Toc241225791"/>
       <w:r>
         <w:t>2.5  Operating environment</w:t>
       </w:r>
@@ -6316,7 +6316,7 @@
       <w:pPr>
         <w:pStyle w:val="Heading2"/>
       </w:pPr>
-      <w:bookmarkStart w:id="15" w:name="_Toc241224800"/>
+      <w:bookmarkStart w:id="15" w:name="_Toc241225792"/>
       <w:r>
         <w:t>2.6  Design and implementation constraints</w:t>
       </w:r>
@@ -6425,7 +6425,7 @@
       <w:pPr>
         <w:pStyle w:val="Heading2"/>
       </w:pPr>
-      <w:bookmarkStart w:id="16" w:name="_Toc241224801"/>
+      <w:bookmarkStart w:id="16" w:name="_Toc241225793"/>
       <w:r>
         <w:t>2.7  Assumptions and dependencies</w:t>
       </w:r>
@@ -6489,7 +6489,7 @@
       <w:pPr>
         <w:pStyle w:val="Heading1"/>
       </w:pPr>
-      <w:bookmarkStart w:id="17" w:name="_Toc241224802"/>
+      <w:bookmarkStart w:id="17" w:name="_Toc241225794"/>
       <w:r>
         <w:lastRenderedPageBreak/>
         <w:t>3  Software requirements specification</w:t>
@@ -6538,7 +6538,7 @@
       <w:pPr>
         <w:pStyle w:val="Heading2"/>
       </w:pPr>
-      <w:bookmarkStart w:id="18" w:name="_Toc241224803"/>
+      <w:bookmarkStart w:id="18" w:name="_Toc241225795"/>
       <w:r>
         <w:t>3.1  Requirement attributes</w:t>
       </w:r>
@@ -6824,7 +6824,7 @@
       <w:pPr>
         <w:pStyle w:val="Heading2"/>
       </w:pPr>
-      <w:bookmarkStart w:id="19" w:name="_Toc241224804"/>
+      <w:bookmarkStart w:id="19" w:name="_Toc241225796"/>
       <w:r>
         <w:t>3.2  Functional requirements</w:t>
       </w:r>
@@ -9220,7 +9220,7 @@
               <w:rPr>
                 <w:sz w:val="17"/>
               </w:rPr>
-              <w:t xml:space="preserve">The system shall report </w:t>
+              <w:t xml:space="preserve">The storefront and the Android app shall always show a camera button at the right of the product search box; on Android, tapping it shall offer Camera or Gallery. The API shall report </w:t>
             </w:r>
             <w:r>
               <w:rPr>
@@ -9228,21 +9228,19 @@
                 <w:color w:val="0B532B"/>
                 <w:sz w:val="15"/>
               </w:rPr>
-              <w:t xml:space="preserve">{enabled, </w:t>
-            </w:r>
-            <w:r>
-              <w:rPr>
-                <w:rFonts w:ascii="Consolas" w:hAnsi="Consolas"/>
-                <w:color w:val="0B532B"/>
-                <w:sz w:val="15"/>
-              </w:rPr>
-              <w:t>available, model}</w:t>
-            </w:r>
-            <w:r>
-              <w:rPr>
-                <w:sz w:val="17"/>
-              </w:rPr>
-              <w:t xml:space="preserve"> so clients can show or hide the camera entry point.</w:t>
+              <w:t>{enabled, available, model}</w:t>
+            </w:r>
+            <w:r>
+              <w:rPr>
+                <w:sz w:val="17"/>
+              </w:rPr>
+              <w:t xml:space="preserve">; if image search is unavailable, the result </w:t>
+            </w:r>
+            <w:r>
+              <w:rPr>
+                <w:sz w:val="17"/>
+              </w:rPr>
+              <w:t>screen shall say so.</w:t>
             </w:r>
           </w:p>
         </w:tc>
@@ -9419,7 +9417,13 @@
               <w:rPr>
                 <w:sz w:val="17"/>
               </w:rPr>
-              <w:t>The Android app shall accept images shared from other apps (ACTION_SEND, image/*).</w:t>
+              <w:t xml:space="preserve">The Android app shall accept images shared </w:t>
+            </w:r>
+            <w:r>
+              <w:rPr>
+                <w:sz w:val="17"/>
+              </w:rPr>
+              <w:t>from other apps (ACTION_SEND, image/*).</w:t>
             </w:r>
           </w:p>
         </w:tc>
@@ -9596,7 +9600,13 @@
               <w:rPr>
                 <w:sz w:val="17"/>
               </w:rPr>
-              <w:t>The system shall run without network access to any model hub at run time.</w:t>
+              <w:t>The system shall run without network access</w:t>
+            </w:r>
+            <w:r>
+              <w:rPr>
+                <w:sz w:val="17"/>
+              </w:rPr>
+              <w:t xml:space="preserve"> to any model hub at run time.</w:t>
             </w:r>
           </w:p>
         </w:tc>
@@ -9668,10 +9678,10 @@
     </w:p>
     <w:p>
       <w:r>
-        <w:t xml:space="preserve">Added in version 1.1. Before a photo is compared with the catalogue, the system finds the product inside </w:t>
+        <w:t xml:space="preserve">Added in version 1.1. Before a photo is compared with the catalogue, the system finds the product inside it, shows that area as a glowing green rectangle and </w:t>
       </w:r>
       <w:r>
-        <w:t>it, shows that area as a glowing green rectangle and searches only that area. The user can move or resize the rectangle when it does not match their intent. The same applies when staff register product images.</w:t>
+        <w:t>searches only that area. The user can move or resize the rectangle when it does not match their intent. The same applies when staff register product images.</w:t>
       </w:r>
     </w:p>
     <w:p>
@@ -9751,15 +9761,7 @@
                 <w:color w:val="15803D"/>
                 <w:sz w:val="17"/>
               </w:rPr>
-              <w:t>Require</w:t>
-            </w:r>
-            <w:r>
-              <w:rPr>
-                <w:b/>
-                <w:color w:val="15803D"/>
-                <w:sz w:val="17"/>
-              </w:rPr>
-              <w:t>ment</w:t>
+              <w:t>Requirement</w:t>
             </w:r>
           </w:p>
         </w:tc>
@@ -9854,7 +9856,13 @@
               <w:rPr>
                 <w:sz w:val="17"/>
               </w:rPr>
-              <w:t>The system shall segment each query photo automatically, detect the target product area and return it as {x, y, w, h} fractions of the upright photo together with the search results.</w:t>
+              <w:t xml:space="preserve">The system shall </w:t>
+            </w:r>
+            <w:r>
+              <w:rPr>
+                <w:sz w:val="17"/>
+              </w:rPr>
+              <w:t>segment each query photo automatically, detect the target product area and return it as {x, y, w, h} fractions of the upright photo together with the search results.</w:t>
             </w:r>
           </w:p>
         </w:tc>
@@ -9942,13 +9950,13 @@
               <w:rPr>
                 <w:sz w:val="17"/>
               </w:rPr>
-              <w:t xml:space="preserve">The storefront and </w:t>
-            </w:r>
-            <w:r>
-              <w:rPr>
-                <w:sz w:val="17"/>
-              </w:rPr>
-              <w:t>Android app shall display the detected area as a glowing green rectangle over the photo, with the outside dimmed.</w:t>
+              <w:t xml:space="preserve">The storefront and Android app shall display the detected area as a </w:t>
+            </w:r>
+            <w:r>
+              <w:rPr>
+                <w:sz w:val="17"/>
+              </w:rPr>
+              <w:t>glowing green rectangle over the photo, with the outside dimmed.</w:t>
             </w:r>
           </w:p>
         </w:tc>
@@ -10125,13 +10133,13 @@
               <w:rPr>
                 <w:sz w:val="17"/>
               </w:rPr>
-              <w:t>The user shall be able to</w:t>
-            </w:r>
-            <w:r>
-              <w:rPr>
-                <w:sz w:val="17"/>
-              </w:rPr>
-              <w:t xml:space="preserve"> move the rectangle, resize it from any of its 8 handles, draw a new rectangle by dragging on the photo, and move/resize it with the keyboard (arrow keys; Shift + arrows resizes).</w:t>
+              <w:t xml:space="preserve">The user shall be able to move the rectangle, resize it from any of its 8 </w:t>
+            </w:r>
+            <w:r>
+              <w:rPr>
+                <w:sz w:val="17"/>
+              </w:rPr>
+              <w:t>handles, draw a new rectangle by dragging on the photo, and move/resize it with the keyboard (arrow keys; Shift + arrows resizes).</w:t>
             </w:r>
           </w:p>
         </w:tc>
@@ -10220,13 +10228,13 @@
               <w:rPr>
                 <w:sz w:val="17"/>
               </w:rPr>
-              <w:t xml:space="preserve">When the user finishes adjusting, the system shall </w:t>
-            </w:r>
-            <w:r>
-              <w:rPr>
-                <w:sz w:val="17"/>
-              </w:rPr>
-              <w:t>search again for the adjusted area only; the user shall be able to return to the detected area or search the whole photo.</w:t>
+              <w:t xml:space="preserve">When the user finishes adjusting, the system shall search again for the adjusted area only; the user </w:t>
+            </w:r>
+            <w:r>
+              <w:rPr>
+                <w:sz w:val="17"/>
+              </w:rPr>
+              <w:t>shall be able to return to the detected area or search the whole photo.</w:t>
             </w:r>
           </w:p>
         </w:tc>
@@ -10314,13 +10322,7 @@
               <w:rPr>
                 <w:sz w:val="17"/>
               </w:rPr>
-              <w:t xml:space="preserve">If no single product stands out (the area would cover ≥ 92 % of the photo), the system shall search the whole </w:t>
-            </w:r>
-            <w:r>
-              <w:rPr>
-                <w:sz w:val="17"/>
-              </w:rPr>
-              <w:t>photo and say so.</w:t>
+              <w:t>If no single product stands out (the area would cover ≥ 92 % of the photo), the system shall search the whole photo and say so.</w:t>
             </w:r>
           </w:p>
         </w:tc>
@@ -10409,7 +10411,13 @@
               <w:rPr>
                 <w:sz w:val="17"/>
               </w:rPr>
-              <w:t>On product image registration the system shall detect the product area of each image, show it as a green rectangle on the image, and embed only that area for the search index.</w:t>
+              <w:t xml:space="preserve">On product </w:t>
+            </w:r>
+            <w:r>
+              <w:rPr>
+                <w:sz w:val="17"/>
+              </w:rPr>
+              <w:t>image registration the system shall detect the product area of each image, show it as a green rectangle on the image, and embed only that area for the search index.</w:t>
             </w:r>
           </w:p>
         </w:tc>
@@ -10497,13 +10505,13 @@
               <w:rPr>
                 <w:sz w:val="17"/>
               </w:rPr>
-              <w:t xml:space="preserve">Staff shall be able </w:t>
-            </w:r>
-            <w:r>
-              <w:rPr>
-                <w:sz w:val="17"/>
-              </w:rPr>
-              <w:t>to adjust the area of each catalogue image; an adjusted area shall be stored as manual, used for indexing and kept when the index is rebuilt.</w:t>
+              <w:t xml:space="preserve">Staff shall be able to adjust the area of each catalogue image; an </w:t>
+            </w:r>
+            <w:r>
+              <w:rPr>
+                <w:sz w:val="17"/>
+              </w:rPr>
+              <w:t>adjusted area shall be stored as manual, used for indexing and kept when the index is rebuilt.</w:t>
             </w:r>
           </w:p>
         </w:tc>
@@ -10592,13 +10600,13 @@
               <w:rPr>
                 <w:sz w:val="17"/>
               </w:rPr>
-              <w:t xml:space="preserve">The Android app shall detect the area on the device with the bundled model; when it uploads </w:t>
-            </w:r>
-            <w:r>
-              <w:rPr>
-                <w:sz w:val="17"/>
-              </w:rPr>
-              <w:t>the photo instead, the server shall detect the area or use the user's rectangle.</w:t>
+              <w:t xml:space="preserve">The Android app shall detect the area on the device with the bundled model; when it uploads the photo instead, the server shall detect the </w:t>
+            </w:r>
+            <w:r>
+              <w:rPr>
+                <w:sz w:val="17"/>
+              </w:rPr>
+              <w:t>area or use the user's rectangle.</w:t>
             </w:r>
           </w:p>
         </w:tc>
@@ -10669,6 +10677,7 @@
               <w:rPr>
                 <w:sz w:val="17"/>
               </w:rPr>
+              <w:lastRenderedPageBreak/>
               <w:t>FR-VIS-18</w:t>
             </w:r>
           </w:p>
@@ -10759,7 +10768,6 @@
               <w:rPr>
                 <w:sz w:val="17"/>
               </w:rPr>
-              <w:lastRenderedPageBreak/>
               <w:t>FR-VIS-19</w:t>
             </w:r>
           </w:p>
@@ -10776,13 +10784,13 @@
               <w:rPr>
                 <w:sz w:val="17"/>
               </w:rPr>
-              <w:t xml:space="preserve">Area </w:t>
-            </w:r>
-            <w:r>
-              <w:rPr>
-                <w:sz w:val="17"/>
-              </w:rPr>
-              <w:t>detection shall be switchable and tunable by configuration (VISUAL_SEARCH_DETECT, VISUAL_SEARCH_DETECT_SIDE).</w:t>
+              <w:t xml:space="preserve">Area detection shall be switchable and tunable by </w:t>
+            </w:r>
+            <w:r>
+              <w:rPr>
+                <w:sz w:val="17"/>
+              </w:rPr>
+              <w:t>configuration (VISUAL_SEARCH_DETECT, VISUAL_SEARCH_DETECT_SIDE).</w:t>
             </w:r>
           </w:p>
         </w:tc>
@@ -10870,13 +10878,7 @@
               <w:rPr>
                 <w:sz w:val="17"/>
               </w:rPr>
-              <w:t xml:space="preserve">A client-supplied rectangle shall be validated (finite numbers inside the image, sides ≥ 2 %); a malformed one shall be </w:t>
-            </w:r>
-            <w:r>
-              <w:rPr>
-                <w:sz w:val="17"/>
-              </w:rPr>
-              <w:t>rejected with HTTP 400.</w:t>
+              <w:t>A client-supplied rectangle shall be validated (finite numbers inside the image, sides ≥ 2 %); a malformed one shall be rejected with HTTP 400.</w:t>
             </w:r>
           </w:p>
         </w:tc>
@@ -10943,7 +10945,10 @@
         <w:pStyle w:val="Heading3"/>
       </w:pPr>
       <w:r>
-        <w:t>3.2.5  Cart, coupons and wishlist (CART)</w:t>
+        <w:t xml:space="preserve">3.2.5  Cart, </w:t>
+      </w:r>
+      <w:r>
+        <w:t>coupons and wishlist (CART)</w:t>
       </w:r>
     </w:p>
     <w:tbl>
@@ -11109,13 +11114,7 @@
               <w:rPr>
                 <w:sz w:val="17"/>
               </w:rPr>
-              <w:t>The system shall keep one server cart per customer and revalidate it on every read: remove missing/inactive/out-of-stock products, clamp</w:t>
-            </w:r>
-            <w:r>
-              <w:rPr>
-                <w:sz w:val="17"/>
-              </w:rPr>
-              <w:t xml:space="preserve"> quantities to stock, refresh prices.</w:t>
+              <w:t>The system shall keep one server cart per customer and revalidate it on every read: remove missing/inactive/out-of-stock products, clamp quantities to stock, refresh prices.</w:t>
             </w:r>
           </w:p>
         </w:tc>
@@ -11292,13 +11291,13 @@
               <w:rPr>
                 <w:sz w:val="17"/>
               </w:rPr>
-              <w:t xml:space="preserve">The storefront shall keep a guest cart in local storage and </w:t>
-            </w:r>
-            <w:r>
-              <w:rPr>
-                <w:sz w:val="17"/>
-              </w:rPr>
-              <w:t>merge it into the server cart after sign-in (quantities clamped to stock).</w:t>
+              <w:t xml:space="preserve">The storefront shall keep a guest cart in local storage and merge it into the server cart after sign-in </w:t>
+            </w:r>
+            <w:r>
+              <w:rPr>
+                <w:sz w:val="17"/>
+              </w:rPr>
+              <w:t>(quantities clamped to stock).</w:t>
             </w:r>
           </w:p>
         </w:tc>
@@ -11475,7 +11474,13 @@
               <w:rPr>
                 <w:sz w:val="17"/>
               </w:rPr>
-              <w:t>A percentage coupon shall be capped by its maximum discount (0 = no cap) and no discount shall exceed the subtotal.</w:t>
+              <w:t xml:space="preserve">A percentage coupon </w:t>
+            </w:r>
+            <w:r>
+              <w:rPr>
+                <w:sz w:val="17"/>
+              </w:rPr>
+              <w:t>shall be capped by its maximum discount (0 = no cap) and no discount shall exceed the subtotal.</w:t>
             </w:r>
           </w:p>
         </w:tc>
@@ -11563,13 +11568,13 @@
               <w:rPr>
                 <w:sz w:val="17"/>
               </w:rPr>
-              <w:t>The system shall compute shipping as free when the discounted subtotal ≥ 50, every item has free</w:t>
-            </w:r>
-            <w:r>
-              <w:rPr>
-                <w:sz w:val="17"/>
-              </w:rPr>
-              <w:t xml:space="preserve"> shipping, or the cart is empty; otherwise 9.99.</w:t>
+              <w:t>The system shall compute shipping as free when the discounted subtotal ≥ 50, every item has free shipping, or the cart is empty; otherwise</w:t>
+            </w:r>
+            <w:r>
+              <w:rPr>
+                <w:sz w:val="17"/>
+              </w:rPr>
+              <w:t xml:space="preserve"> 9.99.</w:t>
             </w:r>
           </w:p>
         </w:tc>
@@ -11746,13 +11751,7 @@
               <w:rPr>
                 <w:sz w:val="17"/>
               </w:rPr>
-              <w:t>The system shall let a customer add or remove a product from</w:t>
-            </w:r>
-            <w:r>
-              <w:rPr>
-                <w:sz w:val="17"/>
-              </w:rPr>
-              <w:t xml:space="preserve"> the wishlist with one action.</w:t>
+              <w:t>The system shall let a customer add or remove a product from the wishlist with one action.</w:t>
             </w:r>
           </w:p>
         </w:tc>
@@ -12073,7 +12072,13 @@
               <w:rPr>
                 <w:sz w:val="17"/>
               </w:rPr>
-              <w:t>The system shall reserve stock atomically: each line decrements stock only if stock ≥ quantity; otherwise the whole order fails with HTTP 409.</w:t>
+              <w:t xml:space="preserve">The system shall reserve stock </w:t>
+            </w:r>
+            <w:r>
+              <w:rPr>
+                <w:sz w:val="17"/>
+              </w:rPr>
+              <w:t>atomically: each line decrements stock only if stock ≥ quantity; otherwise the whole order fails with HTTP 409.</w:t>
             </w:r>
           </w:p>
         </w:tc>
@@ -12162,13 +12167,7 @@
               <w:rPr>
                 <w:sz w:val="17"/>
               </w:rPr>
-              <w:t xml:space="preserve">The system shall support payment methods card, PayPal, Apple Pay and cash on </w:t>
-            </w:r>
-            <w:r>
-              <w:rPr>
-                <w:sz w:val="17"/>
-              </w:rPr>
-              <w:t>delivery.</w:t>
+              <w:t>The system shall support payment methods card, PayPal, Apple Pay and cash on delivery.</w:t>
             </w:r>
           </w:p>
         </w:tc>
@@ -12256,7 +12255,13 @@
               <w:rPr>
                 <w:sz w:val="17"/>
               </w:rPr>
-              <w:t>The system shall snapshot item name, price, SKU, image and variant into the order.</w:t>
+              <w:t xml:space="preserve">The system </w:t>
+            </w:r>
+            <w:r>
+              <w:rPr>
+                <w:sz w:val="17"/>
+              </w:rPr>
+              <w:t>shall snapshot item name, price, SKU, image and variant into the order.</w:t>
             </w:r>
           </w:p>
         </w:tc>
@@ -12461,7 +12466,13 @@
               <w:rPr>
                 <w:sz w:val="17"/>
               </w:rPr>
-              <w:t>Order status shall follow pending → processing → shipped → delivered, with cancellation allowed from pending or processing only.</w:t>
+              <w:t xml:space="preserve">Order </w:t>
+            </w:r>
+            <w:r>
+              <w:rPr>
+                <w:sz w:val="17"/>
+              </w:rPr>
+              <w:t>status shall follow pending → processing → shipped → delivered, with cancellation allowed from pending or processing only.</w:t>
             </w:r>
           </w:p>
         </w:tc>
@@ -12550,13 +12561,7 @@
               <w:rPr>
                 <w:sz w:val="17"/>
               </w:rPr>
-              <w:t xml:space="preserve">On cancellation the system </w:t>
-            </w:r>
-            <w:r>
-              <w:rPr>
-                <w:sz w:val="17"/>
-              </w:rPr>
-              <w:t>shall restore stock, reverse sold counts and refund a paid payment.</w:t>
+              <w:t>On cancellation the system shall restore stock, reverse sold counts and refund a paid payment.</w:t>
             </w:r>
           </w:p>
         </w:tc>
@@ -12733,13 +12738,7 @@
               <w:rPr>
                 <w:sz w:val="17"/>
               </w:rPr>
-              <w:t xml:space="preserve">A customer shall see only their own orders; staff may </w:t>
-            </w:r>
-            <w:r>
-              <w:rPr>
-                <w:sz w:val="17"/>
-              </w:rPr>
-              <w:t>see all.</w:t>
+              <w:t>A customer shall see only their own orders; staff may see all.</w:t>
             </w:r>
           </w:p>
         </w:tc>
@@ -12827,7 +12826,13 @@
               <w:rPr>
                 <w:sz w:val="17"/>
               </w:rPr>
-              <w:t>Staff shall be able to set carrier, tracking number and estimated delivery.</w:t>
+              <w:t xml:space="preserve">Staff shall be able to set carrier, tracking </w:t>
+            </w:r>
+            <w:r>
+              <w:rPr>
+                <w:sz w:val="17"/>
+              </w:rPr>
+              <w:t>number and estimated delivery.</w:t>
             </w:r>
           </w:p>
         </w:tc>
@@ -13044,6 +13049,7 @@
               <w:rPr>
                 <w:sz w:val="17"/>
               </w:rPr>
+              <w:lastRenderedPageBreak/>
               <w:t>FR-REV-01</w:t>
             </w:r>
           </w:p>
@@ -13060,13 +13066,7 @@
               <w:rPr>
                 <w:sz w:val="17"/>
               </w:rPr>
-              <w:t xml:space="preserve">A customer shall be able to post one review (rating 1–5, title ≤ 120, </w:t>
-            </w:r>
-            <w:r>
-              <w:rPr>
-                <w:sz w:val="17"/>
-              </w:rPr>
-              <w:t>comment ≤ 2000) per product.</w:t>
+              <w:t>A customer shall be able to post one review (rating 1–5, title ≤ 120, comment ≤ 2000) per product.</w:t>
             </w:r>
           </w:p>
         </w:tc>
@@ -13137,7 +13137,6 @@
               <w:rPr>
                 <w:sz w:val="17"/>
               </w:rPr>
-              <w:lastRenderedPageBreak/>
               <w:t>FR-REV-02</w:t>
             </w:r>
           </w:p>
@@ -13155,7 +13154,13 @@
               <w:rPr>
                 <w:sz w:val="17"/>
               </w:rPr>
-              <w:t>A review shall be marked “verified purchase” when the author has a delivered order containing the product.</w:t>
+              <w:t xml:space="preserve">A review shall be marked </w:t>
+            </w:r>
+            <w:r>
+              <w:rPr>
+                <w:sz w:val="17"/>
+              </w:rPr>
+              <w:t>“verified purchase” when the author has a delivered order containing the product.</w:t>
             </w:r>
           </w:p>
         </w:tc>
@@ -13244,13 +13249,7 @@
               <w:rPr>
                 <w:sz w:val="17"/>
               </w:rPr>
-              <w:t xml:space="preserve">The product rating and review count shall be recalculated from approved </w:t>
-            </w:r>
-            <w:r>
-              <w:rPr>
-                <w:sz w:val="17"/>
-              </w:rPr>
-              <w:t>reviews after every create, update, delete or moderation.</w:t>
+              <w:t>The product rating and review count shall be recalculated from approved reviews after every create, update, delete or moderation.</w:t>
             </w:r>
           </w:p>
         </w:tc>
@@ -13571,13 +13570,13 @@
               <w:rPr>
                 <w:sz w:val="17"/>
               </w:rPr>
-              <w:t>The dashboard shall show revenue, orders,</w:t>
-            </w:r>
-            <w:r>
-              <w:rPr>
-                <w:sz w:val="17"/>
-              </w:rPr>
-              <w:t xml:space="preserve"> customers and conversion rate with change versus the previous period for 7 d, 30 d, 90 d and 12 m.</w:t>
+              <w:t xml:space="preserve">The dashboard shall show revenue, orders, customers and conversion rate with change versus the previous period for 7 d, </w:t>
+            </w:r>
+            <w:r>
+              <w:rPr>
+                <w:sz w:val="17"/>
+              </w:rPr>
+              <w:t>30 d, 90 d and 12 m.</w:t>
             </w:r>
           </w:p>
         </w:tc>
@@ -13665,13 +13664,7 @@
               <w:rPr>
                 <w:sz w:val="17"/>
               </w:rPr>
-              <w:t xml:space="preserve">Staff shall be able to create, edit, activate/deactivate and delete products, including images (≤ 8 per upload, ≤ 5 MB each) and zh/ja </w:t>
-            </w:r>
-            <w:r>
-              <w:rPr>
-                <w:sz w:val="17"/>
-              </w:rPr>
-              <w:t>translations.</w:t>
+              <w:t>Staff shall be able to create, edit, activate/deactivate and delete products, including images (≤ 8 per upload, ≤ 5 MB each) and zh/ja translations.</w:t>
             </w:r>
           </w:p>
         </w:tc>
@@ -13760,7 +13753,13 @@
               <w:rPr>
                 <w:sz w:val="17"/>
               </w:rPr>
-              <w:t>The system shall prevent deleting a category that still has products or sub-categories (HTTP 409).</w:t>
+              <w:t>The system shall prevent deleting a category</w:t>
+            </w:r>
+            <w:r>
+              <w:rPr>
+                <w:sz w:val="17"/>
+              </w:rPr>
+              <w:t xml:space="preserve"> that still has products or sub-categories (HTTP 409).</w:t>
             </w:r>
           </w:p>
         </w:tc>
@@ -13937,7 +13936,13 @@
               <w:rPr>
                 <w:sz w:val="17"/>
               </w:rPr>
-              <w:t>Staff shall be able to list customers with order count and total spent, view detail, deactivate/activate, and export all customers as UTF-8 CSV.</w:t>
+              <w:t xml:space="preserve">Staff shall be able to list customers with order count and total </w:t>
+            </w:r>
+            <w:r>
+              <w:rPr>
+                <w:sz w:val="17"/>
+              </w:rPr>
+              <w:t>spent, view detail, deactivate/activate, and export all customers as UTF-8 CSV.</w:t>
             </w:r>
           </w:p>
         </w:tc>
@@ -14025,13 +14030,7 @@
               <w:rPr>
                 <w:sz w:val="17"/>
               </w:rPr>
-              <w:t xml:space="preserve">Staff shall be able to manage coupons and banners (hero, promo, mobile </w:t>
-            </w:r>
-            <w:r>
-              <w:rPr>
-                <w:sz w:val="17"/>
-              </w:rPr>
-              <w:t>placements).</w:t>
+              <w:t>Staff shall be able to manage coupons and banners (hero, promo, mobile placements).</w:t>
             </w:r>
           </w:p>
         </w:tc>
@@ -14120,7 +14119,13 @@
               <w:rPr>
                 <w:sz w:val="17"/>
               </w:rPr>
-              <w:t>A super admin shall be able to create, edit, deactivate and delete manager/admin accounts; super-admin accounts cannot be changed through the API.</w:t>
+              <w:t xml:space="preserve">A super admin shall be able to create, </w:t>
+            </w:r>
+            <w:r>
+              <w:rPr>
+                <w:sz w:val="17"/>
+              </w:rPr>
+              <w:t>edit, deactivate and delete manager/admin accounts; super-admin accounts cannot be changed through the API.</w:t>
             </w:r>
           </w:p>
         </w:tc>
@@ -14208,13 +14213,7 @@
               <w:rPr>
                 <w:sz w:val="17"/>
               </w:rPr>
-              <w:t xml:space="preserve">Changing a staff member's role or permissions, </w:t>
-            </w:r>
-            <w:r>
-              <w:rPr>
-                <w:sz w:val="17"/>
-              </w:rPr>
-              <w:t>or deactivating them, shall sign them out of every session.</w:t>
+              <w:t>Changing a staff member's role or permissions, or deactivating them, shall sign them out of every session.</w:t>
             </w:r>
           </w:p>
         </w:tc>
@@ -14281,7 +14280,10 @@
         <w:pStyle w:val="Heading3"/>
       </w:pPr>
       <w:r>
-        <w:t>3.2.9  Localisation (I18N)</w:t>
+        <w:t xml:space="preserve">3.2.9  </w:t>
+      </w:r>
+      <w:r>
+        <w:t>Localisation (I18N)</w:t>
       </w:r>
     </w:p>
     <w:tbl>
@@ -14563,7 +14565,13 @@
               <w:rPr>
                 <w:sz w:val="17"/>
               </w:rPr>
-              <w:t>, the user's saved language, then Accept-Language, and return messages in that language.</w:t>
+              <w:t>, the user's saved</w:t>
+            </w:r>
+            <w:r>
+              <w:rPr>
+                <w:sz w:val="17"/>
+              </w:rPr>
+              <w:t xml:space="preserve"> language, then Accept-Language, and return messages in that language.</w:t>
             </w:r>
           </w:p>
         </w:tc>
@@ -14629,7 +14637,7 @@
       <w:pPr>
         <w:pStyle w:val="Heading2"/>
       </w:pPr>
-      <w:bookmarkStart w:id="20" w:name="_Toc241224805"/>
+      <w:bookmarkStart w:id="20" w:name="_Toc241225797"/>
       <w:r>
         <w:t>3.3  Non-functional requirements (ISO/IEC 25010)</w:t>
       </w:r>
@@ -14637,10 +14645,7 @@
     </w:p>
     <w:p>
       <w:r>
-        <w:t xml:space="preserve">Non-functional requirements are </w:t>
-      </w:r>
-      <w:r>
-        <w:t>grouped by the product-quality characteristics of ISO/IEC 25010:2023.</w:t>
+        <w:t>Non-functional requirements are grouped by the product-quality characteristics of ISO/IEC 25010:2023.</w:t>
       </w:r>
     </w:p>
     <w:p>
@@ -14649,7 +14654,10 @@
         <w:keepNext/>
       </w:pPr>
       <w:r>
-        <w:t>Table 7 – Non-functional requirements</w:t>
+        <w:t xml:space="preserve">Table 7 – </w:t>
+      </w:r>
+      <w:r>
+        <w:t>Non-functional requirements</w:t>
       </w:r>
     </w:p>
     <w:tbl>
@@ -14831,29 +14839,29 @@
               <w:rPr>
                 <w:sz w:val="16"/>
               </w:rPr>
-              <w:t xml:space="preserve">Cart, checkout preview and saved order </w:t>
-            </w:r>
+              <w:t>Cart, checkout preview and saved order totals shall be identical for the same input.</w:t>
+            </w:r>
+          </w:p>
+        </w:tc>
+        <w:tc>
+          <w:tcPr>
+            <w:tcW w:w="3005" w:type="dxa"/>
+          </w:tcPr>
+          <w:p>
+            <w:pPr>
+              <w:spacing w:after="0" w:line="240" w:lineRule="auto"/>
+            </w:pPr>
             <w:r>
               <w:rPr>
                 <w:sz w:val="16"/>
               </w:rPr>
-              <w:t>totals shall be identical for the same input.</w:t>
-            </w:r>
-          </w:p>
-        </w:tc>
-        <w:tc>
-          <w:tcPr>
-            <w:tcW w:w="3005" w:type="dxa"/>
-          </w:tcPr>
-          <w:p>
-            <w:pPr>
-              <w:spacing w:after="0" w:line="240" w:lineRule="auto"/>
-            </w:pPr>
+              <w:t xml:space="preserve">Single pricing service; unit test of </w:t>
+            </w:r>
             <w:r>
               <w:rPr>
                 <w:sz w:val="16"/>
               </w:rPr>
-              <w:t>Single pricing service; unit test of computeTotals</w:t>
+              <w:t>computeTotals</w:t>
             </w:r>
           </w:p>
         </w:tc>
@@ -14943,13 +14951,7 @@
               <w:rPr>
                 <w:sz w:val="16"/>
               </w:rPr>
-              <w:t xml:space="preserve">Load test; </w:t>
-            </w:r>
-            <w:r>
-              <w:rPr>
-                <w:sz w:val="16"/>
-              </w:rPr>
-              <w:t>indexes on category, price, rating, soldCount, createdAt</w:t>
+              <w:t>Load test; indexes on category, price, rating, soldCount, createdAt</w:t>
             </w:r>
           </w:p>
         </w:tc>
@@ -15004,7 +15006,13 @@
               <w:rPr>
                 <w:sz w:val="16"/>
               </w:rPr>
-              <w:t>Performance efficiency – time</w:t>
+              <w:t xml:space="preserve">Performance </w:t>
+            </w:r>
+            <w:r>
+              <w:rPr>
+                <w:sz w:val="16"/>
+              </w:rPr>
+              <w:t>efficiency – time</w:t>
             </w:r>
           </w:p>
         </w:tc>
@@ -15109,7 +15117,13 @@
               <w:rPr>
                 <w:sz w:val="16"/>
               </w:rPr>
-              <w:t>The API shall hold the image index in memory at 1.5 KB per image vector.</w:t>
+              <w:t xml:space="preserve">The API shall hold the image index in </w:t>
+            </w:r>
+            <w:r>
+              <w:rPr>
+                <w:sz w:val="16"/>
+              </w:rPr>
+              <w:t>memory at 1.5 KB per image vector.</w:t>
             </w:r>
           </w:p>
         </w:tc>
@@ -15165,6 +15179,7 @@
               <w:rPr>
                 <w:sz w:val="16"/>
               </w:rPr>
+              <w:lastRenderedPageBreak/>
               <w:t>NFR-CO-01</w:t>
             </w:r>
           </w:p>
@@ -15300,7 +15315,13 @@
               <w:rPr>
                 <w:sz w:val="16"/>
               </w:rPr>
-              <w:t>A first-time shopper shall complete checkout without help in ≤ 3 steps.</w:t>
+              <w:t xml:space="preserve">A </w:t>
+            </w:r>
+            <w:r>
+              <w:rPr>
+                <w:sz w:val="16"/>
+              </w:rPr>
+              <w:t>first-time shopper shall complete checkout without help in ≤ 3 steps.</w:t>
             </w:r>
           </w:p>
         </w:tc>
@@ -15356,7 +15377,6 @@
               <w:rPr>
                 <w:sz w:val="16"/>
               </w:rPr>
-              <w:lastRenderedPageBreak/>
               <w:t>NFR-IU-02</w:t>
             </w:r>
           </w:p>
@@ -15389,13 +15409,13 @@
               <w:rPr>
                 <w:sz w:val="16"/>
               </w:rPr>
-              <w:t>Web UI shall meet WCAG 2.0</w:t>
+              <w:t xml:space="preserve">Web UI shall meet WCAG 2.0 AA contrast (text-muted 5.0:1), keyboard use, reduced motion and forced </w:t>
             </w:r>
             <w:r>
               <w:rPr>
                 <w:sz w:val="16"/>
               </w:rPr>
-              <w:t xml:space="preserve"> AA contrast (text-muted 5.0:1), keyboard use, reduced motion and forced colours.</w:t>
+              <w:t>colours.</w:t>
             </w:r>
           </w:p>
         </w:tc>
@@ -15572,7 +15592,13 @@
               <w:rPr>
                 <w:sz w:val="16"/>
               </w:rPr>
-              <w:t>A failure after stock reservation shall leave stock unchanged (transaction or manual rollback).</w:t>
+              <w:t xml:space="preserve">A failure after stock reservation shall leave </w:t>
+            </w:r>
+            <w:r>
+              <w:rPr>
+                <w:sz w:val="16"/>
+              </w:rPr>
+              <w:t>stock unchanged (transaction or manual rollback).</w:t>
             </w:r>
           </w:p>
         </w:tc>
@@ -15747,7 +15773,13 @@
               <w:rPr>
                 <w:sz w:val="16"/>
               </w:rPr>
-              <w:t>Security – confidentiality</w:t>
+              <w:t xml:space="preserve">Security – </w:t>
+            </w:r>
+            <w:r>
+              <w:rPr>
+                <w:sz w:val="16"/>
+              </w:rPr>
+              <w:t>confidentiality</w:t>
             </w:r>
           </w:p>
         </w:tc>
@@ -15968,13 +16000,7 @@
               <w:rPr>
                 <w:sz w:val="16"/>
               </w:rPr>
-              <w:t xml:space="preserve">In production the API shall rate-limit: 1000 req/15 min general, 30/15 </w:t>
-            </w:r>
-            <w:r>
-              <w:rPr>
-                <w:sz w:val="16"/>
-              </w:rPr>
-              <w:t>min auth, 60/min writes, 20/min image search.</w:t>
+              <w:t>In production the API shall rate-limit: 1000 req/15 min general, 30/15 min auth, 60/min writes, 20/min image search.</w:t>
             </w:r>
           </w:p>
         </w:tc>
@@ -16046,7 +16072,13 @@
               <w:rPr>
                 <w:sz w:val="16"/>
               </w:rPr>
-              <w:t>Security – accountability</w:t>
+              <w:t xml:space="preserve">Security – </w:t>
+            </w:r>
+            <w:r>
+              <w:rPr>
+                <w:sz w:val="16"/>
+              </w:rPr>
+              <w:t>accountability</w:t>
             </w:r>
           </w:p>
         </w:tc>
@@ -16151,13 +16183,7 @@
               <w:rPr>
                 <w:sz w:val="16"/>
               </w:rPr>
-              <w:t xml:space="preserve">Mobile tokens </w:t>
-            </w:r>
-            <w:r>
-              <w:rPr>
-                <w:sz w:val="16"/>
-              </w:rPr>
-              <w:t>shall be stored in encrypted storage and excluded from backups.</w:t>
+              <w:t>Mobile tokens shall be stored in encrypted storage and excluded from backups.</w:t>
             </w:r>
           </w:p>
         </w:tc>
@@ -16334,7 +16360,13 @@
               <w:rPr>
                 <w:sz w:val="16"/>
               </w:rPr>
-              <w:t>Automated unit and API tests shall cover pricing, coupons, order state machine and auth.</w:t>
+              <w:t xml:space="preserve">Automated unit and API tests shall cover pricing, coupons, </w:t>
+            </w:r>
+            <w:r>
+              <w:rPr>
+                <w:sz w:val="16"/>
+              </w:rPr>
+              <w:t>order state machine and auth.</w:t>
             </w:r>
           </w:p>
         </w:tc>
@@ -16431,15 +16463,7 @@
                 <w:color w:val="0B532B"/>
                 <w:sz w:val="14"/>
               </w:rPr>
-              <w:t>npm</w:t>
-            </w:r>
-            <w:r>
-              <w:rPr>
-                <w:rFonts w:ascii="Consolas" w:hAnsi="Consolas"/>
-                <w:color w:val="0B532B"/>
-                <w:sz w:val="14"/>
-              </w:rPr>
-              <w:t xml:space="preserve"> install</w:t>
+              <w:t>npm install</w:t>
             </w:r>
             <w:r>
               <w:rPr>
@@ -16559,7 +16583,13 @@
               <w:rPr>
                 <w:sz w:val="16"/>
               </w:rPr>
-              <w:t>Flexibility – adaptability</w:t>
+              <w:t xml:space="preserve">Flexibility </w:t>
+            </w:r>
+            <w:r>
+              <w:rPr>
+                <w:sz w:val="16"/>
+              </w:rPr>
+              <w:t>– adaptability</w:t>
             </w:r>
           </w:p>
         </w:tc>
@@ -16664,7 +16694,13 @@
               <w:rPr>
                 <w:sz w:val="16"/>
               </w:rPr>
-              <w:t>If the image-search model is missing, the rest of the system shall work and the API shall answer 503 for image search only.</w:t>
+              <w:t xml:space="preserve">If the image-search model is missing, the rest of the system shall </w:t>
+            </w:r>
+            <w:r>
+              <w:rPr>
+                <w:sz w:val="16"/>
+              </w:rPr>
+              <w:t>work and the API shall answer 503 for image search only.</w:t>
             </w:r>
           </w:p>
         </w:tc>
@@ -16752,13 +16788,7 @@
               <w:rPr>
                 <w:sz w:val="16"/>
               </w:rPr>
-              <w:t xml:space="preserve">Server-side area detection </w:t>
-            </w:r>
-            <w:r>
-              <w:rPr>
-                <w:sz w:val="16"/>
-              </w:rPr>
-              <w:t>shall add ≤ 0.5 s per photo on the reference machine.</w:t>
+              <w:t>Server-side area detection shall add ≤ 0.5 s per photo on the reference machine.</w:t>
             </w:r>
           </w:p>
         </w:tc>
@@ -16847,13 +16877,7 @@
               <w:rPr>
                 <w:sz w:val="16"/>
               </w:rPr>
-              <w:t xml:space="preserve">On photos of a product on a plain background, the detected area shall overlap the product with IoU ≥ 0.5 in ≥ </w:t>
-            </w:r>
-            <w:r>
-              <w:rPr>
-                <w:sz w:val="16"/>
-              </w:rPr>
-              <w:t>90 % of cases.</w:t>
+              <w:t>On photos of a product on a plain background, the detected area shall overlap the product with IoU ≥ 0.5 in ≥ 90 % of cases.</w:t>
             </w:r>
           </w:p>
         </w:tc>
@@ -16941,7 +16965,13 @@
               <w:rPr>
                 <w:sz w:val="16"/>
               </w:rPr>
-              <w:t>Server (JavaScript) and Android (Java) detectors shall produce the same area for the same model output (coordinate difference &lt; 0.001).</w:t>
+              <w:t xml:space="preserve">Server </w:t>
+            </w:r>
+            <w:r>
+              <w:rPr>
+                <w:sz w:val="16"/>
+              </w:rPr>
+              <w:t>(JavaScript) and Android (Java) detectors shall produce the same area for the same model output (coordinate difference &lt; 0.001).</w:t>
             </w:r>
           </w:p>
         </w:tc>
@@ -17030,7 +17060,13 @@
               <w:rPr>
                 <w:sz w:val="16"/>
               </w:rPr>
-              <w:t>The rectangle shall be operable by mouse, touch (22 px handles on touch screens) and keyboard, and respect reduced-motion and forced-colours settings.</w:t>
+              <w:t xml:space="preserve">The rectangle shall be operable by mouse, </w:t>
+            </w:r>
+            <w:r>
+              <w:rPr>
+                <w:sz w:val="16"/>
+              </w:rPr>
+              <w:t>touch (22 px handles on touch screens) and keyboard, and respect reduced-motion and forced-colours settings.</w:t>
             </w:r>
           </w:p>
         </w:tc>
@@ -17084,7 +17120,7 @@
       <w:pPr>
         <w:pStyle w:val="Heading1"/>
       </w:pPr>
-      <w:bookmarkStart w:id="21" w:name="_Toc241224806"/>
+      <w:bookmarkStart w:id="21" w:name="_Toc241225798"/>
       <w:r>
         <w:lastRenderedPageBreak/>
         <w:t>4  Use-case model</w:t>
@@ -17093,20 +17129,17 @@
     </w:p>
     <w:p>
       <w:r>
-        <w:t xml:space="preserve">The </w:t>
+        <w:t xml:space="preserve">The use-case model refines the stakeholder needs of section 2 into user-goal interactions (operational </w:t>
       </w:r>
       <w:r>
-        <w:t>use-case model refines the stakeholder needs of section 2 into user-goal interactions (operational scenarios in the sense of ISO/IEC/IEEE 29148). Each specification lists actor, trigger, pre- and post-conditions, main success scenario, alternative and exce</w:t>
-      </w:r>
-      <w:r>
-        <w:t>ption flows, and the requirements and screens it traces to.</w:t>
+        <w:t>scenarios in the sense of ISO/IEC/IEEE 29148). Each specification lists actor, trigger, pre- and post-conditions, main success scenario, alternative and exception flows, and the requirements and screens it traces to.</w:t>
       </w:r>
     </w:p>
     <w:p>
       <w:pPr>
         <w:pStyle w:val="Heading2"/>
       </w:pPr>
-      <w:bookmarkStart w:id="22" w:name="_Toc241224807"/>
+      <w:bookmarkStart w:id="22" w:name="_Toc241225799"/>
       <w:r>
         <w:t>4.1  Actors</w:t>
       </w:r>
@@ -17751,7 +17784,7 @@
       <w:pPr>
         <w:pStyle w:val="Heading2"/>
       </w:pPr>
-      <w:bookmarkStart w:id="23" w:name="_Toc241224808"/>
+      <w:bookmarkStart w:id="23" w:name="_Toc241225800"/>
       <w:r>
         <w:t>4.2  Use-case diagram</w:t>
       </w:r>
@@ -17816,13 +17849,10 @@
       <w:pPr>
         <w:pStyle w:val="Heading2"/>
       </w:pPr>
-      <w:bookmarkStart w:id="24" w:name="_Toc241224809"/>
+      <w:bookmarkStart w:id="24" w:name="_Toc241225801"/>
       <w:r>
         <w:lastRenderedPageBreak/>
-        <w:t>4.3</w:t>
-      </w:r>
-      <w:r>
-        <w:t xml:space="preserve">  Use-case catalogue</w:t>
+        <w:t>4.3  Use-case catalogue</w:t>
       </w:r>
       <w:bookmarkEnd w:id="24"/>
     </w:p>
@@ -19325,7 +19355,13 @@
               <w:rPr>
                 <w:sz w:val="18"/>
               </w:rPr>
-              <w:t>Manage categories</w:t>
+              <w:t xml:space="preserve">Manage </w:t>
+            </w:r>
+            <w:r>
+              <w:rPr>
+                <w:sz w:val="18"/>
+              </w:rPr>
+              <w:t>categories</w:t>
             </w:r>
           </w:p>
         </w:tc>
@@ -19679,13 +19715,7 @@
               <w:rPr>
                 <w:sz w:val="18"/>
               </w:rPr>
-              <w:t xml:space="preserve">Moderate </w:t>
-            </w:r>
-            <w:r>
-              <w:rPr>
-                <w:sz w:val="18"/>
-              </w:rPr>
-              <w:t>reviews</w:t>
+              <w:t>Moderate reviews</w:t>
             </w:r>
           </w:p>
         </w:tc>
@@ -20144,13 +20174,7 @@
               <w:rPr>
                 <w:sz w:val="18"/>
               </w:rPr>
-              <w:t xml:space="preserve">Guest / </w:t>
-            </w:r>
-            <w:r>
-              <w:rPr>
-                <w:sz w:val="18"/>
-              </w:rPr>
-              <w:t>Customer</w:t>
+              <w:t>Guest / Customer</w:t>
             </w:r>
           </w:p>
         </w:tc>
@@ -20288,9 +20312,12 @@
       <w:pPr>
         <w:pStyle w:val="Heading2"/>
       </w:pPr>
-      <w:bookmarkStart w:id="25" w:name="_Toc241224810"/>
+      <w:bookmarkStart w:id="25" w:name="_Toc241225802"/>
       <w:r>
-        <w:t>4.4  Customer use-case specifications</w:t>
+        <w:t xml:space="preserve">4.4  Customer </w:t>
+      </w:r>
+      <w:r>
+        <w:t>use-case specifications</w:t>
       </w:r>
       <w:bookmarkEnd w:id="25"/>
     </w:p>
@@ -20484,13 +20511,7 @@
               <w:rPr>
                 <w:sz w:val="17"/>
               </w:rPr>
-              <w:t xml:space="preserve">Guest </w:t>
-            </w:r>
-            <w:r>
-              <w:rPr>
-                <w:sz w:val="17"/>
-              </w:rPr>
-              <w:t>selects “Create account” (SF-13 / AN-03)</w:t>
+              <w:t>Guest selects “Create account” (SF-13 / AN-03)</w:t>
             </w:r>
           </w:p>
         </w:tc>
@@ -20568,24 +20589,24 @@
               <w:rPr>
                 <w:sz w:val="17"/>
               </w:rPr>
-              <w:t>• Guest enters name, e-mail, optional phone, password and confirmation.</w:t>
-            </w:r>
-          </w:p>
-          <w:p>
-            <w:pPr>
-              <w:spacing w:after="0" w:line="240" w:lineRule="auto"/>
-            </w:pPr>
-            <w:r>
-              <w:rPr>
-                <w:sz w:val="17"/>
-              </w:rPr>
-              <w:t>• Client checks password = confirmation (and on Android: name ≥ 2, e-mail format, password</w:t>
-            </w:r>
-            <w:r>
-              <w:rPr>
-                <w:sz w:val="17"/>
-              </w:rPr>
-              <w:t xml:space="preserve"> ≥ 6).</w:t>
+              <w:t xml:space="preserve">• Guest </w:t>
+            </w:r>
+            <w:r>
+              <w:rPr>
+                <w:sz w:val="17"/>
+              </w:rPr>
+              <w:t>enters name, e-mail, optional phone, password and confirmation.</w:t>
+            </w:r>
+          </w:p>
+          <w:p>
+            <w:pPr>
+              <w:spacing w:after="0" w:line="240" w:lineRule="auto"/>
+            </w:pPr>
+            <w:r>
+              <w:rPr>
+                <w:sz w:val="17"/>
+              </w:rPr>
+              <w:t>• Client checks password = confirmation (and on Android: name ≥ 2, e-mail format, password ≥ 6).</w:t>
             </w:r>
           </w:p>
           <w:p>
@@ -20607,7 +20628,13 @@
               <w:rPr>
                 <w:sz w:val="17"/>
               </w:rPr>
-              <w:t>• System validates, creates the user (bcrypt hash) and an empty cart, returns user + token pair (201).</w:t>
+              <w:t>• System validates, creates the user (bcrypt hash) and an e</w:t>
+            </w:r>
+            <w:r>
+              <w:rPr>
+                <w:sz w:val="17"/>
+              </w:rPr>
+              <w:t>mpty cart, returns user + token pair (201).</w:t>
             </w:r>
           </w:p>
           <w:p>
@@ -20641,14 +20668,7 @@
                 <w:b/>
                 <w:sz w:val="17"/>
               </w:rPr>
-              <w:t>Alterna</w:t>
-            </w:r>
-            <w:r>
-              <w:rPr>
-                <w:b/>
-                <w:sz w:val="17"/>
-              </w:rPr>
-              <w:t>tives</w:t>
+              <w:t>Alternatives</w:t>
             </w:r>
           </w:p>
         </w:tc>
@@ -20675,7 +20695,13 @@
               <w:rPr>
                 <w:sz w:val="17"/>
               </w:rPr>
-              <w:t xml:space="preserve">• A2 Field invalid → HTTP 422 with </w:t>
+              <w:t xml:space="preserve">• A2 Field invalid → HTTP </w:t>
+            </w:r>
+            <w:r>
+              <w:rPr>
+                <w:sz w:val="17"/>
+              </w:rPr>
+              <w:t xml:space="preserve">422 with </w:t>
             </w:r>
             <w:r>
               <w:rPr>
@@ -20969,13 +20995,7 @@
               <w:rPr>
                 <w:sz w:val="17"/>
               </w:rPr>
-              <w:t xml:space="preserve">Account </w:t>
-            </w:r>
-            <w:r>
-              <w:rPr>
-                <w:sz w:val="17"/>
-              </w:rPr>
-              <w:t>exists and is active</w:t>
+              <w:t>Account exists and is active</w:t>
             </w:r>
           </w:p>
         </w:tc>
@@ -21025,52 +21045,52 @@
               <w:rPr>
                 <w:sz w:val="17"/>
               </w:rPr>
-              <w:t>• System verifies the password, stores a new refresh token (keeps 5), records lastLoginAt, returns tokens.</w:t>
-            </w:r>
-          </w:p>
-          <w:p>
-            <w:pPr>
-              <w:spacing w:after="0" w:line="240" w:lineRule="auto"/>
-            </w:pPr>
-            <w:r>
-              <w:rPr>
-                <w:sz w:val="17"/>
-              </w:rPr>
-              <w:t>• Client stores tokens (web: localStorage; Androi</w:t>
-            </w:r>
-            <w:r>
-              <w:rPr>
-                <w:sz w:val="17"/>
-              </w:rPr>
-              <w:t>d: SharedPreferences) and returns to the page that required sign-in.</w:t>
-            </w:r>
-          </w:p>
-          <w:p>
-            <w:pPr>
-              <w:spacing w:after="0" w:line="240" w:lineRule="auto"/>
-            </w:pPr>
-            <w:r>
-              <w:rPr>
-                <w:sz w:val="17"/>
-              </w:rPr>
-              <w:t>• When an access token expires, the client interceptor calls POST /auth/refresh once, stores the new pair and replays the request.</w:t>
-            </w:r>
-          </w:p>
-          <w:p>
-            <w:pPr>
-              <w:spacing w:after="0" w:line="240" w:lineRule="auto"/>
-            </w:pPr>
-            <w:r>
-              <w:rPr>
-                <w:sz w:val="17"/>
-              </w:rPr>
-              <w:t xml:space="preserve">• User selects Sign out → POST /auth/logout revokes the </w:t>
-            </w:r>
-            <w:r>
-              <w:rPr>
-                <w:sz w:val="17"/>
-              </w:rPr>
-              <w:t>refresh token; the client clears local state.</w:t>
+              <w:t xml:space="preserve">• System </w:t>
+            </w:r>
+            <w:r>
+              <w:rPr>
+                <w:sz w:val="17"/>
+              </w:rPr>
+              <w:t>verifies the password, stores a new refresh token (keeps 5), records lastLoginAt, returns tokens.</w:t>
+            </w:r>
+          </w:p>
+          <w:p>
+            <w:pPr>
+              <w:spacing w:after="0" w:line="240" w:lineRule="auto"/>
+            </w:pPr>
+            <w:r>
+              <w:rPr>
+                <w:sz w:val="17"/>
+              </w:rPr>
+              <w:t>• Client stores tokens (web: localStorage; Android: SharedPreferences) and returns to the page that required sign-in.</w:t>
+            </w:r>
+          </w:p>
+          <w:p>
+            <w:pPr>
+              <w:spacing w:after="0" w:line="240" w:lineRule="auto"/>
+            </w:pPr>
+            <w:r>
+              <w:rPr>
+                <w:sz w:val="17"/>
+              </w:rPr>
+              <w:t>• When an access token expires, the clie</w:t>
+            </w:r>
+            <w:r>
+              <w:rPr>
+                <w:sz w:val="17"/>
+              </w:rPr>
+              <w:t>nt interceptor calls POST /auth/refresh once, stores the new pair and replays the request.</w:t>
+            </w:r>
+          </w:p>
+          <w:p>
+            <w:pPr>
+              <w:spacing w:after="0" w:line="240" w:lineRule="auto"/>
+            </w:pPr>
+            <w:r>
+              <w:rPr>
+                <w:sz w:val="17"/>
+              </w:rPr>
+              <w:t>• User selects Sign out → POST /auth/logout revokes the refresh token; the client clears local state.</w:t>
             </w:r>
           </w:p>
         </w:tc>
@@ -21109,7 +21129,13 @@
               <w:rPr>
                 <w:sz w:val="17"/>
               </w:rPr>
-              <w:t>• A1 Wrong credentials → 401 “Invalid email or password”.</w:t>
+              <w:t>• A1 Wrong credentials → 401 “Invalid email or pa</w:t>
+            </w:r>
+            <w:r>
+              <w:rPr>
+                <w:sz w:val="17"/>
+              </w:rPr>
+              <w:t>ssword”.</w:t>
             </w:r>
           </w:p>
           <w:p>
@@ -21142,13 +21168,7 @@
               <w:rPr>
                 <w:sz w:val="17"/>
               </w:rPr>
-              <w:t>• A4 Refre</w:t>
-            </w:r>
-            <w:r>
-              <w:rPr>
-                <w:sz w:val="17"/>
-              </w:rPr>
-              <w:t>sh token revoked/expired → tokens cleared, toast “Your session expired”, sign-in screen shown.</w:t>
+              <w:t>• A4 Refresh token revoked/expired → tokens cleared, toast “Your session expired”, sign-in screen shown.</w:t>
             </w:r>
           </w:p>
         </w:tc>
@@ -21171,7 +21191,14 @@
                 <w:b/>
                 <w:sz w:val="17"/>
               </w:rPr>
-              <w:t>Postconditions</w:t>
+              <w:t>Postcondition</w:t>
+            </w:r>
+            <w:r>
+              <w:rPr>
+                <w:b/>
+                <w:sz w:val="17"/>
+              </w:rPr>
+              <w:t>s</w:t>
             </w:r>
           </w:p>
         </w:tc>
@@ -21242,10 +21269,7 @@
         <w:pStyle w:val="Heading3"/>
       </w:pPr>
       <w:r>
-        <w:t xml:space="preserve">4.4.3  UC-03 Browse and </w:t>
-      </w:r>
-      <w:r>
-        <w:t>filter catalogue</w:t>
+        <w:t>4.4.3  UC-03 Browse and filter catalogue</w:t>
       </w:r>
     </w:p>
     <w:tbl>
@@ -21430,7 +21454,13 @@
               <w:rPr>
                 <w:sz w:val="17"/>
               </w:rPr>
-              <w:t>Category chip, “See all” link, or Products navigation</w:t>
+              <w:t xml:space="preserve">Category chip, </w:t>
+            </w:r>
+            <w:r>
+              <w:rPr>
+                <w:sz w:val="17"/>
+              </w:rPr>
+              <w:t>“See all” link, or Products navigation</w:t>
             </w:r>
           </w:p>
         </w:tc>
@@ -21480,41 +21510,35 @@
               <w:rPr>
                 <w:sz w:val="17"/>
               </w:rPr>
-              <w:t xml:space="preserve">• Guest </w:t>
-            </w:r>
-            <w:r>
-              <w:rPr>
-                <w:sz w:val="17"/>
-              </w:rPr>
-              <w:t>selects filters: category, price range, brands, colours, minimum rating, in stock, featured, on sale.</w:t>
-            </w:r>
-          </w:p>
-          <w:p>
-            <w:pPr>
-              <w:spacing w:after="0" w:line="240" w:lineRule="auto"/>
-            </w:pPr>
-            <w:r>
-              <w:rPr>
-                <w:sz w:val="17"/>
-              </w:rPr>
-              <w:t>• Client writes filters to the URL query (web) and requests the list again from page 1.</w:t>
-            </w:r>
-          </w:p>
-          <w:p>
-            <w:pPr>
-              <w:spacing w:after="0" w:line="240" w:lineRule="auto"/>
-            </w:pPr>
-            <w:r>
-              <w:rPr>
-                <w:sz w:val="17"/>
-              </w:rPr>
-              <w:t>• Guest changes sort order or page; results update. Active filters</w:t>
-            </w:r>
-            <w:r>
-              <w:rPr>
-                <w:sz w:val="17"/>
-              </w:rPr>
-              <w:t xml:space="preserve"> appear as removable chips.</w:t>
+              <w:t>• Guest selects filters: category, price range, brands, colours, minimum rating, in stock, featured, on sale.</w:t>
+            </w:r>
+          </w:p>
+          <w:p>
+            <w:pPr>
+              <w:spacing w:after="0" w:line="240" w:lineRule="auto"/>
+            </w:pPr>
+            <w:r>
+              <w:rPr>
+                <w:sz w:val="17"/>
+              </w:rPr>
+              <w:t>• Client write</w:t>
+            </w:r>
+            <w:r>
+              <w:rPr>
+                <w:sz w:val="17"/>
+              </w:rPr>
+              <w:t>s filters to the URL query (web) and requests the list again from page 1.</w:t>
+            </w:r>
+          </w:p>
+          <w:p>
+            <w:pPr>
+              <w:spacing w:after="0" w:line="240" w:lineRule="auto"/>
+            </w:pPr>
+            <w:r>
+              <w:rPr>
+                <w:sz w:val="17"/>
+              </w:rPr>
+              <w:t>• Guest changes sort order or page; results update. Active filters appear as removable chips.</w:t>
             </w:r>
           </w:p>
         </w:tc>
@@ -21564,7 +21588,13 @@
               <w:rPr>
                 <w:sz w:val="17"/>
               </w:rPr>
-              <w:t>• A2 Android: sort via dialog, endless scrolling instead of pages.</w:t>
+              <w:t xml:space="preserve">• A2 Android: sort </w:t>
+            </w:r>
+            <w:r>
+              <w:rPr>
+                <w:sz w:val="17"/>
+              </w:rPr>
+              <w:t>via dialog, endless scrolling instead of pages.</w:t>
             </w:r>
           </w:p>
         </w:tc>
@@ -21642,13 +21672,7 @@
               <w:rPr>
                 <w:sz w:val="17"/>
               </w:rPr>
-              <w:t>FR-CAT-01..04 · SF-01, SF-02, AN-05, AN-06, A</w:t>
-            </w:r>
-            <w:r>
-              <w:rPr>
-                <w:sz w:val="17"/>
-              </w:rPr>
-              <w:t>N-08 · TC-CAT-01..04</w:t>
+              <w:t>FR-CAT-01..04 · SF-01, SF-02, AN-05, AN-06, AN-08 · TC-CAT-01..04</w:t>
             </w:r>
           </w:p>
         </w:tc>
@@ -21810,7 +21834,13 @@
               <w:rPr>
                 <w:sz w:val="17"/>
               </w:rPr>
-              <w:t>• Guest types in the header search box.</w:t>
+              <w:t xml:space="preserve">• Guest types in </w:t>
+            </w:r>
+            <w:r>
+              <w:rPr>
+                <w:sz w:val="17"/>
+              </w:rPr>
+              <w:t>the header search box.</w:t>
             </w:r>
           </w:p>
           <w:p>
@@ -21832,24 +21862,24 @@
               <w:rPr>
                 <w:sz w:val="17"/>
               </w:rPr>
-              <w:t xml:space="preserve">• Guest picks a </w:t>
-            </w:r>
-            <w:r>
-              <w:rPr>
-                <w:sz w:val="17"/>
-              </w:rPr>
-              <w:t>suggestion (→ product detail) or submits (→ /products?search=term).</w:t>
-            </w:r>
-          </w:p>
-          <w:p>
-            <w:pPr>
-              <w:spacing w:after="0" w:line="240" w:lineRule="auto"/>
-            </w:pPr>
-            <w:r>
-              <w:rPr>
-                <w:sz w:val="17"/>
-              </w:rPr>
-              <w:t>• System matches name, brand, SKU, tags and translated names case-insensitively.</w:t>
+              <w:t>• Guest picks a suggestion (→ product detail) or submits (→ /products?search=term).</w:t>
+            </w:r>
+          </w:p>
+          <w:p>
+            <w:pPr>
+              <w:spacing w:after="0" w:line="240" w:lineRule="auto"/>
+            </w:pPr>
+            <w:r>
+              <w:rPr>
+                <w:sz w:val="17"/>
+              </w:rPr>
+              <w:t>• System matches name, brand, SKU, tags and tran</w:t>
+            </w:r>
+            <w:r>
+              <w:rPr>
+                <w:sz w:val="17"/>
+              </w:rPr>
+              <w:t>slated names case-insensitively.</w:t>
             </w:r>
           </w:p>
         </w:tc>
@@ -21927,13 +21957,7 @@
               <w:rPr>
                 <w:sz w:val="17"/>
               </w:rPr>
-              <w:t>FR-CAT-05, FR-CAT-0</w:t>
-            </w:r>
-            <w:r>
-              <w:rPr>
-                <w:sz w:val="17"/>
-              </w:rPr>
-              <w:t>6 · SF-02, AN-08 · TC-CAT-05</w:t>
+              <w:t>FR-CAT-05, FR-CAT-06 · SF-02, AN-08 · TC-CAT-05</w:t>
             </w:r>
           </w:p>
         </w:tc>
@@ -22057,7 +22081,13 @@
               <w:rPr>
                 <w:sz w:val="17"/>
               </w:rPr>
-              <w:t>Guest; secondary: Android OS / other app</w:t>
+              <w:t xml:space="preserve">Guest; secondary: Android OS / </w:t>
+            </w:r>
+            <w:r>
+              <w:rPr>
+                <w:sz w:val="17"/>
+              </w:rPr>
+              <w:t>other app</w:t>
             </w:r>
           </w:p>
         </w:tc>
@@ -22135,13 +22165,7 @@
               <w:rPr>
                 <w:sz w:val="17"/>
               </w:rPr>
-              <w:t>GET /products/visual-search/status reports the feature available (camera</w:t>
-            </w:r>
-            <w:r>
-              <w:rPr>
-                <w:sz w:val="17"/>
-              </w:rPr>
-              <w:t xml:space="preserve"> button visible)</w:t>
+              <w:t>None – the camera button is always shown at the right of the search box</w:t>
             </w:r>
           </w:p>
         </w:tc>
@@ -22180,7 +22204,13 @@
               <w:rPr>
                 <w:sz w:val="17"/>
               </w:rPr>
-              <w:t>• Guest taps the camera icon and takes a photo, picks one from the gallery, or shares an image into the app.</w:t>
+              <w:t xml:space="preserve">• Guest taps the camera icon at the right of the search box and chooses Camera or Gallery, </w:t>
+            </w:r>
+            <w:r>
+              <w:rPr>
+                <w:sz w:val="17"/>
+              </w:rPr>
+              <w:t>or shares an image into the app.</w:t>
             </w:r>
           </w:p>
           <w:p>
@@ -22202,41 +22232,35 @@
               <w:rPr>
                 <w:sz w:val="17"/>
               </w:rPr>
-              <w:t xml:space="preserve">• </w:t>
-            </w:r>
-            <w:r>
-              <w:rPr>
-                <w:sz w:val="17"/>
-              </w:rPr>
-              <w:t>App runs the bundled DINOv3 model and obtains a 384-d normalised vector.</w:t>
-            </w:r>
-          </w:p>
-          <w:p>
-            <w:pPr>
-              <w:spacing w:after="0" w:line="240" w:lineRule="auto"/>
-            </w:pPr>
-            <w:r>
-              <w:rPr>
-                <w:sz w:val="17"/>
-              </w:rPr>
-              <w:t>• App finds the product area from the model's patch tokens and shows it as a glowing green box (FR-VIS-09/10).</w:t>
-            </w:r>
-          </w:p>
-          <w:p>
-            <w:pPr>
-              <w:spacing w:after="0" w:line="240" w:lineRule="auto"/>
-            </w:pPr>
-            <w:r>
-              <w:rPr>
-                <w:sz w:val="17"/>
-              </w:rPr>
-              <w:t>• App embeds only the area inside the box and sends POST /products/visua</w:t>
-            </w:r>
-            <w:r>
-              <w:rPr>
-                <w:sz w:val="17"/>
-              </w:rPr>
-              <w:t>l-search/vector {model, vector, limit 24}.</w:t>
+              <w:t>• App runs the bundled DINOv3 model and obtains a 384-d normalised vector.</w:t>
+            </w:r>
+          </w:p>
+          <w:p>
+            <w:pPr>
+              <w:spacing w:after="0" w:line="240" w:lineRule="auto"/>
+            </w:pPr>
+            <w:r>
+              <w:rPr>
+                <w:sz w:val="17"/>
+              </w:rPr>
+              <w:t>• App finds the product area from the model's</w:t>
+            </w:r>
+            <w:r>
+              <w:rPr>
+                <w:sz w:val="17"/>
+              </w:rPr>
+              <w:t xml:space="preserve"> patch tokens and shows it as a glowing green box (FR-VIS-09/10).</w:t>
+            </w:r>
+          </w:p>
+          <w:p>
+            <w:pPr>
+              <w:spacing w:after="0" w:line="240" w:lineRule="auto"/>
+            </w:pPr>
+            <w:r>
+              <w:rPr>
+                <w:sz w:val="17"/>
+              </w:rPr>
+              <w:t>• App embeds only the area inside the box and sends POST /products/visual-search/vector {model, vector, limit 24}.</w:t>
             </w:r>
           </w:p>
           <w:p>
@@ -22255,7 +22279,15 @@
                 <w:color w:val="0B532B"/>
                 <w:sz w:val="15"/>
               </w:rPr>
-              <w:t>similarity</w:t>
+              <w:t>similari</w:t>
+            </w:r>
+            <w:r>
+              <w:rPr>
+                <w:rFonts w:ascii="Consolas" w:hAnsi="Consolas"/>
+                <w:color w:val="0B532B"/>
+                <w:sz w:val="15"/>
+              </w:rPr>
+              <w:t>ty</w:t>
             </w:r>
             <w:r>
               <w:rPr>
@@ -22311,13 +22343,7 @@
               <w:rPr>
                 <w:sz w:val="17"/>
               </w:rPr>
-              <w:t>• Storefront u</w:t>
-            </w:r>
-            <w:r>
-              <w:rPr>
-                <w:sz w:val="17"/>
-              </w:rPr>
-              <w:t xml:space="preserve">ploads the file (multipart </w:t>
+              <w:t xml:space="preserve">• Storefront uploads the file (multipart </w:t>
             </w:r>
             <w:r>
               <w:rPr>
@@ -22342,7 +22368,13 @@
               <w:rPr>
                 <w:sz w:val="17"/>
               </w:rPr>
-              <w:t xml:space="preserve">• System detects the product area, embeds only that area and returns ranked products plus </w:t>
+              <w:t xml:space="preserve">• System detects the product area, embeds </w:t>
+            </w:r>
+            <w:r>
+              <w:rPr>
+                <w:sz w:val="17"/>
+              </w:rPr>
+              <w:t xml:space="preserve">only that area and returns ranked products plus </w:t>
             </w:r>
             <w:r>
               <w:rPr>
@@ -22367,13 +22399,7 @@
               <w:rPr>
                 <w:sz w:val="17"/>
               </w:rPr>
-              <w:t>• System embed</w:t>
-            </w:r>
-            <w:r>
-              <w:rPr>
-                <w:sz w:val="17"/>
-              </w:rPr>
-              <w:t>s the photo on the server and returns ranked products.</w:t>
+              <w:t>• System embeds the photo on the server and returns ranked products.</w:t>
             </w:r>
           </w:p>
         </w:tc>
@@ -22412,7 +22438,13 @@
               <w:rPr>
                 <w:sz w:val="17"/>
               </w:rPr>
-              <w:t>• A1 Model id mismatch (409) or on-device failure → app uploads the JPEG instead.</w:t>
+              <w:t>• A1 Model id mismatch (409) or on-device failure</w:t>
+            </w:r>
+            <w:r>
+              <w:rPr>
+                <w:sz w:val="17"/>
+              </w:rPr>
+              <w:t xml:space="preserve"> → app uploads the JPEG instead.</w:t>
             </w:r>
           </w:p>
           <w:p>
@@ -22434,13 +22466,7 @@
               <w:rPr>
                 <w:sz w:val="17"/>
               </w:rPr>
-              <w:t xml:space="preserve">• A3 </w:t>
-            </w:r>
-            <w:r>
-              <w:rPr>
-                <w:sz w:val="17"/>
-              </w:rPr>
-              <w:t>Image cannot be decoded → 400; client shows “unreadable photo”.</w:t>
+              <w:t>• A3 Image cannot be decoded → 400; client shows “unreadable photo”.</w:t>
             </w:r>
           </w:p>
           <w:p>
@@ -22462,7 +22488,13 @@
               <w:rPr>
                 <w:sz w:val="17"/>
               </w:rPr>
-              <w:t>• A5 No single product stands out → whole photo searched, status says so (FR-VIS-14).</w:t>
+              <w:t>• A5 No s</w:t>
+            </w:r>
+            <w:r>
+              <w:rPr>
+                <w:sz w:val="17"/>
+              </w:rPr>
+              <w:t>ingle product stands out → whole photo searched, status says so (FR-VIS-14).</w:t>
             </w:r>
           </w:p>
         </w:tc>
@@ -22501,13 +22533,7 @@
               <w:rPr>
                 <w:sz w:val="17"/>
               </w:rPr>
-              <w:t>FR-VIS-01..11, FR-VIS-14, FR-VIS-17 · SF-04</w:t>
-            </w:r>
-            <w:r>
-              <w:rPr>
-                <w:sz w:val="17"/>
-              </w:rPr>
-              <w:t>, AN-09 · TC-VIS-01..06, TC-REG-03..08</w:t>
+              <w:t>FR-VIS-01..11, FR-VIS-14, FR-VIS-17 · SF-04, AN-09 · TC-VIS-01..08, TC-REG-03..08</w:t>
             </w:r>
           </w:p>
         </w:tc>
@@ -22669,35 +22695,41 @@
               <w:rPr>
                 <w:sz w:val="17"/>
               </w:rPr>
-              <w:t>• Guest opens a product card.</w:t>
-            </w:r>
-          </w:p>
-          <w:p>
-            <w:pPr>
-              <w:spacing w:after="0" w:line="240" w:lineRule="auto"/>
-            </w:pPr>
-            <w:r>
-              <w:rPr>
-                <w:sz w:val="17"/>
-              </w:rPr>
-              <w:t xml:space="preserve">• System returns product (by slug or id), increments viewCount, and the client loads related products, </w:t>
-            </w:r>
-            <w:r>
-              <w:rPr>
-                <w:sz w:val="17"/>
-              </w:rPr>
-              <w:t>reviews and rating summary.</w:t>
-            </w:r>
-          </w:p>
-          <w:p>
-            <w:pPr>
-              <w:spacing w:after="0" w:line="240" w:lineRule="auto"/>
-            </w:pPr>
-            <w:r>
-              <w:rPr>
-                <w:sz w:val="17"/>
-              </w:rPr>
-              <w:t>• Guest views images (zoom on hover/tap), selects colour and size variants and quantity (1..stock).</w:t>
+              <w:t xml:space="preserve">• </w:t>
+            </w:r>
+            <w:r>
+              <w:rPr>
+                <w:sz w:val="17"/>
+              </w:rPr>
+              <w:t>Guest opens a product card.</w:t>
+            </w:r>
+          </w:p>
+          <w:p>
+            <w:pPr>
+              <w:spacing w:after="0" w:line="240" w:lineRule="auto"/>
+            </w:pPr>
+            <w:r>
+              <w:rPr>
+                <w:sz w:val="17"/>
+              </w:rPr>
+              <w:t>• System returns product (by slug or id), increments viewCount, and the client loads related products, reviews and rating summary.</w:t>
+            </w:r>
+          </w:p>
+          <w:p>
+            <w:pPr>
+              <w:spacing w:after="0" w:line="240" w:lineRule="auto"/>
+            </w:pPr>
+            <w:r>
+              <w:rPr>
+                <w:sz w:val="17"/>
+              </w:rPr>
+              <w:t>• Guest views images (zoom on hover/tap), selects colour and size variants and quantity (1..stock</w:t>
+            </w:r>
+            <w:r>
+              <w:rPr>
+                <w:sz w:val="17"/>
+              </w:rPr>
+              <w:t>).</w:t>
             </w:r>
           </w:p>
           <w:p>
@@ -22747,13 +22779,7 @@
               <w:rPr>
                 <w:sz w:val="17"/>
               </w:rPr>
-              <w:t xml:space="preserve">• A1 Product inactive or not found → “not found” </w:t>
-            </w:r>
-            <w:r>
-              <w:rPr>
-                <w:sz w:val="17"/>
-              </w:rPr>
-              <w:t>state.</w:t>
+              <w:t>• A1 Product inactive or not found → “not found” state.</w:t>
             </w:r>
           </w:p>
           <w:p>
@@ -22803,7 +22829,13 @@
               <w:rPr>
                 <w:sz w:val="17"/>
               </w:rPr>
-              <w:t>FR-CAT-07, FR-CAT-08 · SF-03, AN-10 · TC-CAT-06</w:t>
+              <w:t xml:space="preserve">FR-CAT-07, FR-CAT-08 · SF-03, </w:t>
+            </w:r>
+            <w:r>
+              <w:rPr>
+                <w:sz w:val="17"/>
+              </w:rPr>
+              <w:t>AN-10 · TC-CAT-06</w:t>
             </w:r>
           </w:p>
         </w:tc>
@@ -22949,14 +22981,7 @@
                 <w:b/>
                 <w:sz w:val="17"/>
               </w:rPr>
-              <w:t xml:space="preserve">Main </w:t>
-            </w:r>
-            <w:r>
-              <w:rPr>
-                <w:b/>
-                <w:sz w:val="17"/>
-              </w:rPr>
-              <w:t>scenario</w:t>
+              <w:t>Main scenario</w:t>
             </w:r>
           </w:p>
         </w:tc>
@@ -22983,35 +23008,41 @@
               <w:rPr>
                 <w:sz w:val="17"/>
               </w:rPr>
-              <w:t>• System checks stock and currency, adds or increases the line, revalidates the cart and returns items, totals, rules and notices.</w:t>
-            </w:r>
-          </w:p>
-          <w:p>
-            <w:pPr>
-              <w:spacing w:after="0" w:line="240" w:lineRule="auto"/>
-            </w:pPr>
-            <w:r>
-              <w:rPr>
-                <w:sz w:val="17"/>
-              </w:rPr>
-              <w:t xml:space="preserve">• User changes quantity (PATCH) or removes </w:t>
-            </w:r>
-            <w:r>
-              <w:rPr>
-                <w:sz w:val="17"/>
-              </w:rPr>
-              <w:t>lines (DELETE); the free-shipping meter shows the amount still needed.</w:t>
-            </w:r>
-          </w:p>
-          <w:p>
-            <w:pPr>
-              <w:spacing w:after="0" w:line="240" w:lineRule="auto"/>
-            </w:pPr>
-            <w:r>
-              <w:rPr>
-                <w:sz w:val="17"/>
-              </w:rPr>
-              <w:t>• User enters a coupon code (upper-cased); system checks redeemability and returns the new totals.</w:t>
+              <w:t xml:space="preserve">• System checks stock and currency, adds or </w:t>
+            </w:r>
+            <w:r>
+              <w:rPr>
+                <w:sz w:val="17"/>
+              </w:rPr>
+              <w:t>increases the line, revalidates the cart and returns items, totals, rules and notices.</w:t>
+            </w:r>
+          </w:p>
+          <w:p>
+            <w:pPr>
+              <w:spacing w:after="0" w:line="240" w:lineRule="auto"/>
+            </w:pPr>
+            <w:r>
+              <w:rPr>
+                <w:sz w:val="17"/>
+              </w:rPr>
+              <w:t>• User changes quantity (PATCH) or removes lines (DELETE); the free-shipping meter shows the amount still needed.</w:t>
+            </w:r>
+          </w:p>
+          <w:p>
+            <w:pPr>
+              <w:spacing w:after="0" w:line="240" w:lineRule="auto"/>
+            </w:pPr>
+            <w:r>
+              <w:rPr>
+                <w:sz w:val="17"/>
+              </w:rPr>
+              <w:t xml:space="preserve">• User enters a coupon code (upper-cased); system </w:t>
+            </w:r>
+            <w:r>
+              <w:rPr>
+                <w:sz w:val="17"/>
+              </w:rPr>
+              <w:t>checks redeemability and returns the new totals.</w:t>
             </w:r>
           </w:p>
           <w:p>
@@ -23061,13 +23092,7 @@
               <w:rPr>
                 <w:sz w:val="17"/>
               </w:rPr>
-              <w:t xml:space="preserve">• A1 Quantity exceeds stock → 400 with </w:t>
-            </w:r>
-            <w:r>
-              <w:rPr>
-                <w:sz w:val="17"/>
-              </w:rPr>
-              <w:t>message; line unchanged.</w:t>
+              <w:t>• A1 Quantity exceeds stock → 400 with message; line unchanged.</w:t>
             </w:r>
           </w:p>
           <w:p>
@@ -23111,13 +23136,7 @@
               <w:rPr>
                 <w:sz w:val="17"/>
               </w:rPr>
-              <w:t>• A5 Guest on web: cart kept locally; coupon</w:t>
-            </w:r>
-            <w:r>
-              <w:rPr>
-                <w:sz w:val="17"/>
-              </w:rPr>
-              <w:t xml:space="preserve"> requires sign-in; checkout redirects to sign-in.</w:t>
+              <w:t>• A5 Guest on web: cart kept locally; coupon requires sign-in; checkout redirects to sign-in.</w:t>
             </w:r>
           </w:p>
         </w:tc>
@@ -23156,7 +23175,13 @@
               <w:rPr>
                 <w:sz w:val="17"/>
               </w:rPr>
-              <w:t>Cart persisted server-side (customer) or in localStorage (guest)</w:t>
+              <w:t>Cart persisted server-side (customer) or in localStorage (g</w:t>
+            </w:r>
+            <w:r>
+              <w:rPr>
+                <w:sz w:val="17"/>
+              </w:rPr>
+              <w:t>uest)</w:t>
             </w:r>
           </w:p>
         </w:tc>
@@ -23397,24 +23422,24 @@
               <w:rPr>
                 <w:sz w:val="17"/>
               </w:rPr>
-              <w:t>• System shows checkout preview (GET /checkout/preview) and saved addresses.</w:t>
-            </w:r>
-          </w:p>
-          <w:p>
-            <w:pPr>
-              <w:spacing w:after="0" w:line="240" w:lineRule="auto"/>
-            </w:pPr>
-            <w:r>
-              <w:rPr>
-                <w:sz w:val="17"/>
-              </w:rPr>
-              <w:t xml:space="preserve">• Step 1: customer selects a saved address or enters and optionally saves a </w:t>
-            </w:r>
-            <w:r>
-              <w:rPr>
-                <w:sz w:val="17"/>
-              </w:rPr>
-              <w:t>new one.</w:t>
+              <w:t xml:space="preserve">• System shows checkout </w:t>
+            </w:r>
+            <w:r>
+              <w:rPr>
+                <w:sz w:val="17"/>
+              </w:rPr>
+              <w:t>preview (GET /checkout/preview) and saved addresses.</w:t>
+            </w:r>
+          </w:p>
+          <w:p>
+            <w:pPr>
+              <w:spacing w:after="0" w:line="240" w:lineRule="auto"/>
+            </w:pPr>
+            <w:r>
+              <w:rPr>
+                <w:sz w:val="17"/>
+              </w:rPr>
+              <w:t>• Step 1: customer selects a saved address or enters and optionally saves a new one.</w:t>
             </w:r>
           </w:p>
           <w:p>
@@ -23436,35 +23461,41 @@
               <w:rPr>
                 <w:sz w:val="17"/>
               </w:rPr>
-              <w:t>• Step 3: customer reviews items and totals and selects “Place order – $total”.</w:t>
-            </w:r>
-          </w:p>
-          <w:p>
-            <w:pPr>
-              <w:spacing w:after="0" w:line="240" w:lineRule="auto"/>
-            </w:pPr>
-            <w:r>
-              <w:rPr>
-                <w:sz w:val="17"/>
-              </w:rPr>
-              <w:t xml:space="preserve">• System revalidates cart, reserves stock per line </w:t>
-            </w:r>
-            <w:r>
-              <w:rPr>
-                <w:sz w:val="17"/>
-              </w:rPr>
-              <w:t>atomically, charges the payment, creates the order (pending), increments coupon usage and clears the cart in one transaction.</w:t>
-            </w:r>
-          </w:p>
-          <w:p>
-            <w:pPr>
-              <w:spacing w:after="0" w:line="240" w:lineRule="auto"/>
-            </w:pPr>
-            <w:r>
-              <w:rPr>
-                <w:sz w:val="17"/>
-              </w:rPr>
-              <w:t>• Client opens Order success with order number, tracking number and estimated delivery.</w:t>
+              <w:t xml:space="preserve">• </w:t>
+            </w:r>
+            <w:r>
+              <w:rPr>
+                <w:sz w:val="17"/>
+              </w:rPr>
+              <w:t>Step 3: customer reviews items and totals and selects “Place order – $total”.</w:t>
+            </w:r>
+          </w:p>
+          <w:p>
+            <w:pPr>
+              <w:spacing w:after="0" w:line="240" w:lineRule="auto"/>
+            </w:pPr>
+            <w:r>
+              <w:rPr>
+                <w:sz w:val="17"/>
+              </w:rPr>
+              <w:t>• System revalidates cart, reserves stock per line atomically, charges the payment, creates the order (pending), increments coupon usage and clears the cart in one transaction.</w:t>
+            </w:r>
+          </w:p>
+          <w:p>
+            <w:pPr>
+              <w:spacing w:after="0" w:line="240" w:lineRule="auto"/>
+            </w:pPr>
+            <w:r>
+              <w:rPr>
+                <w:sz w:val="17"/>
+              </w:rPr>
+              <w:t>•</w:t>
+            </w:r>
+            <w:r>
+              <w:rPr>
+                <w:sz w:val="17"/>
+              </w:rPr>
+              <w:t xml:space="preserve"> Client opens Order success with order number, tracking number and estimated delivery.</w:t>
             </w:r>
           </w:p>
         </w:tc>
@@ -23503,24 +23534,24 @@
               <w:rPr>
                 <w:sz w:val="17"/>
               </w:rPr>
-              <w:t>• A1 A line went out of stoc</w:t>
-            </w:r>
-            <w:r>
-              <w:rPr>
-                <w:sz w:val="17"/>
-              </w:rPr>
-              <w:t>k → 409; nothing is reserved; client returns to payment step with message.</w:t>
-            </w:r>
-          </w:p>
-          <w:p>
-            <w:pPr>
-              <w:spacing w:after="0" w:line="240" w:lineRule="auto"/>
-            </w:pPr>
-            <w:r>
-              <w:rPr>
-                <w:sz w:val="17"/>
-              </w:rPr>
-              <w:t>• A2 Card declined (ends in 0000) or &lt; 12 digits → 400; order not created, stock released.</w:t>
+              <w:t>• A1 A line went out of stock → 409; nothing is reserved; client returns to payment step with message.</w:t>
+            </w:r>
+          </w:p>
+          <w:p>
+            <w:pPr>
+              <w:spacing w:after="0" w:line="240" w:lineRule="auto"/>
+            </w:pPr>
+            <w:r>
+              <w:rPr>
+                <w:sz w:val="17"/>
+              </w:rPr>
+              <w:t>• A2 Card declined (ends in 0000) or &lt; 12 digits → 4</w:t>
+            </w:r>
+            <w:r>
+              <w:rPr>
+                <w:sz w:val="17"/>
+              </w:rPr>
+              <w:t>00; order not created, stock released.</w:t>
             </w:r>
           </w:p>
           <w:p>
@@ -23542,13 +23573,7 @@
               <w:rPr>
                 <w:sz w:val="17"/>
               </w:rPr>
-              <w:t>• A4 COD → order created with payment status unp</w:t>
-            </w:r>
-            <w:r>
-              <w:rPr>
-                <w:sz w:val="17"/>
-              </w:rPr>
-              <w:t>aid.</w:t>
+              <w:t>• A4 COD → order created with payment status unpaid.</w:t>
             </w:r>
           </w:p>
         </w:tc>
@@ -23626,7 +23651,13 @@
               <w:rPr>
                 <w:sz w:val="17"/>
               </w:rPr>
-              <w:t>FR-ORD-01..05, NFR-RE-01 · SF-06, SF-07, AN-11, AN-12 · TC-ORD-01..07</w:t>
+              <w:t xml:space="preserve">FR-ORD-01..05, NFR-RE-01 · SF-06, </w:t>
+            </w:r>
+            <w:r>
+              <w:rPr>
+                <w:sz w:val="17"/>
+              </w:rPr>
+              <w:t>SF-07, AN-11, AN-12 · TC-ORD-01..07</w:t>
             </w:r>
           </w:p>
         </w:tc>
@@ -23788,41 +23819,35 @@
               <w:rPr>
                 <w:sz w:val="17"/>
               </w:rPr>
-              <w:t>• Customer</w:t>
-            </w:r>
-            <w:r>
-              <w:rPr>
-                <w:sz w:val="17"/>
-              </w:rPr>
-              <w:t xml:space="preserve"> opens order history, optionally filters by status.</w:t>
-            </w:r>
-          </w:p>
-          <w:p>
-            <w:pPr>
-              <w:spacing w:after="0" w:line="240" w:lineRule="auto"/>
-            </w:pPr>
-            <w:r>
-              <w:rPr>
-                <w:sz w:val="17"/>
-              </w:rPr>
-              <w:t>• Customer opens an order: items, totals, payment, address, carrier, tracking number and a timeline of pending → processing → shipped → delivered.</w:t>
-            </w:r>
-          </w:p>
-          <w:p>
-            <w:pPr>
-              <w:spacing w:after="0" w:line="240" w:lineRule="auto"/>
-            </w:pPr>
-            <w:r>
-              <w:rPr>
-                <w:sz w:val="17"/>
-              </w:rPr>
-              <w:t>• If status is pending or processing, customer selects Ca</w:t>
-            </w:r>
-            <w:r>
-              <w:rPr>
-                <w:sz w:val="17"/>
-              </w:rPr>
-              <w:t>ncel order and confirms.</w:t>
+              <w:t>• Customer opens order history, optionally filters by status.</w:t>
+            </w:r>
+          </w:p>
+          <w:p>
+            <w:pPr>
+              <w:spacing w:after="0" w:line="240" w:lineRule="auto"/>
+            </w:pPr>
+            <w:r>
+              <w:rPr>
+                <w:sz w:val="17"/>
+              </w:rPr>
+              <w:t xml:space="preserve">• Customer opens an order: items, totals, payment, address, carrier, </w:t>
+            </w:r>
+            <w:r>
+              <w:rPr>
+                <w:sz w:val="17"/>
+              </w:rPr>
+              <w:t>tracking number and a timeline of pending → processing → shipped → delivered.</w:t>
+            </w:r>
+          </w:p>
+          <w:p>
+            <w:pPr>
+              <w:spacing w:after="0" w:line="240" w:lineRule="auto"/>
+            </w:pPr>
+            <w:r>
+              <w:rPr>
+                <w:sz w:val="17"/>
+              </w:rPr>
+              <w:t>• If status is pending or processing, customer selects Cancel order and confirms.</w:t>
             </w:r>
           </w:p>
           <w:p>
@@ -24084,24 +24109,24 @@
               <w:rPr>
                 <w:sz w:val="17"/>
               </w:rPr>
-              <w:t xml:space="preserve">• On product detail the customer selects 1–5 stars, a title and a comment and </w:t>
-            </w:r>
-            <w:r>
-              <w:rPr>
-                <w:sz w:val="17"/>
-              </w:rPr>
-              <w:t>submits.</w:t>
-            </w:r>
-          </w:p>
-          <w:p>
-            <w:pPr>
-              <w:spacing w:after="0" w:line="240" w:lineRule="auto"/>
-            </w:pPr>
-            <w:r>
-              <w:rPr>
-                <w:sz w:val="17"/>
-              </w:rPr>
-              <w:t>• System creates the review (approved), links a delivered order if one contains the product (verified purchase), and recalculates the product rating.</w:t>
+              <w:t>• On product detail the customer selects 1–5 stars, a title and a comment and submits.</w:t>
+            </w:r>
+          </w:p>
+          <w:p>
+            <w:pPr>
+              <w:spacing w:after="0" w:line="240" w:lineRule="auto"/>
+            </w:pPr>
+            <w:r>
+              <w:rPr>
+                <w:sz w:val="17"/>
+              </w:rPr>
+              <w:t xml:space="preserve">• System creates the review (approved), links a delivered order if one contains the product (verified purchase), and </w:t>
+            </w:r>
+            <w:r>
+              <w:rPr>
+                <w:sz w:val="17"/>
+              </w:rPr>
+              <w:t>recalculates the product rating.</w:t>
             </w:r>
           </w:p>
           <w:p>
@@ -24151,13 +24176,7 @@
               <w:rPr>
                 <w:sz w:val="17"/>
               </w:rPr>
-              <w:t xml:space="preserve">• A1 </w:t>
-            </w:r>
-            <w:r>
-              <w:rPr>
-                <w:sz w:val="17"/>
-              </w:rPr>
-              <w:t>Second review for the same product → 409.</w:t>
+              <w:t>• A1 Second review for the same product → 409.</w:t>
             </w:r>
           </w:p>
           <w:p>
@@ -24207,7 +24226,13 @@
               <w:rPr>
                 <w:sz w:val="17"/>
               </w:rPr>
-              <w:t>FR-REV-01..03 · SF-03, AN-10 (review dialog) · TC-REV-01..03</w:t>
+              <w:t xml:space="preserve">FR-REV-01..03 · SF-03, </w:t>
+            </w:r>
+            <w:r>
+              <w:rPr>
+                <w:sz w:val="17"/>
+              </w:rPr>
+              <w:t>AN-10 (review dialog) · TC-REV-01..03</w:t>
             </w:r>
           </w:p>
         </w:tc>
@@ -24370,13 +24395,7 @@
               <w:rPr>
                 <w:sz w:val="17"/>
               </w:rPr>
-              <w:t>• Customer</w:t>
-            </w:r>
-            <w:r>
-              <w:rPr>
-                <w:sz w:val="17"/>
-              </w:rPr>
-              <w:t xml:space="preserve"> taps the heart on a product card or detail page.</w:t>
+              <w:t>• Customer taps the heart on a product card or detail page.</w:t>
             </w:r>
           </w:p>
           <w:p>
@@ -24451,13 +24470,7 @@
               <w:rPr>
                 <w:sz w:val="17"/>
               </w:rPr>
-              <w:t xml:space="preserve">A1 Guest → </w:t>
-            </w:r>
-            <w:r>
-              <w:rPr>
-                <w:sz w:val="17"/>
-              </w:rPr>
-              <w:t>message “please sign in first” (Android opens sign-in).</w:t>
+              <w:t>A1 Guest → message “please sign in first” (Android opens sign-in).</w:t>
             </w:r>
           </w:p>
         </w:tc>
@@ -24512,7 +24525,10 @@
         <w:pStyle w:val="Heading3"/>
       </w:pPr>
       <w:r>
-        <w:t>4.4.12  UC-12 Manage profile, addresses and password</w:t>
+        <w:t xml:space="preserve">4.4.12  UC-12 </w:t>
+      </w:r>
+      <w:r>
+        <w:t>Manage profile, addresses and password</w:t>
       </w:r>
     </w:p>
     <w:tbl>
@@ -24658,41 +24674,35 @@
               <w:rPr>
                 <w:sz w:val="17"/>
               </w:rPr>
-              <w:t xml:space="preserve">• Customer edits name and phone (e-mail is </w:t>
-            </w:r>
-            <w:r>
-              <w:rPr>
-                <w:sz w:val="17"/>
-              </w:rPr>
-              <w:t>read-only).</w:t>
-            </w:r>
-          </w:p>
-          <w:p>
-            <w:pPr>
-              <w:spacing w:after="0" w:line="240" w:lineRule="auto"/>
-            </w:pPr>
-            <w:r>
-              <w:rPr>
-                <w:sz w:val="17"/>
-              </w:rPr>
-              <w:t>• Customer adds, edits, deletes addresses and marks one as default; the first address becomes default automatically.</w:t>
-            </w:r>
-          </w:p>
-          <w:p>
-            <w:pPr>
-              <w:spacing w:after="0" w:line="240" w:lineRule="auto"/>
-            </w:pPr>
-            <w:r>
-              <w:rPr>
-                <w:sz w:val="17"/>
-              </w:rPr>
-              <w:t>• Customer changes password by entering current and new password (≥ 6) twice; all sessions are revoked and the customer signs i</w:t>
-            </w:r>
-            <w:r>
-              <w:rPr>
-                <w:sz w:val="17"/>
-              </w:rPr>
-              <w:t>n again.</w:t>
+              <w:t>• Customer edits name and phone (e-mail is read-only).</w:t>
+            </w:r>
+          </w:p>
+          <w:p>
+            <w:pPr>
+              <w:spacing w:after="0" w:line="240" w:lineRule="auto"/>
+            </w:pPr>
+            <w:r>
+              <w:rPr>
+                <w:sz w:val="17"/>
+              </w:rPr>
+              <w:t xml:space="preserve">• Customer adds, edits, deletes addresses and marks one as default; the first address becomes default </w:t>
+            </w:r>
+            <w:r>
+              <w:rPr>
+                <w:sz w:val="17"/>
+              </w:rPr>
+              <w:t>automatically.</w:t>
+            </w:r>
+          </w:p>
+          <w:p>
+            <w:pPr>
+              <w:spacing w:after="0" w:line="240" w:lineRule="auto"/>
+            </w:pPr>
+            <w:r>
+              <w:rPr>
+                <w:sz w:val="17"/>
+              </w:rPr>
+              <w:t>• Customer changes password by entering current and new password (≥ 6) twice; all sessions are revoked and the customer signs in again.</w:t>
             </w:r>
           </w:p>
         </w:tc>
@@ -24742,7 +24752,13 @@
               <w:rPr>
                 <w:sz w:val="17"/>
               </w:rPr>
-              <w:t>• A2 Deleting the default address → first remaining address becomes default.</w:t>
+              <w:t xml:space="preserve">• A2 Deleting the default address → </w:t>
+            </w:r>
+            <w:r>
+              <w:rPr>
+                <w:sz w:val="17"/>
+              </w:rPr>
+              <w:t>first remaining address becomes default.</w:t>
             </w:r>
           </w:p>
         </w:tc>
@@ -24989,13 +25005,7 @@
               <w:rPr>
                 <w:sz w:val="17"/>
               </w:rPr>
-              <w:t xml:space="preserve">• </w:t>
-            </w:r>
-            <w:r>
-              <w:rPr>
-                <w:sz w:val="17"/>
-              </w:rPr>
-              <w:t xml:space="preserve">Subsequent API calls carry </w:t>
+              <w:t xml:space="preserve">• Subsequent API calls carry </w:t>
             </w:r>
             <w:r>
               <w:rPr>
@@ -25048,7 +25058,13 @@
               <w:rPr>
                 <w:sz w:val="17"/>
               </w:rPr>
-              <w:t>FR-I18N-01, FR-I18N-02, FR-CAT-09 · all screens · TC-I18N-01..03</w:t>
+              <w:t xml:space="preserve">FR-I18N-01, FR-I18N-02, </w:t>
+            </w:r>
+            <w:r>
+              <w:rPr>
+                <w:sz w:val="17"/>
+              </w:rPr>
+              <w:t>FR-CAT-09 · all screens · TC-I18N-01..03</w:t>
             </w:r>
           </w:p>
         </w:tc>
@@ -25063,7 +25079,7 @@
       <w:pPr>
         <w:pStyle w:val="Heading2"/>
       </w:pPr>
-      <w:bookmarkStart w:id="26" w:name="_Toc241224811"/>
+      <w:bookmarkStart w:id="26" w:name="_Toc241225803"/>
       <w:r>
         <w:t>4.5  Back-office use-case specifications</w:t>
       </w:r>
@@ -25231,24 +25247,30 @@
               <w:rPr>
                 <w:sz w:val="17"/>
               </w:rPr>
-              <w:t xml:space="preserve">• System returns KPIs (revenue, orders, customers, conversion) with change versus the previous period, daily sales, sales by category, recent orders, top products and </w:t>
-            </w:r>
-            <w:r>
-              <w:rPr>
-                <w:sz w:val="17"/>
-              </w:rPr>
-              <w:t>6-month customer growth.</w:t>
-            </w:r>
-          </w:p>
-          <w:p>
-            <w:pPr>
-              <w:spacing w:after="0" w:line="240" w:lineRule="auto"/>
-            </w:pPr>
-            <w:r>
-              <w:rPr>
-                <w:sz w:val="17"/>
-              </w:rPr>
-              <w:t>• Staff switches range (7 d, 30 d, 3 m, 1 y); Reports shows the same data in more depth (orders per day, revenue by category, 12-month new customers, best sellers).</w:t>
+              <w:t xml:space="preserve">• System returns KPIs (revenue, </w:t>
+            </w:r>
+            <w:r>
+              <w:rPr>
+                <w:sz w:val="17"/>
+              </w:rPr>
+              <w:t>orders, customers, conversion) with change versus the previous period, daily sales, sales by category, recent orders, top products and 6-month customer growth.</w:t>
+            </w:r>
+          </w:p>
+          <w:p>
+            <w:pPr>
+              <w:spacing w:after="0" w:line="240" w:lineRule="auto"/>
+            </w:pPr>
+            <w:r>
+              <w:rPr>
+                <w:sz w:val="17"/>
+              </w:rPr>
+              <w:t xml:space="preserve">• Staff switches range (7 d, 30 d, 3 m, 1 y); Reports shows the same data in more depth (orders </w:t>
+            </w:r>
+            <w:r>
+              <w:rPr>
+                <w:sz w:val="17"/>
+              </w:rPr>
+              <w:t>per day, revenue by category, 12-month new customers, best sellers).</w:t>
             </w:r>
           </w:p>
         </w:tc>
@@ -25303,10 +25325,7 @@
         <w:pStyle w:val="Heading3"/>
       </w:pPr>
       <w:r>
-        <w:t xml:space="preserve">4.5.2  UC-15 </w:t>
-      </w:r>
-      <w:r>
-        <w:t>Manage products</w:t>
+        <w:t>4.5.2  UC-15 Manage products</w:t>
       </w:r>
     </w:p>
     <w:tbl>
@@ -25453,63 +25472,69 @@
               <w:rPr>
                 <w:sz w:val="17"/>
               </w:rPr>
-              <w:t>• Staff filters the product table by text, category, status and stock level.</w:t>
-            </w:r>
-          </w:p>
-          <w:p>
-            <w:pPr>
-              <w:spacing w:after="0" w:line="240" w:lineRule="auto"/>
-            </w:pPr>
-            <w:r>
-              <w:rPr>
-                <w:sz w:val="17"/>
-              </w:rPr>
-              <w:t xml:space="preserve">• Staff opens Add/Edit, fills name, brand, category, currency, price, compare price, cost, stock, colours, </w:t>
-            </w:r>
-            <w:r>
-              <w:rPr>
-                <w:sz w:val="17"/>
-              </w:rPr>
-              <w:t>descriptions, tags, switches and zh/ja translations; uploads images.</w:t>
-            </w:r>
-          </w:p>
-          <w:p>
-            <w:pPr>
-              <w:spacing w:after="0" w:line="240" w:lineRule="auto"/>
-            </w:pPr>
-            <w:r>
-              <w:rPr>
-                <w:sz w:val="17"/>
-              </w:rPr>
-              <w:t>• Each uploaded image shows its detected product area as a green box; staff may adjust it (UC-26).</w:t>
-            </w:r>
-          </w:p>
-          <w:p>
-            <w:pPr>
-              <w:spacing w:after="0" w:line="240" w:lineRule="auto"/>
-            </w:pPr>
-            <w:r>
-              <w:rPr>
-                <w:sz w:val="17"/>
-              </w:rPr>
-              <w:t>• System validates, saves and indexes the product area of each image for image search; a</w:t>
-            </w:r>
-            <w:r>
-              <w:rPr>
-                <w:sz w:val="17"/>
-              </w:rPr>
-              <w:t xml:space="preserve"> warning toast appears if indexing failed.</w:t>
-            </w:r>
-          </w:p>
-          <w:p>
-            <w:pPr>
-              <w:spacing w:after="0" w:line="240" w:lineRule="auto"/>
-            </w:pPr>
-            <w:r>
-              <w:rPr>
-                <w:sz w:val="17"/>
-              </w:rPr>
-              <w:t>• Staff toggles Active in the table (optimistic update) or deletes a product after confirmation (reviews and vectors are deleted too).</w:t>
+              <w:t>• Staff filters the product table by text, category, status</w:t>
+            </w:r>
+            <w:r>
+              <w:rPr>
+                <w:sz w:val="17"/>
+              </w:rPr>
+              <w:t xml:space="preserve"> and stock level.</w:t>
+            </w:r>
+          </w:p>
+          <w:p>
+            <w:pPr>
+              <w:spacing w:after="0" w:line="240" w:lineRule="auto"/>
+            </w:pPr>
+            <w:r>
+              <w:rPr>
+                <w:sz w:val="17"/>
+              </w:rPr>
+              <w:t>• Staff opens Add/Edit, fills name, brand, category, currency, price, compare price, cost, stock, colours, descriptions, tags, switches and zh/ja translations; uploads images.</w:t>
+            </w:r>
+          </w:p>
+          <w:p>
+            <w:pPr>
+              <w:spacing w:after="0" w:line="240" w:lineRule="auto"/>
+            </w:pPr>
+            <w:r>
+              <w:rPr>
+                <w:sz w:val="17"/>
+              </w:rPr>
+              <w:t>• Each uploaded image shows its detected product area as a gre</w:t>
+            </w:r>
+            <w:r>
+              <w:rPr>
+                <w:sz w:val="17"/>
+              </w:rPr>
+              <w:t>en box; staff may adjust it (UC-26).</w:t>
+            </w:r>
+          </w:p>
+          <w:p>
+            <w:pPr>
+              <w:spacing w:after="0" w:line="240" w:lineRule="auto"/>
+            </w:pPr>
+            <w:r>
+              <w:rPr>
+                <w:sz w:val="17"/>
+              </w:rPr>
+              <w:t>• System validates, saves and indexes the product area of each image for image search; a warning toast appears if indexing failed.</w:t>
+            </w:r>
+          </w:p>
+          <w:p>
+            <w:pPr>
+              <w:spacing w:after="0" w:line="240" w:lineRule="auto"/>
+            </w:pPr>
+            <w:r>
+              <w:rPr>
+                <w:sz w:val="17"/>
+              </w:rPr>
+              <w:t xml:space="preserve">• Staff toggles Active in the table (optimistic update) or deletes a product after </w:t>
+            </w:r>
+            <w:r>
+              <w:rPr>
+                <w:sz w:val="17"/>
+              </w:rPr>
+              <w:t>confirmation (reviews and vectors are deleted too).</w:t>
             </w:r>
           </w:p>
         </w:tc>
@@ -25559,13 +25584,7 @@
               <w:rPr>
                 <w:sz w:val="17"/>
               </w:rPr>
-              <w:t>• A2 Up</w:t>
-            </w:r>
-            <w:r>
-              <w:rPr>
-                <w:sz w:val="17"/>
-              </w:rPr>
-              <w:t>load type/size not allowed → 400.</w:t>
+              <w:t>• A2 Upload type/size not allowed → 400.</w:t>
             </w:r>
           </w:p>
         </w:tc>
@@ -25604,7 +25623,13 @@
               <w:rPr>
                 <w:sz w:val="17"/>
               </w:rPr>
-              <w:t>FR-ADM-02, FR-CAT-08, FR-VIS-07, FR-VIS-15 · AD-03 · TC-ADM-02..04, TC-REG-01..02</w:t>
+              <w:t>FR-ADM-02, FR-CAT-08, FR-VIS-07, FR-VIS-15 · AD-03 · TC-ADM-02..04, TC-REG-01.</w:t>
+            </w:r>
+            <w:r>
+              <w:rPr>
+                <w:sz w:val="17"/>
+              </w:rPr>
+              <w:t>.02</w:t>
             </w:r>
           </w:p>
         </w:tc>
@@ -25766,13 +25791,7 @@
               <w:rPr>
                 <w:sz w:val="17"/>
               </w:rPr>
-              <w:t xml:space="preserve">• Staff creates or edits a category (name, </w:t>
-            </w:r>
-            <w:r>
-              <w:rPr>
-                <w:sz w:val="17"/>
-              </w:rPr>
-              <w:t>description, parent, sort order, visibility, translations); slug is generated.</w:t>
+              <w:t>• Staff creates or edits a category (name, description, parent, sort order, visibility, translations); slug is generated.</w:t>
             </w:r>
           </w:p>
           <w:p>
@@ -25872,13 +25891,7 @@
               <w:rPr>
                 <w:sz w:val="17"/>
               </w:rPr>
-              <w:t xml:space="preserve">FR-ADM-03 · </w:t>
-            </w:r>
-            <w:r>
-              <w:rPr>
-                <w:sz w:val="17"/>
-              </w:rPr>
-              <w:t>AD-04 · TC-ADM-05</w:t>
+              <w:t>FR-ADM-03 · AD-04 · TC-ADM-05</w:t>
             </w:r>
           </w:p>
         </w:tc>
@@ -26040,35 +26053,41 @@
               <w:rPr>
                 <w:sz w:val="17"/>
               </w:rPr>
-              <w:t>• Staff opens Inventory: summary cards (out of stock, low stock, total) and the list of active products with stock ≤ 10.</w:t>
-            </w:r>
-          </w:p>
-          <w:p>
-            <w:pPr>
-              <w:spacing w:after="0" w:line="240" w:lineRule="auto"/>
-            </w:pPr>
-            <w:r>
-              <w:rPr>
-                <w:sz w:val="17"/>
-              </w:rPr>
-              <w:t xml:space="preserve">• Staff types a new stock level and </w:t>
-            </w:r>
-            <w:r>
-              <w:rPr>
-                <w:sz w:val="17"/>
-              </w:rPr>
-              <w:t>presses Save (PATCH /admin/products/:id/stock).</w:t>
-            </w:r>
-          </w:p>
-          <w:p>
-            <w:pPr>
-              <w:spacing w:after="0" w:line="240" w:lineRule="auto"/>
-            </w:pPr>
-            <w:r>
-              <w:rPr>
-                <w:sz w:val="17"/>
-              </w:rPr>
-              <w:t>• System stores the value; the list reloads and the product leaves the list if stock &gt; 10.</w:t>
+              <w:t xml:space="preserve">• Staff opens Inventory: </w:t>
+            </w:r>
+            <w:r>
+              <w:rPr>
+                <w:sz w:val="17"/>
+              </w:rPr>
+              <w:t>summary cards (out of stock, low stock, total) and the list of active products with stock ≤ 10.</w:t>
+            </w:r>
+          </w:p>
+          <w:p>
+            <w:pPr>
+              <w:spacing w:after="0" w:line="240" w:lineRule="auto"/>
+            </w:pPr>
+            <w:r>
+              <w:rPr>
+                <w:sz w:val="17"/>
+              </w:rPr>
+              <w:t>• Staff types a new stock level and presses Save (PATCH /admin/products/:id/stock).</w:t>
+            </w:r>
+          </w:p>
+          <w:p>
+            <w:pPr>
+              <w:spacing w:after="0" w:line="240" w:lineRule="auto"/>
+            </w:pPr>
+            <w:r>
+              <w:rPr>
+                <w:sz w:val="17"/>
+              </w:rPr>
+              <w:t xml:space="preserve">• System stores the value; the list reloads and the product leaves the list </w:t>
+            </w:r>
+            <w:r>
+              <w:rPr>
+                <w:sz w:val="17"/>
+              </w:rPr>
+              <w:t>if stock &gt; 10.</w:t>
             </w:r>
           </w:p>
         </w:tc>
@@ -26308,7 +26327,13 @@
               <w:rPr>
                 <w:sz w:val="17"/>
               </w:rPr>
-              <w:t>• Staff filters orders by status tab (with counts) and search (order number, customer, e-mail).</w:t>
+              <w:t xml:space="preserve">• Staff filters orders by status tab (with counts) </w:t>
+            </w:r>
+            <w:r>
+              <w:rPr>
+                <w:sz w:val="17"/>
+              </w:rPr>
+              <w:t>and search (order number, customer, e-mail).</w:t>
             </w:r>
           </w:p>
           <w:p>
@@ -26330,41 +26355,35 @@
               <w:rPr>
                 <w:sz w:val="17"/>
               </w:rPr>
-              <w:t xml:space="preserve">• Staff enters </w:t>
-            </w:r>
-            <w:r>
-              <w:rPr>
-                <w:sz w:val="17"/>
-              </w:rPr>
-              <w:t>carrier and tracking number and saves.</w:t>
-            </w:r>
-          </w:p>
-          <w:p>
-            <w:pPr>
-              <w:spacing w:after="0" w:line="240" w:lineRule="auto"/>
-            </w:pPr>
-            <w:r>
-              <w:rPr>
-                <w:sz w:val="17"/>
-              </w:rPr>
-              <w:t>• Staff optionally writes a note and selects the next status (Mark as processing / shipped / delivered / cancelled).</w:t>
-            </w:r>
-          </w:p>
-          <w:p>
-            <w:pPr>
-              <w:spacing w:after="0" w:line="240" w:lineRule="auto"/>
-            </w:pPr>
-            <w:r>
-              <w:rPr>
-                <w:sz w:val="17"/>
-              </w:rPr>
-              <w:t>• System validates the transition, appends to the timeline, and on delivered sets deliveredAt (COD →</w:t>
-            </w:r>
-            <w:r>
-              <w:rPr>
-                <w:sz w:val="17"/>
-              </w:rPr>
-              <w:t xml:space="preserve"> paid) or on cancelled restores stock and refunds.</w:t>
+              <w:t>• Staff enters carrier and tracking number and saves.</w:t>
+            </w:r>
+          </w:p>
+          <w:p>
+            <w:pPr>
+              <w:spacing w:after="0" w:line="240" w:lineRule="auto"/>
+            </w:pPr>
+            <w:r>
+              <w:rPr>
+                <w:sz w:val="17"/>
+              </w:rPr>
+              <w:t xml:space="preserve">• Staff optionally writes a note and selects the next status (Mark as processing / </w:t>
+            </w:r>
+            <w:r>
+              <w:rPr>
+                <w:sz w:val="17"/>
+              </w:rPr>
+              <w:t>shipped / delivered / cancelled).</w:t>
+            </w:r>
+          </w:p>
+          <w:p>
+            <w:pPr>
+              <w:spacing w:after="0" w:line="240" w:lineRule="auto"/>
+            </w:pPr>
+            <w:r>
+              <w:rPr>
+                <w:sz w:val="17"/>
+              </w:rPr>
+              <w:t>• System validates the transition, appends to the timeline, and on delivered sets deliveredAt (COD → paid) or on cancelled restores stock and refunds.</w:t>
             </w:r>
           </w:p>
         </w:tc>
@@ -26414,7 +26433,13 @@
               <w:rPr>
                 <w:sz w:val="17"/>
               </w:rPr>
-              <w:t>• A2 Same status → “unchanged”.</w:t>
+              <w:t>• A2 Same st</w:t>
+            </w:r>
+            <w:r>
+              <w:rPr>
+                <w:sz w:val="17"/>
+              </w:rPr>
+              <w:t>atus → “unchanged”.</w:t>
             </w:r>
           </w:p>
         </w:tc>
@@ -26638,13 +26663,7 @@
               <w:rPr>
                 <w:sz w:val="17"/>
               </w:rPr>
-              <w:t>• Staff toggles Active; deactivation signs the customer out every</w:t>
-            </w:r>
-            <w:r>
-              <w:rPr>
-                <w:sz w:val="17"/>
-              </w:rPr>
-              <w:t>where.</w:t>
+              <w:t>• Staff toggles Active; deactivation signs the customer out everywhere.</w:t>
             </w:r>
           </w:p>
           <w:p>
@@ -26694,7 +26713,13 @@
               <w:rPr>
                 <w:sz w:val="17"/>
               </w:rPr>
-              <w:t>A1 Target is a staff account → 403.</w:t>
+              <w:t xml:space="preserve">A1 Target is a staff </w:t>
+            </w:r>
+            <w:r>
+              <w:rPr>
+                <w:sz w:val="17"/>
+              </w:rPr>
+              <w:t>account → 403.</w:t>
             </w:r>
           </w:p>
         </w:tc>
@@ -26879,14 +26904,7 @@
                 <w:b/>
                 <w:sz w:val="17"/>
               </w:rPr>
-              <w:t xml:space="preserve">Main </w:t>
-            </w:r>
-            <w:r>
-              <w:rPr>
-                <w:b/>
-                <w:sz w:val="17"/>
-              </w:rPr>
-              <w:t>scenario</w:t>
+              <w:t>Main scenario</w:t>
             </w:r>
           </w:p>
         </w:tc>
@@ -26913,7 +26931,13 @@
               <w:rPr>
                 <w:sz w:val="17"/>
               </w:rPr>
-              <w:t>• Staff hides or publishes a review; the product rating is recalculated from approved reviews.</w:t>
+              <w:t xml:space="preserve">• Staff hides or publishes a review; the product </w:t>
+            </w:r>
+            <w:r>
+              <w:rPr>
+                <w:sz w:val="17"/>
+              </w:rPr>
+              <w:t>rating is recalculated from approved reviews.</w:t>
             </w:r>
           </w:p>
           <w:p>
@@ -26963,13 +26987,7 @@
               <w:rPr>
                 <w:sz w:val="17"/>
               </w:rPr>
-              <w:t>FR-REV-03, FR-REV-04 · AD-09</w:t>
-            </w:r>
-            <w:r>
-              <w:rPr>
-                <w:sz w:val="17"/>
-              </w:rPr>
-              <w:t xml:space="preserve"> · TC-REV-04</w:t>
+              <w:t>FR-REV-03, FR-REV-04 · AD-09 · TC-REV-04</w:t>
             </w:r>
           </w:p>
         </w:tc>
@@ -27131,24 +27149,24 @@
               <w:rPr>
                 <w:sz w:val="17"/>
               </w:rPr>
-              <w:t>• Staff creates a coupon: code (≥ 3, upper case), type percent/fixed, value, description, minimum purchase, maximum discount, usage limit, expiry, active.</w:t>
-            </w:r>
-          </w:p>
-          <w:p>
-            <w:pPr>
-              <w:spacing w:after="0" w:line="240" w:lineRule="auto"/>
-            </w:pPr>
-            <w:r>
-              <w:rPr>
-                <w:sz w:val="17"/>
-              </w:rPr>
-              <w:t xml:space="preserve">• Table </w:t>
-            </w:r>
-            <w:r>
-              <w:rPr>
-                <w:sz w:val="17"/>
-              </w:rPr>
-              <w:t>shows usage (used / limit) and status Active, Paused or Expired.</w:t>
+              <w:t>• Staff creates a coupon:</w:t>
+            </w:r>
+            <w:r>
+              <w:rPr>
+                <w:sz w:val="17"/>
+              </w:rPr>
+              <w:t xml:space="preserve"> code (≥ 3, upper case), type percent/fixed, value, description, minimum purchase, maximum discount, usage limit, expiry, active.</w:t>
+            </w:r>
+          </w:p>
+          <w:p>
+            <w:pPr>
+              <w:spacing w:after="0" w:line="240" w:lineRule="auto"/>
+            </w:pPr>
+            <w:r>
+              <w:rPr>
+                <w:sz w:val="17"/>
+              </w:rPr>
+              <w:t>• Table shows usage (used / limit) and status Active, Paused or Expired.</w:t>
             </w:r>
           </w:p>
           <w:p>
@@ -27360,7 +27378,13 @@
               <w:rPr>
                 <w:sz w:val="17"/>
               </w:rPr>
-              <w:t>• Staff creates a banner with title, subtitle, button text/link, placement (hero, promo, mobile), sort order, image, live flag and translations.</w:t>
+              <w:t xml:space="preserve">• Staff creates a banner with title, subtitle, button text/link, placement (hero, promo, mobile), sort </w:t>
+            </w:r>
+            <w:r>
+              <w:rPr>
+                <w:sz w:val="17"/>
+              </w:rPr>
+              <w:t>order, image, live flag and translations.</w:t>
             </w:r>
           </w:p>
           <w:p>
@@ -27572,13 +27596,7 @@
               <w:rPr>
                 <w:sz w:val="17"/>
               </w:rPr>
-              <w:t xml:space="preserve">• At server start, the scheduler loads the model and indexes products whose status is pending/unavailable or built by </w:t>
-            </w:r>
-            <w:r>
-              <w:rPr>
-                <w:sz w:val="17"/>
-              </w:rPr>
-              <w:t>another model.</w:t>
+              <w:t>• At server start, the scheduler loads the model and indexes products whose status is pending/unavailable or built by another model.</w:t>
             </w:r>
           </w:p>
           <w:p>
@@ -27600,24 +27618,24 @@
               <w:rPr>
                 <w:sz w:val="17"/>
               </w:rPr>
-              <w:t>• Staff selects Rebuild index (missing only) or Re-extract all (force); the page polls progress every 2 s.</w:t>
-            </w:r>
-          </w:p>
-          <w:p>
-            <w:pPr>
-              <w:spacing w:after="0" w:line="240" w:lineRule="auto"/>
-            </w:pPr>
-            <w:r>
-              <w:rPr>
-                <w:sz w:val="17"/>
-              </w:rPr>
-              <w:t xml:space="preserve">• Staff can re-extract a single product from its </w:t>
-            </w:r>
-            <w:r>
-              <w:rPr>
-                <w:sz w:val="17"/>
-              </w:rPr>
-              <w:t>row.</w:t>
+              <w:t xml:space="preserve">• Staff selects Rebuild </w:t>
+            </w:r>
+            <w:r>
+              <w:rPr>
+                <w:sz w:val="17"/>
+              </w:rPr>
+              <w:t>index (missing only) or Re-extract all (force); the page polls progress every 2 s.</w:t>
+            </w:r>
+          </w:p>
+          <w:p>
+            <w:pPr>
+              <w:spacing w:after="0" w:line="240" w:lineRule="auto"/>
+            </w:pPr>
+            <w:r>
+              <w:rPr>
+                <w:sz w:val="17"/>
+              </w:rPr>
+              <w:t>• Staff can re-extract a single product from its row.</w:t>
             </w:r>
           </w:p>
         </w:tc>
@@ -27667,7 +27685,13 @@
               <w:rPr>
                 <w:sz w:val="17"/>
               </w:rPr>
-              <w:t>• A2 Job already running → 200 with current job.</w:t>
+              <w:t xml:space="preserve">• A2 Job already running → 200 with current </w:t>
+            </w:r>
+            <w:r>
+              <w:rPr>
+                <w:sz w:val="17"/>
+              </w:rPr>
+              <w:t>job.</w:t>
             </w:r>
           </w:p>
         </w:tc>
@@ -27830,13 +27854,7 @@
               <w:rPr>
                 <w:sz w:val="17"/>
               </w:rPr>
-              <w:t>Super</w:t>
-            </w:r>
-            <w:r>
-              <w:rPr>
-                <w:sz w:val="17"/>
-              </w:rPr>
-              <w:t xml:space="preserve"> admin</w:t>
+              <w:t>Super admin</w:t>
             </w:r>
           </w:p>
         </w:tc>
@@ -27886,24 +27904,24 @@
               <w:rPr>
                 <w:sz w:val="17"/>
               </w:rPr>
-              <w:t>• Super admin creates an account: name, e-mail, password (≥ 6), role manager/admin, section permissions, active.</w:t>
-            </w:r>
-          </w:p>
-          <w:p>
-            <w:pPr>
-              <w:spacing w:after="0" w:line="240" w:lineRule="auto"/>
-            </w:pPr>
-            <w:r>
-              <w:rPr>
-                <w:sz w:val="17"/>
-              </w:rPr>
-              <w:t>• Super admin edits role, permissions, status or pa</w:t>
-            </w:r>
-            <w:r>
-              <w:rPr>
-                <w:sz w:val="17"/>
-              </w:rPr>
-              <w:t>ssword; the affected user is signed out.</w:t>
+              <w:t xml:space="preserve">• Super admin creates an </w:t>
+            </w:r>
+            <w:r>
+              <w:rPr>
+                <w:sz w:val="17"/>
+              </w:rPr>
+              <w:t>account: name, e-mail, password (≥ 6), role manager/admin, section permissions, active.</w:t>
+            </w:r>
+          </w:p>
+          <w:p>
+            <w:pPr>
+              <w:spacing w:after="0" w:line="240" w:lineRule="auto"/>
+            </w:pPr>
+            <w:r>
+              <w:rPr>
+                <w:sz w:val="17"/>
+              </w:rPr>
+              <w:t>• Super admin edits role, permissions, status or password; the affected user is signed out.</w:t>
             </w:r>
           </w:p>
           <w:p>
@@ -27953,7 +27971,13 @@
               <w:rPr>
                 <w:sz w:val="17"/>
               </w:rPr>
-              <w:t>• A1 Target is a super admin or oneself → 403.</w:t>
+              <w:t xml:space="preserve">• A1 </w:t>
+            </w:r>
+            <w:r>
+              <w:rPr>
+                <w:sz w:val="17"/>
+              </w:rPr>
+              <w:t>Target is a super admin or oneself → 403.</w:t>
             </w:r>
           </w:p>
           <w:p>
@@ -28003,13 +28027,7 @@
               <w:rPr>
                 <w:sz w:val="17"/>
               </w:rPr>
-              <w:t xml:space="preserve">FR-AUTH-08, FR-AUTH-09, FR-ADM-07, FR-ADM-08 </w:t>
-            </w:r>
-            <w:r>
-              <w:rPr>
-                <w:sz w:val="17"/>
-              </w:rPr>
-              <w:t>· AD-13 · TC-ADM-10, TC-ADM-11</w:t>
+              <w:t>FR-AUTH-08, FR-AUTH-09, FR-ADM-07, FR-ADM-08 · AD-13 · TC-ADM-10, TC-ADM-11</w:t>
             </w:r>
           </w:p>
         </w:tc>
@@ -28024,7 +28042,7 @@
       <w:pPr>
         <w:pStyle w:val="Heading2"/>
       </w:pPr>
-      <w:bookmarkStart w:id="27" w:name="_Toc241224812"/>
+      <w:bookmarkStart w:id="27" w:name="_Toc241225804"/>
       <w:r>
         <w:t>4.6  Product-area use-case specifications</w:t>
       </w:r>
@@ -28084,7 +28102,15 @@
                 <w:color w:val="15803D"/>
                 <w:sz w:val="17"/>
               </w:rPr>
-              <w:t>Field</w:t>
+              <w:t>Fi</w:t>
+            </w:r>
+            <w:r>
+              <w:rPr>
+                <w:b/>
+                <w:color w:val="15803D"/>
+                <w:sz w:val="17"/>
+              </w:rPr>
+              <w:t>eld</w:t>
             </w:r>
           </w:p>
         </w:tc>
@@ -28259,52 +28285,52 @@
               <w:rPr>
                 <w:sz w:val="17"/>
               </w:rPr>
-              <w:t>• User drags inside the box to move it, or drags a handle to resize it, or drags on the photo outside the box to draw a new one.</w:t>
-            </w:r>
-          </w:p>
-          <w:p>
-            <w:pPr>
-              <w:spacing w:after="0" w:line="240" w:lineRule="auto"/>
-            </w:pPr>
-            <w:r>
-              <w:rPr>
-                <w:sz w:val="17"/>
-              </w:rPr>
-              <w:t xml:space="preserve">• On release (web: pointer up; </w:t>
-            </w:r>
-            <w:r>
-              <w:rPr>
-                <w:sz w:val="17"/>
-              </w:rPr>
-              <w:t>keyboard: 450 ms after the last key press) the client sends the photo with box = {x, y, w, h}.</w:t>
-            </w:r>
-          </w:p>
-          <w:p>
-            <w:pPr>
-              <w:spacing w:after="0" w:line="240" w:lineRule="auto"/>
-            </w:pPr>
-            <w:r>
-              <w:rPr>
-                <w:sz w:val="17"/>
-              </w:rPr>
-              <w:t>• System validates the box, embeds only that area (no detection) and returns results with region.auto = false.</w:t>
-            </w:r>
-          </w:p>
-          <w:p>
-            <w:pPr>
-              <w:spacing w:after="0" w:line="240" w:lineRule="auto"/>
-            </w:pPr>
-            <w:r>
-              <w:rPr>
-                <w:sz w:val="17"/>
-              </w:rPr>
-              <w:t>• Client keeps the user's box and shows “Searching</w:t>
-            </w:r>
-            <w:r>
-              <w:rPr>
-                <w:sz w:val="17"/>
-              </w:rPr>
-              <w:t xml:space="preserve"> the area you selected.”</w:t>
+              <w:t xml:space="preserve">• User drags inside the </w:t>
+            </w:r>
+            <w:r>
+              <w:rPr>
+                <w:sz w:val="17"/>
+              </w:rPr>
+              <w:t>box to move it, or drags a handle to resize it, or drags on the photo outside the box to draw a new one.</w:t>
+            </w:r>
+          </w:p>
+          <w:p>
+            <w:pPr>
+              <w:spacing w:after="0" w:line="240" w:lineRule="auto"/>
+            </w:pPr>
+            <w:r>
+              <w:rPr>
+                <w:sz w:val="17"/>
+              </w:rPr>
+              <w:t>• On release (web: pointer up; keyboard: 450 ms after the last key press) the client sends the photo with box = {x, y, w, h}.</w:t>
+            </w:r>
+          </w:p>
+          <w:p>
+            <w:pPr>
+              <w:spacing w:after="0" w:line="240" w:lineRule="auto"/>
+            </w:pPr>
+            <w:r>
+              <w:rPr>
+                <w:sz w:val="17"/>
+              </w:rPr>
+              <w:t>• System validates the bo</w:t>
+            </w:r>
+            <w:r>
+              <w:rPr>
+                <w:sz w:val="17"/>
+              </w:rPr>
+              <w:t>x, embeds only that area (no detection) and returns results with region.auto = false.</w:t>
+            </w:r>
+          </w:p>
+          <w:p>
+            <w:pPr>
+              <w:spacing w:after="0" w:line="240" w:lineRule="auto"/>
+            </w:pPr>
+            <w:r>
+              <w:rPr>
+                <w:sz w:val="17"/>
+              </w:rPr>
+              <w:t>• Client keeps the user's box and shows “Searching the area you selected.”</w:t>
             </w:r>
           </w:p>
         </w:tc>
@@ -28343,7 +28369,13 @@
               <w:rPr>
                 <w:sz w:val="17"/>
               </w:rPr>
-              <w:t>• A1 User selects “Use detected area” → search without box; the detector's box is shown again.</w:t>
+              <w:t>• A1 User selects “Use detected area” → search without box; the detector's box is</w:t>
+            </w:r>
+            <w:r>
+              <w:rPr>
+                <w:sz w:val="17"/>
+              </w:rPr>
+              <w:t xml:space="preserve"> shown again.</w:t>
             </w:r>
           </w:p>
           <w:p>
@@ -28365,13 +28397,7 @@
               <w:rPr>
                 <w:sz w:val="17"/>
               </w:rPr>
-              <w:t>• A3 Box malformed → HTTP 400 “The search area must be {x, y, w</w:t>
-            </w:r>
-            <w:r>
-              <w:rPr>
-                <w:sz w:val="17"/>
-              </w:rPr>
-              <w:t>, h} fractions of the photo”.</w:t>
+              <w:t>• A3 Box malformed → HTTP 400 “The search area must be {x, y, w, h} fractions of the photo”.</w:t>
             </w:r>
           </w:p>
         </w:tc>
@@ -28449,7 +28475,13 @@
               <w:rPr>
                 <w:sz w:val="17"/>
               </w:rPr>
-              <w:t>FR-VIS-12, FR-VIS-13, FR-VIS-20 · SF-04, AN-09 · TC-REG-04..08, TC-UI-02..04</w:t>
+              <w:t xml:space="preserve">FR-VIS-12, FR-VIS-13, </w:t>
+            </w:r>
+            <w:r>
+              <w:rPr>
+                <w:sz w:val="17"/>
+              </w:rPr>
+              <w:t>FR-VIS-20 · SF-04, AN-09 · TC-REG-04..08, TC-UI-02..04</w:t>
             </w:r>
           </w:p>
         </w:tc>
@@ -28650,13 +28682,13 @@
               <w:rPr>
                 <w:sz w:val="17"/>
               </w:rPr>
-              <w:t>• Staff uploads images in the product form; for each new image the panel calls POST /admin/visual-search/detect and shows a green box on the</w:t>
-            </w:r>
-            <w:r>
-              <w:rPr>
-                <w:sz w:val="17"/>
-              </w:rPr>
-              <w:t xml:space="preserve"> thumbnail.</w:t>
+              <w:t xml:space="preserve">• </w:t>
+            </w:r>
+            <w:r>
+              <w:rPr>
+                <w:sz w:val="17"/>
+              </w:rPr>
+              <w:t>Staff uploads images in the product form; for each new image the panel calls POST /admin/visual-search/detect and shows a green box on the thumbnail.</w:t>
             </w:r>
           </w:p>
           <w:p>
@@ -28678,24 +28710,24 @@
               <w:rPr>
                 <w:sz w:val="17"/>
               </w:rPr>
-              <w:t>• Staff moves or resizes the box (badge changes to “Adjusted by you”), or chooses Detect again / Use whole image, then Done.</w:t>
-            </w:r>
-          </w:p>
-          <w:p>
-            <w:pPr>
-              <w:spacing w:after="0" w:line="240" w:lineRule="auto"/>
-            </w:pPr>
-            <w:r>
-              <w:rPr>
-                <w:sz w:val="17"/>
-              </w:rPr>
-              <w:t>• Staff saves the p</w:t>
-            </w:r>
-            <w:r>
-              <w:rPr>
-                <w:sz w:val="17"/>
-              </w:rPr>
-              <w:t>roduct; the API stores imageRegions (manual ones with auto = false) and re-indexes the images whose area changed.</w:t>
+              <w:t>• Staf</w:t>
+            </w:r>
+            <w:r>
+              <w:rPr>
+                <w:sz w:val="17"/>
+              </w:rPr>
+              <w:t>f moves or resizes the box (badge changes to “Adjusted by you”), or chooses Detect again / Use whole image, then Done.</w:t>
+            </w:r>
+          </w:p>
+          <w:p>
+            <w:pPr>
+              <w:spacing w:after="0" w:line="240" w:lineRule="auto"/>
+            </w:pPr>
+            <w:r>
+              <w:rPr>
+                <w:sz w:val="17"/>
+              </w:rPr>
+              <w:t>• Staff saves the product; the API stores imageRegions (manual ones with auto = false) and re-indexes the images whose area changed.</w:t>
             </w:r>
           </w:p>
         </w:tc>
@@ -28718,7 +28750,14 @@
                 <w:b/>
                 <w:sz w:val="17"/>
               </w:rPr>
-              <w:t>Alternatives</w:t>
+              <w:t>Alt</w:t>
+            </w:r>
+            <w:r>
+              <w:rPr>
+                <w:b/>
+                <w:sz w:val="17"/>
+              </w:rPr>
+              <w:t>ernatives</w:t>
             </w:r>
           </w:p>
         </w:tc>
@@ -28768,14 +28807,7 @@
                 <w:b/>
                 <w:sz w:val="17"/>
               </w:rPr>
-              <w:t>Pos</w:t>
-            </w:r>
-            <w:r>
-              <w:rPr>
-                <w:b/>
-                <w:sz w:val="17"/>
-              </w:rPr>
-              <w:t>tcondition</w:t>
+              <w:t>Postcondition</w:t>
             </w:r>
           </w:p>
         </w:tc>
@@ -28830,7 +28862,13 @@
               <w:rPr>
                 <w:sz w:val="17"/>
               </w:rPr>
-              <w:t>FR-VIS-15, FR-VIS-16, FR-VIS-18 · AD-03 · TC-REG-09..12, TC-UI-06</w:t>
+              <w:t xml:space="preserve">FR-VIS-15, FR-VIS-16, FR-VIS-18 · </w:t>
+            </w:r>
+            <w:r>
+              <w:rPr>
+                <w:sz w:val="17"/>
+              </w:rPr>
+              <w:t>AD-03 · TC-REG-09..12, TC-UI-06</w:t>
             </w:r>
           </w:p>
         </w:tc>
@@ -28850,7 +28888,7 @@
       <w:pPr>
         <w:pStyle w:val="Heading1"/>
       </w:pPr>
-      <w:bookmarkStart w:id="28" w:name="_Toc241224813"/>
+      <w:bookmarkStart w:id="28" w:name="_Toc241225805"/>
       <w:r>
         <w:lastRenderedPageBreak/>
         <w:t>Appendix A – Requirements traceability matrix</w:t>
@@ -28859,10 +28897,7 @@
     </w:p>
     <w:p>
       <w:r>
-        <w:t xml:space="preserve">Forward traceability from requirement groups to use cases, </w:t>
-      </w:r>
-      <w:r>
-        <w:t>screens, code and tests (bidirectional traceability as required by ISO/IEC/IEEE 29148).</w:t>
+        <w:t>Forward traceability from requirement groups to use cases, screens, code and tests (bidirectional traceability as required by ISO/IEC/IEEE 29148).</w:t>
       </w:r>
     </w:p>
     <w:p>
@@ -28871,7 +28906,10 @@
         <w:keepNext/>
       </w:pPr>
       <w:r>
-        <w:t>Table 10 – Traceability matrix</w:t>
+        <w:t>Table 10 – Traceability mat</w:t>
+      </w:r>
+      <w:r>
+        <w:t>rix</w:t>
       </w:r>
     </w:p>
     <w:tbl>
@@ -29230,13 +29268,7 @@
               <w:rPr>
                 <w:sz w:val="16"/>
               </w:rPr>
-              <w:t>SF-01..03,</w:t>
-            </w:r>
-            <w:r>
-              <w:rPr>
-                <w:sz w:val="16"/>
-              </w:rPr>
-              <w:t xml:space="preserve"> AN-05, AN-06, AN-08, AN-10</w:t>
+              <w:t>SF-01..03, AN-05, AN-06, AN-08, AN-10</w:t>
             </w:r>
           </w:p>
         </w:tc>
@@ -29359,7 +29391,7 @@
               <w:rPr>
                 <w:sz w:val="16"/>
               </w:rPr>
-              <w:t>TC-VIS-01..07</w:t>
+              <w:t>TC-VIS-01..08</w:t>
             </w:r>
           </w:p>
         </w:tc>
@@ -29429,7 +29461,13 @@
               <w:rPr>
                 <w:sz w:val="16"/>
               </w:rPr>
-              <w:t>regionDetect.js, RegionSelector.jsx, RegionDetector.java, RegionSelectorView.java</w:t>
+              <w:t xml:space="preserve">regionDetect.js, RegionSelector.jsx, RegionDetector.java, </w:t>
+            </w:r>
+            <w:r>
+              <w:rPr>
+                <w:sz w:val="16"/>
+              </w:rPr>
+              <w:t>RegionSelectorView.java</w:t>
             </w:r>
           </w:p>
         </w:tc>
@@ -29519,13 +29557,7 @@
               <w:rPr>
                 <w:sz w:val="16"/>
               </w:rPr>
-              <w:t xml:space="preserve">cart.controller, pricing.service, </w:t>
-            </w:r>
-            <w:r>
-              <w:rPr>
-                <w:sz w:val="16"/>
-              </w:rPr>
-              <w:t>Coupon model, cartStore</w:t>
+              <w:t>cart.controller, pricing.service, Coupon model, cartStore</w:t>
             </w:r>
           </w:p>
         </w:tc>
@@ -29596,7 +29628,13 @@
               <w:rPr>
                 <w:sz w:val="16"/>
               </w:rPr>
-              <w:t>SF-06..09, AN-11..14, AD-06</w:t>
+              <w:t xml:space="preserve">SF-06..09, AN-11..14, </w:t>
+            </w:r>
+            <w:r>
+              <w:rPr>
+                <w:sz w:val="16"/>
+              </w:rPr>
+              <w:t>AD-06</w:t>
             </w:r>
           </w:p>
         </w:tc>
@@ -30056,7 +30094,13 @@
               <w:rPr>
                 <w:sz w:val="16"/>
               </w:rPr>
-              <w:t>indexes, visualSearch matrix</w:t>
+              <w:t>indexes,</w:t>
+            </w:r>
+            <w:r>
+              <w:rPr>
+                <w:sz w:val="16"/>
+              </w:rPr>
+              <w:t xml:space="preserve"> visualSearch matrix</w:t>
             </w:r>
           </w:p>
         </w:tc>
@@ -30159,13 +30203,7 @@
               <w:rPr>
                 <w:sz w:val="16"/>
               </w:rPr>
-              <w:t xml:space="preserve">TC-REG-08, </w:t>
-            </w:r>
-            <w:r>
-              <w:rPr>
-                <w:sz w:val="16"/>
-              </w:rPr>
-              <w:t>13–15, TC-UI-01..05</w:t>
+              <w:t>TC-REG-08, 13–15, TC-UI-01..05</w:t>
             </w:r>
           </w:p>
         </w:tc>
@@ -30359,7 +30397,14 @@
         <w:color w:val="52606D"/>
         <w:sz w:val="17"/>
       </w:rPr>
-      <w:t>ShopWorld – Software Requirements Specification</w:t>
+      <w:t xml:space="preserve">ShopWorld – </w:t>
+    </w:r>
+    <w:r>
+      <w:rPr>
+        <w:color w:val="52606D"/>
+        <w:sz w:val="17"/>
+      </w:rPr>
+      <w:t>Software Requirements Specification</w:t>
     </w:r>
     <w:r>
       <w:tab/>
@@ -41971,7 +42016,7 @@
     <w:autoRedefine/>
     <w:uiPriority w:val="39"/>
     <w:unhideWhenUsed/>
-    <w:rsid w:val="009145EA"/>
+    <w:rsid w:val="00AE02C0"/>
   </w:style>
   <w:style w:type="paragraph" w:styleId="TOC2">
     <w:name w:val="toc 2"/>
@@ -41980,7 +42025,7 @@
     <w:autoRedefine/>
     <w:uiPriority w:val="39"/>
     <w:unhideWhenUsed/>
-    <w:rsid w:val="009145EA"/>
+    <w:rsid w:val="00AE02C0"/>
     <w:pPr>
       <w:ind w:left="210"/>
     </w:pPr>
@@ -41990,7 +42035,7 @@
     <w:basedOn w:val="DefaultParagraphFont"/>
     <w:uiPriority w:val="99"/>
     <w:unhideWhenUsed/>
-    <w:rsid w:val="009145EA"/>
+    <w:rsid w:val="00AE02C0"/>
     <w:rPr>
       <w:color w:val="0000FF" w:themeColor="hyperlink"/>
       <w:u w:val="single"/>
@@ -42324,7 +42369,7 @@
 </file>
 
 <file path=customXml/itemProps1.xml><?xml version="1.0" encoding="utf-8"?>
-<ds:datastoreItem xmlns:ds="http://schemas.openxmlformats.org/officeDocument/2006/customXml" ds:itemID="{193F29F3-5265-4E39-B3E7-6E508EAEAB81}">
+<ds:datastoreItem xmlns:ds="http://schemas.openxmlformats.org/officeDocument/2006/customXml" ds:itemID="{59312E4C-3C1F-4A49-8DEB-D08F1A77CB12}">
   <ds:schemaRefs>
     <ds:schemaRef ds:uri="http://schemas.openxmlformats.org/officeDocument/2006/bibliography"/>
   </ds:schemaRefs>

--- a/docs/SW-SRS-001_Software_Requirements_Specification.docx
+++ b/docs/SW-SRS-001_Software_Requirements_Specification.docx
@@ -193,7 +193,13 @@
               <w:rPr>
                 <w:sz w:val="18"/>
               </w:rPr>
-              <w:t>1.1 – adds automatic product-area detection (green box)</w:t>
+              <w:t xml:space="preserve">1.2 – product area traced with SAM2 (after 1.1: automatic green </w:t>
+            </w:r>
+            <w:r>
+              <w:rPr>
+                <w:sz w:val="18"/>
+              </w:rPr>
+              <w:t>box)</w:t>
             </w:r>
           </w:p>
         </w:tc>
@@ -232,13 +238,7 @@
               <w:rPr>
                 <w:sz w:val="18"/>
               </w:rPr>
-              <w:t xml:space="preserve">25 </w:t>
-            </w:r>
-            <w:r>
-              <w:rPr>
-                <w:sz w:val="18"/>
-              </w:rPr>
-              <w:t>September 2026</w:t>
+              <w:t>25 September 2026</w:t>
             </w:r>
           </w:p>
         </w:tc>
@@ -398,13 +398,7 @@
               <w:rPr>
                 <w:sz w:val="18"/>
               </w:rPr>
-              <w:t xml:space="preserve">ISO/IEC/IEEE </w:t>
-            </w:r>
-            <w:r>
-              <w:rPr>
-                <w:sz w:val="18"/>
-              </w:rPr>
-              <w:t>12207:2017, 15289:2019, 29148:2018, 42010:2022, ISO/IEC 25010:2023, ISO 9241-110:2020, ISO/IEC/IEEE 29119-3:2021</w:t>
+              <w:t>ISO/IEC/IEEE 12207:2017, 15289:2019, 29148:2018, 42010:2022, ISO/IEC 25010:2023, ISO 9241-110:2020, ISO/IEC/IEEE 29119-3:2021</w:t>
             </w:r>
           </w:p>
         </w:tc>
@@ -465,7 +459,7 @@
       <w:pPr>
         <w:pStyle w:val="Heading1"/>
       </w:pPr>
-      <w:bookmarkStart w:id="1" w:name="_Toc241225778"/>
+      <w:bookmarkStart w:id="1" w:name="_Toc241230383"/>
       <w:r>
         <w:lastRenderedPageBreak/>
         <w:t>Document control</w:t>
@@ -729,7 +723,83 @@
               <w:rPr>
                 <w:sz w:val="18"/>
               </w:rPr>
-              <w:t>Automatic product-area detection with an adjustable glowing green box for image search and product image registration (web, admin, Android, API); split into four specifications</w:t>
+              <w:t xml:space="preserve">Automatic product-area detection with an adjustable glowing green box for image search and product image registration (web, admin, Android, API); split into four </w:t>
+            </w:r>
+            <w:r>
+              <w:rPr>
+                <w:sz w:val="18"/>
+              </w:rPr>
+              <w:t>specifications</w:t>
+            </w:r>
+          </w:p>
+        </w:tc>
+      </w:tr>
+      <w:tr>
+        <w:trPr>
+          <w:cantSplit/>
+          <w:jc w:val="center"/>
+        </w:trPr>
+        <w:tc>
+          <w:tcPr>
+            <w:tcW w:w="1134" w:type="dxa"/>
+          </w:tcPr>
+          <w:p>
+            <w:pPr>
+              <w:spacing w:after="0" w:line="240" w:lineRule="auto"/>
+            </w:pPr>
+            <w:r>
+              <w:rPr>
+                <w:sz w:val="18"/>
+              </w:rPr>
+              <w:t>1.2</w:t>
+            </w:r>
+          </w:p>
+        </w:tc>
+        <w:tc>
+          <w:tcPr>
+            <w:tcW w:w="1474" w:type="dxa"/>
+          </w:tcPr>
+          <w:p>
+            <w:pPr>
+              <w:spacing w:after="0" w:line="240" w:lineRule="auto"/>
+            </w:pPr>
+            <w:r>
+              <w:rPr>
+                <w:sz w:val="18"/>
+              </w:rPr>
+              <w:t>2026-09-25</w:t>
+            </w:r>
+          </w:p>
+        </w:tc>
+        <w:tc>
+          <w:tcPr>
+            <w:tcW w:w="1928" w:type="dxa"/>
+          </w:tcPr>
+          <w:p>
+            <w:pPr>
+              <w:spacing w:after="0" w:line="240" w:lineRule="auto"/>
+            </w:pPr>
+            <w:r>
+              <w:rPr>
+                <w:sz w:val="18"/>
+              </w:rPr>
+              <w:t>Development team</w:t>
+            </w:r>
+          </w:p>
+        </w:tc>
+        <w:tc>
+          <w:tcPr>
+            <w:tcW w:w="5102" w:type="dxa"/>
+          </w:tcPr>
+          <w:p>
+            <w:pPr>
+              <w:spacing w:after="0" w:line="240" w:lineRule="auto"/>
+            </w:pPr>
+            <w:r>
+              <w:rPr>
+                <w:sz w:val="18"/>
+              </w:rPr>
+              <w:t>Product area refined with SAM2.1 (Hiera-tiny): DINOv3 picks the object, SAM2 traces its outline; camera button always visible; web fallback for an API without detection</w:t>
             </w:r>
           </w:p>
         </w:tc>
@@ -745,13 +815,7 @@
         <w:rPr>
           <w:b/>
         </w:rPr>
-        <w:t>Review</w:t>
-      </w:r>
-      <w:r>
-        <w:rPr>
-          <w:b/>
-        </w:rPr>
-        <w:t xml:space="preserve"> and approval</w:t>
+        <w:t>Review and approval</w:t>
       </w:r>
     </w:p>
     <w:tbl>
@@ -1177,13 +1241,7 @@
               <w:rPr>
                 <w:sz w:val="18"/>
               </w:rPr>
-              <w:t xml:space="preserve">Stakeholder needs, functional and quality </w:t>
-            </w:r>
-            <w:r>
-              <w:rPr>
-                <w:sz w:val="18"/>
-              </w:rPr>
-              <w:t>requirements, use cases</w:t>
+              <w:t>Stakeholder needs, functional and quality requirements, use cases</w:t>
             </w:r>
           </w:p>
         </w:tc>
@@ -1334,13 +1392,7 @@
               <w:rPr>
                 <w:sz w:val="18"/>
               </w:rPr>
-              <w:t xml:space="preserve">Test </w:t>
-            </w:r>
-            <w:r>
-              <w:rPr>
-                <w:sz w:val="18"/>
-              </w:rPr>
-              <w:t>Case Specification</w:t>
+              <w:t>Test Case Specification</w:t>
             </w:r>
           </w:p>
         </w:tc>
@@ -1357,7 +1409,13 @@
               <w:rPr>
                 <w:sz w:val="18"/>
               </w:rPr>
-              <w:t>Test strategy, test cases, execution results, traceability</w:t>
+              <w:t xml:space="preserve">Test strategy, </w:t>
+            </w:r>
+            <w:r>
+              <w:rPr>
+                <w:sz w:val="18"/>
+              </w:rPr>
+              <w:t>test cases, execution results, traceability</w:t>
             </w:r>
           </w:p>
         </w:tc>
@@ -1406,7 +1464,7 @@
       <w:r>
         <w:fldChar w:fldCharType="separate"/>
       </w:r>
-      <w:hyperlink w:anchor="_Toc241225778" w:history="1">
+      <w:hyperlink w:anchor="_Toc241230383" w:history="1">
         <w:r>
           <w:rPr>
             <w:rStyle w:val="Hyperlink"/>
@@ -1433,7 +1491,7 @@
             <w:noProof/>
             <w:webHidden/>
           </w:rPr>
-          <w:instrText xml:space="preserve"> PAGEREF _Toc241225778 \h </w:instrText>
+          <w:instrText xml:space="preserve"> PAGEREF _Toc241230383 \h </w:instrText>
         </w:r>
         <w:r>
           <w:rPr>
@@ -1477,7 +1535,7 @@
           <w:sz w:val="22"/>
         </w:rPr>
       </w:pPr>
-      <w:hyperlink w:anchor="_Toc241225779" w:history="1">
+      <w:hyperlink w:anchor="_Toc241230384" w:history="1">
         <w:r>
           <w:rPr>
             <w:rStyle w:val="Hyperlink"/>
@@ -1504,7 +1562,7 @@
             <w:noProof/>
             <w:webHidden/>
           </w:rPr>
-          <w:instrText xml:space="preserve"> PAGEREF _Toc241225779 \h </w:instrText>
+          <w:instrText xml:space="preserve"> PAGEREF _Toc241230384 \h </w:instrText>
         </w:r>
         <w:r>
           <w:rPr>
@@ -1548,7 +1606,7 @@
           <w:sz w:val="22"/>
         </w:rPr>
       </w:pPr>
-      <w:hyperlink w:anchor="_Toc241225780" w:history="1">
+      <w:hyperlink w:anchor="_Toc241230385" w:history="1">
         <w:r>
           <w:rPr>
             <w:rStyle w:val="Hyperlink"/>
@@ -1575,7 +1633,7 @@
             <w:noProof/>
             <w:webHidden/>
           </w:rPr>
-          <w:instrText xml:space="preserve"> PAGEREF _Toc241225780 \h </w:instrText>
+          <w:instrText xml:space="preserve"> PAGEREF _Toc241230385 \h </w:instrText>
         </w:r>
         <w:r>
           <w:rPr>
@@ -1619,7 +1677,7 @@
           <w:sz w:val="22"/>
         </w:rPr>
       </w:pPr>
-      <w:hyperlink w:anchor="_Toc241225781" w:history="1">
+      <w:hyperlink w:anchor="_Toc241230386" w:history="1">
         <w:r>
           <w:rPr>
             <w:rStyle w:val="Hyperlink"/>
@@ -1646,7 +1704,7 @@
             <w:noProof/>
             <w:webHidden/>
           </w:rPr>
-          <w:instrText xml:space="preserve"> PAGEREF _Toc241225781 \h </w:instrText>
+          <w:instrText xml:space="preserve"> PAGEREF _Toc241230386 \h </w:instrText>
         </w:r>
         <w:r>
           <w:rPr>
@@ -1690,7 +1748,7 @@
           <w:sz w:val="22"/>
         </w:rPr>
       </w:pPr>
-      <w:hyperlink w:anchor="_Toc241225782" w:history="1">
+      <w:hyperlink w:anchor="_Toc241230387" w:history="1">
         <w:r>
           <w:rPr>
             <w:rStyle w:val="Hyperlink"/>
@@ -1717,7 +1775,7 @@
             <w:noProof/>
             <w:webHidden/>
           </w:rPr>
-          <w:instrText xml:space="preserve"> PAGEREF _Toc241225782 \h </w:instrText>
+          <w:instrText xml:space="preserve"> PAGEREF _Toc241230387 \h </w:instrText>
         </w:r>
         <w:r>
           <w:rPr>
@@ -1761,7 +1819,7 @@
           <w:sz w:val="22"/>
         </w:rPr>
       </w:pPr>
-      <w:hyperlink w:anchor="_Toc241225783" w:history="1">
+      <w:hyperlink w:anchor="_Toc241230388" w:history="1">
         <w:r>
           <w:rPr>
             <w:rStyle w:val="Hyperlink"/>
@@ -1788,7 +1846,7 @@
             <w:noProof/>
             <w:webHidden/>
           </w:rPr>
-          <w:instrText xml:space="preserve"> PAGEREF _Toc241225783 \h </w:instrText>
+          <w:instrText xml:space="preserve"> PAGEREF _Toc241230388 \h </w:instrText>
         </w:r>
         <w:r>
           <w:rPr>
@@ -1832,7 +1890,7 @@
           <w:sz w:val="22"/>
         </w:rPr>
       </w:pPr>
-      <w:hyperlink w:anchor="_Toc241225784" w:history="1">
+      <w:hyperlink w:anchor="_Toc241230389" w:history="1">
         <w:r>
           <w:rPr>
             <w:rStyle w:val="Hyperlink"/>
@@ -1859,7 +1917,7 @@
             <w:noProof/>
             <w:webHidden/>
           </w:rPr>
-          <w:instrText xml:space="preserve"> PAGEREF _Toc241225784 \h </w:instrText>
+          <w:instrText xml:space="preserve"> PAGEREF _Toc241230389 \h </w:instrText>
         </w:r>
         <w:r>
           <w:rPr>
@@ -1903,7 +1961,7 @@
           <w:sz w:val="22"/>
         </w:rPr>
       </w:pPr>
-      <w:hyperlink w:anchor="_Toc241225785" w:history="1">
+      <w:hyperlink w:anchor="_Toc241230390" w:history="1">
         <w:r>
           <w:rPr>
             <w:rStyle w:val="Hyperlink"/>
@@ -1930,7 +1988,7 @@
             <w:noProof/>
             <w:webHidden/>
           </w:rPr>
-          <w:instrText xml:space="preserve"> PAGEREF _Toc241225785 \h </w:instrText>
+          <w:instrText xml:space="preserve"> PAGEREF _Toc241230390 \h </w:instrText>
         </w:r>
         <w:r>
           <w:rPr>
@@ -1974,7 +2032,7 @@
           <w:sz w:val="22"/>
         </w:rPr>
       </w:pPr>
-      <w:hyperlink w:anchor="_Toc241225786" w:history="1">
+      <w:hyperlink w:anchor="_Toc241230391" w:history="1">
         <w:r>
           <w:rPr>
             <w:rStyle w:val="Hyperlink"/>
@@ -2001,7 +2059,7 @@
             <w:noProof/>
             <w:webHidden/>
           </w:rPr>
-          <w:instrText xml:space="preserve"> PAGEREF _Toc241225786 \h </w:instrText>
+          <w:instrText xml:space="preserve"> PAGEREF _Toc241230391 \h </w:instrText>
         </w:r>
         <w:r>
           <w:rPr>
@@ -2045,7 +2103,7 @@
           <w:sz w:val="22"/>
         </w:rPr>
       </w:pPr>
-      <w:hyperlink w:anchor="_Toc241225787" w:history="1">
+      <w:hyperlink w:anchor="_Toc241230392" w:history="1">
         <w:r>
           <w:rPr>
             <w:rStyle w:val="Hyperlink"/>
@@ -2072,7 +2130,7 @@
             <w:noProof/>
             <w:webHidden/>
           </w:rPr>
-          <w:instrText xml:space="preserve"> PAGEREF _Toc241225787 \h </w:instrText>
+          <w:instrText xml:space="preserve"> PAGEREF _Toc241230392 \h </w:instrText>
         </w:r>
         <w:r>
           <w:rPr>
@@ -2116,7 +2174,7 @@
           <w:sz w:val="22"/>
         </w:rPr>
       </w:pPr>
-      <w:hyperlink w:anchor="_Toc241225788" w:history="1">
+      <w:hyperlink w:anchor="_Toc241230393" w:history="1">
         <w:r>
           <w:rPr>
             <w:rStyle w:val="Hyperlink"/>
@@ -2143,7 +2201,7 @@
             <w:noProof/>
             <w:webHidden/>
           </w:rPr>
-          <w:instrText xml:space="preserve"> PAGEREF _Toc241225788 \h </w:instrText>
+          <w:instrText xml:space="preserve"> PAGEREF _Toc241230393 \h </w:instrText>
         </w:r>
         <w:r>
           <w:rPr>
@@ -2187,7 +2245,7 @@
           <w:sz w:val="22"/>
         </w:rPr>
       </w:pPr>
-      <w:hyperlink w:anchor="_Toc241225789" w:history="1">
+      <w:hyperlink w:anchor="_Toc241230394" w:history="1">
         <w:r>
           <w:rPr>
             <w:rStyle w:val="Hyperlink"/>
@@ -2214,7 +2272,7 @@
             <w:noProof/>
             <w:webHidden/>
           </w:rPr>
-          <w:instrText xml:space="preserve"> PAGEREF _Toc241225789 \h </w:instrText>
+          <w:instrText xml:space="preserve"> PAGEREF _Toc241230394 \h </w:instrText>
         </w:r>
         <w:r>
           <w:rPr>
@@ -2258,7 +2316,7 @@
           <w:sz w:val="22"/>
         </w:rPr>
       </w:pPr>
-      <w:hyperlink w:anchor="_Toc241225790" w:history="1">
+      <w:hyperlink w:anchor="_Toc241230395" w:history="1">
         <w:r>
           <w:rPr>
             <w:rStyle w:val="Hyperlink"/>
@@ -2285,7 +2343,7 @@
             <w:noProof/>
             <w:webHidden/>
           </w:rPr>
-          <w:instrText xml:space="preserve"> PAGEREF _Toc241225790 \h </w:instrText>
+          <w:instrText xml:space="preserve"> PAGEREF _Toc241230395 \h </w:instrText>
         </w:r>
         <w:r>
           <w:rPr>
@@ -2329,7 +2387,7 @@
           <w:sz w:val="22"/>
         </w:rPr>
       </w:pPr>
-      <w:hyperlink w:anchor="_Toc241225791" w:history="1">
+      <w:hyperlink w:anchor="_Toc241230396" w:history="1">
         <w:r>
           <w:rPr>
             <w:rStyle w:val="Hyperlink"/>
@@ -2356,7 +2414,7 @@
             <w:noProof/>
             <w:webHidden/>
           </w:rPr>
-          <w:instrText xml:space="preserve"> PAGEREF _Toc241225791 \h </w:instrText>
+          <w:instrText xml:space="preserve"> PAGEREF _Toc241230396 \h </w:instrText>
         </w:r>
         <w:r>
           <w:rPr>
@@ -2400,7 +2458,7 @@
           <w:sz w:val="22"/>
         </w:rPr>
       </w:pPr>
-      <w:hyperlink w:anchor="_Toc241225792" w:history="1">
+      <w:hyperlink w:anchor="_Toc241230397" w:history="1">
         <w:r>
           <w:rPr>
             <w:rStyle w:val="Hyperlink"/>
@@ -2427,7 +2485,7 @@
             <w:noProof/>
             <w:webHidden/>
           </w:rPr>
-          <w:instrText xml:space="preserve"> PAGEREF _Toc241225792 \h </w:instrText>
+          <w:instrText xml:space="preserve"> PAGEREF _Toc241230397 \h </w:instrText>
         </w:r>
         <w:r>
           <w:rPr>
@@ -2471,7 +2529,7 @@
           <w:sz w:val="22"/>
         </w:rPr>
       </w:pPr>
-      <w:hyperlink w:anchor="_Toc241225793" w:history="1">
+      <w:hyperlink w:anchor="_Toc241230398" w:history="1">
         <w:r>
           <w:rPr>
             <w:rStyle w:val="Hyperlink"/>
@@ -2498,7 +2556,7 @@
             <w:noProof/>
             <w:webHidden/>
           </w:rPr>
-          <w:instrText xml:space="preserve"> PAGEREF _Toc241225793 \h </w:instrText>
+          <w:instrText xml:space="preserve"> PAGEREF _Toc241230398 \h </w:instrText>
         </w:r>
         <w:r>
           <w:rPr>
@@ -2542,7 +2600,7 @@
           <w:sz w:val="22"/>
         </w:rPr>
       </w:pPr>
-      <w:hyperlink w:anchor="_Toc241225794" w:history="1">
+      <w:hyperlink w:anchor="_Toc241230399" w:history="1">
         <w:r>
           <w:rPr>
             <w:rStyle w:val="Hyperlink"/>
@@ -2569,7 +2627,7 @@
             <w:noProof/>
             <w:webHidden/>
           </w:rPr>
-          <w:instrText xml:space="preserve"> PAGEREF _Toc241225794 \h </w:instrText>
+          <w:instrText xml:space="preserve"> PAGEREF _Toc241230399 \h </w:instrText>
         </w:r>
         <w:r>
           <w:rPr>
@@ -2613,7 +2671,7 @@
           <w:sz w:val="22"/>
         </w:rPr>
       </w:pPr>
-      <w:hyperlink w:anchor="_Toc241225795" w:history="1">
+      <w:hyperlink w:anchor="_Toc241230400" w:history="1">
         <w:r>
           <w:rPr>
             <w:rStyle w:val="Hyperlink"/>
@@ -2640,7 +2698,7 @@
             <w:noProof/>
             <w:webHidden/>
           </w:rPr>
-          <w:instrText xml:space="preserve"> PAGEREF _Toc241225795 \h </w:instrText>
+          <w:instrText xml:space="preserve"> PAGEREF _Toc241230400 \h </w:instrText>
         </w:r>
         <w:r>
           <w:rPr>
@@ -2684,7 +2742,7 @@
           <w:sz w:val="22"/>
         </w:rPr>
       </w:pPr>
-      <w:hyperlink w:anchor="_Toc241225796" w:history="1">
+      <w:hyperlink w:anchor="_Toc241230401" w:history="1">
         <w:r>
           <w:rPr>
             <w:rStyle w:val="Hyperlink"/>
@@ -2711,7 +2769,7 @@
             <w:noProof/>
             <w:webHidden/>
           </w:rPr>
-          <w:instrText xml:space="preserve"> PAGEREF _Toc241225796 \h </w:instrText>
+          <w:instrText xml:space="preserve"> PAGEREF _Toc241230401 \h </w:instrText>
         </w:r>
         <w:r>
           <w:rPr>
@@ -2755,7 +2813,7 @@
           <w:sz w:val="22"/>
         </w:rPr>
       </w:pPr>
-      <w:hyperlink w:anchor="_Toc241225797" w:history="1">
+      <w:hyperlink w:anchor="_Toc241230402" w:history="1">
         <w:r>
           <w:rPr>
             <w:rStyle w:val="Hyperlink"/>
@@ -2782,7 +2840,7 @@
             <w:noProof/>
             <w:webHidden/>
           </w:rPr>
-          <w:instrText xml:space="preserve"> PAGEREF _Toc241225797 \h </w:instrText>
+          <w:instrText xml:space="preserve"> PAGEREF _Toc241230402 \h </w:instrText>
         </w:r>
         <w:r>
           <w:rPr>
@@ -2826,7 +2884,7 @@
           <w:sz w:val="22"/>
         </w:rPr>
       </w:pPr>
-      <w:hyperlink w:anchor="_Toc241225798" w:history="1">
+      <w:hyperlink w:anchor="_Toc241230403" w:history="1">
         <w:r>
           <w:rPr>
             <w:rStyle w:val="Hyperlink"/>
@@ -2853,220 +2911,7 @@
             <w:noProof/>
             <w:webHidden/>
           </w:rPr>
-          <w:instrText xml:space="preserve"> PAGEREF _Toc241225798 \h </w:instrText>
-        </w:r>
-        <w:r>
-          <w:rPr>
-            <w:noProof/>
-            <w:webHidden/>
-          </w:rPr>
-        </w:r>
-        <w:r>
-          <w:rPr>
-            <w:noProof/>
-            <w:webHidden/>
-          </w:rPr>
-          <w:fldChar w:fldCharType="separate"/>
-        </w:r>
-        <w:r>
-          <w:rPr>
-            <w:noProof/>
-            <w:webHidden/>
-          </w:rPr>
-          <w:t>14</w:t>
-        </w:r>
-        <w:r>
-          <w:rPr>
-            <w:noProof/>
-            <w:webHidden/>
-          </w:rPr>
-          <w:fldChar w:fldCharType="end"/>
-        </w:r>
-      </w:hyperlink>
-    </w:p>
-    <w:p>
-      <w:pPr>
-        <w:pStyle w:val="TOC2"/>
-        <w:tabs>
-          <w:tab w:val="right" w:leader="dot" w:pos="9628"/>
-        </w:tabs>
-        <w:rPr>
-          <w:rFonts w:asciiTheme="minorHAnsi" w:eastAsiaTheme="minorEastAsia" w:hAnsiTheme="minorHAnsi"/>
-          <w:noProof/>
-          <w:color w:val="auto"/>
-          <w:sz w:val="22"/>
-        </w:rPr>
-      </w:pPr>
-      <w:hyperlink w:anchor="_Toc241225799" w:history="1">
-        <w:r>
-          <w:rPr>
-            <w:rStyle w:val="Hyperlink"/>
-            <w:noProof/>
-          </w:rPr>
-          <w:t>4.1  Actors</w:t>
-        </w:r>
-        <w:r>
-          <w:rPr>
-            <w:noProof/>
-            <w:webHidden/>
-          </w:rPr>
-          <w:tab/>
-        </w:r>
-        <w:r>
-          <w:rPr>
-            <w:noProof/>
-            <w:webHidden/>
-          </w:rPr>
-          <w:fldChar w:fldCharType="begin"/>
-        </w:r>
-        <w:r>
-          <w:rPr>
-            <w:noProof/>
-            <w:webHidden/>
-          </w:rPr>
-          <w:instrText xml:space="preserve"> PAGEREF _Toc241225799 \h </w:instrText>
-        </w:r>
-        <w:r>
-          <w:rPr>
-            <w:noProof/>
-            <w:webHidden/>
-          </w:rPr>
-        </w:r>
-        <w:r>
-          <w:rPr>
-            <w:noProof/>
-            <w:webHidden/>
-          </w:rPr>
-          <w:fldChar w:fldCharType="separate"/>
-        </w:r>
-        <w:r>
-          <w:rPr>
-            <w:noProof/>
-            <w:webHidden/>
-          </w:rPr>
-          <w:t>14</w:t>
-        </w:r>
-        <w:r>
-          <w:rPr>
-            <w:noProof/>
-            <w:webHidden/>
-          </w:rPr>
-          <w:fldChar w:fldCharType="end"/>
-        </w:r>
-      </w:hyperlink>
-    </w:p>
-    <w:p>
-      <w:pPr>
-        <w:pStyle w:val="TOC2"/>
-        <w:tabs>
-          <w:tab w:val="right" w:leader="dot" w:pos="9628"/>
-        </w:tabs>
-        <w:rPr>
-          <w:rFonts w:asciiTheme="minorHAnsi" w:eastAsiaTheme="minorEastAsia" w:hAnsiTheme="minorHAnsi"/>
-          <w:noProof/>
-          <w:color w:val="auto"/>
-          <w:sz w:val="22"/>
-        </w:rPr>
-      </w:pPr>
-      <w:hyperlink w:anchor="_Toc241225800" w:history="1">
-        <w:r>
-          <w:rPr>
-            <w:rStyle w:val="Hyperlink"/>
-            <w:noProof/>
-          </w:rPr>
-          <w:t>4.2  Use-case diagram</w:t>
-        </w:r>
-        <w:r>
-          <w:rPr>
-            <w:noProof/>
-            <w:webHidden/>
-          </w:rPr>
-          <w:tab/>
-        </w:r>
-        <w:r>
-          <w:rPr>
-            <w:noProof/>
-            <w:webHidden/>
-          </w:rPr>
-          <w:fldChar w:fldCharType="begin"/>
-        </w:r>
-        <w:r>
-          <w:rPr>
-            <w:noProof/>
-            <w:webHidden/>
-          </w:rPr>
-          <w:instrText xml:space="preserve"> PAGEREF _Toc241225800 \h </w:instrText>
-        </w:r>
-        <w:r>
-          <w:rPr>
-            <w:noProof/>
-            <w:webHidden/>
-          </w:rPr>
-        </w:r>
-        <w:r>
-          <w:rPr>
-            <w:noProof/>
-            <w:webHidden/>
-          </w:rPr>
-          <w:fldChar w:fldCharType="separate"/>
-        </w:r>
-        <w:r>
-          <w:rPr>
-            <w:noProof/>
-            <w:webHidden/>
-          </w:rPr>
-          <w:t>14</w:t>
-        </w:r>
-        <w:r>
-          <w:rPr>
-            <w:noProof/>
-            <w:webHidden/>
-          </w:rPr>
-          <w:fldChar w:fldCharType="end"/>
-        </w:r>
-      </w:hyperlink>
-    </w:p>
-    <w:p>
-      <w:pPr>
-        <w:pStyle w:val="TOC2"/>
-        <w:tabs>
-          <w:tab w:val="right" w:leader="dot" w:pos="9628"/>
-        </w:tabs>
-        <w:rPr>
-          <w:rFonts w:asciiTheme="minorHAnsi" w:eastAsiaTheme="minorEastAsia" w:hAnsiTheme="minorHAnsi"/>
-          <w:noProof/>
-          <w:color w:val="auto"/>
-          <w:sz w:val="22"/>
-        </w:rPr>
-      </w:pPr>
-      <w:hyperlink w:anchor="_Toc241225801" w:history="1">
-        <w:r>
-          <w:rPr>
-            <w:rStyle w:val="Hyperlink"/>
-            <w:noProof/>
-          </w:rPr>
-          <w:t>4.3  Use-case catalogue</w:t>
-        </w:r>
-        <w:r>
-          <w:rPr>
-            <w:noProof/>
-            <w:webHidden/>
-          </w:rPr>
-          <w:tab/>
-        </w:r>
-        <w:r>
-          <w:rPr>
-            <w:noProof/>
-            <w:webHidden/>
-          </w:rPr>
-          <w:fldChar w:fldCharType="begin"/>
-        </w:r>
-        <w:r>
-          <w:rPr>
-            <w:noProof/>
-            <w:webHidden/>
-          </w:rPr>
-          <w:instrText xml:space="preserve"> PAGEREF _Toc241225801 \h </w:instrText>
+          <w:instrText xml:space="preserve"> PAGEREF _Toc241230403 \h </w:instrText>
         </w:r>
         <w:r>
           <w:rPr>
@@ -3110,13 +2955,13 @@
           <w:sz w:val="22"/>
         </w:rPr>
       </w:pPr>
-      <w:hyperlink w:anchor="_Toc241225802" w:history="1">
+      <w:hyperlink w:anchor="_Toc241230404" w:history="1">
         <w:r>
           <w:rPr>
             <w:rStyle w:val="Hyperlink"/>
             <w:noProof/>
           </w:rPr>
-          <w:t>4.4  Customer use-case specifications</w:t>
+          <w:t>4.1  Actors</w:t>
         </w:r>
         <w:r>
           <w:rPr>
@@ -3137,7 +2982,7 @@
             <w:noProof/>
             <w:webHidden/>
           </w:rPr>
-          <w:instrText xml:space="preserve"> PAGEREF _Toc241225802 \h </w:instrText>
+          <w:instrText xml:space="preserve"> PAGEREF _Toc241230404 \h </w:instrText>
         </w:r>
         <w:r>
           <w:rPr>
@@ -3181,7 +3026,220 @@
           <w:sz w:val="22"/>
         </w:rPr>
       </w:pPr>
-      <w:hyperlink w:anchor="_Toc241225803" w:history="1">
+      <w:hyperlink w:anchor="_Toc241230405" w:history="1">
+        <w:r>
+          <w:rPr>
+            <w:rStyle w:val="Hyperlink"/>
+            <w:noProof/>
+          </w:rPr>
+          <w:t>4.2  Use-case diagram</w:t>
+        </w:r>
+        <w:r>
+          <w:rPr>
+            <w:noProof/>
+            <w:webHidden/>
+          </w:rPr>
+          <w:tab/>
+        </w:r>
+        <w:r>
+          <w:rPr>
+            <w:noProof/>
+            <w:webHidden/>
+          </w:rPr>
+          <w:fldChar w:fldCharType="begin"/>
+        </w:r>
+        <w:r>
+          <w:rPr>
+            <w:noProof/>
+            <w:webHidden/>
+          </w:rPr>
+          <w:instrText xml:space="preserve"> PAGEREF _Toc241230405 \h </w:instrText>
+        </w:r>
+        <w:r>
+          <w:rPr>
+            <w:noProof/>
+            <w:webHidden/>
+          </w:rPr>
+        </w:r>
+        <w:r>
+          <w:rPr>
+            <w:noProof/>
+            <w:webHidden/>
+          </w:rPr>
+          <w:fldChar w:fldCharType="separate"/>
+        </w:r>
+        <w:r>
+          <w:rPr>
+            <w:noProof/>
+            <w:webHidden/>
+          </w:rPr>
+          <w:t>15</w:t>
+        </w:r>
+        <w:r>
+          <w:rPr>
+            <w:noProof/>
+            <w:webHidden/>
+          </w:rPr>
+          <w:fldChar w:fldCharType="end"/>
+        </w:r>
+      </w:hyperlink>
+    </w:p>
+    <w:p>
+      <w:pPr>
+        <w:pStyle w:val="TOC2"/>
+        <w:tabs>
+          <w:tab w:val="right" w:leader="dot" w:pos="9628"/>
+        </w:tabs>
+        <w:rPr>
+          <w:rFonts w:asciiTheme="minorHAnsi" w:eastAsiaTheme="minorEastAsia" w:hAnsiTheme="minorHAnsi"/>
+          <w:noProof/>
+          <w:color w:val="auto"/>
+          <w:sz w:val="22"/>
+        </w:rPr>
+      </w:pPr>
+      <w:hyperlink w:anchor="_Toc241230406" w:history="1">
+        <w:r>
+          <w:rPr>
+            <w:rStyle w:val="Hyperlink"/>
+            <w:noProof/>
+          </w:rPr>
+          <w:t>4.3  Use-case catalogue</w:t>
+        </w:r>
+        <w:r>
+          <w:rPr>
+            <w:noProof/>
+            <w:webHidden/>
+          </w:rPr>
+          <w:tab/>
+        </w:r>
+        <w:r>
+          <w:rPr>
+            <w:noProof/>
+            <w:webHidden/>
+          </w:rPr>
+          <w:fldChar w:fldCharType="begin"/>
+        </w:r>
+        <w:r>
+          <w:rPr>
+            <w:noProof/>
+            <w:webHidden/>
+          </w:rPr>
+          <w:instrText xml:space="preserve"> PAGEREF _Toc241230406 \h </w:instrText>
+        </w:r>
+        <w:r>
+          <w:rPr>
+            <w:noProof/>
+            <w:webHidden/>
+          </w:rPr>
+        </w:r>
+        <w:r>
+          <w:rPr>
+            <w:noProof/>
+            <w:webHidden/>
+          </w:rPr>
+          <w:fldChar w:fldCharType="separate"/>
+        </w:r>
+        <w:r>
+          <w:rPr>
+            <w:noProof/>
+            <w:webHidden/>
+          </w:rPr>
+          <w:t>16</w:t>
+        </w:r>
+        <w:r>
+          <w:rPr>
+            <w:noProof/>
+            <w:webHidden/>
+          </w:rPr>
+          <w:fldChar w:fldCharType="end"/>
+        </w:r>
+      </w:hyperlink>
+    </w:p>
+    <w:p>
+      <w:pPr>
+        <w:pStyle w:val="TOC2"/>
+        <w:tabs>
+          <w:tab w:val="right" w:leader="dot" w:pos="9628"/>
+        </w:tabs>
+        <w:rPr>
+          <w:rFonts w:asciiTheme="minorHAnsi" w:eastAsiaTheme="minorEastAsia" w:hAnsiTheme="minorHAnsi"/>
+          <w:noProof/>
+          <w:color w:val="auto"/>
+          <w:sz w:val="22"/>
+        </w:rPr>
+      </w:pPr>
+      <w:hyperlink w:anchor="_Toc241230407" w:history="1">
+        <w:r>
+          <w:rPr>
+            <w:rStyle w:val="Hyperlink"/>
+            <w:noProof/>
+          </w:rPr>
+          <w:t>4.4  Customer use-case specifications</w:t>
+        </w:r>
+        <w:r>
+          <w:rPr>
+            <w:noProof/>
+            <w:webHidden/>
+          </w:rPr>
+          <w:tab/>
+        </w:r>
+        <w:r>
+          <w:rPr>
+            <w:noProof/>
+            <w:webHidden/>
+          </w:rPr>
+          <w:fldChar w:fldCharType="begin"/>
+        </w:r>
+        <w:r>
+          <w:rPr>
+            <w:noProof/>
+            <w:webHidden/>
+          </w:rPr>
+          <w:instrText xml:space="preserve"> PAGEREF _Toc241230407 \h </w:instrText>
+        </w:r>
+        <w:r>
+          <w:rPr>
+            <w:noProof/>
+            <w:webHidden/>
+          </w:rPr>
+        </w:r>
+        <w:r>
+          <w:rPr>
+            <w:noProof/>
+            <w:webHidden/>
+          </w:rPr>
+          <w:fldChar w:fldCharType="separate"/>
+        </w:r>
+        <w:r>
+          <w:rPr>
+            <w:noProof/>
+            <w:webHidden/>
+          </w:rPr>
+          <w:t>16</w:t>
+        </w:r>
+        <w:r>
+          <w:rPr>
+            <w:noProof/>
+            <w:webHidden/>
+          </w:rPr>
+          <w:fldChar w:fldCharType="end"/>
+        </w:r>
+      </w:hyperlink>
+    </w:p>
+    <w:p>
+      <w:pPr>
+        <w:pStyle w:val="TOC2"/>
+        <w:tabs>
+          <w:tab w:val="right" w:leader="dot" w:pos="9628"/>
+        </w:tabs>
+        <w:rPr>
+          <w:rFonts w:asciiTheme="minorHAnsi" w:eastAsiaTheme="minorEastAsia" w:hAnsiTheme="minorHAnsi"/>
+          <w:noProof/>
+          <w:color w:val="auto"/>
+          <w:sz w:val="22"/>
+        </w:rPr>
+      </w:pPr>
+      <w:hyperlink w:anchor="_Toc241230408" w:history="1">
         <w:r>
           <w:rPr>
             <w:rStyle w:val="Hyperlink"/>
@@ -3208,7 +3266,7 @@
             <w:noProof/>
             <w:webHidden/>
           </w:rPr>
-          <w:instrText xml:space="preserve"> PAGEREF _Toc241225803 \h </w:instrText>
+          <w:instrText xml:space="preserve"> PAGEREF _Toc241230408 \h </w:instrText>
         </w:r>
         <w:r>
           <w:rPr>
@@ -3228,7 +3286,7 @@
             <w:noProof/>
             <w:webHidden/>
           </w:rPr>
-          <w:t>19</w:t>
+          <w:t>20</w:t>
         </w:r>
         <w:r>
           <w:rPr>
@@ -3252,7 +3310,7 @@
           <w:sz w:val="22"/>
         </w:rPr>
       </w:pPr>
-      <w:hyperlink w:anchor="_Toc241225804" w:history="1">
+      <w:hyperlink w:anchor="_Toc241230409" w:history="1">
         <w:r>
           <w:rPr>
             <w:rStyle w:val="Hyperlink"/>
@@ -3279,78 +3337,7 @@
             <w:noProof/>
             <w:webHidden/>
           </w:rPr>
-          <w:instrText xml:space="preserve"> PAGEREF _Toc241225804 \h </w:instrText>
-        </w:r>
-        <w:r>
-          <w:rPr>
-            <w:noProof/>
-            <w:webHidden/>
-          </w:rPr>
-        </w:r>
-        <w:r>
-          <w:rPr>
-            <w:noProof/>
-            <w:webHidden/>
-          </w:rPr>
-          <w:fldChar w:fldCharType="separate"/>
-        </w:r>
-        <w:r>
-          <w:rPr>
-            <w:noProof/>
-            <w:webHidden/>
-          </w:rPr>
-          <w:t>22</w:t>
-        </w:r>
-        <w:r>
-          <w:rPr>
-            <w:noProof/>
-            <w:webHidden/>
-          </w:rPr>
-          <w:fldChar w:fldCharType="end"/>
-        </w:r>
-      </w:hyperlink>
-    </w:p>
-    <w:p>
-      <w:pPr>
-        <w:pStyle w:val="TOC1"/>
-        <w:tabs>
-          <w:tab w:val="right" w:leader="dot" w:pos="9628"/>
-        </w:tabs>
-        <w:rPr>
-          <w:rFonts w:asciiTheme="minorHAnsi" w:eastAsiaTheme="minorEastAsia" w:hAnsiTheme="minorHAnsi"/>
-          <w:noProof/>
-          <w:color w:val="auto"/>
-          <w:sz w:val="22"/>
-        </w:rPr>
-      </w:pPr>
-      <w:hyperlink w:anchor="_Toc241225805" w:history="1">
-        <w:r>
-          <w:rPr>
-            <w:rStyle w:val="Hyperlink"/>
-            <w:noProof/>
-          </w:rPr>
-          <w:t>Appendix A – Requirements traceability matrix</w:t>
-        </w:r>
-        <w:r>
-          <w:rPr>
-            <w:noProof/>
-            <w:webHidden/>
-          </w:rPr>
-          <w:tab/>
-        </w:r>
-        <w:r>
-          <w:rPr>
-            <w:noProof/>
-            <w:webHidden/>
-          </w:rPr>
-          <w:fldChar w:fldCharType="begin"/>
-        </w:r>
-        <w:r>
-          <w:rPr>
-            <w:noProof/>
-            <w:webHidden/>
-          </w:rPr>
-          <w:instrText xml:space="preserve"> PAGEREF _Toc241225805 \h </w:instrText>
+          <w:instrText xml:space="preserve"> PAGEREF _Toc241230409 \h </w:instrText>
         </w:r>
         <w:r>
           <w:rPr>
@@ -3382,6 +3369,77 @@
       </w:hyperlink>
     </w:p>
     <w:p>
+      <w:pPr>
+        <w:pStyle w:val="TOC1"/>
+        <w:tabs>
+          <w:tab w:val="right" w:leader="dot" w:pos="9628"/>
+        </w:tabs>
+        <w:rPr>
+          <w:rFonts w:asciiTheme="minorHAnsi" w:eastAsiaTheme="minorEastAsia" w:hAnsiTheme="minorHAnsi"/>
+          <w:noProof/>
+          <w:color w:val="auto"/>
+          <w:sz w:val="22"/>
+        </w:rPr>
+      </w:pPr>
+      <w:hyperlink w:anchor="_Toc241230410" w:history="1">
+        <w:r>
+          <w:rPr>
+            <w:rStyle w:val="Hyperlink"/>
+            <w:noProof/>
+          </w:rPr>
+          <w:t>Appendix A – Requirements traceability matrix</w:t>
+        </w:r>
+        <w:r>
+          <w:rPr>
+            <w:noProof/>
+            <w:webHidden/>
+          </w:rPr>
+          <w:tab/>
+        </w:r>
+        <w:r>
+          <w:rPr>
+            <w:noProof/>
+            <w:webHidden/>
+          </w:rPr>
+          <w:fldChar w:fldCharType="begin"/>
+        </w:r>
+        <w:r>
+          <w:rPr>
+            <w:noProof/>
+            <w:webHidden/>
+          </w:rPr>
+          <w:instrText xml:space="preserve"> PAGEREF _Toc241230410 \h </w:instrText>
+        </w:r>
+        <w:r>
+          <w:rPr>
+            <w:noProof/>
+            <w:webHidden/>
+          </w:rPr>
+        </w:r>
+        <w:r>
+          <w:rPr>
+            <w:noProof/>
+            <w:webHidden/>
+          </w:rPr>
+          <w:fldChar w:fldCharType="separate"/>
+        </w:r>
+        <w:r>
+          <w:rPr>
+            <w:noProof/>
+            <w:webHidden/>
+          </w:rPr>
+          <w:t>24</w:t>
+        </w:r>
+        <w:r>
+          <w:rPr>
+            <w:noProof/>
+            <w:webHidden/>
+          </w:rPr>
+          <w:fldChar w:fldCharType="end"/>
+        </w:r>
+      </w:hyperlink>
+    </w:p>
+    <w:p>
       <w:r>
         <w:fldChar w:fldCharType="end"/>
       </w:r>
@@ -3395,7 +3453,7 @@
       <w:pPr>
         <w:pStyle w:val="Heading1"/>
       </w:pPr>
-      <w:bookmarkStart w:id="2" w:name="_Toc241225779"/>
+      <w:bookmarkStart w:id="2" w:name="_Toc241230384"/>
       <w:r>
         <w:lastRenderedPageBreak/>
         <w:t>1  Introduction</w:t>
@@ -3406,7 +3464,7 @@
       <w:pPr>
         <w:pStyle w:val="Heading2"/>
       </w:pPr>
-      <w:bookmarkStart w:id="3" w:name="_Toc241225780"/>
+      <w:bookmarkStart w:id="3" w:name="_Toc241230385"/>
       <w:r>
         <w:t>1.1  Purpose</w:t>
       </w:r>
@@ -3414,10 +3472,10 @@
     </w:p>
     <w:p>
       <w:r>
-        <w:t xml:space="preserve">This Software Requirements Specification (SRS) states what the ShopWorld platform shall do and </w:t>
+        <w:t xml:space="preserve">This Software Requirements Specification (SRS) states what the ShopWorld platform shall do and how well, in the form required by </w:t>
       </w:r>
       <w:r>
-        <w:t>how well, in the form required by ISO/IEC/IEEE 29148, and refines the requirements into use cases.</w:t>
+        <w:t>ISO/IEC/IEEE 29148, and refines the requirements into use cases.</w:t>
       </w:r>
     </w:p>
     <w:p>
@@ -3431,17 +3489,14 @@
         <w:t>as built</w:t>
       </w:r>
       <w:r>
-        <w:t xml:space="preserve">: statements were derived from the source code, and the product-area feature was verified by the tests reported in </w:t>
-      </w:r>
-      <w:r>
-        <w:t>SW-TCS-001.</w:t>
+        <w:t>: statements were derived from the source code, and the product-area feature was verified by the tests reported in SW-TCS-001.</w:t>
       </w:r>
     </w:p>
     <w:p>
       <w:pPr>
         <w:pStyle w:val="Heading2"/>
       </w:pPr>
-      <w:bookmarkStart w:id="4" w:name="_Toc241225781"/>
+      <w:bookmarkStart w:id="4" w:name="_Toc241230386"/>
       <w:r>
         <w:t>1.2  Scope</w:t>
       </w:r>
@@ -3449,22 +3504,25 @@
     </w:p>
     <w:p>
       <w:r>
-        <w:t>ShopWorld is a multi-channel shop with four software items sharing one REST API: the API (Node.js 18, Express 4, MongoDB 6), the customer storefront (React 18), the admin panel (React 18) and the Android app (Java, API 24–35). Versio</w:t>
+        <w:t>ShopWorld i</w:t>
       </w:r>
       <w:r>
-        <w:t>n 1.1 adds automatic product-area detection for image search and product image registration: the product is detected in the photo, shown as a glowing green rectangle, searched on its own, and the rectangle can be moved and resized by the user.</w:t>
+        <w:t>s a multi-channel shop with four software items sharing one REST API: the API (Node.js 18, Express 4, MongoDB 6), the customer storefront (React 18), the admin panel (React 18) and the Android app (Java, API 24–35). Version 1.1 added automatic product-area</w:t>
+      </w:r>
+      <w:r>
+        <w:t xml:space="preserve"> detection for image search and product image registration: the product is detected in the photo, shown as a glowing green rectangle, searched on its own, and the rectangle can be moved and resized by the user. Version 1.2 extracts the product's region wit</w:t>
+      </w:r>
+      <w:r>
+        <w:t>h the SAM2 segmentation model.</w:t>
       </w:r>
     </w:p>
     <w:p>
       <w:pPr>
         <w:pStyle w:val="Heading2"/>
       </w:pPr>
-      <w:bookmarkStart w:id="5" w:name="_Toc241225782"/>
+      <w:bookmarkStart w:id="5" w:name="_Toc241230387"/>
       <w:r>
-        <w:t>1.3  Intende</w:t>
-      </w:r>
-      <w:r>
-        <w:t>d readers</w:t>
+        <w:t>1.3  Intended readers</w:t>
       </w:r>
       <w:bookmarkEnd w:id="5"/>
     </w:p>
@@ -3649,7 +3707,13 @@
               <w:rPr>
                 <w:sz w:val="18"/>
               </w:rPr>
-              <w:t>Requirement IDs and the traceability matrix (Appendix A) to derive tests</w:t>
+              <w:t xml:space="preserve">Requirement IDs and the </w:t>
+            </w:r>
+            <w:r>
+              <w:rPr>
+                <w:sz w:val="18"/>
+              </w:rPr>
+              <w:t>traceability matrix (Appendix A) to derive tests</w:t>
             </w:r>
           </w:p>
         </w:tc>
@@ -3664,7 +3728,7 @@
       <w:pPr>
         <w:pStyle w:val="Heading2"/>
       </w:pPr>
-      <w:bookmarkStart w:id="6" w:name="_Toc241225783"/>
+      <w:bookmarkStart w:id="6" w:name="_Toc241230388"/>
       <w:r>
         <w:t>1.4  Conformance to standards</w:t>
       </w:r>
@@ -3822,7 +3886,13 @@
               <w:rPr>
                 <w:sz w:val="18"/>
               </w:rPr>
-              <w:t>Structure of the quality (non-functional) requirements</w:t>
+              <w:t xml:space="preserve">Structure of </w:t>
+            </w:r>
+            <w:r>
+              <w:rPr>
+                <w:sz w:val="18"/>
+              </w:rPr>
+              <w:t>the quality (non-functional) requirements</w:t>
             </w:r>
           </w:p>
         </w:tc>
@@ -3915,7 +3985,7 @@
       <w:pPr>
         <w:pStyle w:val="Heading2"/>
       </w:pPr>
-      <w:bookmarkStart w:id="7" w:name="_Toc241225784"/>
+      <w:bookmarkStart w:id="7" w:name="_Toc241230389"/>
       <w:r>
         <w:t>1.5  Definitions</w:t>
       </w:r>
@@ -4033,13 +4103,7 @@
               <w:rPr>
                 <w:sz w:val="17"/>
               </w:rPr>
-              <w:t xml:space="preserve">Registered shopper (role </w:t>
-            </w:r>
-            <w:r>
-              <w:rPr>
-                <w:sz w:val="17"/>
-              </w:rPr>
-              <w:t>customer) / visitor who is not signed in.</w:t>
+              <w:t>Registered shopper (role customer) / visitor who is not signed in.</w:t>
             </w:r>
           </w:p>
         </w:tc>
@@ -4117,13 +4181,13 @@
               <w:rPr>
                 <w:sz w:val="17"/>
               </w:rPr>
-              <w:t xml:space="preserve">Self-supervised vision transformer (ViT-S/16) that turns an image into a 384-number feature </w:t>
-            </w:r>
-            <w:r>
-              <w:rPr>
-                <w:sz w:val="17"/>
-              </w:rPr>
-              <w:t>vector.</w:t>
+              <w:t xml:space="preserve">Self-supervised vision transformer (ViT-S/16) that </w:t>
+            </w:r>
+            <w:r>
+              <w:rPr>
+                <w:sz w:val="17"/>
+              </w:rPr>
+              <w:t>turns an image into a 384-number feature vector.</w:t>
             </w:r>
           </w:p>
         </w:tc>
@@ -4224,7 +4288,13 @@
               <w:rPr>
                 <w:sz w:val="17"/>
               </w:rPr>
-              <w:t>Product area / region</w:t>
+              <w:t>Product area</w:t>
+            </w:r>
+            <w:r>
+              <w:rPr>
+                <w:sz w:val="17"/>
+              </w:rPr>
+              <w:t xml:space="preserve"> / region</w:t>
             </w:r>
           </w:p>
         </w:tc>
@@ -4241,13 +4311,7 @@
               <w:rPr>
                 <w:sz w:val="17"/>
               </w:rPr>
-              <w:t xml:space="preserve">Rectangle {x, y, w, h} in </w:t>
-            </w:r>
-            <w:r>
-              <w:rPr>
-                <w:sz w:val="17"/>
-              </w:rPr>
-              <w:t>fractions (0–1) of the upright photo that shows the product; drawn as the glowing green box.</w:t>
+              <w:t>Rectangle {x, y, w, h} in fractions (0–1) of the upright photo that shows the product; drawn as the glowing green box.</w:t>
             </w:r>
           </w:p>
         </w:tc>
@@ -4325,13 +4389,13 @@
               <w:rPr>
                 <w:sz w:val="17"/>
               </w:rPr>
-              <w:t xml:space="preserve">Intersection over union of two rectangles; 1 = identical, 0 = no </w:t>
-            </w:r>
-            <w:r>
-              <w:rPr>
-                <w:sz w:val="17"/>
-              </w:rPr>
-              <w:t>overlap.</w:t>
+              <w:t xml:space="preserve">Intersection over union of </w:t>
+            </w:r>
+            <w:r>
+              <w:rPr>
+                <w:sz w:val="17"/>
+              </w:rPr>
+              <w:t>two rectangles; 1 = identical, 0 = no overlap.</w:t>
             </w:r>
           </w:p>
         </w:tc>
@@ -4353,7 +4417,8 @@
               <w:rPr>
                 <w:sz w:val="17"/>
               </w:rPr>
-              <w:t>REM</w:t>
+              <w:lastRenderedPageBreak/>
+              <w:t>SAM2</w:t>
             </w:r>
           </w:p>
         </w:tc>
@@ -4369,7 +4434,7 @@
               <w:rPr>
                 <w:sz w:val="17"/>
               </w:rPr>
-              <w:t>Second listing currency; no exchange rate exists, so USD and REM cannot be mixed in a cart.</w:t>
+              <w:t>Segment Anything Model 2.1 (Meta, Apache-2.0): given a point or box prompt, returns the mask of the object under it. Used here in its Hiera-tiny size.</w:t>
             </w:r>
           </w:p>
         </w:tc>
@@ -4392,7 +4457,7 @@
               <w:rPr>
                 <w:sz w:val="17"/>
               </w:rPr>
-              <w:t>SF / AD / AN</w:t>
+              <w:t>Mask / segmentation</w:t>
             </w:r>
           </w:p>
         </w:tc>
@@ -4409,7 +4474,13 @@
               <w:rPr>
                 <w:sz w:val="17"/>
               </w:rPr>
-              <w:t>Screen-ID prefixes: storefront, admin panel, Android.</w:t>
+              <w:t>Per-pixel map of which pixels b</w:t>
+            </w:r>
+            <w:r>
+              <w:rPr>
+                <w:sz w:val="17"/>
+              </w:rPr>
+              <w:t>elong to the object; its bounding box becomes the product area.</w:t>
             </w:r>
           </w:p>
         </w:tc>
@@ -4431,7 +4502,84 @@
               <w:rPr>
                 <w:sz w:val="17"/>
               </w:rPr>
-              <w:lastRenderedPageBreak/>
+              <w:t>REM</w:t>
+            </w:r>
+          </w:p>
+        </w:tc>
+        <w:tc>
+          <w:tcPr>
+            <w:tcW w:w="7370" w:type="dxa"/>
+          </w:tcPr>
+          <w:p>
+            <w:pPr>
+              <w:spacing w:after="0" w:line="240" w:lineRule="auto"/>
+            </w:pPr>
+            <w:r>
+              <w:rPr>
+                <w:sz w:val="17"/>
+              </w:rPr>
+              <w:t>Second listing currency; no exchange rate exists, so USD and REM cannot be mixed in a cart.</w:t>
+            </w:r>
+          </w:p>
+        </w:tc>
+      </w:tr>
+      <w:tr>
+        <w:trPr>
+          <w:cantSplit/>
+          <w:jc w:val="center"/>
+        </w:trPr>
+        <w:tc>
+          <w:tcPr>
+            <w:tcW w:w="2268" w:type="dxa"/>
+            <w:shd w:val="clear" w:color="auto" w:fill="F7FBF8"/>
+          </w:tcPr>
+          <w:p>
+            <w:pPr>
+              <w:spacing w:after="0" w:line="240" w:lineRule="auto"/>
+            </w:pPr>
+            <w:r>
+              <w:rPr>
+                <w:sz w:val="17"/>
+              </w:rPr>
+              <w:t>SF / AD / AN</w:t>
+            </w:r>
+          </w:p>
+        </w:tc>
+        <w:tc>
+          <w:tcPr>
+            <w:tcW w:w="7370" w:type="dxa"/>
+            <w:shd w:val="clear" w:color="auto" w:fill="F7FBF8"/>
+          </w:tcPr>
+          <w:p>
+            <w:pPr>
+              <w:spacing w:after="0" w:line="240" w:lineRule="auto"/>
+            </w:pPr>
+            <w:r>
+              <w:rPr>
+                <w:sz w:val="17"/>
+              </w:rPr>
+              <w:t>Screen-ID prefixes: storefront, admin panel, Android.</w:t>
+            </w:r>
+          </w:p>
+        </w:tc>
+      </w:tr>
+      <w:tr>
+        <w:trPr>
+          <w:cantSplit/>
+          <w:jc w:val="center"/>
+        </w:trPr>
+        <w:tc>
+          <w:tcPr>
+            <w:tcW w:w="2268" w:type="dxa"/>
+          </w:tcPr>
+          <w:p>
+            <w:pPr>
+              <w:spacing w:after="0" w:line="240" w:lineRule="auto"/>
+            </w:pPr>
+            <w:r>
+              <w:rPr>
+                <w:sz w:val="17"/>
+              </w:rPr>
               <w:t>UC / FR / NFR / TC</w:t>
             </w:r>
           </w:p>
@@ -4448,13 +4596,13 @@
               <w:rPr>
                 <w:sz w:val="17"/>
               </w:rPr>
-              <w:t xml:space="preserve">Use case, functional requirement, non-functional requirement, </w:t>
-            </w:r>
-            <w:r>
-              <w:rPr>
-                <w:sz w:val="17"/>
-              </w:rPr>
-              <w:t>test case identifiers.</w:t>
+              <w:t xml:space="preserve">Use </w:t>
+            </w:r>
+            <w:r>
+              <w:rPr>
+                <w:sz w:val="17"/>
+              </w:rPr>
+              <w:t>case, functional requirement, non-functional requirement, test case identifiers.</w:t>
             </w:r>
           </w:p>
         </w:tc>
@@ -4469,7 +4617,7 @@
       <w:pPr>
         <w:pStyle w:val="Heading2"/>
       </w:pPr>
-      <w:bookmarkStart w:id="8" w:name="_Toc241225785"/>
+      <w:bookmarkStart w:id="8" w:name="_Toc241230390"/>
       <w:r>
         <w:t>1.6  References</w:t>
       </w:r>
@@ -4618,7 +4766,13 @@
               <w:rPr>
                 <w:sz w:val="18"/>
               </w:rPr>
-              <w:t>backend/src – routes, controllers, services, models (authoritative for business rules)</w:t>
+              <w:t>backend/src – routes, controllers, services, models</w:t>
+            </w:r>
+            <w:r>
+              <w:rPr>
+                <w:sz w:val="18"/>
+              </w:rPr>
+              <w:t xml:space="preserve"> (authoritative for business rules)</w:t>
             </w:r>
           </w:p>
         </w:tc>
@@ -4754,7 +4908,7 @@
       <w:pPr>
         <w:pStyle w:val="Heading1"/>
       </w:pPr>
-      <w:bookmarkStart w:id="9" w:name="_Toc241225786"/>
+      <w:bookmarkStart w:id="9" w:name="_Toc241230391"/>
       <w:r>
         <w:lastRenderedPageBreak/>
         <w:t>2  Overall description</w:t>
@@ -4765,21 +4919,21 @@
       <w:pPr>
         <w:pStyle w:val="Heading2"/>
       </w:pPr>
-      <w:bookmarkStart w:id="10" w:name="_Toc241225787"/>
+      <w:bookmarkStart w:id="10" w:name="_Toc241230392"/>
       <w:r>
-        <w:t xml:space="preserve">2.1  Product </w:t>
-      </w:r>
-      <w:r>
-        <w:t>perspective</w:t>
+        <w:t>2.1  Product perspective</w:t>
       </w:r>
       <w:bookmarkEnd w:id="10"/>
     </w:p>
     <w:p>
       <w:r>
-        <w:t>ShopWorld is a self-contained system. Three client applications talk to one stateless REST API over HTTP(S) with JSON. The API owns all business rules (prices, stock, coupons, order status) so that the clients cannot disagree about totals. Pers</w:t>
+        <w:t>ShopWorld is a self-contained system. Three client applications talk to one stateless REST API over HTTP(S) with JSON. The API owns all business rules (prices, stock, coupons, order status) so that the cl</w:t>
       </w:r>
       <w:r>
-        <w:t>istent data lives in MongoDB; product images live on the API server's file system; the image-search model is a local ONNX file, so the running system needs no external network service. Figure 1 shows the system context.</w:t>
+        <w:t>ients cannot disagree about totals. Persistent data lives in MongoDB; product images live on the API server's file system; the image-search model is a local ONNX file, so the running system needs no external network service. Figure 1 shows the system conte</w:t>
+      </w:r>
+      <w:r>
+        <w:t>xt.</w:t>
       </w:r>
     </w:p>
     <w:p>
@@ -4841,12 +4995,9 @@
       <w:pPr>
         <w:pStyle w:val="Heading2"/>
       </w:pPr>
-      <w:bookmarkStart w:id="11" w:name="_Toc241225788"/>
+      <w:bookmarkStart w:id="11" w:name="_Toc241230393"/>
       <w:r>
-        <w:t>2.2  Sta</w:t>
-      </w:r>
-      <w:r>
-        <w:t>keholders and their needs</w:t>
+        <w:t>2.2  Stakeholders and their needs</w:t>
       </w:r>
       <w:bookmarkEnd w:id="11"/>
     </w:p>
@@ -4962,7 +5113,13 @@
               <w:rPr>
                 <w:sz w:val="18"/>
               </w:rPr>
-              <w:t>Find products quickly (browse, filter, text search, photo search); see prices, stock, reviews.</w:t>
+              <w:t xml:space="preserve">Find products quickly (browse, filter, text search, photo search); see prices, </w:t>
+            </w:r>
+            <w:r>
+              <w:rPr>
+                <w:sz w:val="18"/>
+              </w:rPr>
+              <w:t>stock, reviews.</w:t>
             </w:r>
           </w:p>
         </w:tc>
@@ -5002,13 +5159,7 @@
               <w:rPr>
                 <w:sz w:val="18"/>
               </w:rPr>
-              <w:t xml:space="preserve">Buy </w:t>
-            </w:r>
-            <w:r>
-              <w:rPr>
-                <w:sz w:val="18"/>
-              </w:rPr>
-              <w:t>safely and quickly; see correct totals; track and cancel orders; keep addresses and wishlist; use own language.</w:t>
+              <w:t>Buy safely and quickly; see correct totals; track and cancel orders; keep addresses and wishlist; use own language.</w:t>
             </w:r>
           </w:p>
         </w:tc>
@@ -5046,13 +5197,13 @@
               <w:rPr>
                 <w:sz w:val="18"/>
               </w:rPr>
-              <w:t>Keep the catalogue and stock correct; process orders through a controlled workflow; moderate reviews; run promotions; see</w:t>
+              <w:t xml:space="preserve">Keep the catalogue and stock correct; process orders through a controlled </w:t>
             </w:r>
             <w:r>
               <w:rPr>
                 <w:sz w:val="18"/>
               </w:rPr>
-              <w:t xml:space="preserve"> sales figures.</w:t>
+              <w:t>workflow; moderate reviews; run promotions; see sales figures.</w:t>
             </w:r>
           </w:p>
         </w:tc>
@@ -5170,13 +5321,7 @@
               <w:rPr>
                 <w:sz w:val="18"/>
               </w:rPr>
-              <w:t xml:space="preserve">Simple deployment (Docker), health </w:t>
-            </w:r>
-            <w:r>
-              <w:rPr>
-                <w:sz w:val="18"/>
-              </w:rPr>
-              <w:t>endpoint, configurable secrets, rate limiting in production.</w:t>
+              <w:t>Simple deployment (Docker), health endpoint, configurable secrets, rate limiting in production.</w:t>
             </w:r>
           </w:p>
         </w:tc>
@@ -5229,9 +5374,12 @@
       <w:pPr>
         <w:pStyle w:val="Heading2"/>
       </w:pPr>
-      <w:bookmarkStart w:id="12" w:name="_Toc241225789"/>
+      <w:bookmarkStart w:id="12" w:name="_Toc241230394"/>
       <w:r>
-        <w:t>2.3  Product functions (summary)</w:t>
+        <w:t>2.3  Product functions</w:t>
+      </w:r>
+      <w:r>
+        <w:t xml:space="preserve"> (summary)</w:t>
       </w:r>
       <w:bookmarkEnd w:id="12"/>
     </w:p>
@@ -5388,13 +5536,13 @@
               <w:rPr>
                 <w:sz w:val="18"/>
               </w:rPr>
-              <w:t xml:space="preserve">Category tree, product list with faceted filters and 8 sort orders, product detail with variants, related products, </w:t>
+              <w:t xml:space="preserve">Category tree, product list with faceted filters and 8 sort orders, product </w:t>
             </w:r>
             <w:r>
               <w:rPr>
                 <w:sz w:val="18"/>
               </w:rPr>
-              <w:t>featured / best sellers, banners, promotions</w:t>
+              <w:t>detail with variants, related products, featured / best sellers, banners, promotions</w:t>
             </w:r>
           </w:p>
         </w:tc>
@@ -5472,13 +5620,13 @@
               <w:rPr>
                 <w:sz w:val="18"/>
               </w:rPr>
-              <w:t xml:space="preserve">Server cart with revalidation, guest cart (web), coupon codes, free-shipping meter, </w:t>
+              <w:t xml:space="preserve">Server cart with revalidation, guest cart </w:t>
             </w:r>
             <w:r>
               <w:rPr>
                 <w:sz w:val="18"/>
               </w:rPr>
-              <w:t>wishlist</w:t>
+              <w:t>(web), coupon codes, free-shipping meter, wishlist</w:t>
             </w:r>
           </w:p>
         </w:tc>
@@ -5556,7 +5704,13 @@
               <w:rPr>
                 <w:sz w:val="18"/>
               </w:rPr>
-              <w:t>Reviews with verified-purchase badge, rating summary, helpful votes</w:t>
+              <w:t xml:space="preserve">Reviews with verified-purchase badge, rating summary, helpful </w:t>
+            </w:r>
+            <w:r>
+              <w:rPr>
+                <w:sz w:val="18"/>
+              </w:rPr>
+              <w:t>votes</w:t>
             </w:r>
           </w:p>
         </w:tc>
@@ -5594,13 +5748,7 @@
               <w:rPr>
                 <w:sz w:val="18"/>
               </w:rPr>
-              <w:t xml:space="preserve">Dashboard KPIs and charts, </w:t>
-            </w:r>
-            <w:r>
-              <w:rPr>
-                <w:sz w:val="18"/>
-              </w:rPr>
-              <w:t>products, categories, inventory alerts, orders workflow, customers + CSV export, reviews moderation, coupons, banners, reports, settings, staff accounts, image-index maintenance</w:t>
+              <w:t>Dashboard KPIs and charts, products, categories, inventory alerts, orders workflow, customers + CSV export, reviews moderation, coupons, banners, reports, settings, staff accounts, image-index maintenance</w:t>
             </w:r>
           </w:p>
         </w:tc>
@@ -5615,9 +5763,12 @@
       <w:pPr>
         <w:pStyle w:val="Heading2"/>
       </w:pPr>
-      <w:bookmarkStart w:id="13" w:name="_Toc241225790"/>
+      <w:bookmarkStart w:id="13" w:name="_Toc241230395"/>
       <w:r>
-        <w:t>2.4  User classes and characteristics</w:t>
+        <w:t xml:space="preserve">2.4  User classes and </w:t>
+      </w:r>
+      <w:r>
+        <w:t>characteristics</w:t>
       </w:r>
       <w:bookmarkEnd w:id="13"/>
     </w:p>
@@ -6018,13 +6169,7 @@
               <w:rPr>
                 <w:sz w:val="18"/>
               </w:rPr>
-              <w:t>All back-office sections</w:t>
-            </w:r>
-            <w:r>
-              <w:rPr>
-                <w:sz w:val="18"/>
-              </w:rPr>
-              <w:t xml:space="preserve"> except staff management</w:t>
+              <w:t>All back-office sections except staff management</w:t>
             </w:r>
           </w:p>
         </w:tc>
@@ -6216,9 +6361,12 @@
       <w:pPr>
         <w:pStyle w:val="Heading2"/>
       </w:pPr>
-      <w:bookmarkStart w:id="14" w:name="_Toc241225791"/>
+      <w:bookmarkStart w:id="14" w:name="_Toc241230396"/>
       <w:r>
-        <w:t>2.5  Operating environment</w:t>
+        <w:t xml:space="preserve">2.5  </w:t>
+      </w:r>
+      <w:r>
+        <w:t>Operating environment</w:t>
       </w:r>
       <w:bookmarkEnd w:id="14"/>
     </w:p>
@@ -6233,10 +6381,7 @@
         <w:t xml:space="preserve">Server: </w:t>
       </w:r>
       <w:r>
-        <w:t xml:space="preserve">Node.js ≥ 18.19 &lt; 19 on </w:t>
-      </w:r>
-      <w:r>
-        <w:t>Linux (Debian bookworm image) or Windows/macOS for development; glibc required by onnxruntime-node.</w:t>
+        <w:t>Node.js ≥ 18.19 &lt; 19 on Linux (Debian bookworm image) or Windows/macOS for development; glibc required by onnxruntime-node.</w:t>
       </w:r>
     </w:p>
     <w:p>
@@ -6261,7 +6406,10 @@
         <w:t>rs0</w:t>
       </w:r>
       <w:r>
-        <w:t>) is recommended so checkout runs in a multi-document transaction.</w:t>
+        <w:t>) is recommended so checkout runs in a multi-docu</w:t>
+      </w:r>
+      <w:r>
+        <w:t>ment transaction.</w:t>
       </w:r>
     </w:p>
     <w:p>
@@ -6275,10 +6423,7 @@
         <w:t xml:space="preserve">Web clients: </w:t>
       </w:r>
       <w:r>
-        <w:t>Current evergreen brows</w:t>
-      </w:r>
-      <w:r>
-        <w:t>ers (Chrome, Edge, Firefox, Safari); responsive from 360 px to desktop.</w:t>
+        <w:t>Current evergreen browsers (Chrome, Edge, Firefox, Safari); responsive from 360 px to desktop.</w:t>
       </w:r>
     </w:p>
     <w:p>
@@ -6306,17 +6451,17 @@
         <w:t xml:space="preserve">Network: </w:t>
       </w:r>
       <w:r>
-        <w:t>Emulator reaches the host at 10.0.2.2:5000; release build uses h</w:t>
+        <w:t xml:space="preserve">Emulator </w:t>
       </w:r>
       <w:r>
-        <w:t>ttps://api.auramart.com/api/v1/.</w:t>
+        <w:t>reaches the host at 10.0.2.2:5000; release build uses https://api.auramart.com/api/v1/.</w:t>
       </w:r>
     </w:p>
     <w:p>
       <w:pPr>
         <w:pStyle w:val="Heading2"/>
       </w:pPr>
-      <w:bookmarkStart w:id="15" w:name="_Toc241225792"/>
+      <w:bookmarkStart w:id="15" w:name="_Toc241230397"/>
       <w:r>
         <w:t>2.6  Design and implementation constraints</w:t>
       </w:r>
@@ -6338,7 +6483,10 @@
         <w:t>backend/src/services/pricing.service.js</w:t>
       </w:r>
       <w:r>
-        <w:t>; clients only display server totals (the web guest cart mirrors the same formula for display).</w:t>
+        <w:t>; clients only display server totals (the</w:t>
+      </w:r>
+      <w:r>
+        <w:t xml:space="preserve"> web guest cart mirrors the same formula for display).</w:t>
       </w:r>
     </w:p>
     <w:p>
@@ -6376,10 +6524,10 @@
         <w:t>dinov3-vits16/model.onnx</w:t>
       </w:r>
       <w:r>
-        <w:t xml:space="preserve">) must be identical on server and Android, otherwise vectors are rejected </w:t>
+        <w:t>) must be identical on</w:t>
       </w:r>
       <w:r>
-        <w:t>(HTTP 409).</w:t>
+        <w:t xml:space="preserve"> server and Android, otherwise vectors are rejected (HTTP 409).</w:t>
       </w:r>
     </w:p>
     <w:p>
@@ -6406,7 +6554,10 @@
         <w:pStyle w:val="ListBullet"/>
       </w:pPr>
       <w:r>
-        <w:t>Prices are stored and charged in the listing currency without conversion; USD and REM cannot be mixed in one cart.</w:t>
+        <w:t>Prices are stored and charged in the listing currency without conver</w:t>
+      </w:r>
+      <w:r>
+        <w:t>sion; USD and REM cannot be mixed in one cart.</w:t>
       </w:r>
     </w:p>
     <w:p>
@@ -6415,17 +6566,14 @@
       </w:pPr>
       <w:r>
         <w:lastRenderedPageBreak/>
-        <w:t>No th</w:t>
-      </w:r>
-      <w:r>
-        <w:t>ird-party UI kit is used on the web; the design system is plain CSS custom properties shared by storefront and admin.</w:t>
+        <w:t>No third-party UI kit is used on the web; the design system is plain CSS custom properties shared by storefront and admin.</w:t>
       </w:r>
     </w:p>
     <w:p>
       <w:pPr>
         <w:pStyle w:val="Heading2"/>
       </w:pPr>
-      <w:bookmarkStart w:id="16" w:name="_Toc241225793"/>
+      <w:bookmarkStart w:id="16" w:name="_Toc241230398"/>
       <w:r>
         <w:t>2.7  Assumptions and dependencies</w:t>
       </w:r>
@@ -6436,10 +6584,10 @@
         <w:pStyle w:val="ListBullet"/>
       </w:pPr>
       <w:r>
-        <w:t>The mock payment gateway will be replaced by a PCI-DSS compliant provider before live trading; card data</w:t>
+        <w:t>The mock payment gateway will be replaced by a PCI-D</w:t>
       </w:r>
       <w:r>
-        <w:t xml:space="preserve"> must then never reach the API (see F-06).</w:t>
+        <w:t>SS compliant provider before live trading; card data must then never reach the API (see F-06).</w:t>
       </w:r>
     </w:p>
     <w:p>
@@ -6455,10 +6603,10 @@
         <w:pStyle w:val="ListBullet"/>
       </w:pPr>
       <w:r>
-        <w:t xml:space="preserve">Product images are stored on the API host; a CDN or object store is an operational decision outside this </w:t>
+        <w:t>Product images are stored on the API host; a CDN or object</w:t>
       </w:r>
       <w:r>
-        <w:t>baseline.</w:t>
+        <w:t xml:space="preserve"> store is an operational decision outside this baseline.</w:t>
       </w:r>
     </w:p>
     <w:p>
@@ -6489,7 +6637,7 @@
       <w:pPr>
         <w:pStyle w:val="Heading1"/>
       </w:pPr>
-      <w:bookmarkStart w:id="17" w:name="_Toc241225794"/>
+      <w:bookmarkStart w:id="17" w:name="_Toc241230399"/>
       <w:r>
         <w:lastRenderedPageBreak/>
         <w:t>3  Software requirements specification</w:t>
@@ -6498,10 +6646,10 @@
     </w:p>
     <w:p>
       <w:r>
-        <w:t>Requirements follow ISO/IEC/IEEE 29148: each has a uni</w:t>
+        <w:t>Require</w:t>
       </w:r>
       <w:r>
-        <w:t xml:space="preserve">que identifier, is singular, verifiable and traceable to a use case (chapter 4) and a test case (Test Case Specification). Priority uses MoSCoW (M = must, S = should, C = could). Status: </w:t>
+        <w:t xml:space="preserve">ments follow ISO/IEC/IEEE 29148: each has a unique identifier, is singular, verifiable and traceable to a use case (chapter 4) and a test case (Test Case Specification). Priority uses MoSCoW (M = must, S = should, C = could). Status: </w:t>
       </w:r>
       <w:r>
         <w:rPr>
@@ -6510,7 +6658,10 @@
         <w:t>I</w:t>
       </w:r>
       <w:r>
-        <w:t xml:space="preserve"> = implemented and verified in code, </w:t>
+        <w:t xml:space="preserve"> = implemented and ve</w:t>
+      </w:r>
+      <w:r>
+        <w:t xml:space="preserve">rified in code, </w:t>
       </w:r>
       <w:r>
         <w:rPr>
@@ -6528,17 +6679,14 @@
         <w:t>N</w:t>
       </w:r>
       <w:r>
-        <w:t xml:space="preserve"> = </w:t>
-      </w:r>
-      <w:r>
-        <w:t>not implemented (see Known issues in the System Design Specification).</w:t>
+        <w:t xml:space="preserve"> = not implemented (see Known issues in the System Design Specification).</w:t>
       </w:r>
     </w:p>
     <w:p>
       <w:pPr>
         <w:pStyle w:val="Heading2"/>
       </w:pPr>
-      <w:bookmarkStart w:id="18" w:name="_Toc241225795"/>
+      <w:bookmarkStart w:id="18" w:name="_Toc241230400"/>
       <w:r>
         <w:t>3.1  Requirement attributes</w:t>
       </w:r>
@@ -6687,13 +6835,7 @@
               <w:rPr>
                 <w:sz w:val="18"/>
               </w:rPr>
-              <w:t>“The system shall …” — one testable</w:t>
-            </w:r>
-            <w:r>
-              <w:rPr>
-                <w:sz w:val="18"/>
-              </w:rPr>
-              <w:t xml:space="preserve"> behaviour</w:t>
+              <w:t>“The system shall …” — one testable behaviour</w:t>
             </w:r>
           </w:p>
         </w:tc>
@@ -6824,7 +6966,7 @@
       <w:pPr>
         <w:pStyle w:val="Heading2"/>
       </w:pPr>
-      <w:bookmarkStart w:id="19" w:name="_Toc241225796"/>
+      <w:bookmarkStart w:id="19" w:name="_Toc241230401"/>
       <w:r>
         <w:t>3.2  Functional requirements</w:t>
       </w:r>
@@ -7001,13 +7143,7 @@
               <w:rPr>
                 <w:sz w:val="17"/>
               </w:rPr>
-              <w:t xml:space="preserve">The system </w:t>
-            </w:r>
-            <w:r>
-              <w:rPr>
-                <w:sz w:val="17"/>
-              </w:rPr>
-              <w:t>shall let a visitor register with name (2–80 chars), unique e-mail, password (≥ 6 chars) and optional phone, and sign them in immediately.</w:t>
+              <w:t>The system shall let a visitor register with name (2–80 chars), unique e-mail, password (≥ 6 chars) and optional phone, and sign them in immediately.</w:t>
             </w:r>
           </w:p>
         </w:tc>
@@ -7095,13 +7231,13 @@
               <w:rPr>
                 <w:sz w:val="17"/>
               </w:rPr>
-              <w:t xml:space="preserve">The system shall authenticate with e-mail and password and return an access token (15 min) and </w:t>
-            </w:r>
-            <w:r>
-              <w:rPr>
-                <w:sz w:val="17"/>
-              </w:rPr>
-              <w:t>a refresh token (30 days).</w:t>
+              <w:t xml:space="preserve">The system shall authenticate with e-mail </w:t>
+            </w:r>
+            <w:r>
+              <w:rPr>
+                <w:sz w:val="17"/>
+              </w:rPr>
+              <w:t>and password and return an access token (15 min) and a refresh token (30 days).</w:t>
             </w:r>
           </w:p>
         </w:tc>
@@ -7278,13 +7414,13 @@
               <w:rPr>
                 <w:sz w:val="17"/>
               </w:rPr>
-              <w:t xml:space="preserve">The system shall rotate refresh tokens: each refresh invalidates the used token and keeps at most the 5 newest </w:t>
-            </w:r>
-            <w:r>
-              <w:rPr>
-                <w:sz w:val="17"/>
-              </w:rPr>
-              <w:t>sessions per user.</w:t>
+              <w:t xml:space="preserve">The system shall rotate refresh tokens: each refresh </w:t>
+            </w:r>
+            <w:r>
+              <w:rPr>
+                <w:sz w:val="17"/>
+              </w:rPr>
+              <w:t>invalidates the used token and keeps at most the 5 newest sessions per user.</w:t>
             </w:r>
           </w:p>
         </w:tc>
@@ -7461,13 +7597,7 @@
               <w:rPr>
                 <w:sz w:val="17"/>
               </w:rPr>
-              <w:t>The system shall let a signed-in user change the</w:t>
-            </w:r>
-            <w:r>
-              <w:rPr>
-                <w:sz w:val="17"/>
-              </w:rPr>
-              <w:t xml:space="preserve"> password after confirming the current one, and shall then revoke all sessions.</w:t>
+              <w:t>The system shall let a signed-in user change the password after confirming the current one, and shall then revoke all sessions.</w:t>
             </w:r>
           </w:p>
         </w:tc>
@@ -7658,13 +7788,7 @@
               <w:rPr>
                 <w:sz w:val="17"/>
               </w:rPr>
-              <w:t>Back-office operations shall be available only to staff roles;</w:t>
-            </w:r>
-            <w:r>
-              <w:rPr>
-                <w:sz w:val="17"/>
-              </w:rPr>
-              <w:t xml:space="preserve"> staff management only to super admins.</w:t>
+              <w:t>Back-office operations shall be available only to staff roles; staff management only to super admins.</w:t>
             </w:r>
           </w:p>
         </w:tc>
@@ -7753,7 +7877,13 @@
               <w:rPr>
                 <w:sz w:val="17"/>
               </w:rPr>
-              <w:t>The system shall restrict each back-office section to staff holding the matching permission (products, orders, customers, reviews, content, reports, settings).</w:t>
+              <w:t xml:space="preserve">The system shall restrict each back-office section to staff holding the matching permission (products, orders, customers, reviews, </w:t>
+            </w:r>
+            <w:r>
+              <w:rPr>
+                <w:sz w:val="17"/>
+              </w:rPr>
+              <w:t>content, reports, settings).</w:t>
             </w:r>
           </w:p>
         </w:tc>
@@ -7817,10 +7947,7 @@
         <w:pStyle w:val="Heading3"/>
       </w:pPr>
       <w:r>
-        <w:t xml:space="preserve">3.2.2  Catalogue and </w:t>
-      </w:r>
-      <w:r>
-        <w:t>search (CAT)</w:t>
+        <w:t>3.2.2  Catalogue and search (CAT)</w:t>
       </w:r>
     </w:p>
     <w:tbl>
@@ -8074,13 +8201,13 @@
               <w:rPr>
                 <w:sz w:val="17"/>
               </w:rPr>
-              <w:t xml:space="preserve">The system shall filter by category (including sub-categories), brand, colour, tag, price </w:t>
-            </w:r>
-            <w:r>
-              <w:rPr>
-                <w:sz w:val="17"/>
-              </w:rPr>
-              <w:t>range, minimum rating, in-stock, featured and on-sale.</w:t>
+              <w:t xml:space="preserve">The system shall filter by </w:t>
+            </w:r>
+            <w:r>
+              <w:rPr>
+                <w:sz w:val="17"/>
+              </w:rPr>
+              <w:t>category (including sub-categories), brand, colour, tag, price range, minimum rating, in-stock, featured and on-sale.</w:t>
             </w:r>
           </w:p>
         </w:tc>
@@ -8169,7 +8296,13 @@
               <w:rPr>
                 <w:sz w:val="17"/>
               </w:rPr>
-              <w:t>The system shall sort by best selling (default), newest, oldest, price ascending/descending, rating, name and popularity.</w:t>
+              <w:t xml:space="preserve">The system shall sort by best selling (default), newest, oldest, price ascending/descending, rating, name and </w:t>
+            </w:r>
+            <w:r>
+              <w:rPr>
+                <w:sz w:val="17"/>
+              </w:rPr>
+              <w:t>popularity.</w:t>
             </w:r>
           </w:p>
         </w:tc>
@@ -8257,13 +8390,7 @@
               <w:rPr>
                 <w:sz w:val="17"/>
               </w:rPr>
-              <w:t>The system shall return filter facets</w:t>
-            </w:r>
-            <w:r>
-              <w:rPr>
-                <w:sz w:val="17"/>
-              </w:rPr>
-              <w:t xml:space="preserve"> (brands, colours, price bounds, rating buckets) for the current category.</w:t>
+              <w:t>The system shall return filter facets (brands, colours, price bounds, rating buckets) for the current category.</w:t>
             </w:r>
           </w:p>
         </w:tc>
@@ -8352,7 +8479,13 @@
               <w:rPr>
                 <w:sz w:val="17"/>
               </w:rPr>
-              <w:t>The system shall search product name, brand, SKU, tags and translated names, case-insensitively, with user input escaped.</w:t>
+              <w:t xml:space="preserve">The system shall search product name, brand, SKU, tags and translated names, </w:t>
+            </w:r>
+            <w:r>
+              <w:rPr>
+                <w:sz w:val="17"/>
+              </w:rPr>
+              <w:t>case-insensitively, with user input escaped.</w:t>
             </w:r>
           </w:p>
         </w:tc>
@@ -8440,13 +8573,7 @@
               <w:rPr>
                 <w:sz w:val="17"/>
               </w:rPr>
-              <w:t xml:space="preserve">The storefront </w:t>
-            </w:r>
-            <w:r>
-              <w:rPr>
-                <w:sz w:val="17"/>
-              </w:rPr>
-              <w:t>shall show up to 5 type-ahead suggestions after 2 characters with a 280 ms debounce.</w:t>
+              <w:t>The storefront shall show up to 5 type-ahead suggestions after 2 characters with a 280 ms debounce.</w:t>
             </w:r>
           </w:p>
         </w:tc>
@@ -8536,13 +8663,13 @@
               <w:rPr>
                 <w:sz w:val="17"/>
               </w:rPr>
-              <w:t xml:space="preserve">The system shall show product detail with gallery, variants (colour/size with price delta and stock), stock status, warranty, return days and related </w:t>
-            </w:r>
-            <w:r>
-              <w:rPr>
-                <w:sz w:val="17"/>
-              </w:rPr>
-              <w:t>products (≤ 8).</w:t>
+              <w:t xml:space="preserve">The system shall show product detail with gallery, variants </w:t>
+            </w:r>
+            <w:r>
+              <w:rPr>
+                <w:sz w:val="17"/>
+              </w:rPr>
+              <w:t>(colour/size with price delta and stock), stock status, warranty, return days and related products (≤ 8).</w:t>
             </w:r>
           </w:p>
         </w:tc>
@@ -8719,7 +8846,13 @@
               <w:rPr>
                 <w:sz w:val="17"/>
               </w:rPr>
-              <w:t>The system shall serve catalogue text in the requested language, falling back to English.</w:t>
+              <w:t>The system shall serve catalogue text</w:t>
+            </w:r>
+            <w:r>
+              <w:rPr>
+                <w:sz w:val="17"/>
+              </w:rPr>
+              <w:t xml:space="preserve"> in the requested language, falling back to English.</w:t>
             </w:r>
           </w:p>
         </w:tc>
@@ -8949,7 +9082,13 @@
               <w:rPr>
                 <w:sz w:val="17"/>
               </w:rPr>
-              <w:t>The system shall rank active products by visual similarity to an uploaded photo (JPEG, PNG, WEBP, GIF, AVIF) and return up to 24 results with a similarity score.</w:t>
+              <w:t xml:space="preserve">The system shall rank active products by visual similarity to an uploaded photo (JPEG, PNG, WEBP, GIF, AVIF) and return up </w:t>
+            </w:r>
+            <w:r>
+              <w:rPr>
+                <w:sz w:val="17"/>
+              </w:rPr>
+              <w:t>to 24 results with a similarity score.</w:t>
             </w:r>
           </w:p>
         </w:tc>
@@ -9037,13 +9176,7 @@
               <w:rPr>
                 <w:sz w:val="17"/>
               </w:rPr>
-              <w:t xml:space="preserve">The system shall accept a </w:t>
-            </w:r>
-            <w:r>
-              <w:rPr>
-                <w:sz w:val="17"/>
-              </w:rPr>
-              <w:t>pre-computed 384-d vector from a client whose model id matches the server's and reject a mismatch with HTTP 409.</w:t>
+              <w:t>The system shall accept a pre-computed 384-d vector from a client whose model id matches the server's and reject a mismatch with HTTP 409.</w:t>
             </w:r>
           </w:p>
         </w:tc>
@@ -9132,7 +9265,13 @@
               <w:rPr>
                 <w:sz w:val="17"/>
               </w:rPr>
-              <w:t>Results below the minimum score (default 0.25) shall be excluded.</w:t>
+              <w:t xml:space="preserve">Results below the minimum score </w:t>
+            </w:r>
+            <w:r>
+              <w:rPr>
+                <w:sz w:val="17"/>
+              </w:rPr>
+              <w:t>(default 0.25) shall be excluded.</w:t>
             </w:r>
           </w:p>
         </w:tc>
@@ -9228,19 +9367,21 @@
                 <w:color w:val="0B532B"/>
                 <w:sz w:val="15"/>
               </w:rPr>
-              <w:t>{enabled, available, model}</w:t>
-            </w:r>
-            <w:r>
-              <w:rPr>
-                <w:sz w:val="17"/>
-              </w:rPr>
-              <w:t xml:space="preserve">; if image search is unavailable, the result </w:t>
-            </w:r>
-            <w:r>
-              <w:rPr>
-                <w:sz w:val="17"/>
-              </w:rPr>
-              <w:t>screen shall say so.</w:t>
+              <w:t xml:space="preserve">{enabled, </w:t>
+            </w:r>
+            <w:r>
+              <w:rPr>
+                <w:rFonts w:ascii="Consolas" w:hAnsi="Consolas"/>
+                <w:color w:val="0B532B"/>
+                <w:sz w:val="15"/>
+              </w:rPr>
+              <w:t>available, model}</w:t>
+            </w:r>
+            <w:r>
+              <w:rPr>
+                <w:sz w:val="17"/>
+              </w:rPr>
+              <w:t>; if image search is unavailable, the result screen shall say so.</w:t>
             </w:r>
           </w:p>
         </w:tc>
@@ -9417,13 +9558,7 @@
               <w:rPr>
                 <w:sz w:val="17"/>
               </w:rPr>
-              <w:t xml:space="preserve">The Android app shall accept images shared </w:t>
-            </w:r>
-            <w:r>
-              <w:rPr>
-                <w:sz w:val="17"/>
-              </w:rPr>
-              <w:t>from other apps (ACTION_SEND, image/*).</w:t>
+              <w:t>The Android app shall accept images shared from other apps (ACTION_SEND, image/*).</w:t>
             </w:r>
           </w:p>
         </w:tc>
@@ -9600,13 +9735,7 @@
               <w:rPr>
                 <w:sz w:val="17"/>
               </w:rPr>
-              <w:t>The system shall run without network access</w:t>
-            </w:r>
-            <w:r>
-              <w:rPr>
-                <w:sz w:val="17"/>
-              </w:rPr>
-              <w:t xml:space="preserve"> to any model hub at run time.</w:t>
+              <w:t>The system shall run without network access to any model hub at run time.</w:t>
             </w:r>
           </w:p>
         </w:tc>
@@ -9678,10 +9807,10 @@
     </w:p>
     <w:p>
       <w:r>
-        <w:t xml:space="preserve">Added in version 1.1. Before a photo is compared with the catalogue, the system finds the product inside it, shows that area as a glowing green rectangle and </w:t>
+        <w:t xml:space="preserve">Added in version 1.1. Before a photo is compared with the catalogue, the system finds the product </w:t>
       </w:r>
       <w:r>
-        <w:t>searches only that area. The user can move or resize the rectangle when it does not match their intent. The same applies when staff register product images.</w:t>
+        <w:t>inside it, shows that area as a glowing green rectangle and searches only that area. The user can move or resize the rectangle when it does not match their intent. The same applies when staff register product images.</w:t>
       </w:r>
     </w:p>
     <w:p>
@@ -9856,13 +9985,7 @@
               <w:rPr>
                 <w:sz w:val="17"/>
               </w:rPr>
-              <w:t xml:space="preserve">The system shall </w:t>
-            </w:r>
-            <w:r>
-              <w:rPr>
-                <w:sz w:val="17"/>
-              </w:rPr>
-              <w:t>segment each query photo automatically, detect the target product area and return it as {x, y, w, h} fractions of the upright photo together with the search results.</w:t>
+              <w:t>The system shall segment each query photo automatically, detect the target product area and return it as {x, y, w, h} fractions of the upright photo together with the search results.</w:t>
             </w:r>
           </w:p>
         </w:tc>
@@ -9950,13 +10073,13 @@
               <w:rPr>
                 <w:sz w:val="17"/>
               </w:rPr>
-              <w:t xml:space="preserve">The storefront and Android app shall display the detected area as a </w:t>
-            </w:r>
-            <w:r>
-              <w:rPr>
-                <w:sz w:val="17"/>
-              </w:rPr>
-              <w:t>glowing green rectangle over the photo, with the outside dimmed.</w:t>
+              <w:t xml:space="preserve">The </w:t>
+            </w:r>
+            <w:r>
+              <w:rPr>
+                <w:sz w:val="17"/>
+              </w:rPr>
+              <w:t>storefront and Android app shall display the detected area as a glowing green rectangle over the photo, with the outside dimmed.</w:t>
             </w:r>
           </w:p>
         </w:tc>
@@ -10133,13 +10256,13 @@
               <w:rPr>
                 <w:sz w:val="17"/>
               </w:rPr>
-              <w:t xml:space="preserve">The user shall be able to move the rectangle, resize it from any of its 8 </w:t>
-            </w:r>
-            <w:r>
-              <w:rPr>
-                <w:sz w:val="17"/>
-              </w:rPr>
-              <w:t>handles, draw a new rectangle by dragging on the photo, and move/resize it with the keyboard (arrow keys; Shift + arrows resizes).</w:t>
+              <w:t xml:space="preserve">The user </w:t>
+            </w:r>
+            <w:r>
+              <w:rPr>
+                <w:sz w:val="17"/>
+              </w:rPr>
+              <w:t>shall be able to move the rectangle, resize it from any of its 8 handles, draw a new rectangle by dragging on the photo, and move/resize it with the keyboard (arrow keys; Shift + arrows resizes).</w:t>
             </w:r>
           </w:p>
         </w:tc>
@@ -10228,13 +10351,13 @@
               <w:rPr>
                 <w:sz w:val="17"/>
               </w:rPr>
-              <w:t xml:space="preserve">When the user finishes adjusting, the system shall search again for the adjusted area only; the user </w:t>
-            </w:r>
-            <w:r>
-              <w:rPr>
-                <w:sz w:val="17"/>
-              </w:rPr>
-              <w:t>shall be able to return to the detected area or search the whole photo.</w:t>
+              <w:t xml:space="preserve">When the user finishes adjusting, the </w:t>
+            </w:r>
+            <w:r>
+              <w:rPr>
+                <w:sz w:val="17"/>
+              </w:rPr>
+              <w:t>system shall search again for the adjusted area only; the user shall be able to return to the detected area or search the whole photo.</w:t>
             </w:r>
           </w:p>
         </w:tc>
@@ -10322,7 +10445,13 @@
               <w:rPr>
                 <w:sz w:val="17"/>
               </w:rPr>
-              <w:t>If no single product stands out (the area would cover ≥ 92 % of the photo), the system shall search the whole photo and say so.</w:t>
+              <w:t xml:space="preserve">If no single product stands out (the area would cover ≥ 92 % of the photo), the system shall search </w:t>
+            </w:r>
+            <w:r>
+              <w:rPr>
+                <w:sz w:val="17"/>
+              </w:rPr>
+              <w:t>the whole photo and say so.</w:t>
             </w:r>
           </w:p>
         </w:tc>
@@ -10411,13 +10540,7 @@
               <w:rPr>
                 <w:sz w:val="17"/>
               </w:rPr>
-              <w:t xml:space="preserve">On product </w:t>
-            </w:r>
-            <w:r>
-              <w:rPr>
-                <w:sz w:val="17"/>
-              </w:rPr>
-              <w:t>image registration the system shall detect the product area of each image, show it as a green rectangle on the image, and embed only that area for the search index.</w:t>
+              <w:t>On product image registration the system shall detect the product area of each image, show it as a green rectangle on the image, and embed only that area for the search index.</w:t>
             </w:r>
           </w:p>
         </w:tc>
@@ -10505,13 +10628,13 @@
               <w:rPr>
                 <w:sz w:val="17"/>
               </w:rPr>
-              <w:t xml:space="preserve">Staff shall be able to adjust the area of each catalogue image; an </w:t>
-            </w:r>
-            <w:r>
-              <w:rPr>
-                <w:sz w:val="17"/>
-              </w:rPr>
-              <w:t>adjusted area shall be stored as manual, used for indexing and kept when the index is rebuilt.</w:t>
+              <w:t xml:space="preserve">Staff </w:t>
+            </w:r>
+            <w:r>
+              <w:rPr>
+                <w:sz w:val="17"/>
+              </w:rPr>
+              <w:t>shall be able to adjust the area of each catalogue image; an adjusted area shall be stored as manual, used for indexing and kept when the index is rebuilt.</w:t>
             </w:r>
           </w:p>
         </w:tc>
@@ -10600,13 +10723,13 @@
               <w:rPr>
                 <w:sz w:val="17"/>
               </w:rPr>
-              <w:t xml:space="preserve">The Android app shall detect the area on the device with the bundled model; when it uploads the photo instead, the server shall detect the </w:t>
-            </w:r>
-            <w:r>
-              <w:rPr>
-                <w:sz w:val="17"/>
-              </w:rPr>
-              <w:t>area or use the user's rectangle.</w:t>
+              <w:t xml:space="preserve">The Android app shall detect the area on the device with the bundled model; </w:t>
+            </w:r>
+            <w:r>
+              <w:rPr>
+                <w:sz w:val="17"/>
+              </w:rPr>
+              <w:t>when it uploads the photo instead, the server shall detect the area or use the user's rectangle.</w:t>
             </w:r>
           </w:p>
         </w:tc>
@@ -10784,13 +10907,7 @@
               <w:rPr>
                 <w:sz w:val="17"/>
               </w:rPr>
-              <w:t xml:space="preserve">Area detection shall be switchable and tunable by </w:t>
-            </w:r>
-            <w:r>
-              <w:rPr>
-                <w:sz w:val="17"/>
-              </w:rPr>
-              <w:t>configuration (VISUAL_SEARCH_DETECT, VISUAL_SEARCH_DETECT_SIDE).</w:t>
+              <w:t>Area detection shall be switchable and tunable by configuration (VISUAL_SEARCH_DETECT, VISUAL_SEARCH_DETECT_SIDE).</w:t>
             </w:r>
           </w:p>
         </w:tc>
@@ -10878,7 +10995,13 @@
               <w:rPr>
                 <w:sz w:val="17"/>
               </w:rPr>
-              <w:t>A client-supplied rectangle shall be validated (finite numbers inside the image, sides ≥ 2 %); a malformed one shall be rejected with HTTP 400.</w:t>
+              <w:t>A client-supplied rectangle shall be validated (finite numbers inside the image, sides ≥ 2 %); a malformed one</w:t>
+            </w:r>
+            <w:r>
+              <w:rPr>
+                <w:sz w:val="17"/>
+              </w:rPr>
+              <w:t xml:space="preserve"> shall be rejected with HTTP 400.</w:t>
             </w:r>
           </w:p>
         </w:tc>
@@ -10896,6 +11019,384 @@
                 <w:sz w:val="17"/>
               </w:rPr>
               <w:t>M</w:t>
+            </w:r>
+          </w:p>
+        </w:tc>
+        <w:tc>
+          <w:tcPr>
+            <w:tcW w:w="964" w:type="dxa"/>
+            <w:shd w:val="clear" w:color="auto" w:fill="F7FBF8"/>
+          </w:tcPr>
+          <w:p>
+            <w:pPr>
+              <w:spacing w:after="0" w:line="240" w:lineRule="auto"/>
+            </w:pPr>
+            <w:r>
+              <w:rPr>
+                <w:sz w:val="17"/>
+              </w:rPr>
+              <w:t>UC-25</w:t>
+            </w:r>
+          </w:p>
+        </w:tc>
+        <w:tc>
+          <w:tcPr>
+            <w:tcW w:w="567" w:type="dxa"/>
+            <w:shd w:val="clear" w:color="auto" w:fill="F7FBF8"/>
+          </w:tcPr>
+          <w:p>
+            <w:pPr>
+              <w:spacing w:after="0" w:line="240" w:lineRule="auto"/>
+            </w:pPr>
+            <w:r>
+              <w:rPr>
+                <w:sz w:val="17"/>
+              </w:rPr>
+              <w:t>I</w:t>
+            </w:r>
+          </w:p>
+        </w:tc>
+      </w:tr>
+      <w:tr>
+        <w:trPr>
+          <w:cantSplit/>
+          <w:jc w:val="center"/>
+        </w:trPr>
+        <w:tc>
+          <w:tcPr>
+            <w:tcW w:w="1304" w:type="dxa"/>
+          </w:tcPr>
+          <w:p>
+            <w:pPr>
+              <w:spacing w:after="0" w:line="240" w:lineRule="auto"/>
+            </w:pPr>
+            <w:r>
+              <w:rPr>
+                <w:sz w:val="17"/>
+              </w:rPr>
+              <w:t>FR-VIS-21</w:t>
+            </w:r>
+          </w:p>
+        </w:tc>
+        <w:tc>
+          <w:tcPr>
+            <w:tcW w:w="6180" w:type="dxa"/>
+          </w:tcPr>
+          <w:p>
+            <w:pPr>
+              <w:spacing w:after="0" w:line="240" w:lineRule="auto"/>
+            </w:pPr>
+            <w:r>
+              <w:rPr>
+                <w:sz w:val="17"/>
+              </w:rPr>
+              <w:t xml:space="preserve">(1.2) The system shall extract the object's region with the SAM2 segmentation model: the object chosen by DINOv3 (rough box and its strongest point) is the prompt, and the bounding box of SAM2's mask </w:t>
+            </w:r>
+            <w:r>
+              <w:rPr>
+                <w:sz w:val="17"/>
+              </w:rPr>
+              <w:t>is the product area. Without the SAM2 files, when disabled (VISUAL_SEARCH_SAM2=false), or when SAM2 sees no object, the DINOv3 box shall be used.</w:t>
+            </w:r>
+          </w:p>
+        </w:tc>
+        <w:tc>
+          <w:tcPr>
+            <w:tcW w:w="624" w:type="dxa"/>
+          </w:tcPr>
+          <w:p>
+            <w:pPr>
+              <w:spacing w:after="0" w:line="240" w:lineRule="auto"/>
+            </w:pPr>
+            <w:r>
+              <w:rPr>
+                <w:sz w:val="17"/>
+              </w:rPr>
+              <w:t>M</w:t>
+            </w:r>
+          </w:p>
+        </w:tc>
+        <w:tc>
+          <w:tcPr>
+            <w:tcW w:w="964" w:type="dxa"/>
+          </w:tcPr>
+          <w:p>
+            <w:pPr>
+              <w:spacing w:after="0" w:line="240" w:lineRule="auto"/>
+            </w:pPr>
+            <w:r>
+              <w:rPr>
+                <w:sz w:val="17"/>
+              </w:rPr>
+              <w:t>UC-05, UC-26</w:t>
+            </w:r>
+          </w:p>
+        </w:tc>
+        <w:tc>
+          <w:tcPr>
+            <w:tcW w:w="567" w:type="dxa"/>
+          </w:tcPr>
+          <w:p>
+            <w:pPr>
+              <w:spacing w:after="0" w:line="240" w:lineRule="auto"/>
+            </w:pPr>
+            <w:r>
+              <w:rPr>
+                <w:sz w:val="17"/>
+              </w:rPr>
+              <w:t>I</w:t>
+            </w:r>
+          </w:p>
+        </w:tc>
+      </w:tr>
+      <w:tr>
+        <w:trPr>
+          <w:cantSplit/>
+          <w:jc w:val="center"/>
+        </w:trPr>
+        <w:tc>
+          <w:tcPr>
+            <w:tcW w:w="1304" w:type="dxa"/>
+            <w:shd w:val="clear" w:color="auto" w:fill="F7FBF8"/>
+          </w:tcPr>
+          <w:p>
+            <w:pPr>
+              <w:spacing w:after="0" w:line="240" w:lineRule="auto"/>
+            </w:pPr>
+            <w:r>
+              <w:rPr>
+                <w:sz w:val="17"/>
+              </w:rPr>
+              <w:t>FR-VIS-22</w:t>
+            </w:r>
+          </w:p>
+        </w:tc>
+        <w:tc>
+          <w:tcPr>
+            <w:tcW w:w="6180" w:type="dxa"/>
+            <w:shd w:val="clear" w:color="auto" w:fill="F7FBF8"/>
+          </w:tcPr>
+          <w:p>
+            <w:pPr>
+              <w:spacing w:after="0" w:line="240" w:lineRule="auto"/>
+            </w:pPr>
+            <w:r>
+              <w:rPr>
+                <w:sz w:val="17"/>
+              </w:rPr>
+              <w:t xml:space="preserve">(1.2) The search response shall state how the area was obtained (region.method = </w:t>
+            </w:r>
+            <w:r>
+              <w:rPr>
+                <w:sz w:val="17"/>
+              </w:rPr>
+              <w:t>sam2, dinov3 or manual), and the public status shall name the segmentation model (segmenter).</w:t>
+            </w:r>
+          </w:p>
+        </w:tc>
+        <w:tc>
+          <w:tcPr>
+            <w:tcW w:w="624" w:type="dxa"/>
+            <w:shd w:val="clear" w:color="auto" w:fill="F7FBF8"/>
+          </w:tcPr>
+          <w:p>
+            <w:pPr>
+              <w:spacing w:after="0" w:line="240" w:lineRule="auto"/>
+            </w:pPr>
+            <w:r>
+              <w:rPr>
+                <w:sz w:val="17"/>
+              </w:rPr>
+              <w:t>S</w:t>
+            </w:r>
+          </w:p>
+        </w:tc>
+        <w:tc>
+          <w:tcPr>
+            <w:tcW w:w="964" w:type="dxa"/>
+            <w:shd w:val="clear" w:color="auto" w:fill="F7FBF8"/>
+          </w:tcPr>
+          <w:p>
+            <w:pPr>
+              <w:spacing w:after="0" w:line="240" w:lineRule="auto"/>
+            </w:pPr>
+            <w:r>
+              <w:rPr>
+                <w:sz w:val="17"/>
+              </w:rPr>
+              <w:t>UC-05</w:t>
+            </w:r>
+          </w:p>
+        </w:tc>
+        <w:tc>
+          <w:tcPr>
+            <w:tcW w:w="567" w:type="dxa"/>
+            <w:shd w:val="clear" w:color="auto" w:fill="F7FBF8"/>
+          </w:tcPr>
+          <w:p>
+            <w:pPr>
+              <w:spacing w:after="0" w:line="240" w:lineRule="auto"/>
+            </w:pPr>
+            <w:r>
+              <w:rPr>
+                <w:sz w:val="17"/>
+              </w:rPr>
+              <w:t>I</w:t>
+            </w:r>
+          </w:p>
+        </w:tc>
+      </w:tr>
+      <w:tr>
+        <w:trPr>
+          <w:cantSplit/>
+          <w:jc w:val="center"/>
+        </w:trPr>
+        <w:tc>
+          <w:tcPr>
+            <w:tcW w:w="1304" w:type="dxa"/>
+          </w:tcPr>
+          <w:p>
+            <w:pPr>
+              <w:spacing w:after="0" w:line="240" w:lineRule="auto"/>
+            </w:pPr>
+            <w:r>
+              <w:rPr>
+                <w:sz w:val="17"/>
+              </w:rPr>
+              <w:t>FR-VIS-23</w:t>
+            </w:r>
+          </w:p>
+        </w:tc>
+        <w:tc>
+          <w:tcPr>
+            <w:tcW w:w="6180" w:type="dxa"/>
+          </w:tcPr>
+          <w:p>
+            <w:pPr>
+              <w:spacing w:after="0" w:line="240" w:lineRule="auto"/>
+            </w:pPr>
+            <w:r>
+              <w:rPr>
+                <w:sz w:val="17"/>
+              </w:rPr>
+              <w:t>(1.2) When the server reports a segmenter, the Android app shall let the server find the area of a new photo (upload) so that its box matches</w:t>
+            </w:r>
+            <w:r>
+              <w:rPr>
+                <w:sz w:val="17"/>
+              </w:rPr>
+              <w:t xml:space="preserve"> the storefront's; boxes the user adjusts shall still be searched on the phone.</w:t>
+            </w:r>
+          </w:p>
+        </w:tc>
+        <w:tc>
+          <w:tcPr>
+            <w:tcW w:w="624" w:type="dxa"/>
+          </w:tcPr>
+          <w:p>
+            <w:pPr>
+              <w:spacing w:after="0" w:line="240" w:lineRule="auto"/>
+            </w:pPr>
+            <w:r>
+              <w:rPr>
+                <w:sz w:val="17"/>
+              </w:rPr>
+              <w:t>S</w:t>
+            </w:r>
+          </w:p>
+        </w:tc>
+        <w:tc>
+          <w:tcPr>
+            <w:tcW w:w="964" w:type="dxa"/>
+          </w:tcPr>
+          <w:p>
+            <w:pPr>
+              <w:spacing w:after="0" w:line="240" w:lineRule="auto"/>
+            </w:pPr>
+            <w:r>
+              <w:rPr>
+                <w:sz w:val="17"/>
+              </w:rPr>
+              <w:t>UC-05</w:t>
+            </w:r>
+          </w:p>
+        </w:tc>
+        <w:tc>
+          <w:tcPr>
+            <w:tcW w:w="567" w:type="dxa"/>
+          </w:tcPr>
+          <w:p>
+            <w:pPr>
+              <w:spacing w:after="0" w:line="240" w:lineRule="auto"/>
+            </w:pPr>
+            <w:r>
+              <w:rPr>
+                <w:sz w:val="17"/>
+              </w:rPr>
+              <w:t>I</w:t>
+            </w:r>
+          </w:p>
+        </w:tc>
+      </w:tr>
+      <w:tr>
+        <w:trPr>
+          <w:cantSplit/>
+          <w:jc w:val="center"/>
+        </w:trPr>
+        <w:tc>
+          <w:tcPr>
+            <w:tcW w:w="1304" w:type="dxa"/>
+            <w:shd w:val="clear" w:color="auto" w:fill="F7FBF8"/>
+          </w:tcPr>
+          <w:p>
+            <w:pPr>
+              <w:spacing w:after="0" w:line="240" w:lineRule="auto"/>
+            </w:pPr>
+            <w:r>
+              <w:rPr>
+                <w:sz w:val="17"/>
+              </w:rPr>
+              <w:t>FR-VIS-24</w:t>
+            </w:r>
+          </w:p>
+        </w:tc>
+        <w:tc>
+          <w:tcPr>
+            <w:tcW w:w="6180" w:type="dxa"/>
+            <w:shd w:val="clear" w:color="auto" w:fill="F7FBF8"/>
+          </w:tcPr>
+          <w:p>
+            <w:pPr>
+              <w:spacing w:after="0" w:line="240" w:lineRule="auto"/>
+            </w:pPr>
+            <w:r>
+              <w:rPr>
+                <w:sz w:val="17"/>
+              </w:rPr>
+              <w:t xml:space="preserve">(1.2) The storefront shall remain usable with an API that returns no region: it shall show a whole-photo box, say that automatic detection is unavailable, </w:t>
+            </w:r>
+            <w:r>
+              <w:rPr>
+                <w:sz w:val="17"/>
+              </w:rPr>
+              <w:t>and search an adjusted box by uploading only that part of the photo.</w:t>
+            </w:r>
+          </w:p>
+        </w:tc>
+        <w:tc>
+          <w:tcPr>
+            <w:tcW w:w="624" w:type="dxa"/>
+            <w:shd w:val="clear" w:color="auto" w:fill="F7FBF8"/>
+          </w:tcPr>
+          <w:p>
+            <w:pPr>
+              <w:spacing w:after="0" w:line="240" w:lineRule="auto"/>
+            </w:pPr>
+            <w:r>
+              <w:rPr>
+                <w:sz w:val="17"/>
+              </w:rPr>
+              <w:t>S</w:t>
             </w:r>
           </w:p>
         </w:tc>
@@ -10945,10 +11446,7 @@
         <w:pStyle w:val="Heading3"/>
       </w:pPr>
       <w:r>
-        <w:t xml:space="preserve">3.2.5  Cart, </w:t>
-      </w:r>
-      <w:r>
-        <w:t>coupons and wishlist (CART)</w:t>
+        <w:t>3.2.5  Cart, coupons and wishlist (CART)</w:t>
       </w:r>
     </w:p>
     <w:tbl>
@@ -11114,7 +11612,13 @@
               <w:rPr>
                 <w:sz w:val="17"/>
               </w:rPr>
-              <w:t>The system shall keep one server cart per customer and revalidate it on every read: remove missing/inactive/out-of-stock products, clamp quantities to stock, refresh prices.</w:t>
+              <w:t xml:space="preserve">The system shall keep one server cart per customer and revalidate it on every read: remove </w:t>
+            </w:r>
+            <w:r>
+              <w:rPr>
+                <w:sz w:val="17"/>
+              </w:rPr>
+              <w:t>missing/inactive/out-of-stock products, clamp quantities to stock, refresh prices.</w:t>
             </w:r>
           </w:p>
         </w:tc>
@@ -11291,13 +11795,13 @@
               <w:rPr>
                 <w:sz w:val="17"/>
               </w:rPr>
-              <w:t xml:space="preserve">The storefront shall keep a guest cart in local storage and merge it into the server cart after sign-in </w:t>
-            </w:r>
-            <w:r>
-              <w:rPr>
-                <w:sz w:val="17"/>
-              </w:rPr>
-              <w:t>(quantities clamped to stock).</w:t>
+              <w:t xml:space="preserve">The storefront </w:t>
+            </w:r>
+            <w:r>
+              <w:rPr>
+                <w:sz w:val="17"/>
+              </w:rPr>
+              <w:t>shall keep a guest cart in local storage and merge it into the server cart after sign-in (quantities clamped to stock).</w:t>
             </w:r>
           </w:p>
         </w:tc>
@@ -11385,7 +11889,13 @@
               <w:rPr>
                 <w:sz w:val="17"/>
               </w:rPr>
-              <w:t>The system shall apply a coupon if it is active, started, not expired, below its usage limit and the subtotal ≥ minimum purchase; otherwise return the reason.</w:t>
+              <w:t xml:space="preserve">The system shall apply a coupon if it is active, started, not expired, below its usage limit and the subtotal ≥ </w:t>
+            </w:r>
+            <w:r>
+              <w:rPr>
+                <w:sz w:val="17"/>
+              </w:rPr>
+              <w:t>minimum purchase; otherwise return the reason.</w:t>
             </w:r>
           </w:p>
         </w:tc>
@@ -11474,13 +11984,7 @@
               <w:rPr>
                 <w:sz w:val="17"/>
               </w:rPr>
-              <w:t xml:space="preserve">A percentage coupon </w:t>
-            </w:r>
-            <w:r>
-              <w:rPr>
-                <w:sz w:val="17"/>
-              </w:rPr>
-              <w:t>shall be capped by its maximum discount (0 = no cap) and no discount shall exceed the subtotal.</w:t>
+              <w:t>A percentage coupon shall be capped by its maximum discount (0 = no cap) and no discount shall exceed the subtotal.</w:t>
             </w:r>
           </w:p>
         </w:tc>
@@ -11568,13 +12072,13 @@
               <w:rPr>
                 <w:sz w:val="17"/>
               </w:rPr>
-              <w:t>The system shall compute shipping as free when the discounted subtotal ≥ 50, every item has free shipping, or the cart is empty; otherwise</w:t>
-            </w:r>
-            <w:r>
-              <w:rPr>
-                <w:sz w:val="17"/>
-              </w:rPr>
-              <w:t xml:space="preserve"> 9.99.</w:t>
+              <w:t xml:space="preserve">The system shall compute shipping as free when </w:t>
+            </w:r>
+            <w:r>
+              <w:rPr>
+                <w:sz w:val="17"/>
+              </w:rPr>
+              <w:t>the discounted subtotal ≥ 50, every item has free shipping, or the cart is empty; otherwise 9.99.</w:t>
             </w:r>
           </w:p>
         </w:tc>
@@ -11751,7 +12255,13 @@
               <w:rPr>
                 <w:sz w:val="17"/>
               </w:rPr>
-              <w:t>The system shall let a customer add or remove a product from the wishlist with one action.</w:t>
+              <w:t xml:space="preserve">The system </w:t>
+            </w:r>
+            <w:r>
+              <w:rPr>
+                <w:sz w:val="17"/>
+              </w:rPr>
+              <w:t>shall let a customer add or remove a product from the wishlist with one action.</w:t>
             </w:r>
           </w:p>
         </w:tc>
@@ -11984,7 +12494,13 @@
               <w:rPr>
                 <w:sz w:val="17"/>
               </w:rPr>
-              <w:t>The system shall place an order only from a non-empty, revalidated cart with a shipping address (new, saved, or default).</w:t>
+              <w:t xml:space="preserve">The system shall place an order only from a non-empty, revalidated cart with a shipping </w:t>
+            </w:r>
+            <w:r>
+              <w:rPr>
+                <w:sz w:val="17"/>
+              </w:rPr>
+              <w:t>address (new, saved, or default).</w:t>
             </w:r>
           </w:p>
         </w:tc>
@@ -12072,13 +12588,7 @@
               <w:rPr>
                 <w:sz w:val="17"/>
               </w:rPr>
-              <w:t xml:space="preserve">The system shall reserve stock </w:t>
-            </w:r>
-            <w:r>
-              <w:rPr>
-                <w:sz w:val="17"/>
-              </w:rPr>
-              <w:t>atomically: each line decrements stock only if stock ≥ quantity; otherwise the whole order fails with HTTP 409.</w:t>
+              <w:t>The system shall reserve stock atomically: each line decrements stock only if stock ≥ quantity; otherwise the whole order fails with HTTP 409.</w:t>
             </w:r>
           </w:p>
         </w:tc>
@@ -12167,7 +12677,13 @@
               <w:rPr>
                 <w:sz w:val="17"/>
               </w:rPr>
-              <w:t>The system shall support payment methods card, PayPal, Apple Pay and cash on delivery.</w:t>
+              <w:t xml:space="preserve">The system shall support payment </w:t>
+            </w:r>
+            <w:r>
+              <w:rPr>
+                <w:sz w:val="17"/>
+              </w:rPr>
+              <w:t>methods card, PayPal, Apple Pay and cash on delivery.</w:t>
             </w:r>
           </w:p>
         </w:tc>
@@ -12255,13 +12771,7 @@
               <w:rPr>
                 <w:sz w:val="17"/>
               </w:rPr>
-              <w:t xml:space="preserve">The system </w:t>
-            </w:r>
-            <w:r>
-              <w:rPr>
-                <w:sz w:val="17"/>
-              </w:rPr>
-              <w:t>shall snapshot item name, price, SKU, image and variant into the order.</w:t>
+              <w:t>The system shall snapshot item name, price, SKU, image and variant into the order.</w:t>
             </w:r>
           </w:p>
         </w:tc>
@@ -12449,6 +12959,7 @@
               <w:rPr>
                 <w:sz w:val="17"/>
               </w:rPr>
+              <w:lastRenderedPageBreak/>
               <w:t>FR-ORD-06</w:t>
             </w:r>
           </w:p>
@@ -12466,13 +12977,7 @@
               <w:rPr>
                 <w:sz w:val="17"/>
               </w:rPr>
-              <w:t xml:space="preserve">Order </w:t>
-            </w:r>
-            <w:r>
-              <w:rPr>
-                <w:sz w:val="17"/>
-              </w:rPr>
-              <w:t>status shall follow pending → processing → shipped → delivered, with cancellation allowed from pending or processing only.</w:t>
+              <w:t>Order status shall follow pending → processing → shipped → delivered, with cancellation allowed from pending or processing only.</w:t>
             </w:r>
           </w:p>
         </w:tc>
@@ -12561,7 +13066,13 @@
               <w:rPr>
                 <w:sz w:val="17"/>
               </w:rPr>
-              <w:t>On cancellation the system shall restore stock, reverse sold counts and refund a paid payment.</w:t>
+              <w:t xml:space="preserve">On cancellation the system </w:t>
+            </w:r>
+            <w:r>
+              <w:rPr>
+                <w:sz w:val="17"/>
+              </w:rPr>
+              <w:t>shall restore stock, reverse sold counts and refund a paid payment.</w:t>
             </w:r>
           </w:p>
         </w:tc>
@@ -12738,7 +13249,13 @@
               <w:rPr>
                 <w:sz w:val="17"/>
               </w:rPr>
-              <w:t>A customer shall see only their own orders; staff may see all.</w:t>
+              <w:t xml:space="preserve">A customer shall see only their own orders; staff may </w:t>
+            </w:r>
+            <w:r>
+              <w:rPr>
+                <w:sz w:val="17"/>
+              </w:rPr>
+              <w:t>see all.</w:t>
             </w:r>
           </w:p>
         </w:tc>
@@ -12826,13 +13343,7 @@
               <w:rPr>
                 <w:sz w:val="17"/>
               </w:rPr>
-              <w:t xml:space="preserve">Staff shall be able to set carrier, tracking </w:t>
-            </w:r>
-            <w:r>
-              <w:rPr>
-                <w:sz w:val="17"/>
-              </w:rPr>
-              <w:t>number and estimated delivery.</w:t>
+              <w:t>Staff shall be able to set carrier, tracking number and estimated delivery.</w:t>
             </w:r>
           </w:p>
         </w:tc>
@@ -13049,7 +13560,6 @@
               <w:rPr>
                 <w:sz w:val="17"/>
               </w:rPr>
-              <w:lastRenderedPageBreak/>
               <w:t>FR-REV-01</w:t>
             </w:r>
           </w:p>
@@ -13066,7 +13576,13 @@
               <w:rPr>
                 <w:sz w:val="17"/>
               </w:rPr>
-              <w:t>A customer shall be able to post one review (rating 1–5, title ≤ 120, comment ≤ 2000) per product.</w:t>
+              <w:t xml:space="preserve">A customer shall be able to post one review (rating 1–5, title ≤ 120, </w:t>
+            </w:r>
+            <w:r>
+              <w:rPr>
+                <w:sz w:val="17"/>
+              </w:rPr>
+              <w:t>comment ≤ 2000) per product.</w:t>
             </w:r>
           </w:p>
         </w:tc>
@@ -13154,13 +13670,7 @@
               <w:rPr>
                 <w:sz w:val="17"/>
               </w:rPr>
-              <w:t xml:space="preserve">A review shall be marked </w:t>
-            </w:r>
-            <w:r>
-              <w:rPr>
-                <w:sz w:val="17"/>
-              </w:rPr>
-              <w:t>“verified purchase” when the author has a delivered order containing the product.</w:t>
+              <w:t>A review shall be marked “verified purchase” when the author has a delivered order containing the product.</w:t>
             </w:r>
           </w:p>
         </w:tc>
@@ -13249,7 +13759,13 @@
               <w:rPr>
                 <w:sz w:val="17"/>
               </w:rPr>
-              <w:t>The product rating and review count shall be recalculated from approved reviews after every create, update, delete or moderation.</w:t>
+              <w:t xml:space="preserve">The product rating and review count shall be recalculated from approved </w:t>
+            </w:r>
+            <w:r>
+              <w:rPr>
+                <w:sz w:val="17"/>
+              </w:rPr>
+              <w:t>reviews after every create, update, delete or moderation.</w:t>
             </w:r>
           </w:p>
         </w:tc>
@@ -13570,13 +14086,13 @@
               <w:rPr>
                 <w:sz w:val="17"/>
               </w:rPr>
-              <w:t xml:space="preserve">The dashboard shall show revenue, orders, customers and conversion rate with change versus the previous period for 7 d, </w:t>
-            </w:r>
-            <w:r>
-              <w:rPr>
-                <w:sz w:val="17"/>
-              </w:rPr>
-              <w:t>30 d, 90 d and 12 m.</w:t>
+              <w:t>The dashboard shall show revenue, orders,</w:t>
+            </w:r>
+            <w:r>
+              <w:rPr>
+                <w:sz w:val="17"/>
+              </w:rPr>
+              <w:t xml:space="preserve"> customers and conversion rate with change versus the previous period for 7 d, 30 d, 90 d and 12 m.</w:t>
             </w:r>
           </w:p>
         </w:tc>
@@ -13664,7 +14180,13 @@
               <w:rPr>
                 <w:sz w:val="17"/>
               </w:rPr>
-              <w:t>Staff shall be able to create, edit, activate/deactivate and delete products, including images (≤ 8 per upload, ≤ 5 MB each) and zh/ja translations.</w:t>
+              <w:t xml:space="preserve">Staff shall be able to create, edit, activate/deactivate and delete products, including images (≤ 8 per upload, ≤ 5 MB each) and zh/ja </w:t>
+            </w:r>
+            <w:r>
+              <w:rPr>
+                <w:sz w:val="17"/>
+              </w:rPr>
+              <w:t>translations.</w:t>
             </w:r>
           </w:p>
         </w:tc>
@@ -13753,13 +14275,7 @@
               <w:rPr>
                 <w:sz w:val="17"/>
               </w:rPr>
-              <w:t>The system shall prevent deleting a category</w:t>
-            </w:r>
-            <w:r>
-              <w:rPr>
-                <w:sz w:val="17"/>
-              </w:rPr>
-              <w:t xml:space="preserve"> that still has products or sub-categories (HTTP 409).</w:t>
+              <w:t>The system shall prevent deleting a category that still has products or sub-categories (HTTP 409).</w:t>
             </w:r>
           </w:p>
         </w:tc>
@@ -13936,13 +14452,7 @@
               <w:rPr>
                 <w:sz w:val="17"/>
               </w:rPr>
-              <w:t xml:space="preserve">Staff shall be able to list customers with order count and total </w:t>
-            </w:r>
-            <w:r>
-              <w:rPr>
-                <w:sz w:val="17"/>
-              </w:rPr>
-              <w:t>spent, view detail, deactivate/activate, and export all customers as UTF-8 CSV.</w:t>
+              <w:t>Staff shall be able to list customers with order count and total spent, view detail, deactivate/activate, and export all customers as UTF-8 CSV.</w:t>
             </w:r>
           </w:p>
         </w:tc>
@@ -14030,7 +14540,13 @@
               <w:rPr>
                 <w:sz w:val="17"/>
               </w:rPr>
-              <w:t>Staff shall be able to manage coupons and banners (hero, promo, mobile placements).</w:t>
+              <w:t xml:space="preserve">Staff shall be able to manage coupons and banners (hero, promo, mobile </w:t>
+            </w:r>
+            <w:r>
+              <w:rPr>
+                <w:sz w:val="17"/>
+              </w:rPr>
+              <w:t>placements).</w:t>
             </w:r>
           </w:p>
         </w:tc>
@@ -14119,13 +14635,7 @@
               <w:rPr>
                 <w:sz w:val="17"/>
               </w:rPr>
-              <w:t xml:space="preserve">A super admin shall be able to create, </w:t>
-            </w:r>
-            <w:r>
-              <w:rPr>
-                <w:sz w:val="17"/>
-              </w:rPr>
-              <w:t>edit, deactivate and delete manager/admin accounts; super-admin accounts cannot be changed through the API.</w:t>
+              <w:t>A super admin shall be able to create, edit, deactivate and delete manager/admin accounts; super-admin accounts cannot be changed through the API.</w:t>
             </w:r>
           </w:p>
         </w:tc>
@@ -14213,7 +14723,13 @@
               <w:rPr>
                 <w:sz w:val="17"/>
               </w:rPr>
-              <w:t>Changing a staff member's role or permissions, or deactivating them, shall sign them out of every session.</w:t>
+              <w:t xml:space="preserve">Changing a staff member's role or permissions, </w:t>
+            </w:r>
+            <w:r>
+              <w:rPr>
+                <w:sz w:val="17"/>
+              </w:rPr>
+              <w:t>or deactivating them, shall sign them out of every session.</w:t>
             </w:r>
           </w:p>
         </w:tc>
@@ -14280,10 +14796,7 @@
         <w:pStyle w:val="Heading3"/>
       </w:pPr>
       <w:r>
-        <w:t xml:space="preserve">3.2.9  </w:t>
-      </w:r>
-      <w:r>
-        <w:t>Localisation (I18N)</w:t>
+        <w:t>3.2.9  Localisation (I18N)</w:t>
       </w:r>
     </w:p>
     <w:tbl>
@@ -14565,13 +15078,7 @@
               <w:rPr>
                 <w:sz w:val="17"/>
               </w:rPr>
-              <w:t>, the user's saved</w:t>
-            </w:r>
-            <w:r>
-              <w:rPr>
-                <w:sz w:val="17"/>
-              </w:rPr>
-              <w:t xml:space="preserve"> language, then Accept-Language, and return messages in that language.</w:t>
+              <w:t>, the user's saved language, then Accept-Language, and return messages in that language.</w:t>
             </w:r>
           </w:p>
         </w:tc>
@@ -14637,7 +15144,7 @@
       <w:pPr>
         <w:pStyle w:val="Heading2"/>
       </w:pPr>
-      <w:bookmarkStart w:id="20" w:name="_Toc241225797"/>
+      <w:bookmarkStart w:id="20" w:name="_Toc241230402"/>
       <w:r>
         <w:t>3.3  Non-functional requirements (ISO/IEC 25010)</w:t>
       </w:r>
@@ -14645,7 +15152,10 @@
     </w:p>
     <w:p>
       <w:r>
-        <w:t>Non-functional requirements are grouped by the product-quality characteristics of ISO/IEC 25010:2023.</w:t>
+        <w:t xml:space="preserve">Non-functional requirements are </w:t>
+      </w:r>
+      <w:r>
+        <w:t>grouped by the product-quality characteristics of ISO/IEC 25010:2023.</w:t>
       </w:r>
     </w:p>
     <w:p>
@@ -14654,10 +15164,8 @@
         <w:keepNext/>
       </w:pPr>
       <w:r>
-        <w:t xml:space="preserve">Table 7 – </w:t>
-      </w:r>
-      <w:r>
-        <w:t>Non-functional requirements</w:t>
+        <w:lastRenderedPageBreak/>
+        <w:t>Table 7 – Non-functional requirements</w:t>
       </w:r>
     </w:p>
     <w:tbl>
@@ -14839,7 +15347,13 @@
               <w:rPr>
                 <w:sz w:val="16"/>
               </w:rPr>
-              <w:t>Cart, checkout preview and saved order totals shall be identical for the same input.</w:t>
+              <w:t xml:space="preserve">Cart, checkout preview and saved order </w:t>
+            </w:r>
+            <w:r>
+              <w:rPr>
+                <w:sz w:val="16"/>
+              </w:rPr>
+              <w:t>totals shall be identical for the same input.</w:t>
             </w:r>
           </w:p>
         </w:tc>
@@ -14855,13 +15369,7 @@
               <w:rPr>
                 <w:sz w:val="16"/>
               </w:rPr>
-              <w:t xml:space="preserve">Single pricing service; unit test of </w:t>
-            </w:r>
-            <w:r>
-              <w:rPr>
-                <w:sz w:val="16"/>
-              </w:rPr>
-              <w:t>computeTotals</w:t>
+              <w:t>Single pricing service; unit test of computeTotals</w:t>
             </w:r>
           </w:p>
         </w:tc>
@@ -14951,7 +15459,13 @@
               <w:rPr>
                 <w:sz w:val="16"/>
               </w:rPr>
-              <w:t>Load test; indexes on category, price, rating, soldCount, createdAt</w:t>
+              <w:t xml:space="preserve">Load test; </w:t>
+            </w:r>
+            <w:r>
+              <w:rPr>
+                <w:sz w:val="16"/>
+              </w:rPr>
+              <w:t>indexes on category, price, rating, soldCount, createdAt</w:t>
             </w:r>
           </w:p>
         </w:tc>
@@ -15006,13 +15520,7 @@
               <w:rPr>
                 <w:sz w:val="16"/>
               </w:rPr>
-              <w:t xml:space="preserve">Performance </w:t>
-            </w:r>
-            <w:r>
-              <w:rPr>
-                <w:sz w:val="16"/>
-              </w:rPr>
-              <w:t>efficiency – time</w:t>
+              <w:t>Performance efficiency – time</w:t>
             </w:r>
           </w:p>
         </w:tc>
@@ -15117,13 +15625,7 @@
               <w:rPr>
                 <w:sz w:val="16"/>
               </w:rPr>
-              <w:t xml:space="preserve">The API shall hold the image index in </w:t>
-            </w:r>
-            <w:r>
-              <w:rPr>
-                <w:sz w:val="16"/>
-              </w:rPr>
-              <w:t>memory at 1.5 KB per image vector.</w:t>
+              <w:t>The API shall hold the image index in memory at 1.5 KB per image vector.</w:t>
             </w:r>
           </w:p>
         </w:tc>
@@ -15179,7 +15681,6 @@
               <w:rPr>
                 <w:sz w:val="16"/>
               </w:rPr>
-              <w:lastRenderedPageBreak/>
               <w:t>NFR-CO-01</w:t>
             </w:r>
           </w:p>
@@ -15315,13 +15816,7 @@
               <w:rPr>
                 <w:sz w:val="16"/>
               </w:rPr>
-              <w:t xml:space="preserve">A </w:t>
-            </w:r>
-            <w:r>
-              <w:rPr>
-                <w:sz w:val="16"/>
-              </w:rPr>
-              <w:t>first-time shopper shall complete checkout without help in ≤ 3 steps.</w:t>
+              <w:t>A first-time shopper shall complete checkout without help in ≤ 3 steps.</w:t>
             </w:r>
           </w:p>
         </w:tc>
@@ -15409,13 +15904,13 @@
               <w:rPr>
                 <w:sz w:val="16"/>
               </w:rPr>
-              <w:t xml:space="preserve">Web UI shall meet WCAG 2.0 AA contrast (text-muted 5.0:1), keyboard use, reduced motion and forced </w:t>
+              <w:t>Web UI shall meet WCAG 2.0</w:t>
             </w:r>
             <w:r>
               <w:rPr>
                 <w:sz w:val="16"/>
               </w:rPr>
-              <w:t>colours.</w:t>
+              <w:t xml:space="preserve"> AA contrast (text-muted 5.0:1), keyboard use, reduced motion and forced colours.</w:t>
             </w:r>
           </w:p>
         </w:tc>
@@ -15592,13 +16087,7 @@
               <w:rPr>
                 <w:sz w:val="16"/>
               </w:rPr>
-              <w:t xml:space="preserve">A failure after stock reservation shall leave </w:t>
-            </w:r>
-            <w:r>
-              <w:rPr>
-                <w:sz w:val="16"/>
-              </w:rPr>
-              <w:t>stock unchanged (transaction or manual rollback).</w:t>
+              <w:t>A failure after stock reservation shall leave stock unchanged (transaction or manual rollback).</w:t>
             </w:r>
           </w:p>
         </w:tc>
@@ -15773,13 +16262,7 @@
               <w:rPr>
                 <w:sz w:val="16"/>
               </w:rPr>
-              <w:t xml:space="preserve">Security – </w:t>
-            </w:r>
-            <w:r>
-              <w:rPr>
-                <w:sz w:val="16"/>
-              </w:rPr>
-              <w:t>confidentiality</w:t>
+              <w:t>Security – confidentiality</w:t>
             </w:r>
           </w:p>
         </w:tc>
@@ -16000,7 +16483,13 @@
               <w:rPr>
                 <w:sz w:val="16"/>
               </w:rPr>
-              <w:t>In production the API shall rate-limit: 1000 req/15 min general, 30/15 min auth, 60/min writes, 20/min image search.</w:t>
+              <w:t xml:space="preserve">In production the API shall rate-limit: 1000 req/15 min general, 30/15 </w:t>
+            </w:r>
+            <w:r>
+              <w:rPr>
+                <w:sz w:val="16"/>
+              </w:rPr>
+              <w:t>min auth, 60/min writes, 20/min image search.</w:t>
             </w:r>
           </w:p>
         </w:tc>
@@ -16072,13 +16561,7 @@
               <w:rPr>
                 <w:sz w:val="16"/>
               </w:rPr>
-              <w:t xml:space="preserve">Security – </w:t>
-            </w:r>
-            <w:r>
-              <w:rPr>
-                <w:sz w:val="16"/>
-              </w:rPr>
-              <w:t>accountability</w:t>
+              <w:t>Security – accountability</w:t>
             </w:r>
           </w:p>
         </w:tc>
@@ -16183,7 +16666,13 @@
               <w:rPr>
                 <w:sz w:val="16"/>
               </w:rPr>
-              <w:t>Mobile tokens shall be stored in encrypted storage and excluded from backups.</w:t>
+              <w:t xml:space="preserve">Mobile tokens </w:t>
+            </w:r>
+            <w:r>
+              <w:rPr>
+                <w:sz w:val="16"/>
+              </w:rPr>
+              <w:t>shall be stored in encrypted storage and excluded from backups.</w:t>
             </w:r>
           </w:p>
         </w:tc>
@@ -16360,13 +16849,7 @@
               <w:rPr>
                 <w:sz w:val="16"/>
               </w:rPr>
-              <w:t xml:space="preserve">Automated unit and API tests shall cover pricing, coupons, </w:t>
-            </w:r>
-            <w:r>
-              <w:rPr>
-                <w:sz w:val="16"/>
-              </w:rPr>
-              <w:t>order state machine and auth.</w:t>
+              <w:t>Automated unit and API tests shall cover pricing, coupons, order state machine and auth.</w:t>
             </w:r>
           </w:p>
         </w:tc>
@@ -16463,7 +16946,15 @@
                 <w:color w:val="0B532B"/>
                 <w:sz w:val="14"/>
               </w:rPr>
-              <w:t>npm install</w:t>
+              <w:t>npm</w:t>
+            </w:r>
+            <w:r>
+              <w:rPr>
+                <w:rFonts w:ascii="Consolas" w:hAnsi="Consolas"/>
+                <w:color w:val="0B532B"/>
+                <w:sz w:val="14"/>
+              </w:rPr>
+              <w:t xml:space="preserve"> install</w:t>
             </w:r>
             <w:r>
               <w:rPr>
@@ -16583,13 +17074,7 @@
               <w:rPr>
                 <w:sz w:val="16"/>
               </w:rPr>
-              <w:t xml:space="preserve">Flexibility </w:t>
-            </w:r>
-            <w:r>
-              <w:rPr>
-                <w:sz w:val="16"/>
-              </w:rPr>
-              <w:t>– adaptability</w:t>
+              <w:t>Flexibility – adaptability</w:t>
             </w:r>
           </w:p>
         </w:tc>
@@ -16694,13 +17179,7 @@
               <w:rPr>
                 <w:sz w:val="16"/>
               </w:rPr>
-              <w:t xml:space="preserve">If the image-search model is missing, the rest of the system shall </w:t>
-            </w:r>
-            <w:r>
-              <w:rPr>
-                <w:sz w:val="16"/>
-              </w:rPr>
-              <w:t>work and the API shall answer 503 for image search only.</w:t>
+              <w:t>If the image-search model is missing, the rest of the system shall work and the API shall answer 503 for image search only.</w:t>
             </w:r>
           </w:p>
         </w:tc>
@@ -16788,7 +17267,13 @@
               <w:rPr>
                 <w:sz w:val="16"/>
               </w:rPr>
-              <w:t>Server-side area detection shall add ≤ 0.5 s per photo on the reference machine.</w:t>
+              <w:t xml:space="preserve">Server-side area detection </w:t>
+            </w:r>
+            <w:r>
+              <w:rPr>
+                <w:sz w:val="16"/>
+              </w:rPr>
+              <w:t>shall add ≤ 0.5 s per photo with DINOv3 alone and ≤ 3 s with SAM2 on the reference machine (CPU).</w:t>
             </w:r>
           </w:p>
         </w:tc>
@@ -16804,7 +17289,7 @@
               <w:rPr>
                 <w:sz w:val="16"/>
               </w:rPr>
-              <w:t>Measured 228 ms average (60 photos, CPU)</w:t>
+              <w:t>Measured 0.29 s and 2.21 s average (60 photos)</w:t>
             </w:r>
           </w:p>
         </w:tc>
@@ -16877,7 +17362,13 @@
               <w:rPr>
                 <w:sz w:val="16"/>
               </w:rPr>
-              <w:t>On photos of a product on a plain background, the detected area shall overlap the product with IoU ≥ 0.5 in ≥ 90 % of cases.</w:t>
+              <w:t xml:space="preserve">On photos of a product on a plain background, the detected </w:t>
+            </w:r>
+            <w:r>
+              <w:rPr>
+                <w:sz w:val="16"/>
+              </w:rPr>
+              <w:t>area shall overlap the product with IoU ≥ 0.5 in ≥ 90 % of cases.</w:t>
             </w:r>
           </w:p>
         </w:tc>
@@ -16933,7 +17424,7 @@
               <w:rPr>
                 <w:sz w:val="16"/>
               </w:rPr>
-              <w:t>NFR-CO-02</w:t>
+              <w:t>NFR-FS-03</w:t>
             </w:r>
           </w:p>
         </w:tc>
@@ -16949,7 +17440,7 @@
               <w:rPr>
                 <w:sz w:val="16"/>
               </w:rPr>
-              <w:t>Compatibility – co-existence</w:t>
+              <w:t>Functional suitability – correctness</w:t>
             </w:r>
           </w:p>
         </w:tc>
@@ -16965,13 +17456,13 @@
               <w:rPr>
                 <w:sz w:val="16"/>
               </w:rPr>
-              <w:t xml:space="preserve">Server </w:t>
+              <w:t xml:space="preserve">(1.2) With SAM2 the mean IoU of the detected area on the held-out set shall be at least 0.05 higher than with </w:t>
             </w:r>
             <w:r>
               <w:rPr>
                 <w:sz w:val="16"/>
               </w:rPr>
-              <w:t>(JavaScript) and Android (Java) detectors shall produce the same area for the same model output (coordinate difference &lt; 0.001).</w:t>
+              <w:t>DINOv3 alone.</w:t>
             </w:r>
           </w:p>
         </w:tc>
@@ -16987,7 +17478,7 @@
               <w:rPr>
                 <w:sz w:val="16"/>
               </w:rPr>
-              <w:t>Measured max. 0.00005 on 30 grids</w:t>
+              <w:t>Measured 0.806 vs 0.682 (+0.124)</w:t>
             </w:r>
           </w:p>
         </w:tc>
@@ -17026,7 +17517,8 @@
               <w:rPr>
                 <w:sz w:val="16"/>
               </w:rPr>
-              <w:t>NFR-IU-04</w:t>
+              <w:lastRenderedPageBreak/>
+              <w:t>NFR-CO-02</w:t>
             </w:r>
           </w:p>
         </w:tc>
@@ -17043,7 +17535,7 @@
               <w:rPr>
                 <w:sz w:val="16"/>
               </w:rPr>
-              <w:t>Interaction capability – operability</w:t>
+              <w:t>Compatibility – co-existence</w:t>
             </w:r>
           </w:p>
         </w:tc>
@@ -17060,13 +17552,7 @@
               <w:rPr>
                 <w:sz w:val="16"/>
               </w:rPr>
-              <w:t xml:space="preserve">The rectangle shall be operable by mouse, </w:t>
-            </w:r>
-            <w:r>
-              <w:rPr>
-                <w:sz w:val="16"/>
-              </w:rPr>
-              <w:t>touch (22 px handles on touch screens) and keyboard, and respect reduced-motion and forced-colours settings.</w:t>
+              <w:t>Server (JavaScript) and Android (Java) detectors shall produce the same area for the same model output (coordinate difference &lt; 0.001).</w:t>
             </w:r>
           </w:p>
         </w:tc>
@@ -17083,7 +17569,13 @@
               <w:rPr>
                 <w:sz w:val="16"/>
               </w:rPr>
-              <w:t>UI test, CSS review</w:t>
+              <w:t xml:space="preserve">Measured max. 0.00005 on 30 </w:t>
+            </w:r>
+            <w:r>
+              <w:rPr>
+                <w:sz w:val="16"/>
+              </w:rPr>
+              <w:t>grids</w:t>
             </w:r>
           </w:p>
         </w:tc>
@@ -17091,6 +17583,92 @@
           <w:tcPr>
             <w:tcW w:w="567" w:type="dxa"/>
             <w:shd w:val="clear" w:color="auto" w:fill="F7FBF8"/>
+          </w:tcPr>
+          <w:p>
+            <w:pPr>
+              <w:spacing w:after="0" w:line="240" w:lineRule="auto"/>
+            </w:pPr>
+            <w:r>
+              <w:rPr>
+                <w:sz w:val="16"/>
+              </w:rPr>
+              <w:t>I</w:t>
+            </w:r>
+          </w:p>
+        </w:tc>
+      </w:tr>
+      <w:tr>
+        <w:trPr>
+          <w:cantSplit/>
+          <w:jc w:val="center"/>
+        </w:trPr>
+        <w:tc>
+          <w:tcPr>
+            <w:tcW w:w="1077" w:type="dxa"/>
+          </w:tcPr>
+          <w:p>
+            <w:pPr>
+              <w:spacing w:after="0" w:line="240" w:lineRule="auto"/>
+            </w:pPr>
+            <w:r>
+              <w:rPr>
+                <w:sz w:val="16"/>
+              </w:rPr>
+              <w:t>NFR-IU-04</w:t>
+            </w:r>
+          </w:p>
+        </w:tc>
+        <w:tc>
+          <w:tcPr>
+            <w:tcW w:w="1814" w:type="dxa"/>
+          </w:tcPr>
+          <w:p>
+            <w:pPr>
+              <w:spacing w:after="0" w:line="240" w:lineRule="auto"/>
+            </w:pPr>
+            <w:r>
+              <w:rPr>
+                <w:sz w:val="16"/>
+              </w:rPr>
+              <w:t>Interaction capability – operability</w:t>
+            </w:r>
+          </w:p>
+        </w:tc>
+        <w:tc>
+          <w:tcPr>
+            <w:tcW w:w="3175" w:type="dxa"/>
+          </w:tcPr>
+          <w:p>
+            <w:pPr>
+              <w:spacing w:after="0" w:line="240" w:lineRule="auto"/>
+            </w:pPr>
+            <w:r>
+              <w:rPr>
+                <w:sz w:val="16"/>
+              </w:rPr>
+              <w:t>The rectangle shall be operable by mouse, touch (22 px handles on touch screens) and keyboard, and respect reduced-motion and forced-colours settings.</w:t>
+            </w:r>
+          </w:p>
+        </w:tc>
+        <w:tc>
+          <w:tcPr>
+            <w:tcW w:w="3005" w:type="dxa"/>
+          </w:tcPr>
+          <w:p>
+            <w:pPr>
+              <w:spacing w:after="0" w:line="240" w:lineRule="auto"/>
+            </w:pPr>
+            <w:r>
+              <w:rPr>
+                <w:sz w:val="16"/>
+              </w:rPr>
+              <w:t>UI test, CSS review</w:t>
+            </w:r>
+          </w:p>
+        </w:tc>
+        <w:tc>
+          <w:tcPr>
+            <w:tcW w:w="567" w:type="dxa"/>
           </w:tcPr>
           <w:p>
             <w:pPr>
@@ -17120,7 +17698,7 @@
       <w:pPr>
         <w:pStyle w:val="Heading1"/>
       </w:pPr>
-      <w:bookmarkStart w:id="21" w:name="_Toc241225798"/>
+      <w:bookmarkStart w:id="21" w:name="_Toc241230403"/>
       <w:r>
         <w:lastRenderedPageBreak/>
         <w:t>4  Use-case model</w:t>
@@ -17129,17 +17707,20 @@
     </w:p>
     <w:p>
       <w:r>
-        <w:t xml:space="preserve">The use-case model refines the stakeholder needs of section 2 into user-goal interactions (operational </w:t>
+        <w:t xml:space="preserve">The </w:t>
       </w:r>
       <w:r>
-        <w:t>scenarios in the sense of ISO/IEC/IEEE 29148). Each specification lists actor, trigger, pre- and post-conditions, main success scenario, alternative and exception flows, and the requirements and screens it traces to.</w:t>
+        <w:t>use-case model refines the stakeholder needs of section 2 into user-goal interactions (operational scenarios in the sense of ISO/IEC/IEEE 29148). Each specification lists actor, trigger, pre- and post-conditions, main success scenario, alternative and exce</w:t>
+      </w:r>
+      <w:r>
+        <w:t>ption flows, and the requirements and screens it traces to.</w:t>
       </w:r>
     </w:p>
     <w:p>
       <w:pPr>
         <w:pStyle w:val="Heading2"/>
       </w:pPr>
-      <w:bookmarkStart w:id="22" w:name="_Toc241225799"/>
+      <w:bookmarkStart w:id="22" w:name="_Toc241230404"/>
       <w:r>
         <w:t>4.1  Actors</w:t>
       </w:r>
@@ -17784,7 +18365,7 @@
       <w:pPr>
         <w:pStyle w:val="Heading2"/>
       </w:pPr>
-      <w:bookmarkStart w:id="23" w:name="_Toc241225800"/>
+      <w:bookmarkStart w:id="23" w:name="_Toc241230405"/>
       <w:r>
         <w:t>4.2  Use-case diagram</w:t>
       </w:r>
@@ -17849,10 +18430,13 @@
       <w:pPr>
         <w:pStyle w:val="Heading2"/>
       </w:pPr>
-      <w:bookmarkStart w:id="24" w:name="_Toc241225801"/>
+      <w:bookmarkStart w:id="24" w:name="_Toc241230406"/>
       <w:r>
         <w:lastRenderedPageBreak/>
-        <w:t>4.3  Use-case catalogue</w:t>
+        <w:t>4.3</w:t>
+      </w:r>
+      <w:r>
+        <w:t xml:space="preserve">  Use-case catalogue</w:t>
       </w:r>
       <w:bookmarkEnd w:id="24"/>
     </w:p>
@@ -19355,13 +19939,7 @@
               <w:rPr>
                 <w:sz w:val="18"/>
               </w:rPr>
-              <w:t xml:space="preserve">Manage </w:t>
-            </w:r>
-            <w:r>
-              <w:rPr>
-                <w:sz w:val="18"/>
-              </w:rPr>
-              <w:t>categories</w:t>
+              <w:t>Manage categories</w:t>
             </w:r>
           </w:p>
         </w:tc>
@@ -19715,7 +20293,13 @@
               <w:rPr>
                 <w:sz w:val="18"/>
               </w:rPr>
-              <w:t>Moderate reviews</w:t>
+              <w:t xml:space="preserve">Moderate </w:t>
+            </w:r>
+            <w:r>
+              <w:rPr>
+                <w:sz w:val="18"/>
+              </w:rPr>
+              <w:t>reviews</w:t>
             </w:r>
           </w:p>
         </w:tc>
@@ -20174,7 +20758,13 @@
               <w:rPr>
                 <w:sz w:val="18"/>
               </w:rPr>
-              <w:t>Guest / Customer</w:t>
+              <w:t xml:space="preserve">Guest / </w:t>
+            </w:r>
+            <w:r>
+              <w:rPr>
+                <w:sz w:val="18"/>
+              </w:rPr>
+              <w:t>Customer</w:t>
             </w:r>
           </w:p>
         </w:tc>
@@ -20312,12 +20902,9 @@
       <w:pPr>
         <w:pStyle w:val="Heading2"/>
       </w:pPr>
-      <w:bookmarkStart w:id="25" w:name="_Toc241225802"/>
+      <w:bookmarkStart w:id="25" w:name="_Toc241230407"/>
       <w:r>
-        <w:t xml:space="preserve">4.4  Customer </w:t>
-      </w:r>
-      <w:r>
-        <w:t>use-case specifications</w:t>
+        <w:t>4.4  Customer use-case specifications</w:t>
       </w:r>
       <w:bookmarkEnd w:id="25"/>
     </w:p>
@@ -20511,7 +21098,13 @@
               <w:rPr>
                 <w:sz w:val="17"/>
               </w:rPr>
-              <w:t>Guest selects “Create account” (SF-13 / AN-03)</w:t>
+              <w:t xml:space="preserve">Guest </w:t>
+            </w:r>
+            <w:r>
+              <w:rPr>
+                <w:sz w:val="17"/>
+              </w:rPr>
+              <w:t>selects “Create account” (SF-13 / AN-03)</w:t>
             </w:r>
           </w:p>
         </w:tc>
@@ -20589,24 +21182,24 @@
               <w:rPr>
                 <w:sz w:val="17"/>
               </w:rPr>
-              <w:t xml:space="preserve">• Guest </w:t>
-            </w:r>
-            <w:r>
-              <w:rPr>
-                <w:sz w:val="17"/>
-              </w:rPr>
-              <w:t>enters name, e-mail, optional phone, password and confirmation.</w:t>
-            </w:r>
-          </w:p>
-          <w:p>
-            <w:pPr>
-              <w:spacing w:after="0" w:line="240" w:lineRule="auto"/>
-            </w:pPr>
-            <w:r>
-              <w:rPr>
-                <w:sz w:val="17"/>
-              </w:rPr>
-              <w:t>• Client checks password = confirmation (and on Android: name ≥ 2, e-mail format, password ≥ 6).</w:t>
+              <w:t>• Guest enters name, e-mail, optional phone, password and confirmation.</w:t>
+            </w:r>
+          </w:p>
+          <w:p>
+            <w:pPr>
+              <w:spacing w:after="0" w:line="240" w:lineRule="auto"/>
+            </w:pPr>
+            <w:r>
+              <w:rPr>
+                <w:sz w:val="17"/>
+              </w:rPr>
+              <w:t>• Client checks password = confirmation (and on Android: name ≥ 2, e-mail format, password</w:t>
+            </w:r>
+            <w:r>
+              <w:rPr>
+                <w:sz w:val="17"/>
+              </w:rPr>
+              <w:t xml:space="preserve"> ≥ 6).</w:t>
             </w:r>
           </w:p>
           <w:p>
@@ -20628,13 +21221,7 @@
               <w:rPr>
                 <w:sz w:val="17"/>
               </w:rPr>
-              <w:t>• System validates, creates the user (bcrypt hash) and an e</w:t>
-            </w:r>
-            <w:r>
-              <w:rPr>
-                <w:sz w:val="17"/>
-              </w:rPr>
-              <w:t>mpty cart, returns user + token pair (201).</w:t>
+              <w:t>• System validates, creates the user (bcrypt hash) and an empty cart, returns user + token pair (201).</w:t>
             </w:r>
           </w:p>
           <w:p>
@@ -20668,7 +21255,14 @@
                 <w:b/>
                 <w:sz w:val="17"/>
               </w:rPr>
-              <w:t>Alternatives</w:t>
+              <w:t>Alterna</w:t>
+            </w:r>
+            <w:r>
+              <w:rPr>
+                <w:b/>
+                <w:sz w:val="17"/>
+              </w:rPr>
+              <w:t>tives</w:t>
             </w:r>
           </w:p>
         </w:tc>
@@ -20695,13 +21289,7 @@
               <w:rPr>
                 <w:sz w:val="17"/>
               </w:rPr>
-              <w:t xml:space="preserve">• A2 Field invalid → HTTP </w:t>
-            </w:r>
-            <w:r>
-              <w:rPr>
-                <w:sz w:val="17"/>
-              </w:rPr>
-              <w:t xml:space="preserve">422 with </w:t>
+              <w:t xml:space="preserve">• A2 Field invalid → HTTP 422 with </w:t>
             </w:r>
             <w:r>
               <w:rPr>
@@ -20995,7 +21583,13 @@
               <w:rPr>
                 <w:sz w:val="17"/>
               </w:rPr>
-              <w:t>Account exists and is active</w:t>
+              <w:t xml:space="preserve">Account </w:t>
+            </w:r>
+            <w:r>
+              <w:rPr>
+                <w:sz w:val="17"/>
+              </w:rPr>
+              <w:t>exists and is active</w:t>
             </w:r>
           </w:p>
         </w:tc>
@@ -21045,52 +21639,52 @@
               <w:rPr>
                 <w:sz w:val="17"/>
               </w:rPr>
-              <w:t xml:space="preserve">• System </w:t>
-            </w:r>
-            <w:r>
-              <w:rPr>
-                <w:sz w:val="17"/>
-              </w:rPr>
-              <w:t>verifies the password, stores a new refresh token (keeps 5), records lastLoginAt, returns tokens.</w:t>
-            </w:r>
-          </w:p>
-          <w:p>
-            <w:pPr>
-              <w:spacing w:after="0" w:line="240" w:lineRule="auto"/>
-            </w:pPr>
-            <w:r>
-              <w:rPr>
-                <w:sz w:val="17"/>
-              </w:rPr>
-              <w:t>• Client stores tokens (web: localStorage; Android: SharedPreferences) and returns to the page that required sign-in.</w:t>
-            </w:r>
-          </w:p>
-          <w:p>
-            <w:pPr>
-              <w:spacing w:after="0" w:line="240" w:lineRule="auto"/>
-            </w:pPr>
-            <w:r>
-              <w:rPr>
-                <w:sz w:val="17"/>
-              </w:rPr>
-              <w:t>• When an access token expires, the clie</w:t>
-            </w:r>
-            <w:r>
-              <w:rPr>
-                <w:sz w:val="17"/>
-              </w:rPr>
-              <w:t>nt interceptor calls POST /auth/refresh once, stores the new pair and replays the request.</w:t>
-            </w:r>
-          </w:p>
-          <w:p>
-            <w:pPr>
-              <w:spacing w:after="0" w:line="240" w:lineRule="auto"/>
-            </w:pPr>
-            <w:r>
-              <w:rPr>
-                <w:sz w:val="17"/>
-              </w:rPr>
-              <w:t>• User selects Sign out → POST /auth/logout revokes the refresh token; the client clears local state.</w:t>
+              <w:t>• System verifies the password, stores a new refresh token (keeps 5), records lastLoginAt, returns tokens.</w:t>
+            </w:r>
+          </w:p>
+          <w:p>
+            <w:pPr>
+              <w:spacing w:after="0" w:line="240" w:lineRule="auto"/>
+            </w:pPr>
+            <w:r>
+              <w:rPr>
+                <w:sz w:val="17"/>
+              </w:rPr>
+              <w:t>• Client stores tokens (web: localStorage; Androi</w:t>
+            </w:r>
+            <w:r>
+              <w:rPr>
+                <w:sz w:val="17"/>
+              </w:rPr>
+              <w:t>d: SharedPreferences) and returns to the page that required sign-in.</w:t>
+            </w:r>
+          </w:p>
+          <w:p>
+            <w:pPr>
+              <w:spacing w:after="0" w:line="240" w:lineRule="auto"/>
+            </w:pPr>
+            <w:r>
+              <w:rPr>
+                <w:sz w:val="17"/>
+              </w:rPr>
+              <w:t>• When an access token expires, the client interceptor calls POST /auth/refresh once, stores the new pair and replays the request.</w:t>
+            </w:r>
+          </w:p>
+          <w:p>
+            <w:pPr>
+              <w:spacing w:after="0" w:line="240" w:lineRule="auto"/>
+            </w:pPr>
+            <w:r>
+              <w:rPr>
+                <w:sz w:val="17"/>
+              </w:rPr>
+              <w:t xml:space="preserve">• User selects Sign out → POST /auth/logout revokes the </w:t>
+            </w:r>
+            <w:r>
+              <w:rPr>
+                <w:sz w:val="17"/>
+              </w:rPr>
+              <w:t>refresh token; the client clears local state.</w:t>
             </w:r>
           </w:p>
         </w:tc>
@@ -21129,13 +21723,7 @@
               <w:rPr>
                 <w:sz w:val="17"/>
               </w:rPr>
-              <w:t>• A1 Wrong credentials → 401 “Invalid email or pa</w:t>
-            </w:r>
-            <w:r>
-              <w:rPr>
-                <w:sz w:val="17"/>
-              </w:rPr>
-              <w:t>ssword”.</w:t>
+              <w:t>• A1 Wrong credentials → 401 “Invalid email or password”.</w:t>
             </w:r>
           </w:p>
           <w:p>
@@ -21168,7 +21756,13 @@
               <w:rPr>
                 <w:sz w:val="17"/>
               </w:rPr>
-              <w:t>• A4 Refresh token revoked/expired → tokens cleared, toast “Your session expired”, sign-in screen shown.</w:t>
+              <w:t xml:space="preserve">• A4 </w:t>
+            </w:r>
+            <w:r>
+              <w:rPr>
+                <w:sz w:val="17"/>
+              </w:rPr>
+              <w:t>Refresh token revoked/expired → tokens cleared, toast “Your session expired”, sign-in screen shown.</w:t>
             </w:r>
           </w:p>
         </w:tc>
@@ -21191,14 +21785,7 @@
                 <w:b/>
                 <w:sz w:val="17"/>
               </w:rPr>
-              <w:t>Postcondition</w:t>
-            </w:r>
-            <w:r>
-              <w:rPr>
-                <w:b/>
-                <w:sz w:val="17"/>
-              </w:rPr>
-              <w:t>s</w:t>
+              <w:t>Postconditions</w:t>
             </w:r>
           </w:p>
         </w:tc>
@@ -21269,7 +21856,10 @@
         <w:pStyle w:val="Heading3"/>
       </w:pPr>
       <w:r>
-        <w:t>4.4.3  UC-03 Browse and filter catalogue</w:t>
+        <w:t xml:space="preserve">4.4.3  UC-03 Browse </w:t>
+      </w:r>
+      <w:r>
+        <w:t>and filter catalogue</w:t>
       </w:r>
     </w:p>
     <w:tbl>
@@ -21454,13 +22044,7 @@
               <w:rPr>
                 <w:sz w:val="17"/>
               </w:rPr>
-              <w:t xml:space="preserve">Category chip, </w:t>
-            </w:r>
-            <w:r>
-              <w:rPr>
-                <w:sz w:val="17"/>
-              </w:rPr>
-              <w:t>“See all” link, or Products navigation</w:t>
+              <w:t>Category chip, “See all” link, or Products navigation</w:t>
             </w:r>
           </w:p>
         </w:tc>
@@ -21510,35 +22094,41 @@
               <w:rPr>
                 <w:sz w:val="17"/>
               </w:rPr>
-              <w:t>• Guest selects filters: category, price range, brands, colours, minimum rating, in stock, featured, on sale.</w:t>
-            </w:r>
-          </w:p>
-          <w:p>
-            <w:pPr>
-              <w:spacing w:after="0" w:line="240" w:lineRule="auto"/>
-            </w:pPr>
-            <w:r>
-              <w:rPr>
-                <w:sz w:val="17"/>
-              </w:rPr>
-              <w:t>• Client write</w:t>
-            </w:r>
-            <w:r>
-              <w:rPr>
-                <w:sz w:val="17"/>
-              </w:rPr>
-              <w:t>s filters to the URL query (web) and requests the list again from page 1.</w:t>
-            </w:r>
-          </w:p>
-          <w:p>
-            <w:pPr>
-              <w:spacing w:after="0" w:line="240" w:lineRule="auto"/>
-            </w:pPr>
-            <w:r>
-              <w:rPr>
-                <w:sz w:val="17"/>
-              </w:rPr>
-              <w:t>• Guest changes sort order or page; results update. Active filters appear as removable chips.</w:t>
+              <w:t xml:space="preserve">• Guest </w:t>
+            </w:r>
+            <w:r>
+              <w:rPr>
+                <w:sz w:val="17"/>
+              </w:rPr>
+              <w:t>selects filters: category, price range, brands, colours, minimum rating, in stock, featured, on sale.</w:t>
+            </w:r>
+          </w:p>
+          <w:p>
+            <w:pPr>
+              <w:spacing w:after="0" w:line="240" w:lineRule="auto"/>
+            </w:pPr>
+            <w:r>
+              <w:rPr>
+                <w:sz w:val="17"/>
+              </w:rPr>
+              <w:t>• Client writes filters to the URL query (web) and requests the list again from page 1.</w:t>
+            </w:r>
+          </w:p>
+          <w:p>
+            <w:pPr>
+              <w:spacing w:after="0" w:line="240" w:lineRule="auto"/>
+            </w:pPr>
+            <w:r>
+              <w:rPr>
+                <w:sz w:val="17"/>
+              </w:rPr>
+              <w:t>• Guest changes sort order or page; results update. Active filters</w:t>
+            </w:r>
+            <w:r>
+              <w:rPr>
+                <w:sz w:val="17"/>
+              </w:rPr>
+              <w:t xml:space="preserve"> appear as removable chips.</w:t>
             </w:r>
           </w:p>
         </w:tc>
@@ -21588,13 +22178,7 @@
               <w:rPr>
                 <w:sz w:val="17"/>
               </w:rPr>
-              <w:t xml:space="preserve">• A2 Android: sort </w:t>
-            </w:r>
-            <w:r>
-              <w:rPr>
-                <w:sz w:val="17"/>
-              </w:rPr>
-              <w:t>via dialog, endless scrolling instead of pages.</w:t>
+              <w:t>• A2 Android: sort via dialog, endless scrolling instead of pages.</w:t>
             </w:r>
           </w:p>
         </w:tc>
@@ -21672,7 +22256,13 @@
               <w:rPr>
                 <w:sz w:val="17"/>
               </w:rPr>
-              <w:t>FR-CAT-01..04 · SF-01, SF-02, AN-05, AN-06, AN-08 · TC-CAT-01..04</w:t>
+              <w:t>FR-CAT-01..04 · SF-01, SF-02, AN-05, AN-06, A</w:t>
+            </w:r>
+            <w:r>
+              <w:rPr>
+                <w:sz w:val="17"/>
+              </w:rPr>
+              <w:t>N-08 · TC-CAT-01..04</w:t>
             </w:r>
           </w:p>
         </w:tc>
@@ -21834,13 +22424,7 @@
               <w:rPr>
                 <w:sz w:val="17"/>
               </w:rPr>
-              <w:t xml:space="preserve">• Guest types in </w:t>
-            </w:r>
-            <w:r>
-              <w:rPr>
-                <w:sz w:val="17"/>
-              </w:rPr>
-              <w:t>the header search box.</w:t>
+              <w:t>• Guest types in the header search box.</w:t>
             </w:r>
           </w:p>
           <w:p>
@@ -21862,24 +22446,24 @@
               <w:rPr>
                 <w:sz w:val="17"/>
               </w:rPr>
-              <w:t>• Guest picks a suggestion (→ product detail) or submits (→ /products?search=term).</w:t>
-            </w:r>
-          </w:p>
-          <w:p>
-            <w:pPr>
-              <w:spacing w:after="0" w:line="240" w:lineRule="auto"/>
-            </w:pPr>
-            <w:r>
-              <w:rPr>
-                <w:sz w:val="17"/>
-              </w:rPr>
-              <w:t>• System matches name, brand, SKU, tags and tran</w:t>
-            </w:r>
-            <w:r>
-              <w:rPr>
-                <w:sz w:val="17"/>
-              </w:rPr>
-              <w:t>slated names case-insensitively.</w:t>
+              <w:t xml:space="preserve">• Guest picks a </w:t>
+            </w:r>
+            <w:r>
+              <w:rPr>
+                <w:sz w:val="17"/>
+              </w:rPr>
+              <w:t>suggestion (→ product detail) or submits (→ /products?search=term).</w:t>
+            </w:r>
+          </w:p>
+          <w:p>
+            <w:pPr>
+              <w:spacing w:after="0" w:line="240" w:lineRule="auto"/>
+            </w:pPr>
+            <w:r>
+              <w:rPr>
+                <w:sz w:val="17"/>
+              </w:rPr>
+              <w:t>• System matches name, brand, SKU, tags and translated names case-insensitively.</w:t>
             </w:r>
           </w:p>
         </w:tc>
@@ -21957,7 +22541,13 @@
               <w:rPr>
                 <w:sz w:val="17"/>
               </w:rPr>
-              <w:t>FR-CAT-05, FR-CAT-06 · SF-02, AN-08 · TC-CAT-05</w:t>
+              <w:t>FR-CAT-05, FR-CAT-0</w:t>
+            </w:r>
+            <w:r>
+              <w:rPr>
+                <w:sz w:val="17"/>
+              </w:rPr>
+              <w:t>6 · SF-02, AN-08 · TC-CAT-05</w:t>
             </w:r>
           </w:p>
         </w:tc>
@@ -22081,13 +22671,7 @@
               <w:rPr>
                 <w:sz w:val="17"/>
               </w:rPr>
-              <w:t xml:space="preserve">Guest; secondary: Android OS / </w:t>
-            </w:r>
-            <w:r>
-              <w:rPr>
-                <w:sz w:val="17"/>
-              </w:rPr>
-              <w:t>other app</w:t>
+              <w:t>Guest; secondary: Android OS / other app</w:t>
             </w:r>
           </w:p>
         </w:tc>
@@ -22204,13 +22788,7 @@
               <w:rPr>
                 <w:sz w:val="17"/>
               </w:rPr>
-              <w:t xml:space="preserve">• Guest taps the camera icon at the right of the search box and chooses Camera or Gallery, </w:t>
-            </w:r>
-            <w:r>
-              <w:rPr>
-                <w:sz w:val="17"/>
-              </w:rPr>
-              <w:t>or shares an image into the app.</w:t>
+              <w:t>• Guest taps the camera icon at the right of the search box and chooses Camera or Gallery, or shares an image into the app.</w:t>
             </w:r>
           </w:p>
           <w:p>
@@ -22232,35 +22810,41 @@
               <w:rPr>
                 <w:sz w:val="17"/>
               </w:rPr>
-              <w:t>• App runs the bundled DINOv3 model and obtains a 384-d normalised vector.</w:t>
-            </w:r>
-          </w:p>
-          <w:p>
-            <w:pPr>
-              <w:spacing w:after="0" w:line="240" w:lineRule="auto"/>
-            </w:pPr>
-            <w:r>
-              <w:rPr>
-                <w:sz w:val="17"/>
-              </w:rPr>
-              <w:t>• App finds the product area from the model's</w:t>
-            </w:r>
-            <w:r>
-              <w:rPr>
-                <w:sz w:val="17"/>
-              </w:rPr>
-              <w:t xml:space="preserve"> patch tokens and shows it as a glowing green box (FR-VIS-09/10).</w:t>
-            </w:r>
-          </w:p>
-          <w:p>
-            <w:pPr>
-              <w:spacing w:after="0" w:line="240" w:lineRule="auto"/>
-            </w:pPr>
-            <w:r>
-              <w:rPr>
-                <w:sz w:val="17"/>
-              </w:rPr>
-              <w:t>• App embeds only the area inside the box and sends POST /products/visual-search/vector {model, vector, limit 24}.</w:t>
+              <w:t>• Ap</w:t>
+            </w:r>
+            <w:r>
+              <w:rPr>
+                <w:sz w:val="17"/>
+              </w:rPr>
+              <w:t>p runs the bundled DINOv3 model and obtains a 384-d normalised vector.</w:t>
+            </w:r>
+          </w:p>
+          <w:p>
+            <w:pPr>
+              <w:spacing w:after="0" w:line="240" w:lineRule="auto"/>
+            </w:pPr>
+            <w:r>
+              <w:rPr>
+                <w:sz w:val="17"/>
+              </w:rPr>
+              <w:t>• App finds the product area from the model's patch tokens and shows it as a glowing green box (FR-VIS-09/10).</w:t>
+            </w:r>
+          </w:p>
+          <w:p>
+            <w:pPr>
+              <w:spacing w:after="0" w:line="240" w:lineRule="auto"/>
+            </w:pPr>
+            <w:r>
+              <w:rPr>
+                <w:sz w:val="17"/>
+              </w:rPr>
+              <w:t>• App embeds only the area inside the box and sends POST /products/visual-</w:t>
+            </w:r>
+            <w:r>
+              <w:rPr>
+                <w:sz w:val="17"/>
+              </w:rPr>
+              <w:t>search/vector {model, vector, limit 24}.</w:t>
             </w:r>
           </w:p>
           <w:p>
@@ -22279,15 +22863,7 @@
                 <w:color w:val="0B532B"/>
                 <w:sz w:val="15"/>
               </w:rPr>
-              <w:t>similari</w:t>
-            </w:r>
-            <w:r>
-              <w:rPr>
-                <w:rFonts w:ascii="Consolas" w:hAnsi="Consolas"/>
-                <w:color w:val="0B532B"/>
-                <w:sz w:val="15"/>
-              </w:rPr>
-              <w:t>ty</w:t>
+              <w:t>similarity</w:t>
             </w:r>
             <w:r>
               <w:rPr>
@@ -22343,7 +22919,13 @@
               <w:rPr>
                 <w:sz w:val="17"/>
               </w:rPr>
-              <w:t xml:space="preserve">• Storefront uploads the file (multipart </w:t>
+              <w:t>• Storefront upl</w:t>
+            </w:r>
+            <w:r>
+              <w:rPr>
+                <w:sz w:val="17"/>
+              </w:rPr>
+              <w:t xml:space="preserve">oads the file (multipart </w:t>
             </w:r>
             <w:r>
               <w:rPr>
@@ -22368,13 +22950,7 @@
               <w:rPr>
                 <w:sz w:val="17"/>
               </w:rPr>
-              <w:t xml:space="preserve">• System detects the product area, embeds </w:t>
-            </w:r>
-            <w:r>
-              <w:rPr>
-                <w:sz w:val="17"/>
-              </w:rPr>
-              <w:t xml:space="preserve">only that area and returns ranked products plus </w:t>
+              <w:t xml:space="preserve">• System detects the product area, embeds only that area and returns ranked products plus </w:t>
             </w:r>
             <w:r>
               <w:rPr>
@@ -22399,7 +22975,13 @@
               <w:rPr>
                 <w:sz w:val="17"/>
               </w:rPr>
-              <w:t>• System embeds the photo on the server and returns ranked products.</w:t>
+              <w:t xml:space="preserve">• System embeds </w:t>
+            </w:r>
+            <w:r>
+              <w:rPr>
+                <w:sz w:val="17"/>
+              </w:rPr>
+              <w:t>the photo on the server and returns ranked products.</w:t>
             </w:r>
           </w:p>
         </w:tc>
@@ -22438,13 +23020,7 @@
               <w:rPr>
                 <w:sz w:val="17"/>
               </w:rPr>
-              <w:t>• A1 Model id mismatch (409) or on-device failure</w:t>
-            </w:r>
-            <w:r>
-              <w:rPr>
-                <w:sz w:val="17"/>
-              </w:rPr>
-              <w:t xml:space="preserve"> → app uploads the JPEG instead.</w:t>
+              <w:t>• A1 Model id mismatch (409) or on-device failure → app uploads the JPEG instead.</w:t>
             </w:r>
           </w:p>
           <w:p>
@@ -22466,7 +23042,13 @@
               <w:rPr>
                 <w:sz w:val="17"/>
               </w:rPr>
-              <w:t>• A3 Image cannot be decoded → 400; client shows “unreadable photo”.</w:t>
+              <w:t xml:space="preserve">• A3 Image </w:t>
+            </w:r>
+            <w:r>
+              <w:rPr>
+                <w:sz w:val="17"/>
+              </w:rPr>
+              <w:t>cannot be decoded → 400; client shows “unreadable photo”.</w:t>
             </w:r>
           </w:p>
           <w:p>
@@ -22488,13 +23070,7 @@
               <w:rPr>
                 <w:sz w:val="17"/>
               </w:rPr>
-              <w:t>• A5 No s</w:t>
-            </w:r>
-            <w:r>
-              <w:rPr>
-                <w:sz w:val="17"/>
-              </w:rPr>
-              <w:t>ingle product stands out → whole photo searched, status says so (FR-VIS-14).</w:t>
+              <w:t>• A5 No single product stands out → whole photo searched, status says so (FR-VIS-14).</w:t>
             </w:r>
           </w:p>
         </w:tc>
@@ -22533,7 +23109,13 @@
               <w:rPr>
                 <w:sz w:val="17"/>
               </w:rPr>
-              <w:t>FR-VIS-01..11, FR-VIS-14, FR-VIS-17 · SF-04, AN-09 · TC-VIS-01..08, TC-REG-03..08</w:t>
+              <w:t>FR-VIS-01..11, FR-VIS-14, FR-VIS-17 · SF-04, AN-0</w:t>
+            </w:r>
+            <w:r>
+              <w:rPr>
+                <w:sz w:val="17"/>
+              </w:rPr>
+              <w:t>9 · TC-VIS-01..08, TC-REG-03..08</w:t>
             </w:r>
           </w:p>
         </w:tc>
@@ -22695,41 +23277,35 @@
               <w:rPr>
                 <w:sz w:val="17"/>
               </w:rPr>
-              <w:t xml:space="preserve">• </w:t>
-            </w:r>
-            <w:r>
-              <w:rPr>
-                <w:sz w:val="17"/>
-              </w:rPr>
-              <w:t>Guest opens a product card.</w:t>
-            </w:r>
-          </w:p>
-          <w:p>
-            <w:pPr>
-              <w:spacing w:after="0" w:line="240" w:lineRule="auto"/>
-            </w:pPr>
-            <w:r>
-              <w:rPr>
-                <w:sz w:val="17"/>
-              </w:rPr>
-              <w:t>• System returns product (by slug or id), increments viewCount, and the client loads related products, reviews and rating summary.</w:t>
-            </w:r>
-          </w:p>
-          <w:p>
-            <w:pPr>
-              <w:spacing w:after="0" w:line="240" w:lineRule="auto"/>
-            </w:pPr>
-            <w:r>
-              <w:rPr>
-                <w:sz w:val="17"/>
-              </w:rPr>
-              <w:t>• Guest views images (zoom on hover/tap), selects colour and size variants and quantity (1..stock</w:t>
-            </w:r>
-            <w:r>
-              <w:rPr>
-                <w:sz w:val="17"/>
-              </w:rPr>
-              <w:t>).</w:t>
+              <w:t>• Guest opens a product card.</w:t>
+            </w:r>
+          </w:p>
+          <w:p>
+            <w:pPr>
+              <w:spacing w:after="0" w:line="240" w:lineRule="auto"/>
+            </w:pPr>
+            <w:r>
+              <w:rPr>
+                <w:sz w:val="17"/>
+              </w:rPr>
+              <w:t xml:space="preserve">• System returns product (by slug or id), increments viewCount, and the client loads related products, reviews </w:t>
+            </w:r>
+            <w:r>
+              <w:rPr>
+                <w:sz w:val="17"/>
+              </w:rPr>
+              <w:t>and rating summary.</w:t>
+            </w:r>
+          </w:p>
+          <w:p>
+            <w:pPr>
+              <w:spacing w:after="0" w:line="240" w:lineRule="auto"/>
+            </w:pPr>
+            <w:r>
+              <w:rPr>
+                <w:sz w:val="17"/>
+              </w:rPr>
+              <w:t>• Guest views images (zoom on hover/tap), selects colour and size variants and quantity (1..stock).</w:t>
             </w:r>
           </w:p>
           <w:p>
@@ -22790,7 +23366,13 @@
               <w:rPr>
                 <w:sz w:val="17"/>
               </w:rPr>
-              <w:t>• A2 Out of stock → purchase buttons disabled; out-of-stock sizes disabled.</w:t>
+              <w:t xml:space="preserve">• A2 </w:t>
+            </w:r>
+            <w:r>
+              <w:rPr>
+                <w:sz w:val="17"/>
+              </w:rPr>
+              <w:t>Out of stock → purchase buttons disabled; out-of-stock sizes disabled.</w:t>
             </w:r>
           </w:p>
         </w:tc>
@@ -22829,13 +23411,7 @@
               <w:rPr>
                 <w:sz w:val="17"/>
               </w:rPr>
-              <w:t xml:space="preserve">FR-CAT-07, FR-CAT-08 · SF-03, </w:t>
-            </w:r>
-            <w:r>
-              <w:rPr>
-                <w:sz w:val="17"/>
-              </w:rPr>
-              <w:t>AN-10 · TC-CAT-06</w:t>
+              <w:t>FR-CAT-07, FR-CAT-08 · SF-03, AN-10 · TC-CAT-06</w:t>
             </w:r>
           </w:p>
         </w:tc>
@@ -22997,52 +23573,52 @@
               <w:rPr>
                 <w:sz w:val="17"/>
               </w:rPr>
-              <w:t>• User adds a product (POST /cart/items {productId, quantity, variant}).</w:t>
-            </w:r>
-          </w:p>
-          <w:p>
-            <w:pPr>
-              <w:spacing w:after="0" w:line="240" w:lineRule="auto"/>
-            </w:pPr>
-            <w:r>
-              <w:rPr>
-                <w:sz w:val="17"/>
-              </w:rPr>
-              <w:t xml:space="preserve">• System checks stock and currency, adds or </w:t>
-            </w:r>
-            <w:r>
-              <w:rPr>
-                <w:sz w:val="17"/>
-              </w:rPr>
-              <w:t>increases the line, revalidates the cart and returns items, totals, rules and notices.</w:t>
-            </w:r>
-          </w:p>
-          <w:p>
-            <w:pPr>
-              <w:spacing w:after="0" w:line="240" w:lineRule="auto"/>
-            </w:pPr>
-            <w:r>
-              <w:rPr>
-                <w:sz w:val="17"/>
-              </w:rPr>
-              <w:t>• User changes quantity (PATCH) or removes lines (DELETE); the free-shipping meter shows the amount still needed.</w:t>
-            </w:r>
-          </w:p>
-          <w:p>
-            <w:pPr>
-              <w:spacing w:after="0" w:line="240" w:lineRule="auto"/>
-            </w:pPr>
-            <w:r>
-              <w:rPr>
-                <w:sz w:val="17"/>
-              </w:rPr>
-              <w:t xml:space="preserve">• User enters a coupon code (upper-cased); system </w:t>
-            </w:r>
-            <w:r>
-              <w:rPr>
-                <w:sz w:val="17"/>
-              </w:rPr>
-              <w:t>checks redeemability and returns the new totals.</w:t>
+              <w:t xml:space="preserve">• </w:t>
+            </w:r>
+            <w:r>
+              <w:rPr>
+                <w:sz w:val="17"/>
+              </w:rPr>
+              <w:t>User adds a product (POST /cart/items {productId, quantity, variant}).</w:t>
+            </w:r>
+          </w:p>
+          <w:p>
+            <w:pPr>
+              <w:spacing w:after="0" w:line="240" w:lineRule="auto"/>
+            </w:pPr>
+            <w:r>
+              <w:rPr>
+                <w:sz w:val="17"/>
+              </w:rPr>
+              <w:t>• System checks stock and currency, adds or increases the line, revalidates the cart and returns items, totals, rules and notices.</w:t>
+            </w:r>
+          </w:p>
+          <w:p>
+            <w:pPr>
+              <w:spacing w:after="0" w:line="240" w:lineRule="auto"/>
+            </w:pPr>
+            <w:r>
+              <w:rPr>
+                <w:sz w:val="17"/>
+              </w:rPr>
+              <w:t>• User changes quantity (PATCH) or removes lines (DELE</w:t>
+            </w:r>
+            <w:r>
+              <w:rPr>
+                <w:sz w:val="17"/>
+              </w:rPr>
+              <w:t>TE); the free-shipping meter shows the amount still needed.</w:t>
+            </w:r>
+          </w:p>
+          <w:p>
+            <w:pPr>
+              <w:spacing w:after="0" w:line="240" w:lineRule="auto"/>
+            </w:pPr>
+            <w:r>
+              <w:rPr>
+                <w:sz w:val="17"/>
+              </w:rPr>
+              <w:t>• User enters a coupon code (upper-cased); system checks redeemability and returns the new totals.</w:t>
             </w:r>
           </w:p>
           <w:p>
@@ -23092,7 +23668,13 @@
               <w:rPr>
                 <w:sz w:val="17"/>
               </w:rPr>
-              <w:t>• A1 Quantity exceeds stock → 400 with message; line unchanged.</w:t>
+              <w:t xml:space="preserve">• A1 Quantity exceeds stock → 400 with message; line </w:t>
+            </w:r>
+            <w:r>
+              <w:rPr>
+                <w:sz w:val="17"/>
+              </w:rPr>
+              <w:t>unchanged.</w:t>
             </w:r>
           </w:p>
           <w:p>
@@ -23136,7 +23718,13 @@
               <w:rPr>
                 <w:sz w:val="17"/>
               </w:rPr>
-              <w:t>• A5 Guest on web: cart kept locally; coupon requires sign-in; checkout redirects to sign-in.</w:t>
+              <w:t>• A5 Guest on web: cart kept locally; coupon requires sign</w:t>
+            </w:r>
+            <w:r>
+              <w:rPr>
+                <w:sz w:val="17"/>
+              </w:rPr>
+              <w:t>-in; checkout redirects to sign-in.</w:t>
             </w:r>
           </w:p>
         </w:tc>
@@ -23175,13 +23763,7 @@
               <w:rPr>
                 <w:sz w:val="17"/>
               </w:rPr>
-              <w:t>Cart persisted server-side (customer) or in localStorage (g</w:t>
-            </w:r>
-            <w:r>
-              <w:rPr>
-                <w:sz w:val="17"/>
-              </w:rPr>
-              <w:t>uest)</w:t>
+              <w:t>Cart persisted server-side (customer) or in localStorage (guest)</w:t>
             </w:r>
           </w:p>
         </w:tc>
@@ -23344,7 +23926,13 @@
               <w:rPr>
                 <w:sz w:val="17"/>
               </w:rPr>
-              <w:t>Customer; secondary: Payment gateway</w:t>
+              <w:t xml:space="preserve">Customer; secondary: </w:t>
+            </w:r>
+            <w:r>
+              <w:rPr>
+                <w:sz w:val="17"/>
+              </w:rPr>
+              <w:t>Payment gateway</w:t>
             </w:r>
           </w:p>
         </w:tc>
@@ -23422,13 +24010,7 @@
               <w:rPr>
                 <w:sz w:val="17"/>
               </w:rPr>
-              <w:t xml:space="preserve">• System shows checkout </w:t>
-            </w:r>
-            <w:r>
-              <w:rPr>
-                <w:sz w:val="17"/>
-              </w:rPr>
-              <w:t>preview (GET /checkout/preview) and saved addresses.</w:t>
+              <w:t>• System shows checkout preview (GET /checkout/preview) and saved addresses.</w:t>
             </w:r>
           </w:p>
           <w:p>
@@ -23450,52 +24032,52 @@
               <w:rPr>
                 <w:sz w:val="17"/>
               </w:rPr>
-              <w:t>• Step 2: customer selects card, PayPal, Apple Pay or cash on delivery; for card enters number, name, expiry, CVC.</w:t>
-            </w:r>
-          </w:p>
-          <w:p>
-            <w:pPr>
-              <w:spacing w:after="0" w:line="240" w:lineRule="auto"/>
-            </w:pPr>
-            <w:r>
-              <w:rPr>
-                <w:sz w:val="17"/>
-              </w:rPr>
-              <w:t xml:space="preserve">• </w:t>
-            </w:r>
-            <w:r>
-              <w:rPr>
-                <w:sz w:val="17"/>
-              </w:rPr>
-              <w:t>Step 3: customer reviews items and totals and selects “Place order – $total”.</w:t>
-            </w:r>
-          </w:p>
-          <w:p>
-            <w:pPr>
-              <w:spacing w:after="0" w:line="240" w:lineRule="auto"/>
-            </w:pPr>
-            <w:r>
-              <w:rPr>
-                <w:sz w:val="17"/>
-              </w:rPr>
-              <w:t>• System revalidates cart, reserves stock per line atomically, charges the payment, creates the order (pending), increments coupon usage and clears the cart in one transaction.</w:t>
-            </w:r>
-          </w:p>
-          <w:p>
-            <w:pPr>
-              <w:spacing w:after="0" w:line="240" w:lineRule="auto"/>
-            </w:pPr>
-            <w:r>
-              <w:rPr>
-                <w:sz w:val="17"/>
-              </w:rPr>
-              <w:t>•</w:t>
-            </w:r>
-            <w:r>
-              <w:rPr>
-                <w:sz w:val="17"/>
-              </w:rPr>
-              <w:t xml:space="preserve"> Client opens Order success with order number, tracking number and estimated delivery.</w:t>
+              <w:t xml:space="preserve">• Step 2: </w:t>
+            </w:r>
+            <w:r>
+              <w:rPr>
+                <w:sz w:val="17"/>
+              </w:rPr>
+              <w:t>customer selects card, PayPal, Apple Pay or cash on delivery; for card enters number, name, expiry, CVC.</w:t>
+            </w:r>
+          </w:p>
+          <w:p>
+            <w:pPr>
+              <w:spacing w:after="0" w:line="240" w:lineRule="auto"/>
+            </w:pPr>
+            <w:r>
+              <w:rPr>
+                <w:sz w:val="17"/>
+              </w:rPr>
+              <w:t>• Step 3: customer reviews items and totals and selects “Place order – $total”.</w:t>
+            </w:r>
+          </w:p>
+          <w:p>
+            <w:pPr>
+              <w:spacing w:after="0" w:line="240" w:lineRule="auto"/>
+            </w:pPr>
+            <w:r>
+              <w:rPr>
+                <w:sz w:val="17"/>
+              </w:rPr>
+              <w:t xml:space="preserve">• System revalidates cart, reserves stock per line atomically, charges </w:t>
+            </w:r>
+            <w:r>
+              <w:rPr>
+                <w:sz w:val="17"/>
+              </w:rPr>
+              <w:t>the payment, creates the order (pending), increments coupon usage and clears the cart in one transaction.</w:t>
+            </w:r>
+          </w:p>
+          <w:p>
+            <w:pPr>
+              <w:spacing w:after="0" w:line="240" w:lineRule="auto"/>
+            </w:pPr>
+            <w:r>
+              <w:rPr>
+                <w:sz w:val="17"/>
+              </w:rPr>
+              <w:t>• Client opens Order success with order number, tracking number and estimated delivery.</w:t>
             </w:r>
           </w:p>
         </w:tc>
@@ -23534,24 +24116,24 @@
               <w:rPr>
                 <w:sz w:val="17"/>
               </w:rPr>
-              <w:t>• A1 A line went out of stock → 409; nothing is reserved; client returns to payment step with message.</w:t>
-            </w:r>
-          </w:p>
-          <w:p>
-            <w:pPr>
-              <w:spacing w:after="0" w:line="240" w:lineRule="auto"/>
-            </w:pPr>
-            <w:r>
-              <w:rPr>
-                <w:sz w:val="17"/>
-              </w:rPr>
-              <w:t>• A2 Card declined (ends in 0000) or &lt; 12 digits → 4</w:t>
-            </w:r>
-            <w:r>
-              <w:rPr>
-                <w:sz w:val="17"/>
-              </w:rPr>
-              <w:t>00; order not created, stock released.</w:t>
+              <w:t xml:space="preserve">• A1 A line went out of stock → 409; nothing is </w:t>
+            </w:r>
+            <w:r>
+              <w:rPr>
+                <w:sz w:val="17"/>
+              </w:rPr>
+              <w:t>reserved; client returns to payment step with message.</w:t>
+            </w:r>
+          </w:p>
+          <w:p>
+            <w:pPr>
+              <w:spacing w:after="0" w:line="240" w:lineRule="auto"/>
+            </w:pPr>
+            <w:r>
+              <w:rPr>
+                <w:sz w:val="17"/>
+              </w:rPr>
+              <w:t>• A2 Card declined (ends in 0000) or &lt; 12 digits → 400; order not created, stock released.</w:t>
             </w:r>
           </w:p>
           <w:p>
@@ -23651,13 +24233,7 @@
               <w:rPr>
                 <w:sz w:val="17"/>
               </w:rPr>
-              <w:t xml:space="preserve">FR-ORD-01..05, NFR-RE-01 · SF-06, </w:t>
-            </w:r>
-            <w:r>
-              <w:rPr>
-                <w:sz w:val="17"/>
-              </w:rPr>
-              <w:t>SF-07, AN-11, AN-12 · TC-ORD-01..07</w:t>
+              <w:t>FR-ORD-01..05, NFR-RE-01 · SF-06, SF-07, AN-11, AN-12 · TC-ORD-01..07</w:t>
             </w:r>
           </w:p>
         </w:tc>
@@ -23819,35 +24395,41 @@
               <w:rPr>
                 <w:sz w:val="17"/>
               </w:rPr>
-              <w:t>• Customer opens order history, optionally filters by status.</w:t>
-            </w:r>
-          </w:p>
-          <w:p>
-            <w:pPr>
-              <w:spacing w:after="0" w:line="240" w:lineRule="auto"/>
-            </w:pPr>
-            <w:r>
-              <w:rPr>
-                <w:sz w:val="17"/>
-              </w:rPr>
-              <w:t xml:space="preserve">• Customer opens an order: items, totals, payment, address, carrier, </w:t>
-            </w:r>
-            <w:r>
-              <w:rPr>
-                <w:sz w:val="17"/>
-              </w:rPr>
-              <w:t>tracking number and a timeline of pending → processing → shipped → delivered.</w:t>
-            </w:r>
-          </w:p>
-          <w:p>
-            <w:pPr>
-              <w:spacing w:after="0" w:line="240" w:lineRule="auto"/>
-            </w:pPr>
-            <w:r>
-              <w:rPr>
-                <w:sz w:val="17"/>
-              </w:rPr>
-              <w:t>• If status is pending or processing, customer selects Cancel order and confirms.</w:t>
+              <w:t xml:space="preserve">• Customer opens order </w:t>
+            </w:r>
+            <w:r>
+              <w:rPr>
+                <w:sz w:val="17"/>
+              </w:rPr>
+              <w:t>history, optionally filters by status.</w:t>
+            </w:r>
+          </w:p>
+          <w:p>
+            <w:pPr>
+              <w:spacing w:after="0" w:line="240" w:lineRule="auto"/>
+            </w:pPr>
+            <w:r>
+              <w:rPr>
+                <w:sz w:val="17"/>
+              </w:rPr>
+              <w:t>• Customer opens an order: items, totals, payment, address, carrier, tracking number and a timeline of pending → processing → shipped → delivered.</w:t>
+            </w:r>
+          </w:p>
+          <w:p>
+            <w:pPr>
+              <w:spacing w:after="0" w:line="240" w:lineRule="auto"/>
+            </w:pPr>
+            <w:r>
+              <w:rPr>
+                <w:sz w:val="17"/>
+              </w:rPr>
+              <w:t>• If status is pending or processing, customer selects Cancel order an</w:t>
+            </w:r>
+            <w:r>
+              <w:rPr>
+                <w:sz w:val="17"/>
+              </w:rPr>
+              <w:t>d confirms.</w:t>
             </w:r>
           </w:p>
           <w:p>
@@ -23947,7 +24529,13 @@
               <w:rPr>
                 <w:sz w:val="17"/>
               </w:rPr>
-              <w:t>FR-ORD-06, FR-ORD-07, FR-ORD-09 · SF-08, SF-09, AN-13, AN-14 · TC-ORD-08..10</w:t>
+              <w:t xml:space="preserve">FR-ORD-06, </w:t>
+            </w:r>
+            <w:r>
+              <w:rPr>
+                <w:sz w:val="17"/>
+              </w:rPr>
+              <w:t>FR-ORD-07, FR-ORD-09 · SF-08, SF-09, AN-13, AN-14 · TC-ORD-08..10</w:t>
             </w:r>
           </w:p>
         </w:tc>
@@ -24120,13 +24708,13 @@
               <w:rPr>
                 <w:sz w:val="17"/>
               </w:rPr>
-              <w:t xml:space="preserve">• System creates the review (approved), links a delivered order if one contains the product (verified purchase), and </w:t>
-            </w:r>
-            <w:r>
-              <w:rPr>
-                <w:sz w:val="17"/>
-              </w:rPr>
-              <w:t>recalculates the product rating.</w:t>
+              <w:t xml:space="preserve">• System creates </w:t>
+            </w:r>
+            <w:r>
+              <w:rPr>
+                <w:sz w:val="17"/>
+              </w:rPr>
+              <w:t>the review (approved), links a delivered order if one contains the product (verified purchase), and recalculates the product rating.</w:t>
             </w:r>
           </w:p>
           <w:p>
@@ -24176,7 +24764,13 @@
               <w:rPr>
                 <w:sz w:val="17"/>
               </w:rPr>
-              <w:t>• A1 Second review for the same product → 409.</w:t>
+              <w:t xml:space="preserve">• A1 Second review for the same </w:t>
+            </w:r>
+            <w:r>
+              <w:rPr>
+                <w:sz w:val="17"/>
+              </w:rPr>
+              <w:t>product → 409.</w:t>
             </w:r>
           </w:p>
           <w:p>
@@ -24226,13 +24820,7 @@
               <w:rPr>
                 <w:sz w:val="17"/>
               </w:rPr>
-              <w:t xml:space="preserve">FR-REV-01..03 · SF-03, </w:t>
-            </w:r>
-            <w:r>
-              <w:rPr>
-                <w:sz w:val="17"/>
-              </w:rPr>
-              <w:t>AN-10 (review dialog) · TC-REV-01..03</w:t>
+              <w:t>FR-REV-01..03 · SF-03, AN-10 (review dialog) · TC-REV-01..03</w:t>
             </w:r>
           </w:p>
         </w:tc>
@@ -24395,7 +24983,13 @@
               <w:rPr>
                 <w:sz w:val="17"/>
               </w:rPr>
-              <w:t>• Customer taps the heart on a product card or detail page.</w:t>
+              <w:t xml:space="preserve">• Customer taps the heart on a </w:t>
+            </w:r>
+            <w:r>
+              <w:rPr>
+                <w:sz w:val="17"/>
+              </w:rPr>
+              <w:t>product card or detail page.</w:t>
             </w:r>
           </w:p>
           <w:p>
@@ -24470,7 +25064,13 @@
               <w:rPr>
                 <w:sz w:val="17"/>
               </w:rPr>
-              <w:t>A1 Guest → message “please sign in first” (Android opens sign-in).</w:t>
+              <w:t xml:space="preserve">A1 Guest → message “please sign in </w:t>
+            </w:r>
+            <w:r>
+              <w:rPr>
+                <w:sz w:val="17"/>
+              </w:rPr>
+              <w:t>first” (Android opens sign-in).</w:t>
             </w:r>
           </w:p>
         </w:tc>
@@ -24525,10 +25125,7 @@
         <w:pStyle w:val="Heading3"/>
       </w:pPr>
       <w:r>
-        <w:t xml:space="preserve">4.4.12  UC-12 </w:t>
-      </w:r>
-      <w:r>
-        <w:t>Manage profile, addresses and password</w:t>
+        <w:t>4.4.12  UC-12 Manage profile, addresses and password</w:t>
       </w:r>
     </w:p>
     <w:tbl>
@@ -24685,13 +25282,13 @@
               <w:rPr>
                 <w:sz w:val="17"/>
               </w:rPr>
-              <w:t xml:space="preserve">• Customer adds, edits, deletes addresses and marks one as default; the first address becomes default </w:t>
-            </w:r>
-            <w:r>
-              <w:rPr>
-                <w:sz w:val="17"/>
-              </w:rPr>
-              <w:t>automatically.</w:t>
+              <w:t xml:space="preserve">• Customer </w:t>
+            </w:r>
+            <w:r>
+              <w:rPr>
+                <w:sz w:val="17"/>
+              </w:rPr>
+              <w:t>adds, edits, deletes addresses and marks one as default; the first address becomes default automatically.</w:t>
             </w:r>
           </w:p>
           <w:p>
@@ -24752,13 +25349,7 @@
               <w:rPr>
                 <w:sz w:val="17"/>
               </w:rPr>
-              <w:t xml:space="preserve">• A2 Deleting the default address → </w:t>
-            </w:r>
-            <w:r>
-              <w:rPr>
-                <w:sz w:val="17"/>
-              </w:rPr>
-              <w:t>first remaining address becomes default.</w:t>
+              <w:t>• A2 Deleting the default address → first remaining address becomes default.</w:t>
             </w:r>
           </w:p>
         </w:tc>
@@ -24920,7 +25511,13 @@
               <w:rPr>
                 <w:sz w:val="17"/>
               </w:rPr>
-              <w:t>Any user</w:t>
+              <w:t xml:space="preserve">Any </w:t>
+            </w:r>
+            <w:r>
+              <w:rPr>
+                <w:sz w:val="17"/>
+              </w:rPr>
+              <w:t>user</w:t>
             </w:r>
           </w:p>
         </w:tc>
@@ -25019,7 +25616,13 @@
               <w:rPr>
                 <w:sz w:val="17"/>
               </w:rPr>
-              <w:t>; catalogue text and messages come back translated.</w:t>
+              <w:t>; catalog</w:t>
+            </w:r>
+            <w:r>
+              <w:rPr>
+                <w:sz w:val="17"/>
+              </w:rPr>
+              <w:t>ue text and messages come back translated.</w:t>
             </w:r>
           </w:p>
         </w:tc>
@@ -25058,13 +25661,7 @@
               <w:rPr>
                 <w:sz w:val="17"/>
               </w:rPr>
-              <w:t xml:space="preserve">FR-I18N-01, FR-I18N-02, </w:t>
-            </w:r>
-            <w:r>
-              <w:rPr>
-                <w:sz w:val="17"/>
-              </w:rPr>
-              <w:t>FR-CAT-09 · all screens · TC-I18N-01..03</w:t>
+              <w:t>FR-I18N-01, FR-I18N-02, FR-CAT-09 · all screens · TC-I18N-01..03</w:t>
             </w:r>
           </w:p>
         </w:tc>
@@ -25079,7 +25676,7 @@
       <w:pPr>
         <w:pStyle w:val="Heading2"/>
       </w:pPr>
-      <w:bookmarkStart w:id="26" w:name="_Toc241225803"/>
+      <w:bookmarkStart w:id="26" w:name="_Toc241230408"/>
       <w:r>
         <w:t>4.5  Back-office use-case specifications</w:t>
       </w:r>
@@ -25236,41 +25833,41 @@
               <w:rPr>
                 <w:sz w:val="17"/>
               </w:rPr>
-              <w:t>• Staff opens Dashboard; default range 30 days.</w:t>
-            </w:r>
-          </w:p>
-          <w:p>
-            <w:pPr>
-              <w:spacing w:after="0" w:line="240" w:lineRule="auto"/>
-            </w:pPr>
-            <w:r>
-              <w:rPr>
-                <w:sz w:val="17"/>
-              </w:rPr>
-              <w:t xml:space="preserve">• System returns KPIs (revenue, </w:t>
-            </w:r>
-            <w:r>
-              <w:rPr>
-                <w:sz w:val="17"/>
-              </w:rPr>
-              <w:t>orders, customers, conversion) with change versus the previous period, daily sales, sales by category, recent orders, top products and 6-month customer growth.</w:t>
-            </w:r>
-          </w:p>
-          <w:p>
-            <w:pPr>
-              <w:spacing w:after="0" w:line="240" w:lineRule="auto"/>
-            </w:pPr>
-            <w:r>
-              <w:rPr>
-                <w:sz w:val="17"/>
-              </w:rPr>
-              <w:t xml:space="preserve">• Staff switches range (7 d, 30 d, 3 m, 1 y); Reports shows the same data in more depth (orders </w:t>
-            </w:r>
-            <w:r>
-              <w:rPr>
-                <w:sz w:val="17"/>
-              </w:rPr>
-              <w:t>per day, revenue by category, 12-month new customers, best sellers).</w:t>
+              <w:t xml:space="preserve">• </w:t>
+            </w:r>
+            <w:r>
+              <w:rPr>
+                <w:sz w:val="17"/>
+              </w:rPr>
+              <w:t>Staff opens Dashboard; default range 30 days.</w:t>
+            </w:r>
+          </w:p>
+          <w:p>
+            <w:pPr>
+              <w:spacing w:after="0" w:line="240" w:lineRule="auto"/>
+            </w:pPr>
+            <w:r>
+              <w:rPr>
+                <w:sz w:val="17"/>
+              </w:rPr>
+              <w:t>• System returns KPIs (revenue, orders, customers, conversion) with change versus the previous period, daily sales, sales by category, recent orders, top products and 6-month customer growth.</w:t>
+            </w:r>
+          </w:p>
+          <w:p>
+            <w:pPr>
+              <w:spacing w:after="0" w:line="240" w:lineRule="auto"/>
+            </w:pPr>
+            <w:r>
+              <w:rPr>
+                <w:sz w:val="17"/>
+              </w:rPr>
+              <w:t>• Staff switches r</w:t>
+            </w:r>
+            <w:r>
+              <w:rPr>
+                <w:sz w:val="17"/>
+              </w:rPr>
+              <w:t>ange (7 d, 30 d, 3 m, 1 y); Reports shows the same data in more depth (orders per day, revenue by category, 12-month new customers, best sellers).</w:t>
             </w:r>
           </w:p>
         </w:tc>
@@ -25472,41 +26069,35 @@
               <w:rPr>
                 <w:sz w:val="17"/>
               </w:rPr>
-              <w:t>• Staff filters the product table by text, category, status</w:t>
-            </w:r>
-            <w:r>
-              <w:rPr>
-                <w:sz w:val="17"/>
-              </w:rPr>
-              <w:t xml:space="preserve"> and stock level.</w:t>
-            </w:r>
-          </w:p>
-          <w:p>
-            <w:pPr>
-              <w:spacing w:after="0" w:line="240" w:lineRule="auto"/>
-            </w:pPr>
-            <w:r>
-              <w:rPr>
-                <w:sz w:val="17"/>
-              </w:rPr>
-              <w:t>• Staff opens Add/Edit, fills name, brand, category, currency, price, compare price, cost, stock, colours, descriptions, tags, switches and zh/ja translations; uploads images.</w:t>
-            </w:r>
-          </w:p>
-          <w:p>
-            <w:pPr>
-              <w:spacing w:after="0" w:line="240" w:lineRule="auto"/>
-            </w:pPr>
-            <w:r>
-              <w:rPr>
-                <w:sz w:val="17"/>
-              </w:rPr>
-              <w:t>• Each uploaded image shows its detected product area as a gre</w:t>
-            </w:r>
-            <w:r>
-              <w:rPr>
-                <w:sz w:val="17"/>
-              </w:rPr>
-              <w:t>en box; staff may adjust it (UC-26).</w:t>
+              <w:t>• Staff filters the product table by text, category, status and stock level.</w:t>
+            </w:r>
+          </w:p>
+          <w:p>
+            <w:pPr>
+              <w:spacing w:after="0" w:line="240" w:lineRule="auto"/>
+            </w:pPr>
+            <w:r>
+              <w:rPr>
+                <w:sz w:val="17"/>
+              </w:rPr>
+              <w:t>• Staff opens Add/Edit, fills name, brand, category, currency, price, compare price, cost, stock, colours, descriptions, tags, switches and zh/ja translations</w:t>
+            </w:r>
+            <w:r>
+              <w:rPr>
+                <w:sz w:val="17"/>
+              </w:rPr>
+              <w:t>; uploads images.</w:t>
+            </w:r>
+          </w:p>
+          <w:p>
+            <w:pPr>
+              <w:spacing w:after="0" w:line="240" w:lineRule="auto"/>
+            </w:pPr>
+            <w:r>
+              <w:rPr>
+                <w:sz w:val="17"/>
+              </w:rPr>
+              <w:t>• Each uploaded image shows its detected product area as a green box; staff may adjust it (UC-26).</w:t>
             </w:r>
           </w:p>
           <w:p>
@@ -25528,13 +26119,13 @@
               <w:rPr>
                 <w:sz w:val="17"/>
               </w:rPr>
-              <w:t xml:space="preserve">• Staff toggles Active in the table (optimistic update) or deletes a product after </w:t>
-            </w:r>
-            <w:r>
-              <w:rPr>
-                <w:sz w:val="17"/>
-              </w:rPr>
-              <w:t>confirmation (reviews and vectors are deleted too).</w:t>
+              <w:t xml:space="preserve">• Staff </w:t>
+            </w:r>
+            <w:r>
+              <w:rPr>
+                <w:sz w:val="17"/>
+              </w:rPr>
+              <w:t>toggles Active in the table (optimistic update) or deletes a product after confirmation (reviews and vectors are deleted too).</w:t>
             </w:r>
           </w:p>
         </w:tc>
@@ -25623,13 +26214,7 @@
               <w:rPr>
                 <w:sz w:val="17"/>
               </w:rPr>
-              <w:t>FR-ADM-02, FR-CAT-08, FR-VIS-07, FR-VIS-15 · AD-03 · TC-ADM-02..04, TC-REG-01.</w:t>
-            </w:r>
-            <w:r>
-              <w:rPr>
-                <w:sz w:val="17"/>
-              </w:rPr>
-              <w:t>.02</w:t>
+              <w:t>FR-ADM-02, FR-CAT-08, FR-VIS-07, FR-VIS-15 · AD-03 · TC-ADM-02..04, TC-REG-01..02</w:t>
             </w:r>
           </w:p>
         </w:tc>
@@ -25791,7 +26376,13 @@
               <w:rPr>
                 <w:sz w:val="17"/>
               </w:rPr>
-              <w:t>• Staff creates or edits a category (name, description, parent, sort order, visibility, translations); slug is generated.</w:t>
+              <w:t xml:space="preserve">• Staff creates or edits a category (name, description, parent, sort order, visibility, </w:t>
+            </w:r>
+            <w:r>
+              <w:rPr>
+                <w:sz w:val="17"/>
+              </w:rPr>
+              <w:t>translations); slug is generated.</w:t>
             </w:r>
           </w:p>
           <w:p>
@@ -25907,7 +26498,10 @@
         <w:pStyle w:val="Heading3"/>
       </w:pPr>
       <w:r>
-        <w:t>4.5.4  UC-17 Restock inventory</w:t>
+        <w:t xml:space="preserve">4.5.4  UC-17 Restock </w:t>
+      </w:r>
+      <w:r>
+        <w:t>inventory</w:t>
       </w:r>
     </w:p>
     <w:tbl>
@@ -26053,41 +26647,35 @@
               <w:rPr>
                 <w:sz w:val="17"/>
               </w:rPr>
-              <w:t xml:space="preserve">• Staff opens Inventory: </w:t>
-            </w:r>
-            <w:r>
-              <w:rPr>
-                <w:sz w:val="17"/>
-              </w:rPr>
-              <w:t>summary cards (out of stock, low stock, total) and the list of active products with stock ≤ 10.</w:t>
-            </w:r>
-          </w:p>
-          <w:p>
-            <w:pPr>
-              <w:spacing w:after="0" w:line="240" w:lineRule="auto"/>
-            </w:pPr>
-            <w:r>
-              <w:rPr>
-                <w:sz w:val="17"/>
-              </w:rPr>
-              <w:t>• Staff types a new stock level and presses Save (PATCH /admin/products/:id/stock).</w:t>
-            </w:r>
-          </w:p>
-          <w:p>
-            <w:pPr>
-              <w:spacing w:after="0" w:line="240" w:lineRule="auto"/>
-            </w:pPr>
-            <w:r>
-              <w:rPr>
-                <w:sz w:val="17"/>
-              </w:rPr>
-              <w:t xml:space="preserve">• System stores the value; the list reloads and the product leaves the list </w:t>
-            </w:r>
-            <w:r>
-              <w:rPr>
-                <w:sz w:val="17"/>
-              </w:rPr>
-              <w:t>if stock &gt; 10.</w:t>
+              <w:t>• Staff opens Inventory: summary cards (out of stock, low stock, total) and the list of active products with stock ≤ 10.</w:t>
+            </w:r>
+          </w:p>
+          <w:p>
+            <w:pPr>
+              <w:spacing w:after="0" w:line="240" w:lineRule="auto"/>
+            </w:pPr>
+            <w:r>
+              <w:rPr>
+                <w:sz w:val="17"/>
+              </w:rPr>
+              <w:t xml:space="preserve">• Staff types a new stock level and presses Save (PATCH </w:t>
+            </w:r>
+            <w:r>
+              <w:rPr>
+                <w:sz w:val="17"/>
+              </w:rPr>
+              <w:t>/admin/products/:id/stock).</w:t>
+            </w:r>
+          </w:p>
+          <w:p>
+            <w:pPr>
+              <w:spacing w:after="0" w:line="240" w:lineRule="auto"/>
+            </w:pPr>
+            <w:r>
+              <w:rPr>
+                <w:sz w:val="17"/>
+              </w:rPr>
+              <w:t>• System stores the value; the list reloads and the product leaves the list if stock &gt; 10.</w:t>
             </w:r>
           </w:p>
         </w:tc>
@@ -26181,7 +26769,10 @@
         <w:pStyle w:val="Heading3"/>
       </w:pPr>
       <w:r>
-        <w:t>4.5.5  UC-18 Process orders</w:t>
+        <w:t xml:space="preserve">4.5.5  UC-18 Process </w:t>
+      </w:r>
+      <w:r>
+        <w:t>orders</w:t>
       </w:r>
     </w:p>
     <w:tbl>
@@ -26327,13 +26918,7 @@
               <w:rPr>
                 <w:sz w:val="17"/>
               </w:rPr>
-              <w:t xml:space="preserve">• Staff filters orders by status tab (with counts) </w:t>
-            </w:r>
-            <w:r>
-              <w:rPr>
-                <w:sz w:val="17"/>
-              </w:rPr>
-              <w:t>and search (order number, customer, e-mail).</w:t>
+              <w:t>• Staff filters orders by status tab (with counts) and search (order number, customer, e-mail).</w:t>
             </w:r>
           </w:p>
           <w:p>
@@ -26355,35 +26940,41 @@
               <w:rPr>
                 <w:sz w:val="17"/>
               </w:rPr>
-              <w:t>• Staff enters carrier and tracking number and saves.</w:t>
-            </w:r>
-          </w:p>
-          <w:p>
-            <w:pPr>
-              <w:spacing w:after="0" w:line="240" w:lineRule="auto"/>
-            </w:pPr>
-            <w:r>
-              <w:rPr>
-                <w:sz w:val="17"/>
-              </w:rPr>
-              <w:t xml:space="preserve">• Staff optionally writes a note and selects the next status (Mark as processing / </w:t>
-            </w:r>
-            <w:r>
-              <w:rPr>
-                <w:sz w:val="17"/>
-              </w:rPr>
-              <w:t>shipped / delivered / cancelled).</w:t>
-            </w:r>
-          </w:p>
-          <w:p>
-            <w:pPr>
-              <w:spacing w:after="0" w:line="240" w:lineRule="auto"/>
-            </w:pPr>
-            <w:r>
-              <w:rPr>
-                <w:sz w:val="17"/>
-              </w:rPr>
-              <w:t>• System validates the transition, appends to the timeline, and on delivered sets deliveredAt (COD → paid) or on cancelled restores stock and refunds.</w:t>
+              <w:t xml:space="preserve">• Staff enters carrier and tracking </w:t>
+            </w:r>
+            <w:r>
+              <w:rPr>
+                <w:sz w:val="17"/>
+              </w:rPr>
+              <w:t>number and saves.</w:t>
+            </w:r>
+          </w:p>
+          <w:p>
+            <w:pPr>
+              <w:spacing w:after="0" w:line="240" w:lineRule="auto"/>
+            </w:pPr>
+            <w:r>
+              <w:rPr>
+                <w:sz w:val="17"/>
+              </w:rPr>
+              <w:t>• Staff optionally writes a note and selects the next status (Mark as processing / shipped / delivered / cancelled).</w:t>
+            </w:r>
+          </w:p>
+          <w:p>
+            <w:pPr>
+              <w:spacing w:after="0" w:line="240" w:lineRule="auto"/>
+            </w:pPr>
+            <w:r>
+              <w:rPr>
+                <w:sz w:val="17"/>
+              </w:rPr>
+              <w:t xml:space="preserve">• System validates the transition, appends to the timeline, and on delivered sets deliveredAt (COD → paid) or on </w:t>
+            </w:r>
+            <w:r>
+              <w:rPr>
+                <w:sz w:val="17"/>
+              </w:rPr>
+              <w:t>cancelled restores stock and refunds.</w:t>
             </w:r>
           </w:p>
         </w:tc>
@@ -26433,13 +27024,7 @@
               <w:rPr>
                 <w:sz w:val="17"/>
               </w:rPr>
-              <w:t>• A2 Same st</w:t>
-            </w:r>
-            <w:r>
-              <w:rPr>
-                <w:sz w:val="17"/>
-              </w:rPr>
-              <w:t>atus → “unchanged”.</w:t>
+              <w:t>• A2 Same status → “unchanged”.</w:t>
             </w:r>
           </w:p>
         </w:tc>
@@ -26674,7 +27259,13 @@
               <w:rPr>
                 <w:sz w:val="17"/>
               </w:rPr>
-              <w:t>• Staff exports all customers as CSV (UTF-8 with BOM, localised headers).</w:t>
+              <w:t xml:space="preserve">• </w:t>
+            </w:r>
+            <w:r>
+              <w:rPr>
+                <w:sz w:val="17"/>
+              </w:rPr>
+              <w:t>Staff exports all customers as CSV (UTF-8 with BOM, localised headers).</w:t>
             </w:r>
           </w:p>
         </w:tc>
@@ -26713,13 +27304,7 @@
               <w:rPr>
                 <w:sz w:val="17"/>
               </w:rPr>
-              <w:t xml:space="preserve">A1 Target is a staff </w:t>
-            </w:r>
-            <w:r>
-              <w:rPr>
-                <w:sz w:val="17"/>
-              </w:rPr>
-              <w:t>account → 403.</w:t>
+              <w:t>A1 Target is a staff account → 403.</w:t>
             </w:r>
           </w:p>
         </w:tc>
@@ -26931,13 +27516,7 @@
               <w:rPr>
                 <w:sz w:val="17"/>
               </w:rPr>
-              <w:t xml:space="preserve">• Staff hides or publishes a review; the product </w:t>
-            </w:r>
-            <w:r>
-              <w:rPr>
-                <w:sz w:val="17"/>
-              </w:rPr>
-              <w:t>rating is recalculated from approved reviews.</w:t>
+              <w:t>• Staff hides or publishes a review; the product rating is recalculated from approved reviews.</w:t>
             </w:r>
           </w:p>
           <w:p>
@@ -26987,7 +27566,13 @@
               <w:rPr>
                 <w:sz w:val="17"/>
               </w:rPr>
-              <w:t>FR-REV-03, FR-REV-04 · AD-09 · TC-REV-04</w:t>
+              <w:t xml:space="preserve">FR-REV-03, FR-REV-04 · AD-09 · </w:t>
+            </w:r>
+            <w:r>
+              <w:rPr>
+                <w:sz w:val="17"/>
+              </w:rPr>
+              <w:t>TC-REV-04</w:t>
             </w:r>
           </w:p>
         </w:tc>
@@ -27149,24 +27734,24 @@
               <w:rPr>
                 <w:sz w:val="17"/>
               </w:rPr>
-              <w:t>• Staff creates a coupon:</w:t>
-            </w:r>
-            <w:r>
-              <w:rPr>
-                <w:sz w:val="17"/>
-              </w:rPr>
-              <w:t xml:space="preserve"> code (≥ 3, upper case), type percent/fixed, value, description, minimum purchase, maximum discount, usage limit, expiry, active.</w:t>
-            </w:r>
-          </w:p>
-          <w:p>
-            <w:pPr>
-              <w:spacing w:after="0" w:line="240" w:lineRule="auto"/>
-            </w:pPr>
-            <w:r>
-              <w:rPr>
-                <w:sz w:val="17"/>
-              </w:rPr>
-              <w:t>• Table shows usage (used / limit) and status Active, Paused or Expired.</w:t>
+              <w:t>• Staff creates a coupon: code (≥ 3, upper case), type percent/fixed, value, description, minimum purchase, maximum discount, usage limit, expiry, active.</w:t>
+            </w:r>
+          </w:p>
+          <w:p>
+            <w:pPr>
+              <w:spacing w:after="0" w:line="240" w:lineRule="auto"/>
+            </w:pPr>
+            <w:r>
+              <w:rPr>
+                <w:sz w:val="17"/>
+              </w:rPr>
+              <w:t xml:space="preserve">• Table shows </w:t>
+            </w:r>
+            <w:r>
+              <w:rPr>
+                <w:sz w:val="17"/>
+              </w:rPr>
+              <w:t>usage (used / limit) and status Active, Paused or Expired.</w:t>
             </w:r>
           </w:p>
           <w:p>
@@ -27362,7 +27947,14 @@
                 <w:b/>
                 <w:sz w:val="17"/>
               </w:rPr>
-              <w:t>Main scenario</w:t>
+              <w:t xml:space="preserve">Main </w:t>
+            </w:r>
+            <w:r>
+              <w:rPr>
+                <w:b/>
+                <w:sz w:val="17"/>
+              </w:rPr>
+              <w:t>scenario</w:t>
             </w:r>
           </w:p>
         </w:tc>
@@ -27378,13 +27970,7 @@
               <w:rPr>
                 <w:sz w:val="17"/>
               </w:rPr>
-              <w:t xml:space="preserve">• Staff creates a banner with title, subtitle, button text/link, placement (hero, promo, mobile), sort </w:t>
-            </w:r>
-            <w:r>
-              <w:rPr>
-                <w:sz w:val="17"/>
-              </w:rPr>
-              <w:t>order, image, live flag and translations.</w:t>
+              <w:t>• Staff creates a banner with title, subtitle, button text/link, placement (hero, promo, mobile), sort order, image, live flag and translations.</w:t>
             </w:r>
           </w:p>
           <w:p>
@@ -27596,7 +28182,13 @@
               <w:rPr>
                 <w:sz w:val="17"/>
               </w:rPr>
-              <w:t>• At server start, the scheduler loads the model and indexes products whose status is pending/unavailable or built by another model.</w:t>
+              <w:t>• At server start, the scheduler loads the model and indexes products whose status is pending/unavailable or built by another</w:t>
+            </w:r>
+            <w:r>
+              <w:rPr>
+                <w:sz w:val="17"/>
+              </w:rPr>
+              <w:t xml:space="preserve"> model.</w:t>
             </w:r>
           </w:p>
           <w:p>
@@ -27618,13 +28210,7 @@
               <w:rPr>
                 <w:sz w:val="17"/>
               </w:rPr>
-              <w:t xml:space="preserve">• Staff selects Rebuild </w:t>
-            </w:r>
-            <w:r>
-              <w:rPr>
-                <w:sz w:val="17"/>
-              </w:rPr>
-              <w:t>index (missing only) or Re-extract all (force); the page polls progress every 2 s.</w:t>
+              <w:t>• Staff selects Rebuild index (missing only) or Re-extract all (force); the page polls progress every 2 s.</w:t>
             </w:r>
           </w:p>
           <w:p>
@@ -27685,13 +28271,7 @@
               <w:rPr>
                 <w:sz w:val="17"/>
               </w:rPr>
-              <w:t xml:space="preserve">• A2 Job already running → 200 with current </w:t>
-            </w:r>
-            <w:r>
-              <w:rPr>
-                <w:sz w:val="17"/>
-              </w:rPr>
-              <w:t>job.</w:t>
+              <w:t>• A2 Job already running → 200 with current job.</w:t>
             </w:r>
           </w:p>
         </w:tc>
@@ -27904,24 +28484,24 @@
               <w:rPr>
                 <w:sz w:val="17"/>
               </w:rPr>
-              <w:t xml:space="preserve">• Super admin creates an </w:t>
-            </w:r>
-            <w:r>
-              <w:rPr>
-                <w:sz w:val="17"/>
-              </w:rPr>
-              <w:t>account: name, e-mail, password (≥ 6), role manager/admin, section permissions, active.</w:t>
-            </w:r>
-          </w:p>
-          <w:p>
-            <w:pPr>
-              <w:spacing w:after="0" w:line="240" w:lineRule="auto"/>
-            </w:pPr>
-            <w:r>
-              <w:rPr>
-                <w:sz w:val="17"/>
-              </w:rPr>
-              <w:t>• Super admin edits role, permissions, status or password; the affected user is signed out.</w:t>
+              <w:t>• Super admin creates an account: name, e-mail, password (≥ 6), role manager/admin, section permissions, active.</w:t>
+            </w:r>
+          </w:p>
+          <w:p>
+            <w:pPr>
+              <w:spacing w:after="0" w:line="240" w:lineRule="auto"/>
+            </w:pPr>
+            <w:r>
+              <w:rPr>
+                <w:sz w:val="17"/>
+              </w:rPr>
+              <w:t>• Super admin edits role, permissions, status or password</w:t>
+            </w:r>
+            <w:r>
+              <w:rPr>
+                <w:sz w:val="17"/>
+              </w:rPr>
+              <w:t>; the affected user is signed out.</w:t>
             </w:r>
           </w:p>
           <w:p>
@@ -27971,13 +28551,7 @@
               <w:rPr>
                 <w:sz w:val="17"/>
               </w:rPr>
-              <w:t xml:space="preserve">• A1 </w:t>
-            </w:r>
-            <w:r>
-              <w:rPr>
-                <w:sz w:val="17"/>
-              </w:rPr>
-              <w:t>Target is a super admin or oneself → 403.</w:t>
+              <w:t>• A1 Target is a super admin or oneself → 403.</w:t>
             </w:r>
           </w:p>
           <w:p>
@@ -28027,7 +28601,13 @@
               <w:rPr>
                 <w:sz w:val="17"/>
               </w:rPr>
-              <w:t>FR-AUTH-08, FR-AUTH-09, FR-ADM-07, FR-ADM-08 · AD-13 · TC-ADM-10, TC-ADM-11</w:t>
+              <w:t xml:space="preserve">FR-AUTH-08, FR-AUTH-09, FR-ADM-07, FR-ADM-08 · </w:t>
+            </w:r>
+            <w:r>
+              <w:rPr>
+                <w:sz w:val="17"/>
+              </w:rPr>
+              <w:t>AD-13 · TC-ADM-10, TC-ADM-11</w:t>
             </w:r>
           </w:p>
         </w:tc>
@@ -28042,7 +28622,7 @@
       <w:pPr>
         <w:pStyle w:val="Heading2"/>
       </w:pPr>
-      <w:bookmarkStart w:id="27" w:name="_Toc241225804"/>
+      <w:bookmarkStart w:id="27" w:name="_Toc241230409"/>
       <w:r>
         <w:t>4.6  Product-area use-case specifications</w:t>
       </w:r>
@@ -28102,15 +28682,7 @@
                 <w:color w:val="15803D"/>
                 <w:sz w:val="17"/>
               </w:rPr>
-              <w:t>Fi</w:t>
-            </w:r>
-            <w:r>
-              <w:rPr>
-                <w:b/>
-                <w:color w:val="15803D"/>
-                <w:sz w:val="17"/>
-              </w:rPr>
-              <w:t>eld</w:t>
+              <w:t>Field</w:t>
             </w:r>
           </w:p>
         </w:tc>
@@ -28285,52 +28857,52 @@
               <w:rPr>
                 <w:sz w:val="17"/>
               </w:rPr>
-              <w:t xml:space="preserve">• User drags inside the </w:t>
-            </w:r>
-            <w:r>
-              <w:rPr>
-                <w:sz w:val="17"/>
-              </w:rPr>
-              <w:t>box to move it, or drags a handle to resize it, or drags on the photo outside the box to draw a new one.</w:t>
-            </w:r>
-          </w:p>
-          <w:p>
-            <w:pPr>
-              <w:spacing w:after="0" w:line="240" w:lineRule="auto"/>
-            </w:pPr>
-            <w:r>
-              <w:rPr>
-                <w:sz w:val="17"/>
-              </w:rPr>
-              <w:t>• On release (web: pointer up; keyboard: 450 ms after the last key press) the client sends the photo with box = {x, y, w, h}.</w:t>
-            </w:r>
-          </w:p>
-          <w:p>
-            <w:pPr>
-              <w:spacing w:after="0" w:line="240" w:lineRule="auto"/>
-            </w:pPr>
-            <w:r>
-              <w:rPr>
-                <w:sz w:val="17"/>
-              </w:rPr>
-              <w:t>• System validates the bo</w:t>
-            </w:r>
-            <w:r>
-              <w:rPr>
-                <w:sz w:val="17"/>
-              </w:rPr>
-              <w:t>x, embeds only that area (no detection) and returns results with region.auto = false.</w:t>
-            </w:r>
-          </w:p>
-          <w:p>
-            <w:pPr>
-              <w:spacing w:after="0" w:line="240" w:lineRule="auto"/>
-            </w:pPr>
-            <w:r>
-              <w:rPr>
-                <w:sz w:val="17"/>
-              </w:rPr>
-              <w:t>• Client keeps the user's box and shows “Searching the area you selected.”</w:t>
+              <w:t>• User drags inside the box to move it, or drags a handle to resize it, or drags on the photo outside the box to draw a new one.</w:t>
+            </w:r>
+          </w:p>
+          <w:p>
+            <w:pPr>
+              <w:spacing w:after="0" w:line="240" w:lineRule="auto"/>
+            </w:pPr>
+            <w:r>
+              <w:rPr>
+                <w:sz w:val="17"/>
+              </w:rPr>
+              <w:t xml:space="preserve">• On release (web: pointer up; </w:t>
+            </w:r>
+            <w:r>
+              <w:rPr>
+                <w:sz w:val="17"/>
+              </w:rPr>
+              <w:t>keyboard: 450 ms after the last key press) the client sends the photo with box = {x, y, w, h}.</w:t>
+            </w:r>
+          </w:p>
+          <w:p>
+            <w:pPr>
+              <w:spacing w:after="0" w:line="240" w:lineRule="auto"/>
+            </w:pPr>
+            <w:r>
+              <w:rPr>
+                <w:sz w:val="17"/>
+              </w:rPr>
+              <w:t>• System validates the box, embeds only that area (no detection) and returns results with region.auto = false.</w:t>
+            </w:r>
+          </w:p>
+          <w:p>
+            <w:pPr>
+              <w:spacing w:after="0" w:line="240" w:lineRule="auto"/>
+            </w:pPr>
+            <w:r>
+              <w:rPr>
+                <w:sz w:val="17"/>
+              </w:rPr>
+              <w:t>• Client keeps the user's box and shows “Searching</w:t>
+            </w:r>
+            <w:r>
+              <w:rPr>
+                <w:sz w:val="17"/>
+              </w:rPr>
+              <w:t xml:space="preserve"> the area you selected.”</w:t>
             </w:r>
           </w:p>
         </w:tc>
@@ -28369,13 +28941,7 @@
               <w:rPr>
                 <w:sz w:val="17"/>
               </w:rPr>
-              <w:t>• A1 User selects “Use detected area” → search without box; the detector's box is</w:t>
-            </w:r>
-            <w:r>
-              <w:rPr>
-                <w:sz w:val="17"/>
-              </w:rPr>
-              <w:t xml:space="preserve"> shown again.</w:t>
+              <w:t>• A1 User selects “Use detected area” → search without box; the detector's box is shown again.</w:t>
             </w:r>
           </w:p>
           <w:p>
@@ -28397,7 +28963,13 @@
               <w:rPr>
                 <w:sz w:val="17"/>
               </w:rPr>
-              <w:t>• A3 Box malformed → HTTP 400 “The search area must be {x, y, w, h} fractions of the photo”.</w:t>
+              <w:t xml:space="preserve">• A3 Box malformed → HTTP 400 “The search area must be {x, y, </w:t>
+            </w:r>
+            <w:r>
+              <w:rPr>
+                <w:sz w:val="17"/>
+              </w:rPr>
+              <w:t>w, h} fractions of the photo”.</w:t>
             </w:r>
           </w:p>
         </w:tc>
@@ -28475,13 +29047,7 @@
               <w:rPr>
                 <w:sz w:val="17"/>
               </w:rPr>
-              <w:t xml:space="preserve">FR-VIS-12, FR-VIS-13, </w:t>
-            </w:r>
-            <w:r>
-              <w:rPr>
-                <w:sz w:val="17"/>
-              </w:rPr>
-              <w:t>FR-VIS-20 · SF-04, AN-09 · TC-REG-04..08, TC-UI-02..04</w:t>
+              <w:t>FR-VIS-12, FR-VIS-13, FR-VIS-20 · SF-04, AN-09 · TC-REG-04..08, TC-UI-02..04</w:t>
             </w:r>
           </w:p>
         </w:tc>
@@ -28682,13 +29248,13 @@
               <w:rPr>
                 <w:sz w:val="17"/>
               </w:rPr>
-              <w:t xml:space="preserve">• </w:t>
-            </w:r>
-            <w:r>
-              <w:rPr>
-                <w:sz w:val="17"/>
-              </w:rPr>
-              <w:t>Staff uploads images in the product form; for each new image the panel calls POST /admin/visual-search/detect and shows a green box on the thumbnail.</w:t>
+              <w:t>• Staff uploads images in the product form; for each new image the panel calls POST /admin/visual-search/detect and shows a green box o</w:t>
+            </w:r>
+            <w:r>
+              <w:rPr>
+                <w:sz w:val="17"/>
+              </w:rPr>
+              <w:t>n the thumbnail.</w:t>
             </w:r>
           </w:p>
           <w:p>
@@ -28710,24 +29276,24 @@
               <w:rPr>
                 <w:sz w:val="17"/>
               </w:rPr>
-              <w:t>• Staf</w:t>
-            </w:r>
-            <w:r>
-              <w:rPr>
-                <w:sz w:val="17"/>
-              </w:rPr>
-              <w:t>f moves or resizes the box (badge changes to “Adjusted by you”), or chooses Detect again / Use whole image, then Done.</w:t>
-            </w:r>
-          </w:p>
-          <w:p>
-            <w:pPr>
-              <w:spacing w:after="0" w:line="240" w:lineRule="auto"/>
-            </w:pPr>
-            <w:r>
-              <w:rPr>
-                <w:sz w:val="17"/>
-              </w:rPr>
-              <w:t>• Staff saves the product; the API stores imageRegions (manual ones with auto = false) and re-indexes the images whose area changed.</w:t>
+              <w:t>• Staff moves or resizes the box (badge changes to “Adjusted by you”), or chooses Detect again / Use whole image, then Done.</w:t>
+            </w:r>
+          </w:p>
+          <w:p>
+            <w:pPr>
+              <w:spacing w:after="0" w:line="240" w:lineRule="auto"/>
+            </w:pPr>
+            <w:r>
+              <w:rPr>
+                <w:sz w:val="17"/>
+              </w:rPr>
+              <w:t xml:space="preserve">• Staff saves </w:t>
+            </w:r>
+            <w:r>
+              <w:rPr>
+                <w:sz w:val="17"/>
+              </w:rPr>
+              <w:t>the product; the API stores imageRegions (manual ones with auto = false) and re-indexes the images whose area changed.</w:t>
             </w:r>
           </w:p>
         </w:tc>
@@ -28750,14 +29316,7 @@
                 <w:b/>
                 <w:sz w:val="17"/>
               </w:rPr>
-              <w:t>Alt</w:t>
-            </w:r>
-            <w:r>
-              <w:rPr>
-                <w:b/>
-                <w:sz w:val="17"/>
-              </w:rPr>
-              <w:t>ernatives</w:t>
+              <w:t>Alternatives</w:t>
             </w:r>
           </w:p>
         </w:tc>
@@ -28862,13 +29421,7 @@
               <w:rPr>
                 <w:sz w:val="17"/>
               </w:rPr>
-              <w:t xml:space="preserve">FR-VIS-15, FR-VIS-16, FR-VIS-18 · </w:t>
-            </w:r>
-            <w:r>
-              <w:rPr>
-                <w:sz w:val="17"/>
-              </w:rPr>
-              <w:t>AD-03 · TC-REG-09..12, TC-UI-06</w:t>
+              <w:t>FR-VIS-15, FR-VIS-16, FR-VIS-18 · AD-03 · TC-REG-09..12, TC-UI-06</w:t>
             </w:r>
           </w:p>
         </w:tc>
@@ -28888,7 +29441,7 @@
       <w:pPr>
         <w:pStyle w:val="Heading1"/>
       </w:pPr>
-      <w:bookmarkStart w:id="28" w:name="_Toc241225805"/>
+      <w:bookmarkStart w:id="28" w:name="_Toc241230410"/>
       <w:r>
         <w:lastRenderedPageBreak/>
         <w:t>Appendix A – Requirements traceability matrix</w:t>
@@ -28897,7 +29450,10 @@
     </w:p>
     <w:p>
       <w:r>
-        <w:t>Forward traceability from requirement groups to use cases, screens, code and tests (bidirectional traceability as required by ISO/IEC/IEEE 29148).</w:t>
+        <w:t xml:space="preserve">Forward traceability from requirement groups to use </w:t>
+      </w:r>
+      <w:r>
+        <w:t>cases, screens, code and tests (bidirectional traceability as required by ISO/IEC/IEEE 29148).</w:t>
       </w:r>
     </w:p>
     <w:p>
@@ -28906,10 +29462,7 @@
         <w:keepNext/>
       </w:pPr>
       <w:r>
-        <w:t>Table 10 – Traceability mat</w:t>
-      </w:r>
-      <w:r>
-        <w:t>rix</w:t>
+        <w:t>Table 10 – Traceability matrix</w:t>
       </w:r>
     </w:p>
     <w:tbl>
@@ -29268,7 +29821,13 @@
               <w:rPr>
                 <w:sz w:val="16"/>
               </w:rPr>
-              <w:t>SF-01..03, AN-05, AN-06, AN-08, AN-10</w:t>
+              <w:t>SF-01..03,</w:t>
+            </w:r>
+            <w:r>
+              <w:rPr>
+                <w:sz w:val="16"/>
+              </w:rPr>
+              <w:t xml:space="preserve"> AN-05, AN-06, AN-08, AN-10</w:t>
             </w:r>
           </w:p>
         </w:tc>
@@ -29461,13 +30020,7 @@
               <w:rPr>
                 <w:sz w:val="16"/>
               </w:rPr>
-              <w:t xml:space="preserve">regionDetect.js, RegionSelector.jsx, RegionDetector.java, </w:t>
-            </w:r>
-            <w:r>
-              <w:rPr>
-                <w:sz w:val="16"/>
-              </w:rPr>
-              <w:t>RegionSelectorView.java</w:t>
+              <w:t>regionDetect.js, RegionSelector.jsx, RegionDetector.java, RegionSelectorView.java</w:t>
             </w:r>
           </w:p>
         </w:tc>
@@ -29506,7 +30059,7 @@
               <w:rPr>
                 <w:sz w:val="16"/>
               </w:rPr>
-              <w:t>FR-CART-01..08</w:t>
+              <w:t>FR-VIS-21..24, NFR-FS-03</w:t>
             </w:r>
           </w:p>
         </w:tc>
@@ -29523,7 +30076,7 @@
               <w:rPr>
                 <w:sz w:val="16"/>
               </w:rPr>
-              <w:t>UC-07, UC-11</w:t>
+              <w:t>UC-05, UC-25, UC-26</w:t>
             </w:r>
           </w:p>
         </w:tc>
@@ -29540,7 +30093,7 @@
               <w:rPr>
                 <w:sz w:val="16"/>
               </w:rPr>
-              <w:t>SF-05, SF-11, AN-07, AN-18</w:t>
+              <w:t>SF-04, AD-03, AN-09</w:t>
             </w:r>
           </w:p>
         </w:tc>
@@ -29557,7 +30110,13 @@
               <w:rPr>
                 <w:sz w:val="16"/>
               </w:rPr>
-              <w:t>cart.controller, pricing.service, Coupon model, cartStore</w:t>
+              <w:t xml:space="preserve">sam2.service.js, </w:t>
+            </w:r>
+            <w:r>
+              <w:rPr>
+                <w:sz w:val="16"/>
+              </w:rPr>
+              <w:t>regionDetect.boxFromMask, visualSearch.locate, VisualSearch.jsx, VisualSearchActivity</w:t>
             </w:r>
           </w:p>
         </w:tc>
@@ -29574,7 +30133,7 @@
               <w:rPr>
                 <w:sz w:val="16"/>
               </w:rPr>
-              <w:t>TC-CART-01..09</w:t>
+              <w:t>TC-SAM-01..07, TC-UI-07..08</w:t>
             </w:r>
           </w:p>
         </w:tc>
@@ -29596,7 +30155,7 @@
               <w:rPr>
                 <w:sz w:val="16"/>
               </w:rPr>
-              <w:t>FR-ORD-01..10</w:t>
+              <w:t>FR-CART-01..08</w:t>
             </w:r>
           </w:p>
         </w:tc>
@@ -29612,7 +30171,7 @@
               <w:rPr>
                 <w:sz w:val="16"/>
               </w:rPr>
-              <w:t>UC-08, UC-09, UC-18</w:t>
+              <w:t>UC-07, UC-11</w:t>
             </w:r>
           </w:p>
         </w:tc>
@@ -29628,19 +30187,29 @@
               <w:rPr>
                 <w:sz w:val="16"/>
               </w:rPr>
-              <w:t xml:space="preserve">SF-06..09, AN-11..14, </w:t>
-            </w:r>
+              <w:t>SF-05, SF-11, AN-07, AN-18</w:t>
+            </w:r>
+          </w:p>
+        </w:tc>
+        <w:tc>
+          <w:tcPr>
+            <w:tcW w:w="2948" w:type="dxa"/>
+          </w:tcPr>
+          <w:p>
+            <w:pPr>
+              <w:spacing w:after="0" w:line="240" w:lineRule="auto"/>
+            </w:pPr>
             <w:r>
               <w:rPr>
                 <w:sz w:val="16"/>
               </w:rPr>
-              <w:t>AD-06</w:t>
-            </w:r>
-          </w:p>
-        </w:tc>
-        <w:tc>
-          <w:tcPr>
-            <w:tcW w:w="2948" w:type="dxa"/>
+              <w:t>cart.controller, pricing.service, Coupon model, cartStore</w:t>
+            </w:r>
+          </w:p>
+        </w:tc>
+        <w:tc>
+          <w:tcPr>
+            <w:tcW w:w="1474" w:type="dxa"/>
           </w:tcPr>
           <w:p>
             <w:pPr>
@@ -29650,23 +30219,7 @@
               <w:rPr>
                 <w:sz w:val="16"/>
               </w:rPr>
-              <w:t>order.controller, admin.controller (orders), payment.service, utils/transaction</w:t>
-            </w:r>
-          </w:p>
-        </w:tc>
-        <w:tc>
-          <w:tcPr>
-            <w:tcW w:w="1474" w:type="dxa"/>
-          </w:tcPr>
-          <w:p>
-            <w:pPr>
-              <w:spacing w:after="0" w:line="240" w:lineRule="auto"/>
-            </w:pPr>
-            <w:r>
-              <w:rPr>
-                <w:sz w:val="16"/>
-              </w:rPr>
-              <w:t>TC-ORD-01..14</w:t>
+              <w:t>TC-CART-01..09</w:t>
             </w:r>
           </w:p>
         </w:tc>
@@ -29689,7 +30242,7 @@
               <w:rPr>
                 <w:sz w:val="16"/>
               </w:rPr>
-              <w:t>FR-REV-01..04</w:t>
+              <w:t>FR-ORD-01..10</w:t>
             </w:r>
           </w:p>
         </w:tc>
@@ -29706,7 +30259,7 @@
               <w:rPr>
                 <w:sz w:val="16"/>
               </w:rPr>
-              <w:t>UC-10, UC-20</w:t>
+              <w:t>UC-08, UC-09, UC-18</w:t>
             </w:r>
           </w:p>
         </w:tc>
@@ -29723,7 +30276,7 @@
               <w:rPr>
                 <w:sz w:val="16"/>
               </w:rPr>
-              <w:t>SF-03, AN-10, AD-09</w:t>
+              <w:t>SF-06..09, AN-11..14, AD-06</w:t>
             </w:r>
           </w:p>
         </w:tc>
@@ -29740,7 +30293,7 @@
               <w:rPr>
                 <w:sz w:val="16"/>
               </w:rPr>
-              <w:t>review.controller, Review.syncProductRating</w:t>
+              <w:t>order.controller, admin.controller (orders), payment.service, utils/transaction</w:t>
             </w:r>
           </w:p>
         </w:tc>
@@ -29757,7 +30310,7 @@
               <w:rPr>
                 <w:sz w:val="16"/>
               </w:rPr>
-              <w:t>TC-REV-01..04</w:t>
+              <w:t>TC-ORD-01..14</w:t>
             </w:r>
           </w:p>
         </w:tc>
@@ -29779,7 +30332,7 @@
               <w:rPr>
                 <w:sz w:val="16"/>
               </w:rPr>
-              <w:t>FR-ADM-01..08</w:t>
+              <w:t>FR-REV-01..04</w:t>
             </w:r>
           </w:p>
         </w:tc>
@@ -29795,7 +30348,7 @@
               <w:rPr>
                 <w:sz w:val="16"/>
               </w:rPr>
-              <w:t>UC-14..UC-22, UC-24</w:t>
+              <w:t>UC-10, UC-20</w:t>
             </w:r>
           </w:p>
         </w:tc>
@@ -29811,7 +30364,7 @@
               <w:rPr>
                 <w:sz w:val="16"/>
               </w:rPr>
-              <w:t>AD-02..AD-13</w:t>
+              <w:t>SF-03, AN-10, AD-09</w:t>
             </w:r>
           </w:p>
         </w:tc>
@@ -29827,7 +30380,7 @@
               <w:rPr>
                 <w:sz w:val="16"/>
               </w:rPr>
-              <w:t>admin.controller, staff.controller, upload.controller</w:t>
+              <w:t>review.controller, Review.syncProductRating</w:t>
             </w:r>
           </w:p>
         </w:tc>
@@ -29843,7 +30396,7 @@
               <w:rPr>
                 <w:sz w:val="16"/>
               </w:rPr>
-              <w:t>TC-ADM-01..11</w:t>
+              <w:t>TC-REV-01..04</w:t>
             </w:r>
           </w:p>
         </w:tc>
@@ -29866,7 +30419,7 @@
               <w:rPr>
                 <w:sz w:val="16"/>
               </w:rPr>
-              <w:t>FR-I18N-01..02</w:t>
+              <w:t>FR-ADM-01..08</w:t>
             </w:r>
           </w:p>
         </w:tc>
@@ -29883,7 +30436,7 @@
               <w:rPr>
                 <w:sz w:val="16"/>
               </w:rPr>
-              <w:t>UC-13</w:t>
+              <w:t>UC-14..UC-22, UC-24</w:t>
             </w:r>
           </w:p>
         </w:tc>
@@ -29900,7 +30453,7 @@
               <w:rPr>
                 <w:sz w:val="16"/>
               </w:rPr>
-              <w:t>All</w:t>
+              <w:t>AD-02..AD-13</w:t>
             </w:r>
           </w:p>
         </w:tc>
@@ -29917,7 +30470,7 @@
               <w:rPr>
                 <w:sz w:val="16"/>
               </w:rPr>
-              <w:t>middleware/locale, i18n/*, LocaleManager</w:t>
+              <w:t>admin.controller, staff.controller, upload.controller</w:t>
             </w:r>
           </w:p>
         </w:tc>
@@ -29934,7 +30487,7 @@
               <w:rPr>
                 <w:sz w:val="16"/>
               </w:rPr>
-              <w:t>TC-I18N-01..03</w:t>
+              <w:t>TC-ADM-01..11</w:t>
             </w:r>
           </w:p>
         </w:tc>
@@ -29956,7 +30509,7 @@
               <w:rPr>
                 <w:sz w:val="16"/>
               </w:rPr>
-              <w:t>NFR-SE-01..05</w:t>
+              <w:t>FR-I18N-01..02</w:t>
             </w:r>
           </w:p>
         </w:tc>
@@ -29972,7 +30525,7 @@
               <w:rPr>
                 <w:sz w:val="16"/>
               </w:rPr>
-              <w:t>—</w:t>
+              <w:t>UC-13</w:t>
             </w:r>
           </w:p>
         </w:tc>
@@ -29988,7 +30541,7 @@
               <w:rPr>
                 <w:sz w:val="16"/>
               </w:rPr>
-              <w:t>—</w:t>
+              <w:t>All</w:t>
             </w:r>
           </w:p>
         </w:tc>
@@ -30004,7 +30557,7 @@
               <w:rPr>
                 <w:sz w:val="16"/>
               </w:rPr>
-              <w:t>User model, app.js, rateLimit, SessionManager</w:t>
+              <w:t>middleware/locale, i18n/*, LocaleManager</w:t>
             </w:r>
           </w:p>
         </w:tc>
@@ -30020,7 +30573,7 @@
               <w:rPr>
                 <w:sz w:val="16"/>
               </w:rPr>
-              <w:t>TC-NFR-01, 02</w:t>
+              <w:t>TC-I18N-01..03</w:t>
             </w:r>
           </w:p>
         </w:tc>
@@ -30043,7 +30596,7 @@
               <w:rPr>
                 <w:sz w:val="16"/>
               </w:rPr>
-              <w:t>NFR-PE-01..03</w:t>
+              <w:t>NFR-SE-01..05</w:t>
             </w:r>
           </w:p>
         </w:tc>
@@ -30094,13 +30647,13 @@
               <w:rPr>
                 <w:sz w:val="16"/>
               </w:rPr>
-              <w:t>indexes,</w:t>
+              <w:t xml:space="preserve">User model, app.js, </w:t>
             </w:r>
             <w:r>
               <w:rPr>
                 <w:sz w:val="16"/>
               </w:rPr>
-              <w:t xml:space="preserve"> visualSearch matrix</w:t>
+              <w:t>rateLimit, SessionManager</w:t>
             </w:r>
           </w:p>
         </w:tc>
@@ -30117,7 +30670,7 @@
               <w:rPr>
                 <w:sz w:val="16"/>
               </w:rPr>
-              <w:t>TC-NFR-03</w:t>
+              <w:t>TC-NFR-01, 02</w:t>
             </w:r>
           </w:p>
         </w:tc>
@@ -30139,6 +30692,93 @@
               <w:rPr>
                 <w:sz w:val="16"/>
               </w:rPr>
+              <w:t>NFR-PE-01..03</w:t>
+            </w:r>
+          </w:p>
+        </w:tc>
+        <w:tc>
+          <w:tcPr>
+            <w:tcW w:w="1587" w:type="dxa"/>
+          </w:tcPr>
+          <w:p>
+            <w:pPr>
+              <w:spacing w:after="0" w:line="240" w:lineRule="auto"/>
+            </w:pPr>
+            <w:r>
+              <w:rPr>
+                <w:sz w:val="16"/>
+              </w:rPr>
+              <w:t>—</w:t>
+            </w:r>
+          </w:p>
+        </w:tc>
+        <w:tc>
+          <w:tcPr>
+            <w:tcW w:w="2041" w:type="dxa"/>
+          </w:tcPr>
+          <w:p>
+            <w:pPr>
+              <w:spacing w:after="0" w:line="240" w:lineRule="auto"/>
+            </w:pPr>
+            <w:r>
+              <w:rPr>
+                <w:sz w:val="16"/>
+              </w:rPr>
+              <w:t>—</w:t>
+            </w:r>
+          </w:p>
+        </w:tc>
+        <w:tc>
+          <w:tcPr>
+            <w:tcW w:w="2948" w:type="dxa"/>
+          </w:tcPr>
+          <w:p>
+            <w:pPr>
+              <w:spacing w:after="0" w:line="240" w:lineRule="auto"/>
+            </w:pPr>
+            <w:r>
+              <w:rPr>
+                <w:sz w:val="16"/>
+              </w:rPr>
+              <w:t>indexes, visualSearch matrix</w:t>
+            </w:r>
+          </w:p>
+        </w:tc>
+        <w:tc>
+          <w:tcPr>
+            <w:tcW w:w="1474" w:type="dxa"/>
+          </w:tcPr>
+          <w:p>
+            <w:pPr>
+              <w:spacing w:after="0" w:line="240" w:lineRule="auto"/>
+            </w:pPr>
+            <w:r>
+              <w:rPr>
+                <w:sz w:val="16"/>
+              </w:rPr>
+              <w:t>TC-NFR-03</w:t>
+            </w:r>
+          </w:p>
+        </w:tc>
+      </w:tr>
+      <w:tr>
+        <w:trPr>
+          <w:cantSplit/>
+          <w:jc w:val="center"/>
+        </w:trPr>
+        <w:tc>
+          <w:tcPr>
+            <w:tcW w:w="1587" w:type="dxa"/>
+            <w:shd w:val="clear" w:color="auto" w:fill="F7FBF8"/>
+          </w:tcPr>
+          <w:p>
+            <w:pPr>
+              <w:spacing w:after="0" w:line="240" w:lineRule="auto"/>
+            </w:pPr>
+            <w:r>
+              <w:rPr>
+                <w:sz w:val="16"/>
+              </w:rPr>
               <w:t>NFR-PE-04, NFR-FS-02, NFR-CO-02, NFR-IU-04</w:t>
             </w:r>
           </w:p>
@@ -30146,6 +30786,7 @@
         <w:tc>
           <w:tcPr>
             <w:tcW w:w="1587" w:type="dxa"/>
+            <w:shd w:val="clear" w:color="auto" w:fill="F7FBF8"/>
           </w:tcPr>
           <w:p>
             <w:pPr>
@@ -30162,6 +30803,7 @@
         <w:tc>
           <w:tcPr>
             <w:tcW w:w="2041" w:type="dxa"/>
+            <w:shd w:val="clear" w:color="auto" w:fill="F7FBF8"/>
           </w:tcPr>
           <w:p>
             <w:pPr>
@@ -30178,6 +30820,7 @@
         <w:tc>
           <w:tcPr>
             <w:tcW w:w="2948" w:type="dxa"/>
+            <w:shd w:val="clear" w:color="auto" w:fill="F7FBF8"/>
           </w:tcPr>
           <w:p>
             <w:pPr>
@@ -30194,6 +30837,7 @@
         <w:tc>
           <w:tcPr>
             <w:tcW w:w="1474" w:type="dxa"/>
+            <w:shd w:val="clear" w:color="auto" w:fill="F7FBF8"/>
           </w:tcPr>
           <w:p>
             <w:pPr>
@@ -30303,7 +30947,7 @@
         <w:noProof/>
         <w:sz w:val="17"/>
       </w:rPr>
-      <w:t>23</w:t>
+      <w:t>24</w:t>
     </w:r>
     <w:r>
       <w:rPr>
@@ -30341,7 +30985,7 @@
         <w:noProof/>
         <w:sz w:val="17"/>
       </w:rPr>
-      <w:t>23</w:t>
+      <w:t>24</w:t>
     </w:r>
     <w:r>
       <w:rPr>
@@ -30397,14 +31041,7 @@
         <w:color w:val="52606D"/>
         <w:sz w:val="17"/>
       </w:rPr>
-      <w:t xml:space="preserve">ShopWorld – </w:t>
-    </w:r>
-    <w:r>
-      <w:rPr>
-        <w:color w:val="52606D"/>
-        <w:sz w:val="17"/>
-      </w:rPr>
-      <w:t>Software Requirements Specification</w:t>
+      <w:t>ShopWorld – Software Requirements Specification</w:t>
     </w:r>
     <w:r>
       <w:tab/>
@@ -42016,7 +42653,7 @@
     <w:autoRedefine/>
     <w:uiPriority w:val="39"/>
     <w:unhideWhenUsed/>
-    <w:rsid w:val="00AE02C0"/>
+    <w:rsid w:val="002E6B6E"/>
   </w:style>
   <w:style w:type="paragraph" w:styleId="TOC2">
     <w:name w:val="toc 2"/>
@@ -42025,7 +42662,7 @@
     <w:autoRedefine/>
     <w:uiPriority w:val="39"/>
     <w:unhideWhenUsed/>
-    <w:rsid w:val="00AE02C0"/>
+    <w:rsid w:val="002E6B6E"/>
     <w:pPr>
       <w:ind w:left="210"/>
     </w:pPr>
@@ -42035,7 +42672,7 @@
     <w:basedOn w:val="DefaultParagraphFont"/>
     <w:uiPriority w:val="99"/>
     <w:unhideWhenUsed/>
-    <w:rsid w:val="00AE02C0"/>
+    <w:rsid w:val="002E6B6E"/>
     <w:rPr>
       <w:color w:val="0000FF" w:themeColor="hyperlink"/>
       <w:u w:val="single"/>
@@ -42369,7 +43006,7 @@
 </file>
 
 <file path=customXml/itemProps1.xml><?xml version="1.0" encoding="utf-8"?>
-<ds:datastoreItem xmlns:ds="http://schemas.openxmlformats.org/officeDocument/2006/customXml" ds:itemID="{59312E4C-3C1F-4A49-8DEB-D08F1A77CB12}">
+<ds:datastoreItem xmlns:ds="http://schemas.openxmlformats.org/officeDocument/2006/customXml" ds:itemID="{31E61376-94A2-4502-88C9-E77CA0A581B5}">
   <ds:schemaRefs>
     <ds:schemaRef ds:uri="http://schemas.openxmlformats.org/officeDocument/2006/bibliography"/>
   </ds:schemaRefs>
